--- a/03/docs/answer/answer.docx
+++ b/03/docs/answer/answer.docx
@@ -165,7 +165,7 @@
               <w:rPr>
                 <w:rFonts w:hint="eastAsia"/>
               </w:rPr>
-              <w:t xml:space="preserve">作业编号</w:t>
+              <w:t xml:space="preserve">源题编号</w:t>
             </w:r>
           </w:p>
         </w:tc>
@@ -197,38 +197,6 @@
               <w:rPr>
                 <w:rFonts w:hint="eastAsia"/>
               </w:rPr>
-              <w:t xml:space="preserve">作业目录</w:t>
-            </w:r>
-          </w:p>
-        </w:tc>
-        <w:tc>
-          <w:tcPr/>
-          <w:p>
-            <w:pPr>
-              <w:pStyle w:val="Compact"/>
-              <w:jc w:val="left"/>
-            </w:pPr>
-            <w:r>
-              <w:rPr>
-                <w:rStyle w:val="VerbatimChar"/>
-              </w:rPr>
-              <w:t xml:space="preserve">HW/03</w:t>
-            </w:r>
-          </w:p>
-        </w:tc>
-      </w:tr>
-      <w:tr>
-        <w:tc>
-          <w:tcPr/>
-          <w:p>
-            <w:pPr>
-              <w:pStyle w:val="Compact"/>
-              <w:jc w:val="left"/>
-            </w:pPr>
-            <w:r>
-              <w:rPr>
-                <w:rFonts w:hint="eastAsia"/>
-              </w:rPr>
               <w:t xml:space="preserve">学生姓名</w:t>
             </w:r>
           </w:p>
@@ -345,50 +313,6 @@
                 <w:rFonts w:hint="eastAsia"/>
               </w:rPr>
               <w:t xml:space="preserve">统计绘图程序</w:t>
-            </w:r>
-          </w:p>
-        </w:tc>
-      </w:tr>
-      <w:tr>
-        <w:tc>
-          <w:tcPr/>
-          <w:p>
-            <w:pPr>
-              <w:pStyle w:val="Compact"/>
-              <w:jc w:val="left"/>
-            </w:pPr>
-            <w:r>
-              <w:rPr>
-                <w:rFonts w:hint="eastAsia"/>
-              </w:rPr>
-              <w:t xml:space="preserve">报告说明</w:t>
-            </w:r>
-          </w:p>
-        </w:tc>
-        <w:tc>
-          <w:tcPr/>
-          <w:p>
-            <w:pPr>
-              <w:pStyle w:val="Compact"/>
-              <w:jc w:val="left"/>
-            </w:pPr>
-            <w:r>
-              <w:rPr>
-                <w:rFonts w:hint="eastAsia"/>
-              </w:rPr>
-              <w:t xml:space="preserve">正文按题目编号组织，图表与实验统计对应同一批运行结果，完整实现保留于</w:t>
-            </w:r>
-            <w:r>
-              <w:t xml:space="preserve"> </w:t>
-            </w:r>
-            <w:r>
-              <w:rPr>
-                <w:rStyle w:val="VerbatimChar"/>
-              </w:rPr>
-              <w:t xml:space="preserve">scripts/</w:t>
-            </w:r>
-            <w:r>
-              <w:t xml:space="preserve">。</w:t>
             </w:r>
           </w:p>
         </w:tc>

--- a/03/docs/answer/answer.docx
+++ b/03/docs/answer/answer.docx
@@ -318,12 +318,28 @@
         </w:tc>
       </w:tr>
     </w:tbl>
-    <w:bookmarkStart w:id="25" w:name="二次方程小根的相消误差分析"/>
+    <w:bookmarkStart w:id="12" w:name="i.-二次方程小根的相消误差分析"/>
     <w:p>
       <w:pPr>
         <w:pStyle w:val="Heading1"/>
       </w:pPr>
       <w:r>
+        <w:t xml:space="preserve">I. </w:t>
+      </w:r>
+      <w:r>
+        <w:rPr>
+          <w:rFonts w:hint="eastAsia"/>
+        </w:rPr>
+        <w:t xml:space="preserve">二次方程小根的相消误差分析</w:t>
+      </w:r>
+    </w:p>
+    <w:bookmarkEnd w:id="12"/>
+    <w:bookmarkStart w:id="28" w:name="problem-1二次方程小根的相消误差分析"/>
+    <w:p>
+      <w:pPr>
+        <w:pStyle w:val="Heading1"/>
+      </w:pPr>
+      <w:r>
         <w:rPr>
           <w:rStyle w:val="SectionNumber"/>
         </w:rPr>
@@ -333,13 +349,68 @@
         <w:tab/>
       </w:r>
       <w:r>
-        <w:rPr>
-          <w:rFonts w:hint="eastAsia"/>
-        </w:rPr>
-        <w:t xml:space="preserve">二次方程小根的相消误差分析</w:t>
-      </w:r>
-    </w:p>
-    <w:bookmarkStart w:id="15" w:name="题目陈述"/>
+        <w:t xml:space="preserve">Problem </w:t>
+      </w:r>
+      <w:r>
+        <w:rPr>
+          <w:rFonts w:hint="eastAsia"/>
+        </w:rPr>
+        <w:t xml:space="preserve">1：二次方程小根的相消误差分析</w:t>
+      </w:r>
+    </w:p>
+    <w:p>
+      <w:pPr>
+        <w:pStyle w:val="FirstParagraph"/>
+      </w:pPr>
+      <w:r>
+        <w:rPr>
+          <w:rFonts w:hint="eastAsia"/>
+        </w:rPr>
+        <w:t xml:space="preserve">相关脚本：</w:t>
+      </w:r>
+    </w:p>
+    <w:p>
+      <w:pPr>
+        <w:pStyle w:val="Compact"/>
+        <w:numPr>
+          <w:ilvl w:val="0"/>
+          <w:numId w:val="1001"/>
+        </w:numPr>
+      </w:pPr>
+      <w:hyperlink r:id="rId13">
+        <w:r>
+          <w:rPr>
+            <w:rStyle w:val="Hyperlink"/>
+            <w:rFonts w:hint="eastAsia"/>
+          </w:rPr>
+          <w:t xml:space="preserve">本地</w:t>
+        </w:r>
+        <w:r>
+          <w:rPr>
+            <w:rStyle w:val="Hyperlink"/>
+          </w:rPr>
+          <w:t xml:space="preserve"> scripts/problem1.c</w:t>
+        </w:r>
+      </w:hyperlink>
+    </w:p>
+    <w:p>
+      <w:pPr>
+        <w:pStyle w:val="Compact"/>
+        <w:numPr>
+          <w:ilvl w:val="0"/>
+          <w:numId w:val="1001"/>
+        </w:numPr>
+      </w:pPr>
+      <w:hyperlink r:id="rId14">
+        <w:r>
+          <w:rPr>
+            <w:rStyle w:val="Hyperlink"/>
+          </w:rPr>
+          <w:t xml:space="preserve">GitHub scripts/problem1.c</w:t>
+        </w:r>
+      </w:hyperlink>
+    </w:p>
+    <w:bookmarkStart w:id="18" w:name="待求问题"/>
     <w:p>
       <w:pPr>
         <w:pStyle w:val="Heading2"/>
@@ -357,7 +428,7 @@
         <w:rPr>
           <w:rFonts w:hint="eastAsia"/>
         </w:rPr>
-        <w:t xml:space="preserve">题目陈述</w:t>
+        <w:t xml:space="preserve">待求问题</w:t>
       </w:r>
     </w:p>
     <w:p>
@@ -724,7 +795,7 @@
         <w:t xml:space="preserve">的计算将涉及两个接近量之间的相减。</w:t>
       </w:r>
     </w:p>
-    <w:bookmarkStart w:id="12" w:name="b100-附近的误差考察"/>
+    <w:bookmarkStart w:id="15" w:name="b100-附近的误差考察"/>
     <w:p>
       <w:pPr>
         <w:pStyle w:val="Heading3"/>
@@ -744,6 +815,43 @@
       <w:r>
         <w:t xml:space="preserve"> </w:t>
       </w:r>
+      <m:oMath>
+        <m:r>
+          <m:t>b</m:t>
+        </m:r>
+        <m:r>
+          <m:rPr>
+            <m:sty m:val="p"/>
+          </m:rPr>
+          <m:t>=</m:t>
+        </m:r>
+        <m:r>
+          <m:t>100</m:t>
+        </m:r>
+      </m:oMath>
+      <w:r>
+        <w:t xml:space="preserve"> </w:t>
+      </w:r>
+      <w:r>
+        <w:rPr>
+          <w:rFonts w:hint="eastAsia"/>
+        </w:rPr>
+        <w:t xml:space="preserve">附近的误差考察</w:t>
+      </w:r>
+    </w:p>
+    <w:p>
+      <w:pPr>
+        <w:pStyle w:val="FirstParagraph"/>
+      </w:pPr>
+      <w:r>
+        <w:rPr>
+          <w:rFonts w:hint="eastAsia"/>
+        </w:rPr>
+        <w:t xml:space="preserve">首先考察该表达式在</w:t>
+      </w:r>
+      <w:r>
+        <w:t xml:space="preserve"> </w:t>
+      </w:r>
       <w:r>
         <w:rPr>
           <w:rStyle w:val="VerbatimChar"/>
@@ -757,40 +865,11 @@
         <w:rPr>
           <w:rFonts w:hint="eastAsia"/>
         </w:rPr>
-        <w:t xml:space="preserve">附近的误差考察</w:t>
-      </w:r>
-    </w:p>
-    <w:p>
-      <w:pPr>
-        <w:pStyle w:val="FirstParagraph"/>
-      </w:pPr>
-      <w:r>
-        <w:rPr>
-          <w:rFonts w:hint="eastAsia"/>
-        </w:rPr>
-        <w:t xml:space="preserve">首先考察该表达式在</w:t>
-      </w:r>
-      <w:r>
-        <w:t xml:space="preserve"> </w:t>
-      </w:r>
-      <w:r>
-        <w:rPr>
-          <w:rStyle w:val="VerbatimChar"/>
-        </w:rPr>
-        <w:t xml:space="preserve">b=100</w:t>
-      </w:r>
-      <w:r>
-        <w:t xml:space="preserve"> </w:t>
-      </w:r>
-      <w:r>
-        <w:rPr>
-          <w:rFonts w:hint="eastAsia"/>
-        </w:rPr>
         <w:t xml:space="preserve">附近的相对误差。</w:t>
       </w:r>
     </w:p>
-    <w:bookmarkEnd w:id="12"/>
-    <w:bookmarkStart w:id="13" w:name="大参数区间的误差比较"/>
+    <w:bookmarkEnd w:id="15"/>
+    <w:bookmarkStart w:id="16" w:name="大参数区间的误差比较"/>
     <w:p>
       <w:pPr>
         <w:pStyle w:val="Heading3"/>
@@ -842,8 +921,8 @@
         <w:t xml:space="preserve">取值并列表比较误差变化。</w:t>
       </w:r>
     </w:p>
-    <w:bookmarkEnd w:id="13"/>
-    <w:bookmarkStart w:id="14" w:name="有理化改写与再实验"/>
+    <w:bookmarkEnd w:id="16"/>
+    <w:bookmarkStart w:id="17" w:name="有理化改写与再实验"/>
     <w:p>
       <w:pPr>
         <w:pStyle w:val="Heading3"/>
@@ -1039,9 +1118,9 @@
         <w:t xml:space="preserve">并重新进行同样的实验，以比较两种实现的稳定性差异。</w:t>
       </w:r>
     </w:p>
-    <w:bookmarkEnd w:id="14"/>
-    <w:bookmarkEnd w:id="15"/>
-    <w:bookmarkStart w:id="16" w:name="解决方案"/>
+    <w:bookmarkEnd w:id="17"/>
+    <w:bookmarkEnd w:id="18"/>
+    <w:bookmarkStart w:id="19" w:name="解决方式"/>
     <w:p>
       <w:pPr>
         <w:pStyle w:val="Heading2"/>
@@ -1059,7 +1138,7 @@
         <w:rPr>
           <w:rFonts w:hint="eastAsia"/>
         </w:rPr>
-        <w:t xml:space="preserve">解决方案</w:t>
+        <w:t xml:space="preserve">解决方式</w:t>
       </w:r>
     </w:p>
     <w:p>
@@ -1230,8 +1309,8 @@
         <w:t xml:space="preserve">表示相对误差计算函数。</w:t>
       </w:r>
     </w:p>
-    <w:bookmarkEnd w:id="16"/>
-    <w:bookmarkStart w:id="23" w:name="问题答案"/>
+    <w:bookmarkEnd w:id="19"/>
+    <w:bookmarkStart w:id="26" w:name="问题答案"/>
     <w:p>
       <w:pPr>
         <w:pStyle w:val="Heading2"/>
@@ -1252,7 +1331,7 @@
         <w:t xml:space="preserve">问题答案</w:t>
       </w:r>
     </w:p>
-    <w:bookmarkStart w:id="17" w:name="b100-附近的误差考察-1"/>
+    <w:bookmarkStart w:id="20" w:name="b100-附近的误差考察-1"/>
     <w:p>
       <w:pPr>
         <w:pStyle w:val="Heading3"/>
@@ -1272,12 +1351,20 @@
       <w:r>
         <w:t xml:space="preserve"> </w:t>
       </w:r>
-      <w:r>
-        <w:rPr>
-          <w:rStyle w:val="VerbatimChar"/>
-        </w:rPr>
-        <w:t xml:space="preserve">b=100</w:t>
-      </w:r>
+      <m:oMath>
+        <m:r>
+          <m:t>b</m:t>
+        </m:r>
+        <m:r>
+          <m:rPr>
+            <m:sty m:val="p"/>
+          </m:rPr>
+          <m:t>=</m:t>
+        </m:r>
+        <m:r>
+          <m:t>100</m:t>
+        </m:r>
+      </m:oMath>
       <w:r>
         <w:t xml:space="preserve"> </w:t>
       </w:r>
@@ -1511,8 +1598,8 @@
         <w:t xml:space="preserve">时的实际结果。</w:t>
       </w:r>
     </w:p>
-    <w:bookmarkEnd w:id="17"/>
-    <w:bookmarkStart w:id="21" w:name="大参数区间的误差比较-1"/>
+    <w:bookmarkEnd w:id="20"/>
+    <w:bookmarkStart w:id="24" w:name="大参数区间的误差比较-1"/>
     <w:p>
       <w:pPr>
         <w:pStyle w:val="Heading3"/>
@@ -1573,18 +1660,18 @@
           <wp:inline>
             <wp:extent cx="4693920" cy="5632704"/>
             <wp:effectExtent b="0" l="0" r="0" t="0"/>
-            <wp:docPr descr="Problem 1 relative-error comparison" title="" id="19" name="Picture"/>
+            <wp:docPr descr="Problem 1 relative-error comparison" title="" id="22" name="Picture"/>
             <a:graphic>
               <a:graphicData uri="http://schemas.openxmlformats.org/drawingml/2006/picture">
                 <pic:pic>
                   <pic:nvPicPr>
-                    <pic:cNvPr descr="../../result/problem1_relative_error.png" id="20" name="Picture"/>
+                    <pic:cNvPr descr="../../result/problem1_relative_error.png" id="23" name="Picture"/>
                     <pic:cNvPicPr>
                       <a:picLocks noChangeArrowheads="1" noChangeAspect="1"/>
                     </pic:cNvPicPr>
                   </pic:nvPicPr>
                   <pic:blipFill>
-                    <a:blip r:embed="rId18"/>
+                    <a:blip r:embed="rId21"/>
                     <a:stretch>
                       <a:fillRect/>
                     </a:stretch>
@@ -2224,8 +2311,8 @@
         <w:t xml:space="preserve">的误差量级。</w:t>
       </w:r>
     </w:p>
-    <w:bookmarkEnd w:id="21"/>
-    <w:bookmarkStart w:id="22" w:name="有理化改写与再实验-1"/>
+    <w:bookmarkEnd w:id="24"/>
+    <w:bookmarkStart w:id="25" w:name="有理化改写与再实验-1"/>
     <w:p>
       <w:pPr>
         <w:pStyle w:val="Heading3"/>
@@ -2290,9 +2377,9 @@
         <w:t xml:space="preserve"> 1.0000E-20。</w:t>
       </w:r>
     </w:p>
-    <w:bookmarkEnd w:id="22"/>
-    <w:bookmarkEnd w:id="23"/>
-    <w:bookmarkStart w:id="24" w:name="讨论和扩展"/>
+    <w:bookmarkEnd w:id="25"/>
+    <w:bookmarkEnd w:id="26"/>
+    <w:bookmarkStart w:id="27" w:name="分析"/>
     <w:p>
       <w:pPr>
         <w:pStyle w:val="Heading2"/>
@@ -2310,7 +2397,7 @@
         <w:rPr>
           <w:rFonts w:hint="eastAsia"/>
         </w:rPr>
-        <w:t xml:space="preserve">讨论和扩展</w:t>
+        <w:t xml:space="preserve">分析</w:t>
       </w:r>
     </w:p>
     <w:p>
@@ -2771,14 +2858,30 @@
         <w:t xml:space="preserve">得到小根。</w:t>
       </w:r>
     </w:p>
-    <w:bookmarkEnd w:id="24"/>
-    <w:bookmarkEnd w:id="25"/>
-    <w:bookmarkStart w:id="42" w:name="多项式写法对数值稳定性的影响"/>
+    <w:bookmarkEnd w:id="27"/>
+    <w:bookmarkEnd w:id="28"/>
+    <w:bookmarkStart w:id="29" w:name="ii.-多项式写法对数值稳定性的影响"/>
     <w:p>
       <w:pPr>
         <w:pStyle w:val="Heading1"/>
       </w:pPr>
       <w:r>
+        <w:t xml:space="preserve">II. </w:t>
+      </w:r>
+      <w:r>
+        <w:rPr>
+          <w:rFonts w:hint="eastAsia"/>
+        </w:rPr>
+        <w:t xml:space="preserve">多项式写法对数值稳定性的影响</w:t>
+      </w:r>
+    </w:p>
+    <w:bookmarkEnd w:id="29"/>
+    <w:bookmarkStart w:id="48" w:name="problem-2多项式写法对数值稳定性的影响"/>
+    <w:p>
+      <w:pPr>
+        <w:pStyle w:val="Heading1"/>
+      </w:pPr>
+      <w:r>
         <w:rPr>
           <w:rStyle w:val="SectionNumber"/>
         </w:rPr>
@@ -2788,13 +2891,68 @@
         <w:tab/>
       </w:r>
       <w:r>
-        <w:rPr>
-          <w:rFonts w:hint="eastAsia"/>
-        </w:rPr>
-        <w:t xml:space="preserve">多项式写法对数值稳定性的影响</w:t>
-      </w:r>
-    </w:p>
-    <w:bookmarkStart w:id="29" w:name="题目陈述-1"/>
+        <w:t xml:space="preserve">Problem </w:t>
+      </w:r>
+      <w:r>
+        <w:rPr>
+          <w:rFonts w:hint="eastAsia"/>
+        </w:rPr>
+        <w:t xml:space="preserve">2：多项式写法对数值稳定性的影响</w:t>
+      </w:r>
+    </w:p>
+    <w:p>
+      <w:pPr>
+        <w:pStyle w:val="FirstParagraph"/>
+      </w:pPr>
+      <w:r>
+        <w:rPr>
+          <w:rFonts w:hint="eastAsia"/>
+        </w:rPr>
+        <w:t xml:space="preserve">相关脚本：</w:t>
+      </w:r>
+    </w:p>
+    <w:p>
+      <w:pPr>
+        <w:pStyle w:val="Compact"/>
+        <w:numPr>
+          <w:ilvl w:val="0"/>
+          <w:numId w:val="1002"/>
+        </w:numPr>
+      </w:pPr>
+      <w:hyperlink r:id="rId30">
+        <w:r>
+          <w:rPr>
+            <w:rStyle w:val="Hyperlink"/>
+            <w:rFonts w:hint="eastAsia"/>
+          </w:rPr>
+          <w:t xml:space="preserve">本地</w:t>
+        </w:r>
+        <w:r>
+          <w:rPr>
+            <w:rStyle w:val="Hyperlink"/>
+          </w:rPr>
+          <w:t xml:space="preserve"> scripts/problem2.c</w:t>
+        </w:r>
+      </w:hyperlink>
+    </w:p>
+    <w:p>
+      <w:pPr>
+        <w:pStyle w:val="Compact"/>
+        <w:numPr>
+          <w:ilvl w:val="0"/>
+          <w:numId w:val="1002"/>
+        </w:numPr>
+      </w:pPr>
+      <w:hyperlink r:id="rId31">
+        <w:r>
+          <w:rPr>
+            <w:rStyle w:val="Hyperlink"/>
+          </w:rPr>
+          <w:t xml:space="preserve">GitHub scripts/problem2.c</w:t>
+        </w:r>
+      </w:hyperlink>
+    </w:p>
+    <w:bookmarkStart w:id="35" w:name="待求问题-1"/>
     <w:p>
       <w:pPr>
         <w:pStyle w:val="Heading2"/>
@@ -2812,7 +2970,7 @@
         <w:rPr>
           <w:rFonts w:hint="eastAsia"/>
         </w:rPr>
-        <w:t xml:space="preserve">题目陈述</w:t>
+        <w:t xml:space="preserve">待求问题</w:t>
       </w:r>
     </w:p>
     <w:p>
@@ -2974,7 +3132,7 @@
         <w:t xml:space="preserve">上观察数值结果。</w:t>
       </w:r>
     </w:p>
-    <w:bookmarkStart w:id="26" w:name="局部放大观察"/>
+    <w:bookmarkStart w:id="32" w:name="局部放大观察"/>
     <w:p>
       <w:pPr>
         <w:pStyle w:val="Heading3"/>
@@ -3009,8 +3167,8 @@
         <w:t xml:space="preserve">比较直接形式与展开形式在局部区间上的数值表现。</w:t>
       </w:r>
     </w:p>
-    <w:bookmarkEnd w:id="26"/>
-    <w:bookmarkStart w:id="27" w:name="相对误差分布"/>
+    <w:bookmarkEnd w:id="32"/>
+    <w:bookmarkStart w:id="33" w:name="相对误差分布"/>
     <w:p>
       <w:pPr>
         <w:pStyle w:val="Heading3"/>
@@ -3045,8 +3203,8 @@
         <w:t xml:space="preserve">绘制并比较误差分布。</w:t>
       </w:r>
     </w:p>
-    <w:bookmarkEnd w:id="27"/>
-    <w:bookmarkStart w:id="28" w:name="horner-方法比较"/>
+    <w:bookmarkEnd w:id="33"/>
+    <w:bookmarkStart w:id="34" w:name="horner-方法比较"/>
     <w:p>
       <w:pPr>
         <w:pStyle w:val="Heading3"/>
@@ -3116,9 +3274,9 @@
         <w:t xml:space="preserve">邻域出现差异的原因。</w:t>
       </w:r>
     </w:p>
-    <w:bookmarkEnd w:id="28"/>
-    <w:bookmarkEnd w:id="29"/>
-    <w:bookmarkStart w:id="30" w:name="解决方案-1"/>
+    <w:bookmarkEnd w:id="34"/>
+    <w:bookmarkEnd w:id="35"/>
+    <w:bookmarkStart w:id="36" w:name="解决方式-1"/>
     <w:p>
       <w:pPr>
         <w:pStyle w:val="Heading2"/>
@@ -3136,7 +3294,7 @@
         <w:rPr>
           <w:rFonts w:hint="eastAsia"/>
         </w:rPr>
-        <w:t xml:space="preserve">解决方案</w:t>
+        <w:t xml:space="preserve">解决方式</w:t>
       </w:r>
     </w:p>
     <w:p>
@@ -3316,8 +3474,8 @@
         <w:t xml:space="preserve">进一步统计最大误差、峰值位置与中位误差。</w:t>
       </w:r>
     </w:p>
-    <w:bookmarkEnd w:id="30"/>
-    <w:bookmarkStart w:id="40" w:name="问题答案-1"/>
+    <w:bookmarkEnd w:id="36"/>
+    <w:bookmarkStart w:id="46" w:name="问题答案-1"/>
     <w:p>
       <w:pPr>
         <w:pStyle w:val="Heading2"/>
@@ -3338,7 +3496,7 @@
         <w:t xml:space="preserve">问题答案</w:t>
       </w:r>
     </w:p>
-    <w:bookmarkStart w:id="34" w:name="局部放大观察-1"/>
+    <w:bookmarkStart w:id="40" w:name="局部放大观察-1"/>
     <w:p>
       <w:pPr>
         <w:pStyle w:val="Heading3"/>
@@ -3417,18 +3575,18 @@
           <wp:inline>
             <wp:extent cx="4693920" cy="5120640"/>
             <wp:effectExtent b="0" l="0" r="0" t="0"/>
-            <wp:docPr descr="Problem 2 zoomed-value comparison" title="" id="32" name="Picture"/>
+            <wp:docPr descr="Problem 2 zoomed-value comparison" title="" id="38" name="Picture"/>
             <a:graphic>
               <a:graphicData uri="http://schemas.openxmlformats.org/drawingml/2006/picture">
                 <pic:pic>
                   <pic:nvPicPr>
-                    <pic:cNvPr descr="../../result/problem2_zoom.png" id="33" name="Picture"/>
+                    <pic:cNvPr descr="../../result/problem2_zoom.png" id="39" name="Picture"/>
                     <pic:cNvPicPr>
                       <a:picLocks noChangeArrowheads="1" noChangeAspect="1"/>
                     </pic:cNvPicPr>
                   </pic:nvPicPr>
                   <pic:blipFill>
-                    <a:blip r:embed="rId31"/>
+                    <a:blip r:embed="rId37"/>
                     <a:stretch>
                       <a:fillRect/>
                     </a:stretch>
@@ -3556,8 +3714,8 @@
         <w:t xml:space="preserve">极小；若先将多项式展开为多个数量级接近的项再相加减，就会显著放大舍入误差。</w:t>
       </w:r>
     </w:p>
-    <w:bookmarkEnd w:id="34"/>
-    <w:bookmarkStart w:id="38" w:name="相对误差分布-1"/>
+    <w:bookmarkEnd w:id="40"/>
+    <w:bookmarkStart w:id="44" w:name="相对误差分布-1"/>
     <w:p>
       <w:pPr>
         <w:pStyle w:val="Heading3"/>
@@ -3601,18 +3759,18 @@
           <wp:inline>
             <wp:extent cx="4693920" cy="1805353"/>
             <wp:effectExtent b="0" l="0" r="0" t="0"/>
-            <wp:docPr descr="Problem 2 relative-error distribution" title="" id="36" name="Picture"/>
+            <wp:docPr descr="Problem 2 relative-error distribution" title="" id="42" name="Picture"/>
             <a:graphic>
               <a:graphicData uri="http://schemas.openxmlformats.org/drawingml/2006/picture">
                 <pic:pic>
                   <pic:nvPicPr>
-                    <pic:cNvPr descr="../../result/problem2_relative_error.png" id="37" name="Picture"/>
+                    <pic:cNvPr descr="../../result/problem2_relative_error.png" id="43" name="Picture"/>
                     <pic:cNvPicPr>
                       <a:picLocks noChangeArrowheads="1" noChangeAspect="1"/>
                     </pic:cNvPicPr>
                   </pic:nvPicPr>
                   <pic:blipFill>
-                    <a:blip r:embed="rId35"/>
+                    <a:blip r:embed="rId41"/>
                     <a:stretch>
                       <a:fillRect/>
                     </a:stretch>
@@ -4412,8 +4570,8 @@
         <w:t xml:space="preserve">1.2522E+4，说明表达式结构对稳定性的影响并不会因精度提升而完全消失。</w:t>
       </w:r>
     </w:p>
-    <w:bookmarkEnd w:id="38"/>
-    <w:bookmarkStart w:id="39" w:name="horner-方法比较-1"/>
+    <w:bookmarkEnd w:id="44"/>
+    <w:bookmarkStart w:id="45" w:name="horner-方法比较-1"/>
     <w:p>
       <w:pPr>
         <w:pStyle w:val="Heading3"/>
@@ -4528,9 +4686,9 @@
         <w:t xml:space="preserve">。</w:t>
       </w:r>
     </w:p>
-    <w:bookmarkEnd w:id="39"/>
-    <w:bookmarkEnd w:id="40"/>
-    <w:bookmarkStart w:id="41" w:name="讨论和扩展-1"/>
+    <w:bookmarkEnd w:id="45"/>
+    <w:bookmarkEnd w:id="46"/>
+    <w:bookmarkStart w:id="47" w:name="分析-1"/>
     <w:p>
       <w:pPr>
         <w:pStyle w:val="Heading2"/>
@@ -4548,7 +4706,7 @@
         <w:rPr>
           <w:rFonts w:hint="eastAsia"/>
         </w:rPr>
-        <w:t xml:space="preserve">讨论和扩展</w:t>
+        <w:t xml:space="preserve">分析</w:t>
       </w:r>
     </w:p>
     <w:p>
@@ -4661,14 +4819,30 @@
         <w:t xml:space="preserve">的局部重参数化方案。</w:t>
       </w:r>
     </w:p>
-    <w:bookmarkEnd w:id="41"/>
-    <w:bookmarkEnd w:id="42"/>
-    <w:bookmarkStart w:id="55" w:name="half-precision-的机器精度与舍入误差"/>
+    <w:bookmarkEnd w:id="47"/>
+    <w:bookmarkEnd w:id="48"/>
+    <w:bookmarkStart w:id="49" w:name="iii.-half-precision-的机器精度与舍入误差"/>
     <w:p>
       <w:pPr>
         <w:pStyle w:val="Heading1"/>
       </w:pPr>
       <w:r>
+        <w:t xml:space="preserve">III. Half Precision </w:t>
+      </w:r>
+      <w:r>
+        <w:rPr>
+          <w:rFonts w:hint="eastAsia"/>
+        </w:rPr>
+        <w:t xml:space="preserve">的机器精度与舍入误差</w:t>
+      </w:r>
+    </w:p>
+    <w:bookmarkEnd w:id="49"/>
+    <w:bookmarkStart w:id="64" w:name="problem-3half-precision-的机器精度与舍入误差"/>
+    <w:p>
+      <w:pPr>
+        <w:pStyle w:val="Heading1"/>
+      </w:pPr>
+      <w:r>
         <w:rPr>
           <w:rStyle w:val="SectionNumber"/>
         </w:rPr>
@@ -4678,7 +4852,16 @@
         <w:tab/>
       </w:r>
       <w:r>
-        <w:t xml:space="preserve">Half Precision </w:t>
+        <w:t xml:space="preserve">Problem </w:t>
+      </w:r>
+      <w:r>
+        <w:rPr>
+          <w:rFonts w:hint="eastAsia"/>
+        </w:rPr>
+        <w:t xml:space="preserve">3：Half</w:t>
+      </w:r>
+      <w:r>
+        <w:t xml:space="preserve"> Precision </w:t>
       </w:r>
       <w:r>
         <w:rPr>
@@ -4687,7 +4870,59 @@
         <w:t xml:space="preserve">的机器精度与舍入误差</w:t>
       </w:r>
     </w:p>
-    <w:bookmarkStart w:id="45" w:name="题目陈述-2"/>
+    <w:p>
+      <w:pPr>
+        <w:pStyle w:val="FirstParagraph"/>
+      </w:pPr>
+      <w:r>
+        <w:rPr>
+          <w:rFonts w:hint="eastAsia"/>
+        </w:rPr>
+        <w:t xml:space="preserve">相关脚本：</w:t>
+      </w:r>
+    </w:p>
+    <w:p>
+      <w:pPr>
+        <w:pStyle w:val="Compact"/>
+        <w:numPr>
+          <w:ilvl w:val="0"/>
+          <w:numId w:val="1003"/>
+        </w:numPr>
+      </w:pPr>
+      <w:hyperlink r:id="rId50">
+        <w:r>
+          <w:rPr>
+            <w:rStyle w:val="Hyperlink"/>
+            <w:rFonts w:hint="eastAsia"/>
+          </w:rPr>
+          <w:t xml:space="preserve">本地</w:t>
+        </w:r>
+        <w:r>
+          <w:rPr>
+            <w:rStyle w:val="Hyperlink"/>
+          </w:rPr>
+          <w:t xml:space="preserve"> scripts/problem3.c</w:t>
+        </w:r>
+      </w:hyperlink>
+    </w:p>
+    <w:p>
+      <w:pPr>
+        <w:pStyle w:val="Compact"/>
+        <w:numPr>
+          <w:ilvl w:val="0"/>
+          <w:numId w:val="1003"/>
+        </w:numPr>
+      </w:pPr>
+      <w:hyperlink r:id="rId51">
+        <w:r>
+          <w:rPr>
+            <w:rStyle w:val="Hyperlink"/>
+          </w:rPr>
+          <w:t xml:space="preserve">GitHub scripts/problem3.c</w:t>
+        </w:r>
+      </w:hyperlink>
+    </w:p>
+    <w:bookmarkStart w:id="54" w:name="待求问题-2"/>
     <w:p>
       <w:pPr>
         <w:pStyle w:val="Heading2"/>
@@ -4705,7 +4940,7 @@
         <w:rPr>
           <w:rFonts w:hint="eastAsia"/>
         </w:rPr>
-        <w:t xml:space="preserve">题目陈述</w:t>
+        <w:t xml:space="preserve">待求问题</w:t>
       </w:r>
     </w:p>
     <w:p>
@@ -4719,7 +4954,7 @@
         <w:t xml:space="preserve">作业要求完成以下两项工作：</w:t>
       </w:r>
     </w:p>
-    <w:bookmarkStart w:id="43" w:name="基本指标测量"/>
+    <w:bookmarkStart w:id="52" w:name="基本指标测量"/>
     <w:p>
       <w:pPr>
         <w:pStyle w:val="Heading3"/>
@@ -4772,8 +5007,8 @@
         <w:t xml:space="preserve">precision、数值范围等基本指标。</w:t>
       </w:r>
     </w:p>
-    <w:bookmarkEnd w:id="43"/>
-    <w:bookmarkStart w:id="44" w:name="舍入误差算例"/>
+    <w:bookmarkEnd w:id="52"/>
+    <w:bookmarkStart w:id="53" w:name="舍入误差算例"/>
     <w:p>
       <w:pPr>
         <w:pStyle w:val="Heading3"/>
@@ -4817,9 +5052,9 @@
         <w:t xml:space="preserve">可以严重到何种程度。</w:t>
       </w:r>
     </w:p>
-    <w:bookmarkEnd w:id="44"/>
-    <w:bookmarkEnd w:id="45"/>
-    <w:bookmarkStart w:id="46" w:name="解决方案-2"/>
+    <w:bookmarkEnd w:id="53"/>
+    <w:bookmarkEnd w:id="54"/>
+    <w:bookmarkStart w:id="55" w:name="解决方式-2"/>
     <w:p>
       <w:pPr>
         <w:pStyle w:val="Heading2"/>
@@ -4837,7 +5072,7 @@
         <w:rPr>
           <w:rFonts w:hint="eastAsia"/>
         </w:rPr>
-        <w:t xml:space="preserve">解决方案</w:t>
+        <w:t xml:space="preserve">解决方式</w:t>
       </w:r>
     </w:p>
     <w:p>
@@ -5032,8 +5267,8 @@
         <w:t xml:space="preserve">下的舍入误差放大现象。</w:t>
       </w:r>
     </w:p>
-    <w:bookmarkEnd w:id="46"/>
-    <w:bookmarkStart w:id="53" w:name="问题答案-2"/>
+    <w:bookmarkEnd w:id="55"/>
+    <w:bookmarkStart w:id="62" w:name="问题答案-2"/>
     <w:p>
       <w:pPr>
         <w:pStyle w:val="Heading2"/>
@@ -5054,7 +5289,7 @@
         <w:t xml:space="preserve">问题答案</w:t>
       </w:r>
     </w:p>
-    <w:bookmarkStart w:id="47" w:name="基本指标测量-1"/>
+    <w:bookmarkStart w:id="56" w:name="基本指标测量-1"/>
     <w:p>
       <w:pPr>
         <w:pStyle w:val="Heading3"/>
@@ -5410,8 +5645,8 @@
         <w:t xml:space="preserve">格式。</w:t>
       </w:r>
     </w:p>
-    <w:bookmarkEnd w:id="47"/>
-    <w:bookmarkStart w:id="51" w:name="舍入误差算例-1"/>
+    <w:bookmarkEnd w:id="56"/>
+    <w:bookmarkStart w:id="60" w:name="舍入误差算例-1"/>
     <w:p>
       <w:pPr>
         <w:pStyle w:val="Heading3"/>
@@ -5636,18 +5871,18 @@
           <wp:inline>
             <wp:extent cx="4693920" cy="1805353"/>
             <wp:effectExtent b="0" l="0" r="0" t="0"/>
-            <wp:docPr descr="Problem 3 roundoff comparison in half precision" title="" id="49" name="Picture"/>
+            <wp:docPr descr="Problem 3 roundoff comparison in half precision" title="" id="58" name="Picture"/>
             <a:graphic>
               <a:graphicData uri="http://schemas.openxmlformats.org/drawingml/2006/picture">
                 <pic:pic>
                   <pic:nvPicPr>
-                    <pic:cNvPr descr="../../result/problem3_roundoff.png" id="50" name="Picture"/>
+                    <pic:cNvPr descr="../../result/problem3_roundoff.png" id="59" name="Picture"/>
                     <pic:cNvPicPr>
                       <a:picLocks noChangeArrowheads="1" noChangeAspect="1"/>
                     </pic:cNvPicPr>
                   </pic:nvPicPr>
                   <pic:blipFill>
-                    <a:blip r:embed="rId48"/>
+                    <a:blip r:embed="rId57"/>
                     <a:stretch>
                       <a:fillRect/>
                     </a:stretch>
@@ -5682,8 +5917,8 @@
         <w:t xml:space="preserve">Problem 3 roundoff comparison in half precision</w:t>
       </w:r>
     </w:p>
-    <w:bookmarkEnd w:id="51"/>
-    <w:bookmarkStart w:id="52" w:name="误差严重程度结论"/>
+    <w:bookmarkEnd w:id="60"/>
+    <w:bookmarkStart w:id="61" w:name="误差严重程度结论"/>
     <w:p>
       <w:pPr>
         <w:pStyle w:val="Heading3"/>
@@ -5781,9 +6016,9 @@
         <w:t xml:space="preserve">。</w:t>
       </w:r>
     </w:p>
-    <w:bookmarkEnd w:id="52"/>
-    <w:bookmarkEnd w:id="53"/>
-    <w:bookmarkStart w:id="54" w:name="讨论和扩展-2"/>
+    <w:bookmarkEnd w:id="61"/>
+    <w:bookmarkEnd w:id="62"/>
+    <w:bookmarkStart w:id="63" w:name="分析-2"/>
     <w:p>
       <w:pPr>
         <w:pStyle w:val="Heading2"/>
@@ -5801,7 +6036,7 @@
         <w:rPr>
           <w:rFonts w:hint="eastAsia"/>
         </w:rPr>
-        <w:t xml:space="preserve">讨论和扩展</w:t>
+        <w:t xml:space="preserve">分析</w:t>
       </w:r>
     </w:p>
     <w:p>
@@ -5964,8 +6199,8 @@
         <w:t xml:space="preserve">的舍入行为相一致。由此可见，在低精度格式中，算法结构往往比“理论等价”更重要；对含有相消项的表达式进行代数改写，是避免灾难性误差的关键手段。</w:t>
       </w:r>
     </w:p>
-    <w:bookmarkEnd w:id="54"/>
-    <w:bookmarkEnd w:id="55"/>
+    <w:bookmarkEnd w:id="63"/>
+    <w:bookmarkEnd w:id="64"/>
     <w:sectPr>
       <w:footnotePr>
         <w:numRestart w:val="eachSect"/>
@@ -6076,8 +6311,120 @@
       </w:pPr>
     </w:lvl>
   </w:abstractNum>
+  <w:abstractNum w:abstractNumId="991">
+    <w:nsid w:val="0000A991"/>
+    <w:multiLevelType w:val="multilevel"/>
+    <w:lvl w:ilvl="0">
+      <w:numFmt w:val="bullet"/>
+      <w:lvlText w:val=""/>
+      <w:lvlJc w:val="left"/>
+      <w:pPr>
+        <w:ind w:left="720" w:hanging="360"/>
+      </w:pPr>
+      <w:rPr>
+        <w:rFonts w:ascii="Symbol" w:hAnsi="Symbol" w:cs="Symbol" w:hint="default"/>
+      </w:rPr>
+    </w:lvl>
+    <w:lvl w:ilvl="1">
+      <w:numFmt w:val="bullet"/>
+      <w:lvlText w:val="o"/>
+      <w:lvlJc w:val="left"/>
+      <w:pPr>
+        <w:ind w:left="1440" w:hanging="360"/>
+      </w:pPr>
+      <w:rPr>
+        <w:rFonts w:ascii="Courier New" w:hAnsi="Courier New" w:cs="Courier New" w:hint="default"/>
+      </w:rPr>
+    </w:lvl>
+    <w:lvl w:ilvl="2">
+      <w:numFmt w:val="bullet"/>
+      <w:lvlText w:val=""/>
+      <w:lvlJc w:val="left"/>
+      <w:pPr>
+        <w:ind w:left="2160" w:hanging="360"/>
+      </w:pPr>
+      <w:rPr>
+        <w:rFonts w:ascii="Wingdings" w:hAnsi="Wingdings" w:cs="Wingdings" w:hint="default"/>
+      </w:rPr>
+    </w:lvl>
+    <w:lvl w:ilvl="3">
+      <w:numFmt w:val="bullet"/>
+      <w:lvlText w:val=""/>
+      <w:lvlJc w:val="left"/>
+      <w:pPr>
+        <w:ind w:left="2880" w:hanging="360"/>
+      </w:pPr>
+      <w:rPr>
+        <w:rFonts w:ascii="Symbol" w:hAnsi="Symbol" w:cs="Symbol" w:hint="default"/>
+      </w:rPr>
+    </w:lvl>
+    <w:lvl w:ilvl="4">
+      <w:numFmt w:val="bullet"/>
+      <w:lvlText w:val="o"/>
+      <w:lvlJc w:val="left"/>
+      <w:pPr>
+        <w:ind w:left="3600" w:hanging="360"/>
+      </w:pPr>
+      <w:rPr>
+        <w:rFonts w:ascii="Courier New" w:hAnsi="Courier New" w:cs="Courier New" w:hint="default"/>
+      </w:rPr>
+    </w:lvl>
+    <w:lvl w:ilvl="5">
+      <w:numFmt w:val="bullet"/>
+      <w:lvlText w:val=""/>
+      <w:lvlJc w:val="left"/>
+      <w:pPr>
+        <w:ind w:left="4320" w:hanging="360"/>
+      </w:pPr>
+      <w:rPr>
+        <w:rFonts w:ascii="Wingdings" w:hAnsi="Wingdings" w:cs="Wingdings" w:hint="default"/>
+      </w:rPr>
+    </w:lvl>
+    <w:lvl w:ilvl="6">
+      <w:numFmt w:val="bullet"/>
+      <w:lvlText w:val=""/>
+      <w:lvlJc w:val="left"/>
+      <w:pPr>
+        <w:ind w:left="5040" w:hanging="360"/>
+      </w:pPr>
+      <w:rPr>
+        <w:rFonts w:ascii="Symbol" w:hAnsi="Symbol" w:cs="Symbol" w:hint="default"/>
+      </w:rPr>
+    </w:lvl>
+    <w:lvl w:ilvl="7">
+      <w:numFmt w:val="bullet"/>
+      <w:lvlText w:val="o"/>
+      <w:lvlJc w:val="left"/>
+      <w:pPr>
+        <w:ind w:left="5760" w:hanging="360"/>
+      </w:pPr>
+      <w:rPr>
+        <w:rFonts w:ascii="Courier New" w:hAnsi="Courier New" w:cs="Courier New" w:hint="default"/>
+      </w:rPr>
+    </w:lvl>
+    <w:lvl w:ilvl="8">
+      <w:numFmt w:val="bullet"/>
+      <w:lvlText w:val=""/>
+      <w:lvlJc w:val="left"/>
+      <w:pPr>
+        <w:ind w:left="6480" w:hanging="360"/>
+      </w:pPr>
+      <w:rPr>
+        <w:rFonts w:ascii="Wingdings" w:hAnsi="Wingdings" w:cs="Wingdings" w:hint="default"/>
+      </w:rPr>
+    </w:lvl>
+  </w:abstractNum>
   <w:num w:numId="1000">
     <w:abstractNumId w:val="990"/>
+  </w:num>
+  <w:num w:numId="1001">
+    <w:abstractNumId w:val="991"/>
+  </w:num>
+  <w:num w:numId="1002">
+    <w:abstractNumId w:val="991"/>
+  </w:num>
+  <w:num w:numId="1003">
+    <w:abstractNumId w:val="991"/>
   </w:num>
 </w:numbering>
 </file>

--- a/03/docs/answer/answer.docx
+++ b/03/docs/answer/answer.docx
@@ -318,7 +318,7 @@
         </w:tc>
       </w:tr>
     </w:tbl>
-    <w:bookmarkStart w:id="12" w:name="i.-二次方程小根的相消误差分析"/>
+    <w:bookmarkStart w:id="32" w:name="i.-二次方程小根的相消误差分析"/>
     <w:p>
       <w:pPr>
         <w:pStyle w:val="Heading1"/>
@@ -333,107 +333,29 @@
         <w:t xml:space="preserve">二次方程小根的相消误差分析</w:t>
       </w:r>
     </w:p>
-    <w:bookmarkEnd w:id="12"/>
-    <w:bookmarkStart w:id="28" w:name="problem-1二次方程小根的相消误差分析"/>
-    <w:p>
-      <w:pPr>
-        <w:pStyle w:val="Heading1"/>
-      </w:pPr>
-      <w:r>
-        <w:rPr>
-          <w:rStyle w:val="SectionNumber"/>
-        </w:rPr>
-        <w:t xml:space="preserve">1</w:t>
-      </w:r>
-      <w:r>
-        <w:tab/>
-      </w:r>
-      <w:r>
+    <w:p>
+      <w:pPr>
+        <w:pStyle w:val="FirstParagraph"/>
+      </w:pPr>
+      <w:r>
+        <w:rPr>
+          <w:b/>
+          <w:bCs/>
+        </w:rPr>
         <w:t xml:space="preserve">Problem </w:t>
       </w:r>
       <w:r>
         <w:rPr>
           <w:rFonts w:hint="eastAsia"/>
+          <w:b/>
+          <w:bCs/>
         </w:rPr>
         <w:t xml:space="preserve">1：二次方程小根的相消误差分析</w:t>
       </w:r>
     </w:p>
     <w:p>
       <w:pPr>
-        <w:pStyle w:val="FirstParagraph"/>
-      </w:pPr>
-      <w:r>
-        <w:rPr>
-          <w:rFonts w:hint="eastAsia"/>
-        </w:rPr>
-        <w:t xml:space="preserve">相关脚本：</w:t>
-      </w:r>
-    </w:p>
-    <w:p>
-      <w:pPr>
-        <w:pStyle w:val="Compact"/>
-        <w:numPr>
-          <w:ilvl w:val="0"/>
-          <w:numId w:val="1001"/>
-        </w:numPr>
-      </w:pPr>
-      <w:hyperlink r:id="rId13">
-        <w:r>
-          <w:rPr>
-            <w:rStyle w:val="Hyperlink"/>
-            <w:rFonts w:hint="eastAsia"/>
-          </w:rPr>
-          <w:t xml:space="preserve">本地</w:t>
-        </w:r>
-        <w:r>
-          <w:rPr>
-            <w:rStyle w:val="Hyperlink"/>
-          </w:rPr>
-          <w:t xml:space="preserve"> scripts/problem1.c</w:t>
-        </w:r>
-      </w:hyperlink>
-    </w:p>
-    <w:p>
-      <w:pPr>
-        <w:pStyle w:val="Compact"/>
-        <w:numPr>
-          <w:ilvl w:val="0"/>
-          <w:numId w:val="1001"/>
-        </w:numPr>
-      </w:pPr>
-      <w:hyperlink r:id="rId14">
-        <w:r>
-          <w:rPr>
-            <w:rStyle w:val="Hyperlink"/>
-          </w:rPr>
-          <w:t xml:space="preserve">GitHub scripts/problem1.c</w:t>
-        </w:r>
-      </w:hyperlink>
-    </w:p>
-    <w:bookmarkStart w:id="18" w:name="待求问题"/>
-    <w:p>
-      <w:pPr>
-        <w:pStyle w:val="Heading2"/>
-      </w:pPr>
-      <w:r>
-        <w:rPr>
-          <w:rStyle w:val="SectionNumber"/>
-        </w:rPr>
-        <w:t xml:space="preserve">1.1</w:t>
-      </w:r>
-      <w:r>
-        <w:tab/>
-      </w:r>
-      <w:r>
-        <w:rPr>
-          <w:rFonts w:hint="eastAsia"/>
-        </w:rPr>
-        <w:t xml:space="preserve">待求问题</w:t>
-      </w:r>
-    </w:p>
-    <w:p>
-      <w:pPr>
-        <w:pStyle w:val="FirstParagraph"/>
+        <w:pStyle w:val="BodyText"/>
       </w:pPr>
       <w:r>
         <w:rPr>
@@ -795,25 +717,28 @@
         <w:t xml:space="preserve">的计算将涉及两个接近量之间的相减。</w:t>
       </w:r>
     </w:p>
-    <w:bookmarkStart w:id="15" w:name="b100-附近的误差考察"/>
-    <w:p>
-      <w:pPr>
-        <w:pStyle w:val="Heading3"/>
+    <w:bookmarkStart w:id="18" w:name="problem-11b100-附近的误差考察"/>
+    <w:p>
+      <w:pPr>
+        <w:pStyle w:val="Heading2"/>
       </w:pPr>
       <w:r>
         <w:rPr>
           <w:rStyle w:val="SectionNumber"/>
         </w:rPr>
-        <w:t xml:space="preserve">1.1.1</w:t>
+        <w:t xml:space="preserve">0.1</w:t>
       </w:r>
       <w:r>
         <w:tab/>
       </w:r>
       <w:r>
-        <w:t xml:space="preserve">(1)</w:t>
-      </w:r>
-      <w:r>
-        <w:t xml:space="preserve"> </w:t>
+        <w:t xml:space="preserve">Problem </w:t>
+      </w:r>
+      <w:r>
+        <w:rPr>
+          <w:rFonts w:hint="eastAsia"/>
+        </w:rPr>
+        <w:t xml:space="preserve">1(1)：</w:t>
       </w:r>
       <m:oMath>
         <m:r>
@@ -847,6 +772,79 @@
         <w:rPr>
           <w:rFonts w:hint="eastAsia"/>
         </w:rPr>
+        <w:t xml:space="preserve">相关脚本：</w:t>
+      </w:r>
+    </w:p>
+    <w:p>
+      <w:pPr>
+        <w:pStyle w:val="Compact"/>
+        <w:numPr>
+          <w:ilvl w:val="0"/>
+          <w:numId w:val="1001"/>
+        </w:numPr>
+      </w:pPr>
+      <w:hyperlink r:id="rId12">
+        <w:r>
+          <w:rPr>
+            <w:rStyle w:val="Hyperlink"/>
+            <w:rFonts w:hint="eastAsia"/>
+          </w:rPr>
+          <w:t xml:space="preserve">本地</w:t>
+        </w:r>
+        <w:r>
+          <w:rPr>
+            <w:rStyle w:val="Hyperlink"/>
+          </w:rPr>
+          <w:t xml:space="preserve"> scripts/problem1.c</w:t>
+        </w:r>
+      </w:hyperlink>
+    </w:p>
+    <w:p>
+      <w:pPr>
+        <w:pStyle w:val="Compact"/>
+        <w:numPr>
+          <w:ilvl w:val="0"/>
+          <w:numId w:val="1001"/>
+        </w:numPr>
+      </w:pPr>
+      <w:hyperlink r:id="rId13">
+        <w:r>
+          <w:rPr>
+            <w:rStyle w:val="Hyperlink"/>
+          </w:rPr>
+          <w:t xml:space="preserve">GitHub scripts/problem1.c</w:t>
+        </w:r>
+      </w:hyperlink>
+    </w:p>
+    <w:bookmarkStart w:id="14" w:name="待求问题"/>
+    <w:p>
+      <w:pPr>
+        <w:pStyle w:val="Heading3"/>
+      </w:pPr>
+      <w:r>
+        <w:rPr>
+          <w:rStyle w:val="SectionNumber"/>
+        </w:rPr>
+        <w:t xml:space="preserve">0.1.1</w:t>
+      </w:r>
+      <w:r>
+        <w:tab/>
+      </w:r>
+      <w:r>
+        <w:rPr>
+          <w:rFonts w:hint="eastAsia"/>
+        </w:rPr>
+        <w:t xml:space="preserve">待求问题</w:t>
+      </w:r>
+    </w:p>
+    <w:p>
+      <w:pPr>
+        <w:pStyle w:val="FirstParagraph"/>
+      </w:pPr>
+      <w:r>
+        <w:rPr>
+          <w:rFonts w:hint="eastAsia"/>
+        </w:rPr>
         <w:t xml:space="preserve">首先考察该表达式在</w:t>
       </w:r>
       <w:r>
@@ -868,8 +866,198 @@
         <w:t xml:space="preserve">附近的相对误差。</w:t>
       </w:r>
     </w:p>
+    <w:bookmarkEnd w:id="14"/>
+    <w:bookmarkStart w:id="15" w:name="解决方式"/>
+    <w:p>
+      <w:pPr>
+        <w:pStyle w:val="Heading3"/>
+      </w:pPr>
+      <w:r>
+        <w:rPr>
+          <w:rStyle w:val="SectionNumber"/>
+        </w:rPr>
+        <w:t xml:space="preserve">0.1.2</w:t>
+      </w:r>
+      <w:r>
+        <w:tab/>
+      </w:r>
+      <w:r>
+        <w:rPr>
+          <w:rFonts w:hint="eastAsia"/>
+        </w:rPr>
+        <w:t xml:space="preserve">解决方式</w:t>
+      </w:r>
+    </w:p>
+    <w:p>
+      <w:pPr>
+        <w:pStyle w:val="FirstParagraph"/>
+      </w:pPr>
+      <w:r>
+        <w:rPr>
+          <w:rFonts w:hint="eastAsia"/>
+        </w:rPr>
+        <w:t xml:space="preserve">为使实验步骤表达得更规范，本文以伪代码方式给出求解过程：</w:t>
+      </w:r>
+    </w:p>
+    <w:p>
+      <w:pPr>
+        <w:pStyle w:val="SourceCode"/>
+      </w:pPr>
+      <w:r>
+        <w:rPr>
+          <w:rStyle w:val="VerbatimChar"/>
+        </w:rPr>
+        <w:t xml:space="preserve">Input : precisions P, test values B</w:t>
+      </w:r>
+      <w:r>
+        <w:br/>
+      </w:r>
+      <w:r>
+        <w:rPr>
+          <w:rStyle w:val="VerbatimChar"/>
+        </w:rPr>
+        <w:t xml:space="preserve">Output: error table and error curve</w:t>
+      </w:r>
+      <w:r>
+        <w:br/>
+      </w:r>
+      <w:r>
+        <w:br/>
+      </w:r>
+      <w:r>
+        <w:rPr>
+          <w:rStyle w:val="VerbatimChar"/>
+        </w:rPr>
+        <w:t xml:space="preserve">for each p in P do</w:t>
+      </w:r>
+      <w:r>
+        <w:br/>
+      </w:r>
+      <w:r>
+        <w:rPr>
+          <w:rStyle w:val="VerbatimChar"/>
+        </w:rPr>
+        <w:t xml:space="preserve">    for each b in B do</w:t>
+      </w:r>
+      <w:r>
+        <w:br/>
+      </w:r>
+      <w:r>
+        <w:rPr>
+          <w:rStyle w:val="VerbatimChar"/>
+        </w:rPr>
+        <w:t xml:space="preserve">        r &lt;- sqrt(b^2 - 4)</w:t>
+      </w:r>
+      <w:r>
+        <w:br/>
+      </w:r>
+      <w:r>
+        <w:rPr>
+          <w:rStyle w:val="VerbatimChar"/>
+        </w:rPr>
+        <w:t xml:space="preserve">        x_std &lt;- (b - r) / 2</w:t>
+      </w:r>
+      <w:r>
+        <w:br/>
+      </w:r>
+      <w:r>
+        <w:rPr>
+          <w:rStyle w:val="VerbatimChar"/>
+        </w:rPr>
+        <w:t xml:space="preserve">        x_rat &lt;- 2 / (b + r)</w:t>
+      </w:r>
+      <w:r>
+        <w:br/>
+      </w:r>
+      <w:r>
+        <w:rPr>
+          <w:rStyle w:val="VerbatimChar"/>
+        </w:rPr>
+        <w:t xml:space="preserve">        x_ref &lt;- ref_root(b)</w:t>
+      </w:r>
+      <w:r>
+        <w:br/>
+      </w:r>
+      <w:r>
+        <w:rPr>
+          <w:rStyle w:val="VerbatimChar"/>
+        </w:rPr>
+        <w:t xml:space="preserve">        err_std &lt;- relerr(x_std, x_ref)</w:t>
+      </w:r>
+      <w:r>
+        <w:br/>
+      </w:r>
+      <w:r>
+        <w:rPr>
+          <w:rStyle w:val="VerbatimChar"/>
+        </w:rPr>
+        <w:t xml:space="preserve">        err_rat &lt;- relerr(x_rat, x_ref)</w:t>
+      </w:r>
+      <w:r>
+        <w:br/>
+      </w:r>
+      <w:r>
+        <w:rPr>
+          <w:rStyle w:val="VerbatimChar"/>
+        </w:rPr>
+        <w:t xml:space="preserve">    end for</w:t>
+      </w:r>
+      <w:r>
+        <w:br/>
+      </w:r>
+      <w:r>
+        <w:rPr>
+          <w:rStyle w:val="VerbatimChar"/>
+        </w:rPr>
+        <w:t xml:space="preserve">end for</w:t>
+      </w:r>
+    </w:p>
+    <w:p>
+      <w:pPr>
+        <w:pStyle w:val="FirstParagraph"/>
+      </w:pPr>
+      <w:r>
+        <w:rPr>
+          <w:rFonts w:hint="eastAsia"/>
+        </w:rPr>
+        <w:t xml:space="preserve">其中</w:t>
+      </w:r>
+      <w:r>
+        <w:t xml:space="preserve"> </w:t>
+      </w:r>
+      <w:r>
+        <w:rPr>
+          <w:rStyle w:val="VerbatimChar"/>
+        </w:rPr>
+        <w:t xml:space="preserve">ref_root(b)</w:t>
+      </w:r>
+      <w:r>
+        <w:t xml:space="preserve"> </w:t>
+      </w:r>
+      <w:r>
+        <w:rPr>
+          <w:rFonts w:hint="eastAsia"/>
+        </w:rPr>
+        <w:t xml:space="preserve">表示高精度参考解，</w:t>
+      </w:r>
+      <w:r>
+        <w:rPr>
+          <w:rStyle w:val="VerbatimChar"/>
+        </w:rPr>
+        <w:t xml:space="preserve">relerr</w:t>
+      </w:r>
+      <w:r>
+        <w:t xml:space="preserve"> </w:t>
+      </w:r>
+      <w:r>
+        <w:rPr>
+          <w:rFonts w:hint="eastAsia"/>
+        </w:rPr>
+        <w:t xml:space="preserve">表示相对误差计算函数。</w:t>
+      </w:r>
+    </w:p>
     <w:bookmarkEnd w:id="15"/>
-    <w:bookmarkStart w:id="16" w:name="大参数区间的误差比较"/>
+    <w:bookmarkStart w:id="16" w:name="问题答案"/>
     <w:p>
       <w:pPr>
         <w:pStyle w:val="Heading3"/>
@@ -878,19 +1066,16 @@
         <w:rPr>
           <w:rStyle w:val="SectionNumber"/>
         </w:rPr>
-        <w:t xml:space="preserve">1.1.2</w:t>
+        <w:t xml:space="preserve">0.1.3</w:t>
       </w:r>
       <w:r>
         <w:tab/>
       </w:r>
       <w:r>
-        <w:t xml:space="preserve">(2) </w:t>
-      </w:r>
-      <w:r>
-        <w:rPr>
-          <w:rFonts w:hint="eastAsia"/>
-        </w:rPr>
-        <w:t xml:space="preserve">大参数区间的误差比较</w:t>
+        <w:rPr>
+          <w:rFonts w:hint="eastAsia"/>
+        </w:rPr>
+        <w:t xml:space="preserve">问题答案</w:t>
       </w:r>
     </w:p>
     <w:p>
@@ -901,7 +1086,381 @@
         <w:rPr>
           <w:rFonts w:hint="eastAsia"/>
         </w:rPr>
-        <w:t xml:space="preserve">随后增大</w:t>
+        <w:t xml:space="preserve">依据题图第二页给出的三位有效数字示例，取</w:t>
+      </w:r>
+      <w:r>
+        <w:t xml:space="preserve"> </w:t>
+      </w:r>
+      <w:r>
+        <w:rPr>
+          <w:rStyle w:val="VerbatimChar"/>
+        </w:rPr>
+        <w:t xml:space="preserve">b=97</w:t>
+      </w:r>
+      <w:r>
+        <w:t xml:space="preserve"> </w:t>
+      </w:r>
+      <w:r>
+        <w:rPr>
+          <w:rFonts w:hint="eastAsia"/>
+        </w:rPr>
+        <w:t xml:space="preserve">时有</w:t>
+      </w:r>
+    </w:p>
+    <w:p>
+      <w:pPr>
+        <w:pStyle w:val="BodyText"/>
+      </w:pPr>
+      <m:oMathPara>
+        <m:oMathParaPr>
+          <m:jc m:val="center"/>
+        </m:oMathParaPr>
+        <m:oMath>
+          <m:sSubSup>
+            <m:e>
+              <m:r>
+                <m:t>x</m:t>
+              </m:r>
+            </m:e>
+            <m:sub>
+              <m:r>
+                <m:t>2</m:t>
+              </m:r>
+            </m:sub>
+            <m:sup>
+              <m:r>
+                <m:rPr>
+                  <m:nor/>
+                  <m:sty m:val="p"/>
+                </m:rPr>
+                <m:t>exact</m:t>
+              </m:r>
+            </m:sup>
+          </m:sSubSup>
+          <m:r>
+            <m:rPr>
+              <m:sty m:val="p"/>
+            </m:rPr>
+            <m:t>=</m:t>
+          </m:r>
+          <m:r>
+            <m:t>0.01031</m:t>
+          </m:r>
+          <m:r>
+            <m:rPr>
+              <m:sty m:val="p"/>
+            </m:rPr>
+            <m:t>,</m:t>
+          </m:r>
+          <m:r>
+            <m:t>  </m:t>
+          </m:r>
+          <m:sSubSup>
+            <m:e>
+              <m:r>
+                <m:t>x</m:t>
+              </m:r>
+            </m:e>
+            <m:sub>
+              <m:r>
+                <m:t>2</m:t>
+              </m:r>
+            </m:sub>
+            <m:sup>
+              <m:r>
+                <m:rPr>
+                  <m:nor/>
+                  <m:sty m:val="p"/>
+                </m:rPr>
+                <m:t>standard</m:t>
+              </m:r>
+            </m:sup>
+          </m:sSubSup>
+          <m:r>
+            <m:rPr>
+              <m:sty m:val="p"/>
+            </m:rPr>
+            <m:t>=</m:t>
+          </m:r>
+          <m:r>
+            <m:t>0.01050</m:t>
+          </m:r>
+          <m:r>
+            <m:rPr>
+              <m:sty m:val="p"/>
+            </m:rPr>
+            <m:t>,</m:t>
+          </m:r>
+        </m:oMath>
+      </m:oMathPara>
+    </w:p>
+    <w:p>
+      <w:pPr>
+        <w:pStyle w:val="FirstParagraph"/>
+      </w:pPr>
+      <w:r>
+        <w:rPr>
+          <w:rFonts w:hint="eastAsia"/>
+        </w:rPr>
+        <w:t xml:space="preserve">相应相对误差为</w:t>
+      </w:r>
+      <w:r>
+        <w:t xml:space="preserve"> </w:t>
+      </w:r>
+      <w:r>
+        <w:rPr>
+          <w:rFonts w:hint="eastAsia"/>
+        </w:rPr>
+        <w:t xml:space="preserve">1.8429E-2，约为</w:t>
+      </w:r>
+      <w:r>
+        <w:t xml:space="preserve"> </w:t>
+      </w:r>
+      <w:r>
+        <w:rPr>
+          <w:rStyle w:val="VerbatimChar"/>
+        </w:rPr>
+        <w:t xml:space="preserve">1.84%</w:t>
+      </w:r>
+      <w:r>
+        <w:rPr>
+          <w:rFonts w:hint="eastAsia"/>
+        </w:rPr>
+        <w:t xml:space="preserve">。然而，在本机</w:t>
+      </w:r>
+      <w:r>
+        <w:t xml:space="preserve"> IEEE</w:t>
+      </w:r>
+      <w:r>
+        <w:t xml:space="preserve"> </w:t>
+      </w:r>
+      <w:r>
+        <w:rPr>
+          <w:rStyle w:val="VerbatimChar"/>
+        </w:rPr>
+        <w:t xml:space="preserve">float</w:t>
+      </w:r>
+      <w:r>
+        <w:t xml:space="preserve"> </w:t>
+      </w:r>
+      <w:r>
+        <w:rPr>
+          <w:rFonts w:hint="eastAsia"/>
+        </w:rPr>
+        <w:t xml:space="preserve">运算中，</w:t>
+      </w:r>
+      <w:r>
+        <w:rPr>
+          <w:rStyle w:val="VerbatimChar"/>
+        </w:rPr>
+        <w:t xml:space="preserve">b=100</w:t>
+      </w:r>
+      <w:r>
+        <w:t xml:space="preserve"> </w:t>
+      </w:r>
+      <w:r>
+        <w:rPr>
+          <w:rFonts w:hint="eastAsia"/>
+        </w:rPr>
+        <w:t xml:space="preserve">的标准公式相对误差仅为</w:t>
+      </w:r>
+      <w:r>
+        <w:t xml:space="preserve"> </w:t>
+      </w:r>
+      <w:r>
+        <w:rPr>
+          <w:rFonts w:hint="eastAsia"/>
+        </w:rPr>
+        <w:t xml:space="preserve">1.1359E-4。这表明题图中“about</w:t>
+      </w:r>
+      <w:r>
+        <w:t xml:space="preserve"> </w:t>
+      </w:r>
+      <w:r>
+        <w:rPr>
+          <w:rFonts w:hint="eastAsia"/>
+        </w:rPr>
+        <w:t xml:space="preserve">2%”的表述对应的是低精度教学示例，而非标准单精度在</w:t>
+      </w:r>
+      <w:r>
+        <w:t xml:space="preserve"> </w:t>
+      </w:r>
+      <w:r>
+        <w:rPr>
+          <w:rStyle w:val="VerbatimChar"/>
+        </w:rPr>
+        <w:t xml:space="preserve">b=100</w:t>
+      </w:r>
+      <w:r>
+        <w:t xml:space="preserve"> </w:t>
+      </w:r>
+      <w:r>
+        <w:rPr>
+          <w:rFonts w:hint="eastAsia"/>
+        </w:rPr>
+        <w:t xml:space="preserve">时的实际结果。</w:t>
+      </w:r>
+    </w:p>
+    <w:bookmarkEnd w:id="16"/>
+    <w:bookmarkStart w:id="17" w:name="分析"/>
+    <w:p>
+      <w:pPr>
+        <w:pStyle w:val="Heading3"/>
+      </w:pPr>
+      <w:r>
+        <w:rPr>
+          <w:rStyle w:val="SectionNumber"/>
+        </w:rPr>
+        <w:t xml:space="preserve">0.1.4</w:t>
+      </w:r>
+      <w:r>
+        <w:tab/>
+      </w:r>
+      <w:r>
+        <w:rPr>
+          <w:rFonts w:hint="eastAsia"/>
+        </w:rPr>
+        <w:t xml:space="preserve">分析</w:t>
+      </w:r>
+    </w:p>
+    <w:p>
+      <w:pPr>
+        <w:pStyle w:val="FirstParagraph"/>
+      </w:pPr>
+      <w:r>
+        <w:rPr>
+          <w:rFonts w:hint="eastAsia"/>
+        </w:rPr>
+        <w:t xml:space="preserve">标准公式的不稳定性来源于相消误差。由近似关系</w:t>
+      </w:r>
+    </w:p>
+    <w:p>
+      <w:pPr>
+        <w:pStyle w:val="BodyText"/>
+      </w:pPr>
+      <m:oMathPara>
+        <m:oMathParaPr>
+          <m:jc m:val="center"/>
+        </m:oMathParaPr>
+        <m:oMath>
+          <m:rad>
+            <m:radPr>
+              <m:degHide m:val="on"/>
+            </m:radPr>
+            <m:deg/>
+            <m:e>
+              <m:sSup>
+                <m:e>
+                  <m:r>
+                    <m:t>b</m:t>
+                  </m:r>
+                </m:e>
+                <m:sup>
+                  <m:r>
+                    <m:t>2</m:t>
+                  </m:r>
+                </m:sup>
+              </m:sSup>
+              <m:r>
+                <m:rPr>
+                  <m:sty m:val="p"/>
+                </m:rPr>
+                <m:t>−</m:t>
+              </m:r>
+              <m:r>
+                <m:t>4</m:t>
+              </m:r>
+            </m:e>
+          </m:rad>
+          <m:r>
+            <m:rPr>
+              <m:sty m:val="p"/>
+            </m:rPr>
+            <m:t>=</m:t>
+          </m:r>
+          <m:r>
+            <m:t>b</m:t>
+          </m:r>
+          <m:rad>
+            <m:radPr>
+              <m:degHide m:val="on"/>
+            </m:radPr>
+            <m:deg/>
+            <m:e>
+              <m:r>
+                <m:t>1</m:t>
+              </m:r>
+              <m:r>
+                <m:rPr>
+                  <m:sty m:val="p"/>
+                </m:rPr>
+                <m:t>−</m:t>
+              </m:r>
+              <m:r>
+                <m:t>4</m:t>
+              </m:r>
+              <m:r>
+                <m:rPr>
+                  <m:sty m:val="p"/>
+                </m:rPr>
+                <m:t>/</m:t>
+              </m:r>
+              <m:sSup>
+                <m:e>
+                  <m:r>
+                    <m:t>b</m:t>
+                  </m:r>
+                </m:e>
+                <m:sup>
+                  <m:r>
+                    <m:t>2</m:t>
+                  </m:r>
+                </m:sup>
+              </m:sSup>
+            </m:e>
+          </m:rad>
+          <m:r>
+            <m:rPr>
+              <m:sty m:val="p"/>
+            </m:rPr>
+            <m:t>≈</m:t>
+          </m:r>
+          <m:r>
+            <m:t>b</m:t>
+          </m:r>
+          <m:r>
+            <m:rPr>
+              <m:sty m:val="p"/>
+            </m:rPr>
+            <m:t>−</m:t>
+          </m:r>
+          <m:f>
+            <m:fPr>
+              <m:type m:val="bar"/>
+            </m:fPr>
+            <m:num>
+              <m:r>
+                <m:t>2</m:t>
+              </m:r>
+            </m:num>
+            <m:den>
+              <m:r>
+                <m:t>b</m:t>
+              </m:r>
+            </m:den>
+          </m:f>
+        </m:oMath>
+      </m:oMathPara>
+    </w:p>
+    <w:p>
+      <w:pPr>
+        <w:pStyle w:val="FirstParagraph"/>
+      </w:pPr>
+      <w:r>
+        <w:rPr>
+          <w:rFonts w:hint="eastAsia"/>
+        </w:rPr>
+        <w:t xml:space="preserve">可知，当</w:t>
       </w:r>
       <w:r>
         <w:t xml:space="preserve"> </w:t>
@@ -918,11 +1477,439 @@
         <w:rPr>
           <w:rFonts w:hint="eastAsia"/>
         </w:rPr>
+        <w:t xml:space="preserve">很大时，表达式</w:t>
+      </w:r>
+    </w:p>
+    <w:p>
+      <w:pPr>
+        <w:pStyle w:val="BodyText"/>
+      </w:pPr>
+      <m:oMathPara>
+        <m:oMathParaPr>
+          <m:jc m:val="center"/>
+        </m:oMathParaPr>
+        <m:oMath>
+          <m:r>
+            <m:t>b</m:t>
+          </m:r>
+          <m:r>
+            <m:rPr>
+              <m:sty m:val="p"/>
+            </m:rPr>
+            <m:t>−</m:t>
+          </m:r>
+          <m:rad>
+            <m:radPr>
+              <m:degHide m:val="on"/>
+            </m:radPr>
+            <m:deg/>
+            <m:e>
+              <m:sSup>
+                <m:e>
+                  <m:r>
+                    <m:t>b</m:t>
+                  </m:r>
+                </m:e>
+                <m:sup>
+                  <m:r>
+                    <m:t>2</m:t>
+                  </m:r>
+                </m:sup>
+              </m:sSup>
+              <m:r>
+                <m:rPr>
+                  <m:sty m:val="p"/>
+                </m:rPr>
+                <m:t>−</m:t>
+              </m:r>
+              <m:r>
+                <m:t>4</m:t>
+              </m:r>
+            </m:e>
+          </m:rad>
+        </m:oMath>
+      </m:oMathPara>
+    </w:p>
+    <w:p>
+      <w:pPr>
+        <w:pStyle w:val="FirstParagraph"/>
+      </w:pPr>
+      <w:r>
+        <w:rPr>
+          <w:rFonts w:hint="eastAsia"/>
+        </w:rPr>
+        <w:t xml:space="preserve">仅保留数量级约为</w:t>
+      </w:r>
+      <w:r>
+        <w:t xml:space="preserve"> </w:t>
+      </w:r>
+      <m:oMath>
+        <m:r>
+          <m:t>2</m:t>
+        </m:r>
+        <m:r>
+          <m:rPr>
+            <m:sty m:val="p"/>
+          </m:rPr>
+          <m:t>/</m:t>
+        </m:r>
+        <m:r>
+          <m:t>b</m:t>
+        </m:r>
+      </m:oMath>
+      <w:r>
+        <w:t xml:space="preserve"> </w:t>
+      </w:r>
+      <w:r>
+        <w:rPr>
+          <w:rFonts w:hint="eastAsia"/>
+        </w:rPr>
+        <w:t xml:space="preserve">的小量，高位有效数字会在减法阶段被提前消耗。有理化公式</w:t>
+      </w:r>
+    </w:p>
+    <w:p>
+      <w:pPr>
+        <w:pStyle w:val="BodyText"/>
+      </w:pPr>
+      <m:oMathPara>
+        <m:oMathParaPr>
+          <m:jc m:val="center"/>
+        </m:oMathParaPr>
+        <m:oMath>
+          <m:sSub>
+            <m:e>
+              <m:r>
+                <m:t>x</m:t>
+              </m:r>
+            </m:e>
+            <m:sub>
+              <m:r>
+                <m:t>2</m:t>
+              </m:r>
+            </m:sub>
+          </m:sSub>
+          <m:r>
+            <m:rPr>
+              <m:sty m:val="p"/>
+            </m:rPr>
+            <m:t>=</m:t>
+          </m:r>
+          <m:f>
+            <m:fPr>
+              <m:type m:val="bar"/>
+            </m:fPr>
+            <m:num>
+              <m:r>
+                <m:t>2</m:t>
+              </m:r>
+            </m:num>
+            <m:den>
+              <m:r>
+                <m:t>b</m:t>
+              </m:r>
+              <m:r>
+                <m:rPr>
+                  <m:sty m:val="p"/>
+                </m:rPr>
+                <m:t>+</m:t>
+              </m:r>
+              <m:rad>
+                <m:radPr>
+                  <m:degHide m:val="on"/>
+                </m:radPr>
+                <m:deg/>
+                <m:e>
+                  <m:sSup>
+                    <m:e>
+                      <m:r>
+                        <m:t>b</m:t>
+                      </m:r>
+                    </m:e>
+                    <m:sup>
+                      <m:r>
+                        <m:t>2</m:t>
+                      </m:r>
+                    </m:sup>
+                  </m:sSup>
+                  <m:r>
+                    <m:rPr>
+                      <m:sty m:val="p"/>
+                    </m:rPr>
+                    <m:t>−</m:t>
+                  </m:r>
+                  <m:r>
+                    <m:t>4</m:t>
+                  </m:r>
+                </m:e>
+              </m:rad>
+            </m:den>
+          </m:f>
+        </m:oMath>
+      </m:oMathPara>
+    </w:p>
+    <w:p>
+      <w:pPr>
+        <w:pStyle w:val="FirstParagraph"/>
+      </w:pPr>
+      <w:r>
+        <w:rPr>
+          <w:rFonts w:hint="eastAsia"/>
+        </w:rPr>
+        <w:t xml:space="preserve">将这一相减过程替换为除法运算，因此显著抑制了误差放大。进一步地，由根的乘积关系</w:t>
+      </w:r>
+      <w:r>
+        <w:t xml:space="preserve"> </w:t>
+      </w:r>
+      <m:oMath>
+        <m:sSub>
+          <m:e>
+            <m:r>
+              <m:t>x</m:t>
+            </m:r>
+          </m:e>
+          <m:sub>
+            <m:r>
+              <m:t>1</m:t>
+            </m:r>
+          </m:sub>
+        </m:sSub>
+        <m:sSub>
+          <m:e>
+            <m:r>
+              <m:t>x</m:t>
+            </m:r>
+          </m:e>
+          <m:sub>
+            <m:r>
+              <m:t>2</m:t>
+            </m:r>
+          </m:sub>
+        </m:sSub>
+        <m:r>
+          <m:rPr>
+            <m:sty m:val="p"/>
+          </m:rPr>
+          <m:t>=</m:t>
+        </m:r>
+        <m:r>
+          <m:t>1</m:t>
+        </m:r>
+      </m:oMath>
+      <w:r>
+        <w:t xml:space="preserve"> </w:t>
+      </w:r>
+      <w:r>
+        <w:rPr>
+          <w:rFonts w:hint="eastAsia"/>
+        </w:rPr>
+        <w:t xml:space="preserve">还可得到另一种稳定实现，即先稳定计算较大的根</w:t>
+      </w:r>
+      <w:r>
+        <w:t xml:space="preserve"> </w:t>
+      </w:r>
+      <m:oMath>
+        <m:sSub>
+          <m:e>
+            <m:r>
+              <m:t>x</m:t>
+            </m:r>
+          </m:e>
+          <m:sub>
+            <m:r>
+              <m:t>1</m:t>
+            </m:r>
+          </m:sub>
+        </m:sSub>
+      </m:oMath>
+      <w:r>
+        <w:rPr>
+          <w:rFonts w:hint="eastAsia"/>
+        </w:rPr>
+        <w:t xml:space="preserve">，再由</w:t>
+      </w:r>
+      <w:r>
+        <w:t xml:space="preserve"> </w:t>
+      </w:r>
+      <m:oMath>
+        <m:sSub>
+          <m:e>
+            <m:r>
+              <m:t>x</m:t>
+            </m:r>
+          </m:e>
+          <m:sub>
+            <m:r>
+              <m:t>2</m:t>
+            </m:r>
+          </m:sub>
+        </m:sSub>
+        <m:r>
+          <m:rPr>
+            <m:sty m:val="p"/>
+          </m:rPr>
+          <m:t>=</m:t>
+        </m:r>
+        <m:r>
+          <m:t>1</m:t>
+        </m:r>
+        <m:r>
+          <m:rPr>
+            <m:sty m:val="p"/>
+          </m:rPr>
+          <m:t>/</m:t>
+        </m:r>
+        <m:sSub>
+          <m:e>
+            <m:r>
+              <m:t>x</m:t>
+            </m:r>
+          </m:e>
+          <m:sub>
+            <m:r>
+              <m:t>1</m:t>
+            </m:r>
+          </m:sub>
+        </m:sSub>
+      </m:oMath>
+      <w:r>
+        <w:t xml:space="preserve"> </w:t>
+      </w:r>
+      <w:r>
+        <w:rPr>
+          <w:rFonts w:hint="eastAsia"/>
+        </w:rPr>
+        <w:t xml:space="preserve">得到小根。</w:t>
+      </w:r>
+    </w:p>
+    <w:bookmarkEnd w:id="17"/>
+    <w:bookmarkEnd w:id="18"/>
+    <w:bookmarkStart w:id="26" w:name="problem-12大参数区间的误差比较"/>
+    <w:p>
+      <w:pPr>
+        <w:pStyle w:val="Heading2"/>
+      </w:pPr>
+      <w:r>
+        <w:rPr>
+          <w:rStyle w:val="SectionNumber"/>
+        </w:rPr>
+        <w:t xml:space="preserve">0.2</w:t>
+      </w:r>
+      <w:r>
+        <w:tab/>
+      </w:r>
+      <w:r>
+        <w:t xml:space="preserve">Problem </w:t>
+      </w:r>
+      <w:r>
+        <w:rPr>
+          <w:rFonts w:hint="eastAsia"/>
+        </w:rPr>
+        <w:t xml:space="preserve">1(2)：大参数区间的误差比较</w:t>
+      </w:r>
+    </w:p>
+    <w:p>
+      <w:pPr>
+        <w:pStyle w:val="FirstParagraph"/>
+      </w:pPr>
+      <w:r>
+        <w:rPr>
+          <w:rFonts w:hint="eastAsia"/>
+        </w:rPr>
+        <w:t xml:space="preserve">相关脚本：</w:t>
+      </w:r>
+    </w:p>
+    <w:p>
+      <w:pPr>
+        <w:pStyle w:val="Compact"/>
+        <w:numPr>
+          <w:ilvl w:val="0"/>
+          <w:numId w:val="1002"/>
+        </w:numPr>
+      </w:pPr>
+      <w:hyperlink r:id="rId12">
+        <w:r>
+          <w:rPr>
+            <w:rStyle w:val="Hyperlink"/>
+            <w:rFonts w:hint="eastAsia"/>
+          </w:rPr>
+          <w:t xml:space="preserve">本地</w:t>
+        </w:r>
+        <w:r>
+          <w:rPr>
+            <w:rStyle w:val="Hyperlink"/>
+          </w:rPr>
+          <w:t xml:space="preserve"> scripts/problem1.c</w:t>
+        </w:r>
+      </w:hyperlink>
+    </w:p>
+    <w:p>
+      <w:pPr>
+        <w:pStyle w:val="Compact"/>
+        <w:numPr>
+          <w:ilvl w:val="0"/>
+          <w:numId w:val="1002"/>
+        </w:numPr>
+      </w:pPr>
+      <w:hyperlink r:id="rId13">
+        <w:r>
+          <w:rPr>
+            <w:rStyle w:val="Hyperlink"/>
+          </w:rPr>
+          <w:t xml:space="preserve">GitHub scripts/problem1.c</w:t>
+        </w:r>
+      </w:hyperlink>
+    </w:p>
+    <w:bookmarkStart w:id="19" w:name="待求问题-1"/>
+    <w:p>
+      <w:pPr>
+        <w:pStyle w:val="Heading3"/>
+      </w:pPr>
+      <w:r>
+        <w:rPr>
+          <w:rStyle w:val="SectionNumber"/>
+        </w:rPr>
+        <w:t xml:space="preserve">0.2.1</w:t>
+      </w:r>
+      <w:r>
+        <w:tab/>
+      </w:r>
+      <w:r>
+        <w:rPr>
+          <w:rFonts w:hint="eastAsia"/>
+        </w:rPr>
+        <w:t xml:space="preserve">待求问题</w:t>
+      </w:r>
+    </w:p>
+    <w:p>
+      <w:pPr>
+        <w:pStyle w:val="FirstParagraph"/>
+      </w:pPr>
+      <w:r>
+        <w:rPr>
+          <w:rFonts w:hint="eastAsia"/>
+        </w:rPr>
+        <w:t xml:space="preserve">随后增大</w:t>
+      </w:r>
+      <w:r>
+        <w:t xml:space="preserve"> </w:t>
+      </w:r>
+      <m:oMath>
+        <m:r>
+          <m:t>b</m:t>
+        </m:r>
+      </m:oMath>
+      <w:r>
+        <w:t xml:space="preserve"> </w:t>
+      </w:r>
+      <w:r>
+        <w:rPr>
+          <w:rFonts w:hint="eastAsia"/>
+        </w:rPr>
         <w:t xml:space="preserve">取值并列表比较误差变化。</w:t>
       </w:r>
     </w:p>
-    <w:bookmarkEnd w:id="16"/>
-    <w:bookmarkStart w:id="17" w:name="有理化改写与再实验"/>
+    <w:bookmarkEnd w:id="19"/>
+    <w:bookmarkStart w:id="20" w:name="解决方式-1"/>
     <w:p>
       <w:pPr>
         <w:pStyle w:val="Heading3"/>
@@ -931,19 +1918,1473 @@
         <w:rPr>
           <w:rStyle w:val="SectionNumber"/>
         </w:rPr>
-        <w:t xml:space="preserve">1.1.3</w:t>
+        <w:t xml:space="preserve">0.2.2</w:t>
       </w:r>
       <w:r>
         <w:tab/>
       </w:r>
       <w:r>
-        <w:t xml:space="preserve">(3) </w:t>
-      </w:r>
-      <w:r>
-        <w:rPr>
-          <w:rFonts w:hint="eastAsia"/>
-        </w:rPr>
-        <w:t xml:space="preserve">有理化改写与再实验</w:t>
+        <w:rPr>
+          <w:rFonts w:hint="eastAsia"/>
+        </w:rPr>
+        <w:t xml:space="preserve">解决方式</w:t>
+      </w:r>
+    </w:p>
+    <w:p>
+      <w:pPr>
+        <w:pStyle w:val="FirstParagraph"/>
+      </w:pPr>
+      <w:r>
+        <w:rPr>
+          <w:rFonts w:hint="eastAsia"/>
+        </w:rPr>
+        <w:t xml:space="preserve">为使实验步骤表达得更规范，本文以伪代码方式给出求解过程：</w:t>
+      </w:r>
+    </w:p>
+    <w:p>
+      <w:pPr>
+        <w:pStyle w:val="SourceCode"/>
+      </w:pPr>
+      <w:r>
+        <w:rPr>
+          <w:rStyle w:val="VerbatimChar"/>
+        </w:rPr>
+        <w:t xml:space="preserve">Input : precisions P, test values B</w:t>
+      </w:r>
+      <w:r>
+        <w:br/>
+      </w:r>
+      <w:r>
+        <w:rPr>
+          <w:rStyle w:val="VerbatimChar"/>
+        </w:rPr>
+        <w:t xml:space="preserve">Output: error table and error curve</w:t>
+      </w:r>
+      <w:r>
+        <w:br/>
+      </w:r>
+      <w:r>
+        <w:br/>
+      </w:r>
+      <w:r>
+        <w:rPr>
+          <w:rStyle w:val="VerbatimChar"/>
+        </w:rPr>
+        <w:t xml:space="preserve">for each p in P do</w:t>
+      </w:r>
+      <w:r>
+        <w:br/>
+      </w:r>
+      <w:r>
+        <w:rPr>
+          <w:rStyle w:val="VerbatimChar"/>
+        </w:rPr>
+        <w:t xml:space="preserve">    for each b in B do</w:t>
+      </w:r>
+      <w:r>
+        <w:br/>
+      </w:r>
+      <w:r>
+        <w:rPr>
+          <w:rStyle w:val="VerbatimChar"/>
+        </w:rPr>
+        <w:t xml:space="preserve">        r &lt;- sqrt(b^2 - 4)</w:t>
+      </w:r>
+      <w:r>
+        <w:br/>
+      </w:r>
+      <w:r>
+        <w:rPr>
+          <w:rStyle w:val="VerbatimChar"/>
+        </w:rPr>
+        <w:t xml:space="preserve">        x_std &lt;- (b - r) / 2</w:t>
+      </w:r>
+      <w:r>
+        <w:br/>
+      </w:r>
+      <w:r>
+        <w:rPr>
+          <w:rStyle w:val="VerbatimChar"/>
+        </w:rPr>
+        <w:t xml:space="preserve">        x_rat &lt;- 2 / (b + r)</w:t>
+      </w:r>
+      <w:r>
+        <w:br/>
+      </w:r>
+      <w:r>
+        <w:rPr>
+          <w:rStyle w:val="VerbatimChar"/>
+        </w:rPr>
+        <w:t xml:space="preserve">        x_ref &lt;- ref_root(b)</w:t>
+      </w:r>
+      <w:r>
+        <w:br/>
+      </w:r>
+      <w:r>
+        <w:rPr>
+          <w:rStyle w:val="VerbatimChar"/>
+        </w:rPr>
+        <w:t xml:space="preserve">        err_std &lt;- relerr(x_std, x_ref)</w:t>
+      </w:r>
+      <w:r>
+        <w:br/>
+      </w:r>
+      <w:r>
+        <w:rPr>
+          <w:rStyle w:val="VerbatimChar"/>
+        </w:rPr>
+        <w:t xml:space="preserve">        err_rat &lt;- relerr(x_rat, x_ref)</w:t>
+      </w:r>
+      <w:r>
+        <w:br/>
+      </w:r>
+      <w:r>
+        <w:rPr>
+          <w:rStyle w:val="VerbatimChar"/>
+        </w:rPr>
+        <w:t xml:space="preserve">    end for</w:t>
+      </w:r>
+      <w:r>
+        <w:br/>
+      </w:r>
+      <w:r>
+        <w:rPr>
+          <w:rStyle w:val="VerbatimChar"/>
+        </w:rPr>
+        <w:t xml:space="preserve">end for</w:t>
+      </w:r>
+    </w:p>
+    <w:p>
+      <w:pPr>
+        <w:pStyle w:val="FirstParagraph"/>
+      </w:pPr>
+      <w:r>
+        <w:rPr>
+          <w:rFonts w:hint="eastAsia"/>
+        </w:rPr>
+        <w:t xml:space="preserve">其中</w:t>
+      </w:r>
+      <w:r>
+        <w:t xml:space="preserve"> </w:t>
+      </w:r>
+      <w:r>
+        <w:rPr>
+          <w:rStyle w:val="VerbatimChar"/>
+        </w:rPr>
+        <w:t xml:space="preserve">ref_root(b)</w:t>
+      </w:r>
+      <w:r>
+        <w:t xml:space="preserve"> </w:t>
+      </w:r>
+      <w:r>
+        <w:rPr>
+          <w:rFonts w:hint="eastAsia"/>
+        </w:rPr>
+        <w:t xml:space="preserve">表示高精度参考解，</w:t>
+      </w:r>
+      <w:r>
+        <w:rPr>
+          <w:rStyle w:val="VerbatimChar"/>
+        </w:rPr>
+        <w:t xml:space="preserve">relerr</w:t>
+      </w:r>
+      <w:r>
+        <w:t xml:space="preserve"> </w:t>
+      </w:r>
+      <w:r>
+        <w:rPr>
+          <w:rFonts w:hint="eastAsia"/>
+        </w:rPr>
+        <w:t xml:space="preserve">表示相对误差计算函数。</w:t>
+      </w:r>
+    </w:p>
+    <w:bookmarkEnd w:id="20"/>
+    <w:bookmarkStart w:id="24" w:name="问题答案-1"/>
+    <w:p>
+      <w:pPr>
+        <w:pStyle w:val="Heading3"/>
+      </w:pPr>
+      <w:r>
+        <w:rPr>
+          <w:rStyle w:val="SectionNumber"/>
+        </w:rPr>
+        <w:t xml:space="preserve">0.2.3</w:t>
+      </w:r>
+      <w:r>
+        <w:tab/>
+      </w:r>
+      <w:r>
+        <w:rPr>
+          <w:rFonts w:hint="eastAsia"/>
+        </w:rPr>
+        <w:t xml:space="preserve">问题答案</w:t>
+      </w:r>
+    </w:p>
+    <w:p>
+      <w:pPr>
+        <w:pStyle w:val="FirstParagraph"/>
+      </w:pPr>
+      <w:r>
+        <w:rPr>
+          <w:rFonts w:hint="eastAsia"/>
+        </w:rPr>
+        <w:t xml:space="preserve">当</w:t>
+      </w:r>
+      <w:r>
+        <w:t xml:space="preserve"> </w:t>
+      </w:r>
+      <m:oMath>
+        <m:r>
+          <m:t>b</m:t>
+        </m:r>
+      </m:oMath>
+      <w:r>
+        <w:t xml:space="preserve"> </w:t>
+      </w:r>
+      <w:r>
+        <w:rPr>
+          <w:rFonts w:hint="eastAsia"/>
+        </w:rPr>
+        <w:t xml:space="preserve">继续增大时，标准公式的误差迅速放大，而有理化公式保持稳定。误差变化趋势如图所示。</w:t>
+      </w:r>
+    </w:p>
+    <w:p>
+      <w:pPr>
+        <w:pStyle w:val="CaptionedFigure"/>
+      </w:pPr>
+      <w:r>
+        <w:drawing>
+          <wp:inline>
+            <wp:extent cx="4693920" cy="5632704"/>
+            <wp:effectExtent b="0" l="0" r="0" t="0"/>
+            <wp:docPr descr="Problem 1 relative-error comparison" title="" id="22" name="Picture"/>
+            <a:graphic>
+              <a:graphicData uri="http://schemas.openxmlformats.org/drawingml/2006/picture">
+                <pic:pic>
+                  <pic:nvPicPr>
+                    <pic:cNvPr descr="../../result/problem1_relative_error.png" id="23" name="Picture"/>
+                    <pic:cNvPicPr>
+                      <a:picLocks noChangeArrowheads="1" noChangeAspect="1"/>
+                    </pic:cNvPicPr>
+                  </pic:nvPicPr>
+                  <pic:blipFill>
+                    <a:blip r:embed="rId21"/>
+                    <a:stretch>
+                      <a:fillRect/>
+                    </a:stretch>
+                  </pic:blipFill>
+                  <pic:spPr bwMode="auto">
+                    <a:xfrm>
+                      <a:off x="0" y="0"/>
+                      <a:ext cx="4693920" cy="5632704"/>
+                    </a:xfrm>
+                    <a:prstGeom prst="rect">
+                      <a:avLst/>
+                    </a:prstGeom>
+                    <a:noFill/>
+                    <a:ln w="9525">
+                      <a:noFill/>
+                      <a:headEnd/>
+                      <a:tailEnd/>
+                    </a:ln>
+                  </pic:spPr>
+                </pic:pic>
+              </a:graphicData>
+            </a:graphic>
+          </wp:inline>
+        </w:drawing>
+      </w:r>
+    </w:p>
+    <w:p>
+      <w:pPr>
+        <w:pStyle w:val="ImageCaption"/>
+      </w:pPr>
+      <w:r>
+        <w:t xml:space="preserve">Problem 1 relative-error comparison</w:t>
+      </w:r>
+    </w:p>
+    <w:p>
+      <w:pPr>
+        <w:pStyle w:val="BodyText"/>
+      </w:pPr>
+      <w:r>
+        <w:rPr>
+          <w:rFonts w:hint="eastAsia"/>
+        </w:rPr>
+        <w:t xml:space="preserve">表</w:t>
+      </w:r>
+      <w:r>
+        <w:t xml:space="preserve"> 1 </w:t>
+      </w:r>
+      <w:r>
+        <w:rPr>
+          <w:rFonts w:hint="eastAsia"/>
+        </w:rPr>
+        <w:t xml:space="preserve">给出了代表性结果。</w:t>
+      </w:r>
+    </w:p>
+    <w:tbl>
+      <w:tblPr>
+        <w:tblStyle w:val="Table"/>
+        <w:tblW w:type="auto" w:w="0"/>
+        <w:tblLook w:firstRow="1" w:lastRow="0" w:firstColumn="0" w:lastColumn="0" w:noHBand="0" w:noVBand="0" w:val="0020"/>
+      </w:tblPr>
+      <w:tblGrid>
+        <w:gridCol w:w="1584"/>
+        <w:gridCol w:w="1584"/>
+        <w:gridCol w:w="1584"/>
+        <w:gridCol w:w="1584"/>
+        <w:gridCol w:w="1584"/>
+      </w:tblGrid>
+      <w:tr>
+        <w:trPr>
+          <w:tblHeader w:val="on"/>
+        </w:trPr>
+        <w:tc>
+          <w:tcPr/>
+          <w:p>
+            <w:pPr>
+              <w:pStyle w:val="Compact"/>
+              <w:jc w:val="left"/>
+            </w:pPr>
+            <w:r>
+              <w:rPr>
+                <w:rFonts w:hint="eastAsia"/>
+              </w:rPr>
+              <w:t xml:space="preserve">精度</w:t>
+            </w:r>
+          </w:p>
+        </w:tc>
+        <w:tc>
+          <w:tcPr/>
+          <w:p>
+            <w:pPr>
+              <w:pStyle w:val="Compact"/>
+              <w:jc w:val="right"/>
+            </w:pPr>
+            <w:r>
+              <w:t xml:space="preserve">b</w:t>
+            </w:r>
+          </w:p>
+        </w:tc>
+        <w:tc>
+          <w:tcPr/>
+          <w:p>
+            <w:pPr>
+              <w:pStyle w:val="Compact"/>
+              <w:jc w:val="right"/>
+            </w:pPr>
+            <w:r>
+              <w:rPr>
+                <w:rFonts w:hint="eastAsia"/>
+              </w:rPr>
+              <w:t xml:space="preserve">标准误差</w:t>
+            </w:r>
+          </w:p>
+        </w:tc>
+        <w:tc>
+          <w:tcPr/>
+          <w:p>
+            <w:pPr>
+              <w:pStyle w:val="Compact"/>
+              <w:jc w:val="right"/>
+            </w:pPr>
+            <w:r>
+              <w:rPr>
+                <w:rFonts w:hint="eastAsia"/>
+              </w:rPr>
+              <w:t xml:space="preserve">有理化误差</w:t>
+            </w:r>
+          </w:p>
+        </w:tc>
+        <w:tc>
+          <w:tcPr/>
+          <w:p>
+            <w:pPr>
+              <w:pStyle w:val="Compact"/>
+              <w:jc w:val="right"/>
+            </w:pPr>
+            <w:r>
+              <w:rPr>
+                <w:rFonts w:hint="eastAsia"/>
+              </w:rPr>
+              <w:t xml:space="preserve">改进倍数</w:t>
+            </w:r>
+          </w:p>
+        </w:tc>
+      </w:tr>
+      <w:tr>
+        <w:tc>
+          <w:tcPr/>
+          <w:p>
+            <w:pPr>
+              <w:pStyle w:val="Compact"/>
+              <w:jc w:val="left"/>
+            </w:pPr>
+            <w:r>
+              <w:t xml:space="preserve">float</w:t>
+            </w:r>
+          </w:p>
+        </w:tc>
+        <w:tc>
+          <w:tcPr/>
+          <w:p>
+            <w:pPr>
+              <w:pStyle w:val="Compact"/>
+              <w:jc w:val="right"/>
+            </w:pPr>
+            <w:r>
+              <w:t xml:space="preserve">100</w:t>
+            </w:r>
+          </w:p>
+        </w:tc>
+        <w:tc>
+          <w:tcPr/>
+          <w:p>
+            <w:pPr>
+              <w:pStyle w:val="Compact"/>
+              <w:jc w:val="right"/>
+            </w:pPr>
+            <w:r>
+              <w:t xml:space="preserve">1.1359E-4</w:t>
+            </w:r>
+          </w:p>
+        </w:tc>
+        <w:tc>
+          <w:tcPr/>
+          <w:p>
+            <w:pPr>
+              <w:pStyle w:val="Compact"/>
+              <w:jc w:val="right"/>
+            </w:pPr>
+            <w:r>
+              <w:t xml:space="preserve">2.0003E-8</w:t>
+            </w:r>
+          </w:p>
+        </w:tc>
+        <w:tc>
+          <w:tcPr/>
+          <w:p>
+            <w:pPr>
+              <w:pStyle w:val="Compact"/>
+              <w:jc w:val="right"/>
+            </w:pPr>
+            <w:r>
+              <w:t xml:space="preserve">5.6786E+3</w:t>
+            </w:r>
+          </w:p>
+        </w:tc>
+      </w:tr>
+      <w:tr>
+        <w:tc>
+          <w:tcPr/>
+          <w:p>
+            <w:pPr>
+              <w:pStyle w:val="Compact"/>
+              <w:jc w:val="left"/>
+            </w:pPr>
+            <w:r>
+              <w:t xml:space="preserve">float</w:t>
+            </w:r>
+          </w:p>
+        </w:tc>
+        <w:tc>
+          <w:tcPr/>
+          <w:p>
+            <w:pPr>
+              <w:pStyle w:val="Compact"/>
+              <w:jc w:val="right"/>
+            </w:pPr>
+            <w:r>
+              <w:t xml:space="preserve">1000</w:t>
+            </w:r>
+          </w:p>
+        </w:tc>
+        <w:tc>
+          <w:tcPr/>
+          <w:p>
+            <w:pPr>
+              <w:pStyle w:val="Compact"/>
+              <w:jc w:val="right"/>
+            </w:pPr>
+            <w:r>
+              <w:t xml:space="preserve">7.0791E-3</w:t>
+            </w:r>
+          </w:p>
+        </w:tc>
+        <w:tc>
+          <w:tcPr/>
+          <w:p>
+            <w:pPr>
+              <w:pStyle w:val="Compact"/>
+              <w:jc w:val="right"/>
+            </w:pPr>
+            <w:r>
+              <w:t xml:space="preserve">2.0002E-8</w:t>
+            </w:r>
+          </w:p>
+        </w:tc>
+        <w:tc>
+          <w:tcPr/>
+          <w:p>
+            <w:pPr>
+              <w:pStyle w:val="Compact"/>
+              <w:jc w:val="right"/>
+            </w:pPr>
+            <w:r>
+              <w:t xml:space="preserve">3.5392E+5</w:t>
+            </w:r>
+          </w:p>
+        </w:tc>
+      </w:tr>
+      <w:tr>
+        <w:tc>
+          <w:tcPr/>
+          <w:p>
+            <w:pPr>
+              <w:pStyle w:val="Compact"/>
+              <w:jc w:val="left"/>
+            </w:pPr>
+            <w:r>
+              <w:t xml:space="preserve">float</w:t>
+            </w:r>
+          </w:p>
+        </w:tc>
+        <w:tc>
+          <w:tcPr/>
+          <w:p>
+            <w:pPr>
+              <w:pStyle w:val="Compact"/>
+              <w:jc w:val="right"/>
+            </w:pPr>
+            <w:r>
+              <w:t xml:space="preserve">10000</w:t>
+            </w:r>
+          </w:p>
+        </w:tc>
+        <w:tc>
+          <w:tcPr/>
+          <w:p>
+            <w:pPr>
+              <w:pStyle w:val="Compact"/>
+              <w:jc w:val="right"/>
+            </w:pPr>
+            <w:r>
+              <w:t xml:space="preserve">1.0000E+0</w:t>
+            </w:r>
+          </w:p>
+        </w:tc>
+        <w:tc>
+          <w:tcPr/>
+          <w:p>
+            <w:pPr>
+              <w:pStyle w:val="Compact"/>
+              <w:jc w:val="right"/>
+            </w:pPr>
+            <w:r>
+              <w:t xml:space="preserve">3.5000E-8</w:t>
+            </w:r>
+          </w:p>
+        </w:tc>
+        <w:tc>
+          <w:tcPr/>
+          <w:p>
+            <w:pPr>
+              <w:pStyle w:val="Compact"/>
+              <w:jc w:val="right"/>
+            </w:pPr>
+            <w:r>
+              <w:t xml:space="preserve">2.8571E+7</w:t>
+            </w:r>
+          </w:p>
+        </w:tc>
+      </w:tr>
+      <w:tr>
+        <w:tc>
+          <w:tcPr/>
+          <w:p>
+            <w:pPr>
+              <w:pStyle w:val="Compact"/>
+              <w:jc w:val="left"/>
+            </w:pPr>
+            <w:r>
+              <w:t xml:space="preserve">double</w:t>
+            </w:r>
+          </w:p>
+        </w:tc>
+        <w:tc>
+          <w:tcPr/>
+          <w:p>
+            <w:pPr>
+              <w:pStyle w:val="Compact"/>
+              <w:jc w:val="right"/>
+            </w:pPr>
+            <w:r>
+              <w:t xml:space="preserve">100000</w:t>
+            </w:r>
+          </w:p>
+        </w:tc>
+        <w:tc>
+          <w:tcPr/>
+          <w:p>
+            <w:pPr>
+              <w:pStyle w:val="Compact"/>
+              <w:jc w:val="right"/>
+            </w:pPr>
+            <w:r>
+              <w:t xml:space="preserve">3.3844E-7</w:t>
+            </w:r>
+          </w:p>
+        </w:tc>
+        <w:tc>
+          <w:tcPr/>
+          <w:p>
+            <w:pPr>
+              <w:pStyle w:val="Compact"/>
+              <w:jc w:val="right"/>
+            </w:pPr>
+            <w:r>
+              <w:t xml:space="preserve">9.9980E-17</w:t>
+            </w:r>
+          </w:p>
+        </w:tc>
+        <w:tc>
+          <w:tcPr/>
+          <w:p>
+            <w:pPr>
+              <w:pStyle w:val="Compact"/>
+              <w:jc w:val="right"/>
+            </w:pPr>
+            <w:r>
+              <w:t xml:space="preserve">3.3850E+9</w:t>
+            </w:r>
+          </w:p>
+        </w:tc>
+      </w:tr>
+      <w:tr>
+        <w:tc>
+          <w:tcPr/>
+          <w:p>
+            <w:pPr>
+              <w:pStyle w:val="Compact"/>
+              <w:jc w:val="left"/>
+            </w:pPr>
+            <w:r>
+              <w:t xml:space="preserve">double</w:t>
+            </w:r>
+          </w:p>
+        </w:tc>
+        <w:tc>
+          <w:tcPr/>
+          <w:p>
+            <w:pPr>
+              <w:pStyle w:val="Compact"/>
+              <w:jc w:val="right"/>
+            </w:pPr>
+            <w:r>
+              <w:t xml:space="preserve">10000000000</w:t>
+            </w:r>
+          </w:p>
+        </w:tc>
+        <w:tc>
+          <w:tcPr/>
+          <w:p>
+            <w:pPr>
+              <w:pStyle w:val="Compact"/>
+              <w:jc w:val="right"/>
+            </w:pPr>
+            <w:r>
+              <w:t xml:space="preserve">1.0000E+0</w:t>
+            </w:r>
+          </w:p>
+        </w:tc>
+        <w:tc>
+          <w:tcPr/>
+          <w:p>
+            <w:pPr>
+              <w:pStyle w:val="Compact"/>
+              <w:jc w:val="right"/>
+            </w:pPr>
+            <w:r>
+              <w:t xml:space="preserve">1.0000E-20</w:t>
+            </w:r>
+          </w:p>
+        </w:tc>
+        <w:tc>
+          <w:tcPr/>
+          <w:p>
+            <w:pPr>
+              <w:pStyle w:val="Compact"/>
+              <w:jc w:val="right"/>
+            </w:pPr>
+            <w:r>
+              <w:t xml:space="preserve">1.0000E+20</w:t>
+            </w:r>
+          </w:p>
+        </w:tc>
+      </w:tr>
+      <w:tr>
+        <w:tc>
+          <w:tcPr/>
+          <w:p>
+            <w:pPr>
+              <w:pStyle w:val="Compact"/>
+              <w:jc w:val="left"/>
+            </w:pPr>
+            <w:r>
+              <w:t xml:space="preserve">quad</w:t>
+            </w:r>
+          </w:p>
+        </w:tc>
+        <w:tc>
+          <w:tcPr/>
+          <w:p>
+            <w:pPr>
+              <w:pStyle w:val="Compact"/>
+              <w:jc w:val="right"/>
+            </w:pPr>
+            <w:r>
+              <w:t xml:space="preserve">10000000000</w:t>
+            </w:r>
+          </w:p>
+        </w:tc>
+        <w:tc>
+          <w:tcPr/>
+          <w:p>
+            <w:pPr>
+              <w:pStyle w:val="Compact"/>
+              <w:jc w:val="right"/>
+            </w:pPr>
+            <w:r>
+              <w:t xml:space="preserve">6.8266E-16</w:t>
+            </w:r>
+          </w:p>
+        </w:tc>
+        <w:tc>
+          <w:tcPr/>
+          <w:p>
+            <w:pPr>
+              <w:pStyle w:val="Compact"/>
+              <w:jc w:val="right"/>
+            </w:pPr>
+            <w:r>
+              <w:t xml:space="preserve">1.0000E-34</w:t>
+            </w:r>
+          </w:p>
+        </w:tc>
+        <w:tc>
+          <w:tcPr/>
+          <w:p>
+            <w:pPr>
+              <w:pStyle w:val="Compact"/>
+              <w:jc w:val="right"/>
+            </w:pPr>
+            <w:r>
+              <w:t xml:space="preserve">6.8266E+18</w:t>
+            </w:r>
+          </w:p>
+        </w:tc>
+      </w:tr>
+    </w:tbl>
+    <w:p>
+      <w:pPr>
+        <w:pStyle w:val="BodyText"/>
+      </w:pPr>
+      <w:r>
+        <w:rPr>
+          <w:rFonts w:hint="eastAsia"/>
+        </w:rPr>
+        <w:t xml:space="preserve">对于</w:t>
+      </w:r>
+      <w:r>
+        <w:t xml:space="preserve"> </w:t>
+      </w:r>
+      <w:r>
+        <w:rPr>
+          <w:rStyle w:val="VerbatimChar"/>
+        </w:rPr>
+        <w:t xml:space="preserve">float</w:t>
+      </w:r>
+      <w:r>
+        <w:rPr>
+          <w:rFonts w:hint="eastAsia"/>
+        </w:rPr>
+        <w:t xml:space="preserve">，当</w:t>
+      </w:r>
+      <w:r>
+        <w:t xml:space="preserve"> </w:t>
+      </w:r>
+      <w:r>
+        <w:rPr>
+          <w:rStyle w:val="VerbatimChar"/>
+        </w:rPr>
+        <w:t xml:space="preserve">b=10000</w:t>
+      </w:r>
+      <w:r>
+        <w:t xml:space="preserve"> </w:t>
+      </w:r>
+      <w:r>
+        <w:rPr>
+          <w:rFonts w:hint="eastAsia"/>
+        </w:rPr>
+        <w:t xml:space="preserve">时，标准公式的相对误差已达到</w:t>
+      </w:r>
+      <w:r>
+        <w:t xml:space="preserve"> </w:t>
+      </w:r>
+      <w:r>
+        <w:rPr>
+          <w:rFonts w:hint="eastAsia"/>
+        </w:rPr>
+        <w:t xml:space="preserve">1.0000E+0，说明小根信息几乎完全丢失；对应的有理化误差仍只有</w:t>
+      </w:r>
+      <w:r>
+        <w:t xml:space="preserve"> </w:t>
+      </w:r>
+      <w:r>
+        <w:rPr>
+          <w:rFonts w:hint="eastAsia"/>
+        </w:rPr>
+        <w:t xml:space="preserve">3.5000E-8。对于</w:t>
+      </w:r>
+      <w:r>
+        <w:t xml:space="preserve"> </w:t>
+      </w:r>
+      <w:r>
+        <w:rPr>
+          <w:rStyle w:val="VerbatimChar"/>
+        </w:rPr>
+        <w:t xml:space="preserve">double</w:t>
+      </w:r>
+      <w:r>
+        <w:rPr>
+          <w:rFonts w:hint="eastAsia"/>
+        </w:rPr>
+        <w:t xml:space="preserve">，在</w:t>
+      </w:r>
+      <w:r>
+        <w:t xml:space="preserve"> </w:t>
+      </w:r>
+      <w:r>
+        <w:rPr>
+          <w:rStyle w:val="VerbatimChar"/>
+        </w:rPr>
+        <w:t xml:space="preserve">b=10^10</w:t>
+      </w:r>
+      <w:r>
+        <w:t xml:space="preserve"> </w:t>
+      </w:r>
+      <w:r>
+        <w:rPr>
+          <w:rFonts w:hint="eastAsia"/>
+        </w:rPr>
+        <w:t xml:space="preserve">时也出现同类退化，而</w:t>
+      </w:r>
+      <w:r>
+        <w:t xml:space="preserve"> </w:t>
+      </w:r>
+      <w:r>
+        <w:rPr>
+          <w:rStyle w:val="VerbatimChar"/>
+        </w:rPr>
+        <w:t xml:space="preserve">__float128</w:t>
+      </w:r>
+      <w:r>
+        <w:t xml:space="preserve"> </w:t>
+      </w:r>
+      <w:r>
+        <w:rPr>
+          <w:rFonts w:hint="eastAsia"/>
+        </w:rPr>
+        <w:t xml:space="preserve">在同一测试点仍维持</w:t>
+      </w:r>
+      <w:r>
+        <w:t xml:space="preserve"> 6.8266E-16 </w:t>
+      </w:r>
+      <w:r>
+        <w:rPr>
+          <w:rFonts w:hint="eastAsia"/>
+        </w:rPr>
+        <w:t xml:space="preserve">的误差量级。</w:t>
+      </w:r>
+    </w:p>
+    <w:bookmarkEnd w:id="24"/>
+    <w:bookmarkStart w:id="25" w:name="分析-1"/>
+    <w:p>
+      <w:pPr>
+        <w:pStyle w:val="Heading3"/>
+      </w:pPr>
+      <w:r>
+        <w:rPr>
+          <w:rStyle w:val="SectionNumber"/>
+        </w:rPr>
+        <w:t xml:space="preserve">0.2.4</w:t>
+      </w:r>
+      <w:r>
+        <w:tab/>
+      </w:r>
+      <w:r>
+        <w:rPr>
+          <w:rFonts w:hint="eastAsia"/>
+        </w:rPr>
+        <w:t xml:space="preserve">分析</w:t>
+      </w:r>
+    </w:p>
+    <w:p>
+      <w:pPr>
+        <w:pStyle w:val="FirstParagraph"/>
+      </w:pPr>
+      <w:r>
+        <w:rPr>
+          <w:rFonts w:hint="eastAsia"/>
+        </w:rPr>
+        <w:t xml:space="preserve">标准公式的不稳定性来源于相消误差。由近似关系</w:t>
+      </w:r>
+    </w:p>
+    <w:p>
+      <w:pPr>
+        <w:pStyle w:val="BodyText"/>
+      </w:pPr>
+      <m:oMathPara>
+        <m:oMathParaPr>
+          <m:jc m:val="center"/>
+        </m:oMathParaPr>
+        <m:oMath>
+          <m:rad>
+            <m:radPr>
+              <m:degHide m:val="on"/>
+            </m:radPr>
+            <m:deg/>
+            <m:e>
+              <m:sSup>
+                <m:e>
+                  <m:r>
+                    <m:t>b</m:t>
+                  </m:r>
+                </m:e>
+                <m:sup>
+                  <m:r>
+                    <m:t>2</m:t>
+                  </m:r>
+                </m:sup>
+              </m:sSup>
+              <m:r>
+                <m:rPr>
+                  <m:sty m:val="p"/>
+                </m:rPr>
+                <m:t>−</m:t>
+              </m:r>
+              <m:r>
+                <m:t>4</m:t>
+              </m:r>
+            </m:e>
+          </m:rad>
+          <m:r>
+            <m:rPr>
+              <m:sty m:val="p"/>
+            </m:rPr>
+            <m:t>=</m:t>
+          </m:r>
+          <m:r>
+            <m:t>b</m:t>
+          </m:r>
+          <m:rad>
+            <m:radPr>
+              <m:degHide m:val="on"/>
+            </m:radPr>
+            <m:deg/>
+            <m:e>
+              <m:r>
+                <m:t>1</m:t>
+              </m:r>
+              <m:r>
+                <m:rPr>
+                  <m:sty m:val="p"/>
+                </m:rPr>
+                <m:t>−</m:t>
+              </m:r>
+              <m:r>
+                <m:t>4</m:t>
+              </m:r>
+              <m:r>
+                <m:rPr>
+                  <m:sty m:val="p"/>
+                </m:rPr>
+                <m:t>/</m:t>
+              </m:r>
+              <m:sSup>
+                <m:e>
+                  <m:r>
+                    <m:t>b</m:t>
+                  </m:r>
+                </m:e>
+                <m:sup>
+                  <m:r>
+                    <m:t>2</m:t>
+                  </m:r>
+                </m:sup>
+              </m:sSup>
+            </m:e>
+          </m:rad>
+          <m:r>
+            <m:rPr>
+              <m:sty m:val="p"/>
+            </m:rPr>
+            <m:t>≈</m:t>
+          </m:r>
+          <m:r>
+            <m:t>b</m:t>
+          </m:r>
+          <m:r>
+            <m:rPr>
+              <m:sty m:val="p"/>
+            </m:rPr>
+            <m:t>−</m:t>
+          </m:r>
+          <m:f>
+            <m:fPr>
+              <m:type m:val="bar"/>
+            </m:fPr>
+            <m:num>
+              <m:r>
+                <m:t>2</m:t>
+              </m:r>
+            </m:num>
+            <m:den>
+              <m:r>
+                <m:t>b</m:t>
+              </m:r>
+            </m:den>
+          </m:f>
+        </m:oMath>
+      </m:oMathPara>
+    </w:p>
+    <w:p>
+      <w:pPr>
+        <w:pStyle w:val="FirstParagraph"/>
+      </w:pPr>
+      <w:r>
+        <w:rPr>
+          <w:rFonts w:hint="eastAsia"/>
+        </w:rPr>
+        <w:t xml:space="preserve">可知，当</w:t>
+      </w:r>
+      <w:r>
+        <w:t xml:space="preserve"> </w:t>
+      </w:r>
+      <m:oMath>
+        <m:r>
+          <m:t>b</m:t>
+        </m:r>
+      </m:oMath>
+      <w:r>
+        <w:t xml:space="preserve"> </w:t>
+      </w:r>
+      <w:r>
+        <w:rPr>
+          <w:rFonts w:hint="eastAsia"/>
+        </w:rPr>
+        <w:t xml:space="preserve">很大时，表达式</w:t>
+      </w:r>
+    </w:p>
+    <w:p>
+      <w:pPr>
+        <w:pStyle w:val="BodyText"/>
+      </w:pPr>
+      <m:oMathPara>
+        <m:oMathParaPr>
+          <m:jc m:val="center"/>
+        </m:oMathParaPr>
+        <m:oMath>
+          <m:r>
+            <m:t>b</m:t>
+          </m:r>
+          <m:r>
+            <m:rPr>
+              <m:sty m:val="p"/>
+            </m:rPr>
+            <m:t>−</m:t>
+          </m:r>
+          <m:rad>
+            <m:radPr>
+              <m:degHide m:val="on"/>
+            </m:radPr>
+            <m:deg/>
+            <m:e>
+              <m:sSup>
+                <m:e>
+                  <m:r>
+                    <m:t>b</m:t>
+                  </m:r>
+                </m:e>
+                <m:sup>
+                  <m:r>
+                    <m:t>2</m:t>
+                  </m:r>
+                </m:sup>
+              </m:sSup>
+              <m:r>
+                <m:rPr>
+                  <m:sty m:val="p"/>
+                </m:rPr>
+                <m:t>−</m:t>
+              </m:r>
+              <m:r>
+                <m:t>4</m:t>
+              </m:r>
+            </m:e>
+          </m:rad>
+        </m:oMath>
+      </m:oMathPara>
+    </w:p>
+    <w:p>
+      <w:pPr>
+        <w:pStyle w:val="FirstParagraph"/>
+      </w:pPr>
+      <w:r>
+        <w:rPr>
+          <w:rFonts w:hint="eastAsia"/>
+        </w:rPr>
+        <w:t xml:space="preserve">仅保留数量级约为</w:t>
+      </w:r>
+      <w:r>
+        <w:t xml:space="preserve"> </w:t>
+      </w:r>
+      <m:oMath>
+        <m:r>
+          <m:t>2</m:t>
+        </m:r>
+        <m:r>
+          <m:rPr>
+            <m:sty m:val="p"/>
+          </m:rPr>
+          <m:t>/</m:t>
+        </m:r>
+        <m:r>
+          <m:t>b</m:t>
+        </m:r>
+      </m:oMath>
+      <w:r>
+        <w:t xml:space="preserve"> </w:t>
+      </w:r>
+      <w:r>
+        <w:rPr>
+          <w:rFonts w:hint="eastAsia"/>
+        </w:rPr>
+        <w:t xml:space="preserve">的小量，高位有效数字会在减法阶段被提前消耗。有理化公式</w:t>
+      </w:r>
+    </w:p>
+    <w:p>
+      <w:pPr>
+        <w:pStyle w:val="BodyText"/>
+      </w:pPr>
+      <m:oMathPara>
+        <m:oMathParaPr>
+          <m:jc m:val="center"/>
+        </m:oMathParaPr>
+        <m:oMath>
+          <m:sSub>
+            <m:e>
+              <m:r>
+                <m:t>x</m:t>
+              </m:r>
+            </m:e>
+            <m:sub>
+              <m:r>
+                <m:t>2</m:t>
+              </m:r>
+            </m:sub>
+          </m:sSub>
+          <m:r>
+            <m:rPr>
+              <m:sty m:val="p"/>
+            </m:rPr>
+            <m:t>=</m:t>
+          </m:r>
+          <m:f>
+            <m:fPr>
+              <m:type m:val="bar"/>
+            </m:fPr>
+            <m:num>
+              <m:r>
+                <m:t>2</m:t>
+              </m:r>
+            </m:num>
+            <m:den>
+              <m:r>
+                <m:t>b</m:t>
+              </m:r>
+              <m:r>
+                <m:rPr>
+                  <m:sty m:val="p"/>
+                </m:rPr>
+                <m:t>+</m:t>
+              </m:r>
+              <m:rad>
+                <m:radPr>
+                  <m:degHide m:val="on"/>
+                </m:radPr>
+                <m:deg/>
+                <m:e>
+                  <m:sSup>
+                    <m:e>
+                      <m:r>
+                        <m:t>b</m:t>
+                      </m:r>
+                    </m:e>
+                    <m:sup>
+                      <m:r>
+                        <m:t>2</m:t>
+                      </m:r>
+                    </m:sup>
+                  </m:sSup>
+                  <m:r>
+                    <m:rPr>
+                      <m:sty m:val="p"/>
+                    </m:rPr>
+                    <m:t>−</m:t>
+                  </m:r>
+                  <m:r>
+                    <m:t>4</m:t>
+                  </m:r>
+                </m:e>
+              </m:rad>
+            </m:den>
+          </m:f>
+        </m:oMath>
+      </m:oMathPara>
+    </w:p>
+    <w:p>
+      <w:pPr>
+        <w:pStyle w:val="FirstParagraph"/>
+      </w:pPr>
+      <w:r>
+        <w:rPr>
+          <w:rFonts w:hint="eastAsia"/>
+        </w:rPr>
+        <w:t xml:space="preserve">将这一相减过程替换为除法运算，因此显著抑制了误差放大。进一步地，由根的乘积关系</w:t>
+      </w:r>
+      <w:r>
+        <w:t xml:space="preserve"> </w:t>
+      </w:r>
+      <m:oMath>
+        <m:sSub>
+          <m:e>
+            <m:r>
+              <m:t>x</m:t>
+            </m:r>
+          </m:e>
+          <m:sub>
+            <m:r>
+              <m:t>1</m:t>
+            </m:r>
+          </m:sub>
+        </m:sSub>
+        <m:sSub>
+          <m:e>
+            <m:r>
+              <m:t>x</m:t>
+            </m:r>
+          </m:e>
+          <m:sub>
+            <m:r>
+              <m:t>2</m:t>
+            </m:r>
+          </m:sub>
+        </m:sSub>
+        <m:r>
+          <m:rPr>
+            <m:sty m:val="p"/>
+          </m:rPr>
+          <m:t>=</m:t>
+        </m:r>
+        <m:r>
+          <m:t>1</m:t>
+        </m:r>
+      </m:oMath>
+      <w:r>
+        <w:t xml:space="preserve"> </w:t>
+      </w:r>
+      <w:r>
+        <w:rPr>
+          <w:rFonts w:hint="eastAsia"/>
+        </w:rPr>
+        <w:t xml:space="preserve">还可得到另一种稳定实现，即先稳定计算较大的根</w:t>
+      </w:r>
+      <w:r>
+        <w:t xml:space="preserve"> </w:t>
+      </w:r>
+      <m:oMath>
+        <m:sSub>
+          <m:e>
+            <m:r>
+              <m:t>x</m:t>
+            </m:r>
+          </m:e>
+          <m:sub>
+            <m:r>
+              <m:t>1</m:t>
+            </m:r>
+          </m:sub>
+        </m:sSub>
+      </m:oMath>
+      <w:r>
+        <w:rPr>
+          <w:rFonts w:hint="eastAsia"/>
+        </w:rPr>
+        <w:t xml:space="preserve">，再由</w:t>
+      </w:r>
+      <w:r>
+        <w:t xml:space="preserve"> </w:t>
+      </w:r>
+      <m:oMath>
+        <m:sSub>
+          <m:e>
+            <m:r>
+              <m:t>x</m:t>
+            </m:r>
+          </m:e>
+          <m:sub>
+            <m:r>
+              <m:t>2</m:t>
+            </m:r>
+          </m:sub>
+        </m:sSub>
+        <m:r>
+          <m:rPr>
+            <m:sty m:val="p"/>
+          </m:rPr>
+          <m:t>=</m:t>
+        </m:r>
+        <m:r>
+          <m:t>1</m:t>
+        </m:r>
+        <m:r>
+          <m:rPr>
+            <m:sty m:val="p"/>
+          </m:rPr>
+          <m:t>/</m:t>
+        </m:r>
+        <m:sSub>
+          <m:e>
+            <m:r>
+              <m:t>x</m:t>
+            </m:r>
+          </m:e>
+          <m:sub>
+            <m:r>
+              <m:t>1</m:t>
+            </m:r>
+          </m:sub>
+        </m:sSub>
+      </m:oMath>
+      <w:r>
+        <w:t xml:space="preserve"> </w:t>
+      </w:r>
+      <w:r>
+        <w:rPr>
+          <w:rFonts w:hint="eastAsia"/>
+        </w:rPr>
+        <w:t xml:space="preserve">得到小根。</w:t>
+      </w:r>
+    </w:p>
+    <w:bookmarkEnd w:id="25"/>
+    <w:bookmarkEnd w:id="26"/>
+    <w:bookmarkStart w:id="31" w:name="problem-13有理化改写与再实验"/>
+    <w:p>
+      <w:pPr>
+        <w:pStyle w:val="Heading2"/>
+      </w:pPr>
+      <w:r>
+        <w:rPr>
+          <w:rStyle w:val="SectionNumber"/>
+        </w:rPr>
+        <w:t xml:space="preserve">0.3</w:t>
+      </w:r>
+      <w:r>
+        <w:tab/>
+      </w:r>
+      <w:r>
+        <w:t xml:space="preserve">Problem </w:t>
+      </w:r>
+      <w:r>
+        <w:rPr>
+          <w:rFonts w:hint="eastAsia"/>
+        </w:rPr>
+        <w:t xml:space="preserve">1(3)：有理化改写与再实验</w:t>
+      </w:r>
+    </w:p>
+    <w:p>
+      <w:pPr>
+        <w:pStyle w:val="FirstParagraph"/>
+      </w:pPr>
+      <w:r>
+        <w:rPr>
+          <w:rFonts w:hint="eastAsia"/>
+        </w:rPr>
+        <w:t xml:space="preserve">相关脚本：</w:t>
+      </w:r>
+    </w:p>
+    <w:p>
+      <w:pPr>
+        <w:pStyle w:val="Compact"/>
+        <w:numPr>
+          <w:ilvl w:val="0"/>
+          <w:numId w:val="1003"/>
+        </w:numPr>
+      </w:pPr>
+      <w:hyperlink r:id="rId12">
+        <w:r>
+          <w:rPr>
+            <w:rStyle w:val="Hyperlink"/>
+            <w:rFonts w:hint="eastAsia"/>
+          </w:rPr>
+          <w:t xml:space="preserve">本地</w:t>
+        </w:r>
+        <w:r>
+          <w:rPr>
+            <w:rStyle w:val="Hyperlink"/>
+          </w:rPr>
+          <w:t xml:space="preserve"> scripts/problem1.c</w:t>
+        </w:r>
+      </w:hyperlink>
+    </w:p>
+    <w:p>
+      <w:pPr>
+        <w:pStyle w:val="Compact"/>
+        <w:numPr>
+          <w:ilvl w:val="0"/>
+          <w:numId w:val="1003"/>
+        </w:numPr>
+      </w:pPr>
+      <w:hyperlink r:id="rId13">
+        <w:r>
+          <w:rPr>
+            <w:rStyle w:val="Hyperlink"/>
+          </w:rPr>
+          <w:t xml:space="preserve">GitHub scripts/problem1.c</w:t>
+        </w:r>
+      </w:hyperlink>
+    </w:p>
+    <w:bookmarkStart w:id="27" w:name="待求问题-2"/>
+    <w:p>
+      <w:pPr>
+        <w:pStyle w:val="Heading3"/>
+      </w:pPr>
+      <w:r>
+        <w:rPr>
+          <w:rStyle w:val="SectionNumber"/>
+        </w:rPr>
+        <w:t xml:space="preserve">0.3.1</w:t>
+      </w:r>
+      <w:r>
+        <w:tab/>
+      </w:r>
+      <w:r>
+        <w:rPr>
+          <w:rFonts w:hint="eastAsia"/>
+        </w:rPr>
+        <w:t xml:space="preserve">待求问题</w:t>
       </w:r>
     </w:p>
     <w:p>
@@ -1118,18 +3559,17 @@
         <w:t xml:space="preserve">并重新进行同样的实验，以比较两种实现的稳定性差异。</w:t>
       </w:r>
     </w:p>
-    <w:bookmarkEnd w:id="17"/>
-    <w:bookmarkEnd w:id="18"/>
-    <w:bookmarkStart w:id="19" w:name="解决方式"/>
-    <w:p>
-      <w:pPr>
-        <w:pStyle w:val="Heading2"/>
+    <w:bookmarkEnd w:id="27"/>
+    <w:bookmarkStart w:id="28" w:name="解决方式-2"/>
+    <w:p>
+      <w:pPr>
+        <w:pStyle w:val="Heading3"/>
       </w:pPr>
       <w:r>
         <w:rPr>
           <w:rStyle w:val="SectionNumber"/>
         </w:rPr>
-        <w:t xml:space="preserve">1.2</w:t>
+        <w:t xml:space="preserve">0.3.2</w:t>
       </w:r>
       <w:r>
         <w:tab/>
@@ -1309,17 +3749,17 @@
         <w:t xml:space="preserve">表示相对误差计算函数。</w:t>
       </w:r>
     </w:p>
-    <w:bookmarkEnd w:id="19"/>
-    <w:bookmarkStart w:id="26" w:name="问题答案"/>
-    <w:p>
-      <w:pPr>
-        <w:pStyle w:val="Heading2"/>
+    <w:bookmarkEnd w:id="28"/>
+    <w:bookmarkStart w:id="29" w:name="问题答案-2"/>
+    <w:p>
+      <w:pPr>
+        <w:pStyle w:val="Heading3"/>
       </w:pPr>
       <w:r>
         <w:rPr>
           <w:rStyle w:val="SectionNumber"/>
         </w:rPr>
-        <w:t xml:space="preserve">1.3</w:t>
+        <w:t xml:space="preserve">0.3.3</w:t>
       </w:r>
       <w:r>
         <w:tab/>
@@ -1331,7 +3771,49 @@
         <w:t xml:space="preserve">问题答案</w:t>
       </w:r>
     </w:p>
-    <w:bookmarkStart w:id="20" w:name="b100-附近的误差考察-1"/>
+    <w:p>
+      <w:pPr>
+        <w:pStyle w:val="FirstParagraph"/>
+      </w:pPr>
+      <w:r>
+        <w:rPr>
+          <w:rFonts w:hint="eastAsia"/>
+        </w:rPr>
+        <w:t xml:space="preserve">有理化后未再出现与标准公式同量级的误差爆炸。实验范围内，有理化公式始终显著优于标准公式；例如在</w:t>
+      </w:r>
+      <w:r>
+        <w:t xml:space="preserve"> </w:t>
+      </w:r>
+      <w:r>
+        <w:rPr>
+          <w:rStyle w:val="VerbatimChar"/>
+        </w:rPr>
+        <w:t xml:space="preserve">double, b=10^10</w:t>
+      </w:r>
+      <w:r>
+        <w:t xml:space="preserve"> </w:t>
+      </w:r>
+      <w:r>
+        <w:rPr>
+          <w:rFonts w:hint="eastAsia"/>
+        </w:rPr>
+        <w:t xml:space="preserve">条件下，标准公式误差为</w:t>
+      </w:r>
+      <w:r>
+        <w:t xml:space="preserve"> </w:t>
+      </w:r>
+      <w:r>
+        <w:rPr>
+          <w:rFonts w:hint="eastAsia"/>
+        </w:rPr>
+        <w:t xml:space="preserve">1.0000E+0，而有理化公式误差为</w:t>
+      </w:r>
+      <w:r>
+        <w:t xml:space="preserve"> 1.0000E-20。</w:t>
+      </w:r>
+    </w:p>
+    <w:bookmarkEnd w:id="29"/>
+    <w:bookmarkStart w:id="30" w:name="分析-2"/>
     <w:p>
       <w:pPr>
         <w:pStyle w:val="Heading3"/>
@@ -1340,1055 +3822,7 @@
         <w:rPr>
           <w:rStyle w:val="SectionNumber"/>
         </w:rPr>
-        <w:t xml:space="preserve">1.3.1</w:t>
-      </w:r>
-      <w:r>
-        <w:tab/>
-      </w:r>
-      <w:r>
-        <w:t xml:space="preserve">(1)</w:t>
-      </w:r>
-      <w:r>
-        <w:t xml:space="preserve"> </w:t>
-      </w:r>
-      <m:oMath>
-        <m:r>
-          <m:t>b</m:t>
-        </m:r>
-        <m:r>
-          <m:rPr>
-            <m:sty m:val="p"/>
-          </m:rPr>
-          <m:t>=</m:t>
-        </m:r>
-        <m:r>
-          <m:t>100</m:t>
-        </m:r>
-      </m:oMath>
-      <w:r>
-        <w:t xml:space="preserve"> </w:t>
-      </w:r>
-      <w:r>
-        <w:rPr>
-          <w:rFonts w:hint="eastAsia"/>
-        </w:rPr>
-        <w:t xml:space="preserve">附近的误差考察</w:t>
-      </w:r>
-    </w:p>
-    <w:p>
-      <w:pPr>
-        <w:pStyle w:val="FirstParagraph"/>
-      </w:pPr>
-      <w:r>
-        <w:rPr>
-          <w:rFonts w:hint="eastAsia"/>
-        </w:rPr>
-        <w:t xml:space="preserve">依据题图第二页给出的三位有效数字示例，取</w:t>
-      </w:r>
-      <w:r>
-        <w:t xml:space="preserve"> </w:t>
-      </w:r>
-      <w:r>
-        <w:rPr>
-          <w:rStyle w:val="VerbatimChar"/>
-        </w:rPr>
-        <w:t xml:space="preserve">b=97</w:t>
-      </w:r>
-      <w:r>
-        <w:t xml:space="preserve"> </w:t>
-      </w:r>
-      <w:r>
-        <w:rPr>
-          <w:rFonts w:hint="eastAsia"/>
-        </w:rPr>
-        <w:t xml:space="preserve">时有</w:t>
-      </w:r>
-    </w:p>
-    <w:p>
-      <w:pPr>
-        <w:pStyle w:val="BodyText"/>
-      </w:pPr>
-      <m:oMathPara>
-        <m:oMathParaPr>
-          <m:jc m:val="center"/>
-        </m:oMathParaPr>
-        <m:oMath>
-          <m:sSubSup>
-            <m:e>
-              <m:r>
-                <m:t>x</m:t>
-              </m:r>
-            </m:e>
-            <m:sub>
-              <m:r>
-                <m:t>2</m:t>
-              </m:r>
-            </m:sub>
-            <m:sup>
-              <m:r>
-                <m:rPr>
-                  <m:nor/>
-                  <m:sty m:val="p"/>
-                </m:rPr>
-                <m:t>exact</m:t>
-              </m:r>
-            </m:sup>
-          </m:sSubSup>
-          <m:r>
-            <m:rPr>
-              <m:sty m:val="p"/>
-            </m:rPr>
-            <m:t>=</m:t>
-          </m:r>
-          <m:r>
-            <m:t>0.01031</m:t>
-          </m:r>
-          <m:r>
-            <m:rPr>
-              <m:sty m:val="p"/>
-            </m:rPr>
-            <m:t>,</m:t>
-          </m:r>
-          <m:r>
-            <m:t>  </m:t>
-          </m:r>
-          <m:sSubSup>
-            <m:e>
-              <m:r>
-                <m:t>x</m:t>
-              </m:r>
-            </m:e>
-            <m:sub>
-              <m:r>
-                <m:t>2</m:t>
-              </m:r>
-            </m:sub>
-            <m:sup>
-              <m:r>
-                <m:rPr>
-                  <m:nor/>
-                  <m:sty m:val="p"/>
-                </m:rPr>
-                <m:t>standard</m:t>
-              </m:r>
-            </m:sup>
-          </m:sSubSup>
-          <m:r>
-            <m:rPr>
-              <m:sty m:val="p"/>
-            </m:rPr>
-            <m:t>=</m:t>
-          </m:r>
-          <m:r>
-            <m:t>0.01050</m:t>
-          </m:r>
-          <m:r>
-            <m:rPr>
-              <m:sty m:val="p"/>
-            </m:rPr>
-            <m:t>,</m:t>
-          </m:r>
-        </m:oMath>
-      </m:oMathPara>
-    </w:p>
-    <w:p>
-      <w:pPr>
-        <w:pStyle w:val="FirstParagraph"/>
-      </w:pPr>
-      <w:r>
-        <w:rPr>
-          <w:rFonts w:hint="eastAsia"/>
-        </w:rPr>
-        <w:t xml:space="preserve">相应相对误差为</w:t>
-      </w:r>
-      <w:r>
-        <w:t xml:space="preserve"> </w:t>
-      </w:r>
-      <w:r>
-        <w:rPr>
-          <w:rFonts w:hint="eastAsia"/>
-        </w:rPr>
-        <w:t xml:space="preserve">1.8429E-2，约为</w:t>
-      </w:r>
-      <w:r>
-        <w:t xml:space="preserve"> </w:t>
-      </w:r>
-      <w:r>
-        <w:rPr>
-          <w:rStyle w:val="VerbatimChar"/>
-        </w:rPr>
-        <w:t xml:space="preserve">1.84%</w:t>
-      </w:r>
-      <w:r>
-        <w:rPr>
-          <w:rFonts w:hint="eastAsia"/>
-        </w:rPr>
-        <w:t xml:space="preserve">。然而，在本机</w:t>
-      </w:r>
-      <w:r>
-        <w:t xml:space="preserve"> IEEE</w:t>
-      </w:r>
-      <w:r>
-        <w:t xml:space="preserve"> </w:t>
-      </w:r>
-      <w:r>
-        <w:rPr>
-          <w:rStyle w:val="VerbatimChar"/>
-        </w:rPr>
-        <w:t xml:space="preserve">float</w:t>
-      </w:r>
-      <w:r>
-        <w:t xml:space="preserve"> </w:t>
-      </w:r>
-      <w:r>
-        <w:rPr>
-          <w:rFonts w:hint="eastAsia"/>
-        </w:rPr>
-        <w:t xml:space="preserve">运算中，</w:t>
-      </w:r>
-      <w:r>
-        <w:rPr>
-          <w:rStyle w:val="VerbatimChar"/>
-        </w:rPr>
-        <w:t xml:space="preserve">b=100</w:t>
-      </w:r>
-      <w:r>
-        <w:t xml:space="preserve"> </w:t>
-      </w:r>
-      <w:r>
-        <w:rPr>
-          <w:rFonts w:hint="eastAsia"/>
-        </w:rPr>
-        <w:t xml:space="preserve">的标准公式相对误差仅为</w:t>
-      </w:r>
-      <w:r>
-        <w:t xml:space="preserve"> </w:t>
-      </w:r>
-      <w:r>
-        <w:rPr>
-          <w:rFonts w:hint="eastAsia"/>
-        </w:rPr>
-        <w:t xml:space="preserve">1.1359E-4。这表明题图中“about</w:t>
-      </w:r>
-      <w:r>
-        <w:t xml:space="preserve"> </w:t>
-      </w:r>
-      <w:r>
-        <w:rPr>
-          <w:rFonts w:hint="eastAsia"/>
-        </w:rPr>
-        <w:t xml:space="preserve">2%”的表述对应的是低精度教学示例，而非标准单精度在</w:t>
-      </w:r>
-      <w:r>
-        <w:t xml:space="preserve"> </w:t>
-      </w:r>
-      <w:r>
-        <w:rPr>
-          <w:rStyle w:val="VerbatimChar"/>
-        </w:rPr>
-        <w:t xml:space="preserve">b=100</w:t>
-      </w:r>
-      <w:r>
-        <w:t xml:space="preserve"> </w:t>
-      </w:r>
-      <w:r>
-        <w:rPr>
-          <w:rFonts w:hint="eastAsia"/>
-        </w:rPr>
-        <w:t xml:space="preserve">时的实际结果。</w:t>
-      </w:r>
-    </w:p>
-    <w:bookmarkEnd w:id="20"/>
-    <w:bookmarkStart w:id="24" w:name="大参数区间的误差比较-1"/>
-    <w:p>
-      <w:pPr>
-        <w:pStyle w:val="Heading3"/>
-      </w:pPr>
-      <w:r>
-        <w:rPr>
-          <w:rStyle w:val="SectionNumber"/>
-        </w:rPr>
-        <w:t xml:space="preserve">1.3.2</w:t>
-      </w:r>
-      <w:r>
-        <w:tab/>
-      </w:r>
-      <w:r>
-        <w:t xml:space="preserve">(2) </w:t>
-      </w:r>
-      <w:r>
-        <w:rPr>
-          <w:rFonts w:hint="eastAsia"/>
-        </w:rPr>
-        <w:t xml:space="preserve">大参数区间的误差比较</w:t>
-      </w:r>
-    </w:p>
-    <w:p>
-      <w:pPr>
-        <w:pStyle w:val="FirstParagraph"/>
-      </w:pPr>
-      <w:r>
-        <w:rPr>
-          <w:rFonts w:hint="eastAsia"/>
-        </w:rPr>
-        <w:t xml:space="preserve">当</w:t>
-      </w:r>
-      <w:r>
-        <w:t xml:space="preserve"> </w:t>
-      </w:r>
-      <m:oMath>
-        <m:r>
-          <m:t>b</m:t>
-        </m:r>
-      </m:oMath>
-      <w:r>
-        <w:t xml:space="preserve"> </w:t>
-      </w:r>
-      <w:r>
-        <w:rPr>
-          <w:rFonts w:hint="eastAsia"/>
-        </w:rPr>
-        <w:t xml:space="preserve">继续增大时，标准公式的误差迅速放大，而有理化公式保持稳定。误差变化趋势如图所示。</w:t>
-      </w:r>
-    </w:p>
-    <w:p>
-      <w:pPr>
-        <w:pStyle w:val="CaptionedFigure"/>
-      </w:pPr>
-      <w:r>
-        <w:drawing>
-          <wp:inline>
-            <wp:extent cx="4693920" cy="5632704"/>
-            <wp:effectExtent b="0" l="0" r="0" t="0"/>
-            <wp:docPr descr="Problem 1 relative-error comparison" title="" id="22" name="Picture"/>
-            <a:graphic>
-              <a:graphicData uri="http://schemas.openxmlformats.org/drawingml/2006/picture">
-                <pic:pic>
-                  <pic:nvPicPr>
-                    <pic:cNvPr descr="../../result/problem1_relative_error.png" id="23" name="Picture"/>
-                    <pic:cNvPicPr>
-                      <a:picLocks noChangeArrowheads="1" noChangeAspect="1"/>
-                    </pic:cNvPicPr>
-                  </pic:nvPicPr>
-                  <pic:blipFill>
-                    <a:blip r:embed="rId21"/>
-                    <a:stretch>
-                      <a:fillRect/>
-                    </a:stretch>
-                  </pic:blipFill>
-                  <pic:spPr bwMode="auto">
-                    <a:xfrm>
-                      <a:off x="0" y="0"/>
-                      <a:ext cx="4693920" cy="5632704"/>
-                    </a:xfrm>
-                    <a:prstGeom prst="rect">
-                      <a:avLst/>
-                    </a:prstGeom>
-                    <a:noFill/>
-                    <a:ln w="9525">
-                      <a:noFill/>
-                      <a:headEnd/>
-                      <a:tailEnd/>
-                    </a:ln>
-                  </pic:spPr>
-                </pic:pic>
-              </a:graphicData>
-            </a:graphic>
-          </wp:inline>
-        </w:drawing>
-      </w:r>
-    </w:p>
-    <w:p>
-      <w:pPr>
-        <w:pStyle w:val="ImageCaption"/>
-      </w:pPr>
-      <w:r>
-        <w:t xml:space="preserve">Problem 1 relative-error comparison</w:t>
-      </w:r>
-    </w:p>
-    <w:p>
-      <w:pPr>
-        <w:pStyle w:val="BodyText"/>
-      </w:pPr>
-      <w:r>
-        <w:rPr>
-          <w:rFonts w:hint="eastAsia"/>
-        </w:rPr>
-        <w:t xml:space="preserve">表</w:t>
-      </w:r>
-      <w:r>
-        <w:t xml:space="preserve"> 1 </w:t>
-      </w:r>
-      <w:r>
-        <w:rPr>
-          <w:rFonts w:hint="eastAsia"/>
-        </w:rPr>
-        <w:t xml:space="preserve">给出了代表性结果。</w:t>
-      </w:r>
-    </w:p>
-    <w:tbl>
-      <w:tblPr>
-        <w:tblStyle w:val="Table"/>
-        <w:tblW w:type="auto" w:w="0"/>
-        <w:tblLook w:firstRow="1" w:lastRow="0" w:firstColumn="0" w:lastColumn="0" w:noHBand="0" w:noVBand="0" w:val="0020"/>
-      </w:tblPr>
-      <w:tblGrid>
-        <w:gridCol w:w="1584"/>
-        <w:gridCol w:w="1584"/>
-        <w:gridCol w:w="1584"/>
-        <w:gridCol w:w="1584"/>
-        <w:gridCol w:w="1584"/>
-      </w:tblGrid>
-      <w:tr>
-        <w:trPr>
-          <w:tblHeader w:val="on"/>
-        </w:trPr>
-        <w:tc>
-          <w:tcPr/>
-          <w:p>
-            <w:pPr>
-              <w:pStyle w:val="Compact"/>
-              <w:jc w:val="left"/>
-            </w:pPr>
-            <w:r>
-              <w:rPr>
-                <w:rFonts w:hint="eastAsia"/>
-              </w:rPr>
-              <w:t xml:space="preserve">精度</w:t>
-            </w:r>
-          </w:p>
-        </w:tc>
-        <w:tc>
-          <w:tcPr/>
-          <w:p>
-            <w:pPr>
-              <w:pStyle w:val="Compact"/>
-              <w:jc w:val="right"/>
-            </w:pPr>
-            <w:r>
-              <w:t xml:space="preserve">b</w:t>
-            </w:r>
-          </w:p>
-        </w:tc>
-        <w:tc>
-          <w:tcPr/>
-          <w:p>
-            <w:pPr>
-              <w:pStyle w:val="Compact"/>
-              <w:jc w:val="right"/>
-            </w:pPr>
-            <w:r>
-              <w:rPr>
-                <w:rFonts w:hint="eastAsia"/>
-              </w:rPr>
-              <w:t xml:space="preserve">标准误差</w:t>
-            </w:r>
-          </w:p>
-        </w:tc>
-        <w:tc>
-          <w:tcPr/>
-          <w:p>
-            <w:pPr>
-              <w:pStyle w:val="Compact"/>
-              <w:jc w:val="right"/>
-            </w:pPr>
-            <w:r>
-              <w:rPr>
-                <w:rFonts w:hint="eastAsia"/>
-              </w:rPr>
-              <w:t xml:space="preserve">有理化误差</w:t>
-            </w:r>
-          </w:p>
-        </w:tc>
-        <w:tc>
-          <w:tcPr/>
-          <w:p>
-            <w:pPr>
-              <w:pStyle w:val="Compact"/>
-              <w:jc w:val="right"/>
-            </w:pPr>
-            <w:r>
-              <w:rPr>
-                <w:rFonts w:hint="eastAsia"/>
-              </w:rPr>
-              <w:t xml:space="preserve">改进倍数</w:t>
-            </w:r>
-          </w:p>
-        </w:tc>
-      </w:tr>
-      <w:tr>
-        <w:tc>
-          <w:tcPr/>
-          <w:p>
-            <w:pPr>
-              <w:pStyle w:val="Compact"/>
-              <w:jc w:val="left"/>
-            </w:pPr>
-            <w:r>
-              <w:t xml:space="preserve">float</w:t>
-            </w:r>
-          </w:p>
-        </w:tc>
-        <w:tc>
-          <w:tcPr/>
-          <w:p>
-            <w:pPr>
-              <w:pStyle w:val="Compact"/>
-              <w:jc w:val="right"/>
-            </w:pPr>
-            <w:r>
-              <w:t xml:space="preserve">100</w:t>
-            </w:r>
-          </w:p>
-        </w:tc>
-        <w:tc>
-          <w:tcPr/>
-          <w:p>
-            <w:pPr>
-              <w:pStyle w:val="Compact"/>
-              <w:jc w:val="right"/>
-            </w:pPr>
-            <w:r>
-              <w:t xml:space="preserve">1.1359E-4</w:t>
-            </w:r>
-          </w:p>
-        </w:tc>
-        <w:tc>
-          <w:tcPr/>
-          <w:p>
-            <w:pPr>
-              <w:pStyle w:val="Compact"/>
-              <w:jc w:val="right"/>
-            </w:pPr>
-            <w:r>
-              <w:t xml:space="preserve">2.0003E-8</w:t>
-            </w:r>
-          </w:p>
-        </w:tc>
-        <w:tc>
-          <w:tcPr/>
-          <w:p>
-            <w:pPr>
-              <w:pStyle w:val="Compact"/>
-              <w:jc w:val="right"/>
-            </w:pPr>
-            <w:r>
-              <w:t xml:space="preserve">5.6786E+3</w:t>
-            </w:r>
-          </w:p>
-        </w:tc>
-      </w:tr>
-      <w:tr>
-        <w:tc>
-          <w:tcPr/>
-          <w:p>
-            <w:pPr>
-              <w:pStyle w:val="Compact"/>
-              <w:jc w:val="left"/>
-            </w:pPr>
-            <w:r>
-              <w:t xml:space="preserve">float</w:t>
-            </w:r>
-          </w:p>
-        </w:tc>
-        <w:tc>
-          <w:tcPr/>
-          <w:p>
-            <w:pPr>
-              <w:pStyle w:val="Compact"/>
-              <w:jc w:val="right"/>
-            </w:pPr>
-            <w:r>
-              <w:t xml:space="preserve">1000</w:t>
-            </w:r>
-          </w:p>
-        </w:tc>
-        <w:tc>
-          <w:tcPr/>
-          <w:p>
-            <w:pPr>
-              <w:pStyle w:val="Compact"/>
-              <w:jc w:val="right"/>
-            </w:pPr>
-            <w:r>
-              <w:t xml:space="preserve">7.0791E-3</w:t>
-            </w:r>
-          </w:p>
-        </w:tc>
-        <w:tc>
-          <w:tcPr/>
-          <w:p>
-            <w:pPr>
-              <w:pStyle w:val="Compact"/>
-              <w:jc w:val="right"/>
-            </w:pPr>
-            <w:r>
-              <w:t xml:space="preserve">2.0002E-8</w:t>
-            </w:r>
-          </w:p>
-        </w:tc>
-        <w:tc>
-          <w:tcPr/>
-          <w:p>
-            <w:pPr>
-              <w:pStyle w:val="Compact"/>
-              <w:jc w:val="right"/>
-            </w:pPr>
-            <w:r>
-              <w:t xml:space="preserve">3.5392E+5</w:t>
-            </w:r>
-          </w:p>
-        </w:tc>
-      </w:tr>
-      <w:tr>
-        <w:tc>
-          <w:tcPr/>
-          <w:p>
-            <w:pPr>
-              <w:pStyle w:val="Compact"/>
-              <w:jc w:val="left"/>
-            </w:pPr>
-            <w:r>
-              <w:t xml:space="preserve">float</w:t>
-            </w:r>
-          </w:p>
-        </w:tc>
-        <w:tc>
-          <w:tcPr/>
-          <w:p>
-            <w:pPr>
-              <w:pStyle w:val="Compact"/>
-              <w:jc w:val="right"/>
-            </w:pPr>
-            <w:r>
-              <w:t xml:space="preserve">10000</w:t>
-            </w:r>
-          </w:p>
-        </w:tc>
-        <w:tc>
-          <w:tcPr/>
-          <w:p>
-            <w:pPr>
-              <w:pStyle w:val="Compact"/>
-              <w:jc w:val="right"/>
-            </w:pPr>
-            <w:r>
-              <w:t xml:space="preserve">1.0000E+0</w:t>
-            </w:r>
-          </w:p>
-        </w:tc>
-        <w:tc>
-          <w:tcPr/>
-          <w:p>
-            <w:pPr>
-              <w:pStyle w:val="Compact"/>
-              <w:jc w:val="right"/>
-            </w:pPr>
-            <w:r>
-              <w:t xml:space="preserve">3.5000E-8</w:t>
-            </w:r>
-          </w:p>
-        </w:tc>
-        <w:tc>
-          <w:tcPr/>
-          <w:p>
-            <w:pPr>
-              <w:pStyle w:val="Compact"/>
-              <w:jc w:val="right"/>
-            </w:pPr>
-            <w:r>
-              <w:t xml:space="preserve">2.8571E+7</w:t>
-            </w:r>
-          </w:p>
-        </w:tc>
-      </w:tr>
-      <w:tr>
-        <w:tc>
-          <w:tcPr/>
-          <w:p>
-            <w:pPr>
-              <w:pStyle w:val="Compact"/>
-              <w:jc w:val="left"/>
-            </w:pPr>
-            <w:r>
-              <w:t xml:space="preserve">double</w:t>
-            </w:r>
-          </w:p>
-        </w:tc>
-        <w:tc>
-          <w:tcPr/>
-          <w:p>
-            <w:pPr>
-              <w:pStyle w:val="Compact"/>
-              <w:jc w:val="right"/>
-            </w:pPr>
-            <w:r>
-              <w:t xml:space="preserve">100000</w:t>
-            </w:r>
-          </w:p>
-        </w:tc>
-        <w:tc>
-          <w:tcPr/>
-          <w:p>
-            <w:pPr>
-              <w:pStyle w:val="Compact"/>
-              <w:jc w:val="right"/>
-            </w:pPr>
-            <w:r>
-              <w:t xml:space="preserve">3.3844E-7</w:t>
-            </w:r>
-          </w:p>
-        </w:tc>
-        <w:tc>
-          <w:tcPr/>
-          <w:p>
-            <w:pPr>
-              <w:pStyle w:val="Compact"/>
-              <w:jc w:val="right"/>
-            </w:pPr>
-            <w:r>
-              <w:t xml:space="preserve">9.9980E-17</w:t>
-            </w:r>
-          </w:p>
-        </w:tc>
-        <w:tc>
-          <w:tcPr/>
-          <w:p>
-            <w:pPr>
-              <w:pStyle w:val="Compact"/>
-              <w:jc w:val="right"/>
-            </w:pPr>
-            <w:r>
-              <w:t xml:space="preserve">3.3850E+9</w:t>
-            </w:r>
-          </w:p>
-        </w:tc>
-      </w:tr>
-      <w:tr>
-        <w:tc>
-          <w:tcPr/>
-          <w:p>
-            <w:pPr>
-              <w:pStyle w:val="Compact"/>
-              <w:jc w:val="left"/>
-            </w:pPr>
-            <w:r>
-              <w:t xml:space="preserve">double</w:t>
-            </w:r>
-          </w:p>
-        </w:tc>
-        <w:tc>
-          <w:tcPr/>
-          <w:p>
-            <w:pPr>
-              <w:pStyle w:val="Compact"/>
-              <w:jc w:val="right"/>
-            </w:pPr>
-            <w:r>
-              <w:t xml:space="preserve">10000000000</w:t>
-            </w:r>
-          </w:p>
-        </w:tc>
-        <w:tc>
-          <w:tcPr/>
-          <w:p>
-            <w:pPr>
-              <w:pStyle w:val="Compact"/>
-              <w:jc w:val="right"/>
-            </w:pPr>
-            <w:r>
-              <w:t xml:space="preserve">1.0000E+0</w:t>
-            </w:r>
-          </w:p>
-        </w:tc>
-        <w:tc>
-          <w:tcPr/>
-          <w:p>
-            <w:pPr>
-              <w:pStyle w:val="Compact"/>
-              <w:jc w:val="right"/>
-            </w:pPr>
-            <w:r>
-              <w:t xml:space="preserve">1.0000E-20</w:t>
-            </w:r>
-          </w:p>
-        </w:tc>
-        <w:tc>
-          <w:tcPr/>
-          <w:p>
-            <w:pPr>
-              <w:pStyle w:val="Compact"/>
-              <w:jc w:val="right"/>
-            </w:pPr>
-            <w:r>
-              <w:t xml:space="preserve">1.0000E+20</w:t>
-            </w:r>
-          </w:p>
-        </w:tc>
-      </w:tr>
-      <w:tr>
-        <w:tc>
-          <w:tcPr/>
-          <w:p>
-            <w:pPr>
-              <w:pStyle w:val="Compact"/>
-              <w:jc w:val="left"/>
-            </w:pPr>
-            <w:r>
-              <w:t xml:space="preserve">quad</w:t>
-            </w:r>
-          </w:p>
-        </w:tc>
-        <w:tc>
-          <w:tcPr/>
-          <w:p>
-            <w:pPr>
-              <w:pStyle w:val="Compact"/>
-              <w:jc w:val="right"/>
-            </w:pPr>
-            <w:r>
-              <w:t xml:space="preserve">10000000000</w:t>
-            </w:r>
-          </w:p>
-        </w:tc>
-        <w:tc>
-          <w:tcPr/>
-          <w:p>
-            <w:pPr>
-              <w:pStyle w:val="Compact"/>
-              <w:jc w:val="right"/>
-            </w:pPr>
-            <w:r>
-              <w:t xml:space="preserve">6.8266E-16</w:t>
-            </w:r>
-          </w:p>
-        </w:tc>
-        <w:tc>
-          <w:tcPr/>
-          <w:p>
-            <w:pPr>
-              <w:pStyle w:val="Compact"/>
-              <w:jc w:val="right"/>
-            </w:pPr>
-            <w:r>
-              <w:t xml:space="preserve">1.0000E-34</w:t>
-            </w:r>
-          </w:p>
-        </w:tc>
-        <w:tc>
-          <w:tcPr/>
-          <w:p>
-            <w:pPr>
-              <w:pStyle w:val="Compact"/>
-              <w:jc w:val="right"/>
-            </w:pPr>
-            <w:r>
-              <w:t xml:space="preserve">6.8266E+18</w:t>
-            </w:r>
-          </w:p>
-        </w:tc>
-      </w:tr>
-    </w:tbl>
-    <w:p>
-      <w:pPr>
-        <w:pStyle w:val="BodyText"/>
-      </w:pPr>
-      <w:r>
-        <w:rPr>
-          <w:rFonts w:hint="eastAsia"/>
-        </w:rPr>
-        <w:t xml:space="preserve">对于</w:t>
-      </w:r>
-      <w:r>
-        <w:t xml:space="preserve"> </w:t>
-      </w:r>
-      <w:r>
-        <w:rPr>
-          <w:rStyle w:val="VerbatimChar"/>
-        </w:rPr>
-        <w:t xml:space="preserve">float</w:t>
-      </w:r>
-      <w:r>
-        <w:rPr>
-          <w:rFonts w:hint="eastAsia"/>
-        </w:rPr>
-        <w:t xml:space="preserve">，当</w:t>
-      </w:r>
-      <w:r>
-        <w:t xml:space="preserve"> </w:t>
-      </w:r>
-      <w:r>
-        <w:rPr>
-          <w:rStyle w:val="VerbatimChar"/>
-        </w:rPr>
-        <w:t xml:space="preserve">b=10000</w:t>
-      </w:r>
-      <w:r>
-        <w:t xml:space="preserve"> </w:t>
-      </w:r>
-      <w:r>
-        <w:rPr>
-          <w:rFonts w:hint="eastAsia"/>
-        </w:rPr>
-        <w:t xml:space="preserve">时，标准公式的相对误差已达到</w:t>
-      </w:r>
-      <w:r>
-        <w:t xml:space="preserve"> </w:t>
-      </w:r>
-      <w:r>
-        <w:rPr>
-          <w:rFonts w:hint="eastAsia"/>
-        </w:rPr>
-        <w:t xml:space="preserve">1.0000E+0，说明小根信息几乎完全丢失；对应的有理化误差仍只有</w:t>
-      </w:r>
-      <w:r>
-        <w:t xml:space="preserve"> </w:t>
-      </w:r>
-      <w:r>
-        <w:rPr>
-          <w:rFonts w:hint="eastAsia"/>
-        </w:rPr>
-        <w:t xml:space="preserve">3.5000E-8。对于</w:t>
-      </w:r>
-      <w:r>
-        <w:t xml:space="preserve"> </w:t>
-      </w:r>
-      <w:r>
-        <w:rPr>
-          <w:rStyle w:val="VerbatimChar"/>
-        </w:rPr>
-        <w:t xml:space="preserve">double</w:t>
-      </w:r>
-      <w:r>
-        <w:rPr>
-          <w:rFonts w:hint="eastAsia"/>
-        </w:rPr>
-        <w:t xml:space="preserve">，在</w:t>
-      </w:r>
-      <w:r>
-        <w:t xml:space="preserve"> </w:t>
-      </w:r>
-      <w:r>
-        <w:rPr>
-          <w:rStyle w:val="VerbatimChar"/>
-        </w:rPr>
-        <w:t xml:space="preserve">b=10^10</w:t>
-      </w:r>
-      <w:r>
-        <w:t xml:space="preserve"> </w:t>
-      </w:r>
-      <w:r>
-        <w:rPr>
-          <w:rFonts w:hint="eastAsia"/>
-        </w:rPr>
-        <w:t xml:space="preserve">时也出现同类退化，而</w:t>
-      </w:r>
-      <w:r>
-        <w:t xml:space="preserve"> </w:t>
-      </w:r>
-      <w:r>
-        <w:rPr>
-          <w:rStyle w:val="VerbatimChar"/>
-        </w:rPr>
-        <w:t xml:space="preserve">__float128</w:t>
-      </w:r>
-      <w:r>
-        <w:t xml:space="preserve"> </w:t>
-      </w:r>
-      <w:r>
-        <w:rPr>
-          <w:rFonts w:hint="eastAsia"/>
-        </w:rPr>
-        <w:t xml:space="preserve">在同一测试点仍维持</w:t>
-      </w:r>
-      <w:r>
-        <w:t xml:space="preserve"> 6.8266E-16 </w:t>
-      </w:r>
-      <w:r>
-        <w:rPr>
-          <w:rFonts w:hint="eastAsia"/>
-        </w:rPr>
-        <w:t xml:space="preserve">的误差量级。</w:t>
-      </w:r>
-    </w:p>
-    <w:bookmarkEnd w:id="24"/>
-    <w:bookmarkStart w:id="25" w:name="有理化改写与再实验-1"/>
-    <w:p>
-      <w:pPr>
-        <w:pStyle w:val="Heading3"/>
-      </w:pPr>
-      <w:r>
-        <w:rPr>
-          <w:rStyle w:val="SectionNumber"/>
-        </w:rPr>
-        <w:t xml:space="preserve">1.3.3</w:t>
-      </w:r>
-      <w:r>
-        <w:tab/>
-      </w:r>
-      <w:r>
-        <w:t xml:space="preserve">(3) </w:t>
-      </w:r>
-      <w:r>
-        <w:rPr>
-          <w:rFonts w:hint="eastAsia"/>
-        </w:rPr>
-        <w:t xml:space="preserve">有理化改写与再实验</w:t>
-      </w:r>
-    </w:p>
-    <w:p>
-      <w:pPr>
-        <w:pStyle w:val="FirstParagraph"/>
-      </w:pPr>
-      <w:r>
-        <w:rPr>
-          <w:rFonts w:hint="eastAsia"/>
-        </w:rPr>
-        <w:t xml:space="preserve">有理化后未再出现与标准公式同量级的误差爆炸。实验范围内，有理化公式始终显著优于标准公式；例如在</w:t>
-      </w:r>
-      <w:r>
-        <w:t xml:space="preserve"> </w:t>
-      </w:r>
-      <w:r>
-        <w:rPr>
-          <w:rStyle w:val="VerbatimChar"/>
-        </w:rPr>
-        <w:t xml:space="preserve">double, b=10^10</w:t>
-      </w:r>
-      <w:r>
-        <w:t xml:space="preserve"> </w:t>
-      </w:r>
-      <w:r>
-        <w:rPr>
-          <w:rFonts w:hint="eastAsia"/>
-        </w:rPr>
-        <w:t xml:space="preserve">条件下，标准公式误差为</w:t>
-      </w:r>
-      <w:r>
-        <w:t xml:space="preserve"> </w:t>
-      </w:r>
-      <w:r>
-        <w:rPr>
-          <w:rFonts w:hint="eastAsia"/>
-        </w:rPr>
-        <w:t xml:space="preserve">1.0000E+0，而有理化公式误差为</w:t>
-      </w:r>
-      <w:r>
-        <w:t xml:space="preserve"> 1.0000E-20。</w:t>
-      </w:r>
-    </w:p>
-    <w:bookmarkEnd w:id="25"/>
-    <w:bookmarkEnd w:id="26"/>
-    <w:bookmarkStart w:id="27" w:name="分析"/>
-    <w:p>
-      <w:pPr>
-        <w:pStyle w:val="Heading2"/>
-      </w:pPr>
-      <w:r>
-        <w:rPr>
-          <w:rStyle w:val="SectionNumber"/>
-        </w:rPr>
-        <w:t xml:space="preserve">1.4</w:t>
+        <w:t xml:space="preserve">0.3.4</w:t>
       </w:r>
       <w:r>
         <w:tab/>
@@ -2858,9 +4292,10 @@
         <w:t xml:space="preserve">得到小根。</w:t>
       </w:r>
     </w:p>
-    <w:bookmarkEnd w:id="27"/>
-    <w:bookmarkEnd w:id="28"/>
-    <w:bookmarkStart w:id="29" w:name="ii.-多项式写法对数值稳定性的影响"/>
+    <w:bookmarkEnd w:id="30"/>
+    <w:bookmarkEnd w:id="31"/>
+    <w:bookmarkEnd w:id="32"/>
+    <w:bookmarkStart w:id="56" w:name="ii.-多项式写法对数值稳定性的影响"/>
     <w:p>
       <w:pPr>
         <w:pStyle w:val="Heading1"/>
@@ -2875,107 +4310,29 @@
         <w:t xml:space="preserve">多项式写法对数值稳定性的影响</w:t>
       </w:r>
     </w:p>
-    <w:bookmarkEnd w:id="29"/>
-    <w:bookmarkStart w:id="48" w:name="problem-2多项式写法对数值稳定性的影响"/>
-    <w:p>
-      <w:pPr>
-        <w:pStyle w:val="Heading1"/>
-      </w:pPr>
-      <w:r>
-        <w:rPr>
-          <w:rStyle w:val="SectionNumber"/>
-        </w:rPr>
-        <w:t xml:space="preserve">2</w:t>
-      </w:r>
-      <w:r>
-        <w:tab/>
-      </w:r>
-      <w:r>
+    <w:p>
+      <w:pPr>
+        <w:pStyle w:val="FirstParagraph"/>
+      </w:pPr>
+      <w:r>
+        <w:rPr>
+          <w:b/>
+          <w:bCs/>
+        </w:rPr>
         <w:t xml:space="preserve">Problem </w:t>
       </w:r>
       <w:r>
         <w:rPr>
           <w:rFonts w:hint="eastAsia"/>
+          <w:b/>
+          <w:bCs/>
         </w:rPr>
         <w:t xml:space="preserve">2：多项式写法对数值稳定性的影响</w:t>
       </w:r>
     </w:p>
     <w:p>
       <w:pPr>
-        <w:pStyle w:val="FirstParagraph"/>
-      </w:pPr>
-      <w:r>
-        <w:rPr>
-          <w:rFonts w:hint="eastAsia"/>
-        </w:rPr>
-        <w:t xml:space="preserve">相关脚本：</w:t>
-      </w:r>
-    </w:p>
-    <w:p>
-      <w:pPr>
-        <w:pStyle w:val="Compact"/>
-        <w:numPr>
-          <w:ilvl w:val="0"/>
-          <w:numId w:val="1002"/>
-        </w:numPr>
-      </w:pPr>
-      <w:hyperlink r:id="rId30">
-        <w:r>
-          <w:rPr>
-            <w:rStyle w:val="Hyperlink"/>
-            <w:rFonts w:hint="eastAsia"/>
-          </w:rPr>
-          <w:t xml:space="preserve">本地</w:t>
-        </w:r>
-        <w:r>
-          <w:rPr>
-            <w:rStyle w:val="Hyperlink"/>
-          </w:rPr>
-          <w:t xml:space="preserve"> scripts/problem2.c</w:t>
-        </w:r>
-      </w:hyperlink>
-    </w:p>
-    <w:p>
-      <w:pPr>
-        <w:pStyle w:val="Compact"/>
-        <w:numPr>
-          <w:ilvl w:val="0"/>
-          <w:numId w:val="1002"/>
-        </w:numPr>
-      </w:pPr>
-      <w:hyperlink r:id="rId31">
-        <w:r>
-          <w:rPr>
-            <w:rStyle w:val="Hyperlink"/>
-          </w:rPr>
-          <w:t xml:space="preserve">GitHub scripts/problem2.c</w:t>
-        </w:r>
-      </w:hyperlink>
-    </w:p>
-    <w:bookmarkStart w:id="35" w:name="待求问题-1"/>
-    <w:p>
-      <w:pPr>
-        <w:pStyle w:val="Heading2"/>
-      </w:pPr>
-      <w:r>
-        <w:rPr>
-          <w:rStyle w:val="SectionNumber"/>
-        </w:rPr>
-        <w:t xml:space="preserve">2.1</w:t>
-      </w:r>
-      <w:r>
-        <w:tab/>
-      </w:r>
-      <w:r>
-        <w:rPr>
-          <w:rFonts w:hint="eastAsia"/>
-        </w:rPr>
-        <w:t xml:space="preserve">待求问题</w:t>
-      </w:r>
-    </w:p>
-    <w:p>
-      <w:pPr>
-        <w:pStyle w:val="FirstParagraph"/>
+        <w:pStyle w:val="BodyText"/>
       </w:pPr>
       <w:r>
         <w:rPr>
@@ -3132,7 +4489,83 @@
         <w:t xml:space="preserve">上观察数值结果。</w:t>
       </w:r>
     </w:p>
-    <w:bookmarkStart w:id="32" w:name="局部放大观察"/>
+    <w:bookmarkStart w:id="42" w:name="problem-21局部放大观察"/>
+    <w:p>
+      <w:pPr>
+        <w:pStyle w:val="Heading2"/>
+      </w:pPr>
+      <w:r>
+        <w:rPr>
+          <w:rStyle w:val="SectionNumber"/>
+        </w:rPr>
+        <w:t xml:space="preserve">0.4</w:t>
+      </w:r>
+      <w:r>
+        <w:tab/>
+      </w:r>
+      <w:r>
+        <w:t xml:space="preserve">Problem </w:t>
+      </w:r>
+      <w:r>
+        <w:rPr>
+          <w:rFonts w:hint="eastAsia"/>
+        </w:rPr>
+        <w:t xml:space="preserve">2(1)：局部放大观察</w:t>
+      </w:r>
+    </w:p>
+    <w:p>
+      <w:pPr>
+        <w:pStyle w:val="FirstParagraph"/>
+      </w:pPr>
+      <w:r>
+        <w:rPr>
+          <w:rFonts w:hint="eastAsia"/>
+        </w:rPr>
+        <w:t xml:space="preserve">相关脚本：</w:t>
+      </w:r>
+    </w:p>
+    <w:p>
+      <w:pPr>
+        <w:pStyle w:val="Compact"/>
+        <w:numPr>
+          <w:ilvl w:val="0"/>
+          <w:numId w:val="1004"/>
+        </w:numPr>
+      </w:pPr>
+      <w:hyperlink r:id="rId33">
+        <w:r>
+          <w:rPr>
+            <w:rStyle w:val="Hyperlink"/>
+            <w:rFonts w:hint="eastAsia"/>
+          </w:rPr>
+          <w:t xml:space="preserve">本地</w:t>
+        </w:r>
+        <w:r>
+          <w:rPr>
+            <w:rStyle w:val="Hyperlink"/>
+          </w:rPr>
+          <w:t xml:space="preserve"> scripts/problem2.c</w:t>
+        </w:r>
+      </w:hyperlink>
+    </w:p>
+    <w:p>
+      <w:pPr>
+        <w:pStyle w:val="Compact"/>
+        <w:numPr>
+          <w:ilvl w:val="0"/>
+          <w:numId w:val="1004"/>
+        </w:numPr>
+      </w:pPr>
+      <w:hyperlink r:id="rId34">
+        <w:r>
+          <w:rPr>
+            <w:rStyle w:val="Hyperlink"/>
+          </w:rPr>
+          <w:t xml:space="preserve">GitHub scripts/problem2.c</w:t>
+        </w:r>
+      </w:hyperlink>
+    </w:p>
+    <w:bookmarkStart w:id="35" w:name="待求问题-3"/>
     <w:p>
       <w:pPr>
         <w:pStyle w:val="Heading3"/>
@@ -3141,19 +4574,16 @@
         <w:rPr>
           <w:rStyle w:val="SectionNumber"/>
         </w:rPr>
-        <w:t xml:space="preserve">2.1.1</w:t>
+        <w:t xml:space="preserve">0.4.1</w:t>
       </w:r>
       <w:r>
         <w:tab/>
       </w:r>
       <w:r>
-        <w:t xml:space="preserve">(1) </w:t>
-      </w:r>
-      <w:r>
-        <w:rPr>
-          <w:rFonts w:hint="eastAsia"/>
-        </w:rPr>
-        <w:t xml:space="preserve">局部放大观察</w:t>
+        <w:rPr>
+          <w:rFonts w:hint="eastAsia"/>
+        </w:rPr>
+        <w:t xml:space="preserve">待求问题</w:t>
       </w:r>
     </w:p>
     <w:p>
@@ -3167,8 +4597,8 @@
         <w:t xml:space="preserve">比较直接形式与展开形式在局部区间上的数值表现。</w:t>
       </w:r>
     </w:p>
-    <w:bookmarkEnd w:id="32"/>
-    <w:bookmarkStart w:id="33" w:name="相对误差分布"/>
+    <w:bookmarkEnd w:id="35"/>
+    <w:bookmarkStart w:id="36" w:name="解决方式-3"/>
     <w:p>
       <w:pPr>
         <w:pStyle w:val="Heading3"/>
@@ -3177,19 +4607,16 @@
         <w:rPr>
           <w:rStyle w:val="SectionNumber"/>
         </w:rPr>
-        <w:t xml:space="preserve">2.1.2</w:t>
+        <w:t xml:space="preserve">0.4.2</w:t>
       </w:r>
       <w:r>
         <w:tab/>
       </w:r>
       <w:r>
-        <w:t xml:space="preserve">(2) </w:t>
-      </w:r>
-      <w:r>
-        <w:rPr>
-          <w:rFonts w:hint="eastAsia"/>
-        </w:rPr>
-        <w:t xml:space="preserve">相对误差分布</w:t>
+        <w:rPr>
+          <w:rFonts w:hint="eastAsia"/>
+        </w:rPr>
+        <w:t xml:space="preserve">解决方式</w:t>
       </w:r>
     </w:p>
     <w:p>
@@ -3200,11 +4627,177 @@
         <w:rPr>
           <w:rFonts w:hint="eastAsia"/>
         </w:rPr>
-        <w:t xml:space="preserve">绘制并比较误差分布。</w:t>
-      </w:r>
-    </w:p>
-    <w:bookmarkEnd w:id="33"/>
-    <w:bookmarkStart w:id="34" w:name="horner-方法比较"/>
+        <w:t xml:space="preserve">本题的实验组织可形式化表示为：</w:t>
+      </w:r>
+    </w:p>
+    <w:p>
+      <w:pPr>
+        <w:pStyle w:val="SourceCode"/>
+      </w:pPr>
+      <w:r>
+        <w:rPr>
+          <w:rStyle w:val="VerbatimChar"/>
+        </w:rPr>
+        <w:t xml:space="preserve">Input : grid X, methods M, precisions P</w:t>
+      </w:r>
+      <w:r>
+        <w:br/>
+      </w:r>
+      <w:r>
+        <w:rPr>
+          <w:rStyle w:val="VerbatimChar"/>
+        </w:rPr>
+        <w:t xml:space="preserve">Output: zoomed plots and error statistics</w:t>
+      </w:r>
+      <w:r>
+        <w:br/>
+      </w:r>
+      <w:r>
+        <w:br/>
+      </w:r>
+      <w:r>
+        <w:rPr>
+          <w:rStyle w:val="VerbatimChar"/>
+        </w:rPr>
+        <w:t xml:space="preserve">for each p in P do</w:t>
+      </w:r>
+      <w:r>
+        <w:br/>
+      </w:r>
+      <w:r>
+        <w:rPr>
+          <w:rStyle w:val="VerbatimChar"/>
+        </w:rPr>
+        <w:t xml:space="preserve">    for each x in X do</w:t>
+      </w:r>
+      <w:r>
+        <w:br/>
+      </w:r>
+      <w:r>
+        <w:rPr>
+          <w:rStyle w:val="VerbatimChar"/>
+        </w:rPr>
+        <w:t xml:space="preserve">        y_ref &lt;- high_precision((x - 1)^10)</w:t>
+      </w:r>
+      <w:r>
+        <w:br/>
+      </w:r>
+      <w:r>
+        <w:rPr>
+          <w:rStyle w:val="VerbatimChar"/>
+        </w:rPr>
+        <w:t xml:space="preserve">        for each m in M do</w:t>
+      </w:r>
+      <w:r>
+        <w:br/>
+      </w:r>
+      <w:r>
+        <w:rPr>
+          <w:rStyle w:val="VerbatimChar"/>
+        </w:rPr>
+        <w:t xml:space="preserve">            y &lt;- eval(m, x, p)</w:t>
+      </w:r>
+      <w:r>
+        <w:br/>
+      </w:r>
+      <w:r>
+        <w:rPr>
+          <w:rStyle w:val="VerbatimChar"/>
+        </w:rPr>
+        <w:t xml:space="preserve">            if y_ref != 0 then</w:t>
+      </w:r>
+      <w:r>
+        <w:br/>
+      </w:r>
+      <w:r>
+        <w:rPr>
+          <w:rStyle w:val="VerbatimChar"/>
+        </w:rPr>
+        <w:t xml:space="preserve">                err[m, x, p] &lt;- relerr(y, y_ref)</w:t>
+      </w:r>
+      <w:r>
+        <w:br/>
+      </w:r>
+      <w:r>
+        <w:rPr>
+          <w:rStyle w:val="VerbatimChar"/>
+        </w:rPr>
+        <w:t xml:space="preserve">            end if</w:t>
+      </w:r>
+      <w:r>
+        <w:br/>
+      </w:r>
+      <w:r>
+        <w:rPr>
+          <w:rStyle w:val="VerbatimChar"/>
+        </w:rPr>
+        <w:t xml:space="preserve">        end for</w:t>
+      </w:r>
+      <w:r>
+        <w:br/>
+      </w:r>
+      <w:r>
+        <w:rPr>
+          <w:rStyle w:val="VerbatimChar"/>
+        </w:rPr>
+        <w:t xml:space="preserve">    end for</w:t>
+      </w:r>
+      <w:r>
+        <w:br/>
+      </w:r>
+      <w:r>
+        <w:rPr>
+          <w:rStyle w:val="VerbatimChar"/>
+        </w:rPr>
+        <w:t xml:space="preserve">end for</w:t>
+      </w:r>
+    </w:p>
+    <w:p>
+      <w:pPr>
+        <w:pStyle w:val="FirstParagraph"/>
+      </w:pPr>
+      <w:r>
+        <w:rPr>
+          <w:rFonts w:hint="eastAsia"/>
+        </w:rPr>
+        <w:t xml:space="preserve">其中</w:t>
+      </w:r>
+      <w:r>
+        <w:t xml:space="preserve"> </w:t>
+      </w:r>
+      <w:r>
+        <w:rPr>
+          <w:rStyle w:val="VerbatimChar"/>
+        </w:rPr>
+        <w:t xml:space="preserve">M = {direct, expanded, horner}</w:t>
+      </w:r>
+      <w:r>
+        <w:rPr>
+          <w:rFonts w:hint="eastAsia"/>
+        </w:rPr>
+        <w:t xml:space="preserve">，并基于</w:t>
+      </w:r>
+      <w:r>
+        <w:t xml:space="preserve"> </w:t>
+      </w:r>
+      <w:r>
+        <w:rPr>
+          <w:rStyle w:val="VerbatimChar"/>
+        </w:rPr>
+        <w:t xml:space="preserve">err</w:t>
+      </w:r>
+      <w:r>
+        <w:t xml:space="preserve"> </w:t>
+      </w:r>
+      <w:r>
+        <w:rPr>
+          <w:rFonts w:hint="eastAsia"/>
+        </w:rPr>
+        <w:t xml:space="preserve">进一步统计最大误差、峰值位置与中位误差。</w:t>
+      </w:r>
+    </w:p>
+    <w:bookmarkEnd w:id="36"/>
+    <w:bookmarkStart w:id="40" w:name="问题答案-3"/>
     <w:p>
       <w:pPr>
         <w:pStyle w:val="Heading3"/>
@@ -3213,311 +4806,16 @@
         <w:rPr>
           <w:rStyle w:val="SectionNumber"/>
         </w:rPr>
-        <w:t xml:space="preserve">2.1.3</w:t>
+        <w:t xml:space="preserve">0.4.3</w:t>
       </w:r>
       <w:r>
         <w:tab/>
       </w:r>
       <w:r>
-        <w:t xml:space="preserve">(3) Horner </w:t>
-      </w:r>
-      <w:r>
-        <w:rPr>
-          <w:rFonts w:hint="eastAsia"/>
-        </w:rPr>
-        <w:t xml:space="preserve">方法比较</w:t>
-      </w:r>
-    </w:p>
-    <w:p>
-      <w:pPr>
-        <w:pStyle w:val="FirstParagraph"/>
-      </w:pPr>
-      <w:r>
-        <w:rPr>
-          <w:rFonts w:hint="eastAsia"/>
-        </w:rPr>
-        <w:t xml:space="preserve">再使用</w:t>
-      </w:r>
-      <w:r>
-        <w:t xml:space="preserve"> Horner </w:t>
-      </w:r>
-      <w:r>
-        <w:rPr>
-          <w:rFonts w:hint="eastAsia"/>
-        </w:rPr>
-        <w:t xml:space="preserve">方法重新组织多项式计算，比较三种实现的误差分布，并解释在</w:t>
-      </w:r>
-      <w:r>
-        <w:t xml:space="preserve"> </w:t>
-      </w:r>
-      <m:oMath>
-        <m:r>
-          <m:t>x</m:t>
-        </m:r>
-        <m:r>
-          <m:rPr>
-            <m:sty m:val="p"/>
-          </m:rPr>
-          <m:t>=</m:t>
-        </m:r>
-        <m:r>
-          <m:t>1</m:t>
-        </m:r>
-      </m:oMath>
-      <w:r>
-        <w:t xml:space="preserve"> </w:t>
-      </w:r>
-      <w:r>
-        <w:rPr>
-          <w:rFonts w:hint="eastAsia"/>
-        </w:rPr>
-        <w:t xml:space="preserve">邻域出现差异的原因。</w:t>
-      </w:r>
-    </w:p>
-    <w:bookmarkEnd w:id="34"/>
-    <w:bookmarkEnd w:id="35"/>
-    <w:bookmarkStart w:id="36" w:name="解决方式-1"/>
-    <w:p>
-      <w:pPr>
-        <w:pStyle w:val="Heading2"/>
-      </w:pPr>
-      <w:r>
-        <w:rPr>
-          <w:rStyle w:val="SectionNumber"/>
-        </w:rPr>
-        <w:t xml:space="preserve">2.2</w:t>
-      </w:r>
-      <w:r>
-        <w:tab/>
-      </w:r>
-      <w:r>
-        <w:rPr>
-          <w:rFonts w:hint="eastAsia"/>
-        </w:rPr>
-        <w:t xml:space="preserve">解决方式</w:t>
-      </w:r>
-    </w:p>
-    <w:p>
-      <w:pPr>
-        <w:pStyle w:val="FirstParagraph"/>
-      </w:pPr>
-      <w:r>
-        <w:rPr>
-          <w:rFonts w:hint="eastAsia"/>
-        </w:rPr>
-        <w:t xml:space="preserve">本题的实验组织可形式化表示为：</w:t>
-      </w:r>
-    </w:p>
-    <w:p>
-      <w:pPr>
-        <w:pStyle w:val="SourceCode"/>
-      </w:pPr>
-      <w:r>
-        <w:rPr>
-          <w:rStyle w:val="VerbatimChar"/>
-        </w:rPr>
-        <w:t xml:space="preserve">Input : grid X, methods M, precisions P</w:t>
-      </w:r>
-      <w:r>
-        <w:br/>
-      </w:r>
-      <w:r>
-        <w:rPr>
-          <w:rStyle w:val="VerbatimChar"/>
-        </w:rPr>
-        <w:t xml:space="preserve">Output: zoomed plots and error statistics</w:t>
-      </w:r>
-      <w:r>
-        <w:br/>
-      </w:r>
-      <w:r>
-        <w:br/>
-      </w:r>
-      <w:r>
-        <w:rPr>
-          <w:rStyle w:val="VerbatimChar"/>
-        </w:rPr>
-        <w:t xml:space="preserve">for each p in P do</w:t>
-      </w:r>
-      <w:r>
-        <w:br/>
-      </w:r>
-      <w:r>
-        <w:rPr>
-          <w:rStyle w:val="VerbatimChar"/>
-        </w:rPr>
-        <w:t xml:space="preserve">    for each x in X do</w:t>
-      </w:r>
-      <w:r>
-        <w:br/>
-      </w:r>
-      <w:r>
-        <w:rPr>
-          <w:rStyle w:val="VerbatimChar"/>
-        </w:rPr>
-        <w:t xml:space="preserve">        y_ref &lt;- high_precision((x - 1)^10)</w:t>
-      </w:r>
-      <w:r>
-        <w:br/>
-      </w:r>
-      <w:r>
-        <w:rPr>
-          <w:rStyle w:val="VerbatimChar"/>
-        </w:rPr>
-        <w:t xml:space="preserve">        for each m in M do</w:t>
-      </w:r>
-      <w:r>
-        <w:br/>
-      </w:r>
-      <w:r>
-        <w:rPr>
-          <w:rStyle w:val="VerbatimChar"/>
-        </w:rPr>
-        <w:t xml:space="preserve">            y &lt;- eval(m, x, p)</w:t>
-      </w:r>
-      <w:r>
-        <w:br/>
-      </w:r>
-      <w:r>
-        <w:rPr>
-          <w:rStyle w:val="VerbatimChar"/>
-        </w:rPr>
-        <w:t xml:space="preserve">            if y_ref != 0 then</w:t>
-      </w:r>
-      <w:r>
-        <w:br/>
-      </w:r>
-      <w:r>
-        <w:rPr>
-          <w:rStyle w:val="VerbatimChar"/>
-        </w:rPr>
-        <w:t xml:space="preserve">                err[m, x, p] &lt;- relerr(y, y_ref)</w:t>
-      </w:r>
-      <w:r>
-        <w:br/>
-      </w:r>
-      <w:r>
-        <w:rPr>
-          <w:rStyle w:val="VerbatimChar"/>
-        </w:rPr>
-        <w:t xml:space="preserve">            end if</w:t>
-      </w:r>
-      <w:r>
-        <w:br/>
-      </w:r>
-      <w:r>
-        <w:rPr>
-          <w:rStyle w:val="VerbatimChar"/>
-        </w:rPr>
-        <w:t xml:space="preserve">        end for</w:t>
-      </w:r>
-      <w:r>
-        <w:br/>
-      </w:r>
-      <w:r>
-        <w:rPr>
-          <w:rStyle w:val="VerbatimChar"/>
-        </w:rPr>
-        <w:t xml:space="preserve">    end for</w:t>
-      </w:r>
-      <w:r>
-        <w:br/>
-      </w:r>
-      <w:r>
-        <w:rPr>
-          <w:rStyle w:val="VerbatimChar"/>
-        </w:rPr>
-        <w:t xml:space="preserve">end for</w:t>
-      </w:r>
-    </w:p>
-    <w:p>
-      <w:pPr>
-        <w:pStyle w:val="FirstParagraph"/>
-      </w:pPr>
-      <w:r>
-        <w:rPr>
-          <w:rFonts w:hint="eastAsia"/>
-        </w:rPr>
-        <w:t xml:space="preserve">其中</w:t>
-      </w:r>
-      <w:r>
-        <w:t xml:space="preserve"> </w:t>
-      </w:r>
-      <w:r>
-        <w:rPr>
-          <w:rStyle w:val="VerbatimChar"/>
-        </w:rPr>
-        <w:t xml:space="preserve">M = {direct, expanded, horner}</w:t>
-      </w:r>
-      <w:r>
-        <w:rPr>
-          <w:rFonts w:hint="eastAsia"/>
-        </w:rPr>
-        <w:t xml:space="preserve">，并基于</w:t>
-      </w:r>
-      <w:r>
-        <w:t xml:space="preserve"> </w:t>
-      </w:r>
-      <w:r>
-        <w:rPr>
-          <w:rStyle w:val="VerbatimChar"/>
-        </w:rPr>
-        <w:t xml:space="preserve">err</w:t>
-      </w:r>
-      <w:r>
-        <w:t xml:space="preserve"> </w:t>
-      </w:r>
-      <w:r>
-        <w:rPr>
-          <w:rFonts w:hint="eastAsia"/>
-        </w:rPr>
-        <w:t xml:space="preserve">进一步统计最大误差、峰值位置与中位误差。</w:t>
-      </w:r>
-    </w:p>
-    <w:bookmarkEnd w:id="36"/>
-    <w:bookmarkStart w:id="46" w:name="问题答案-1"/>
-    <w:p>
-      <w:pPr>
-        <w:pStyle w:val="Heading2"/>
-      </w:pPr>
-      <w:r>
-        <w:rPr>
-          <w:rStyle w:val="SectionNumber"/>
-        </w:rPr>
-        <w:t xml:space="preserve">2.3</w:t>
-      </w:r>
-      <w:r>
-        <w:tab/>
-      </w:r>
-      <w:r>
         <w:rPr>
           <w:rFonts w:hint="eastAsia"/>
         </w:rPr>
         <w:t xml:space="preserve">问题答案</w:t>
-      </w:r>
-    </w:p>
-    <w:bookmarkStart w:id="40" w:name="局部放大观察-1"/>
-    <w:p>
-      <w:pPr>
-        <w:pStyle w:val="Heading3"/>
-      </w:pPr>
-      <w:r>
-        <w:rPr>
-          <w:rStyle w:val="SectionNumber"/>
-        </w:rPr>
-        <w:t xml:space="preserve">2.3.1</w:t>
-      </w:r>
-      <w:r>
-        <w:tab/>
-      </w:r>
-      <w:r>
-        <w:t xml:space="preserve">(1) </w:t>
-      </w:r>
-      <w:r>
-        <w:rPr>
-          <w:rFonts w:hint="eastAsia"/>
-        </w:rPr>
-        <w:t xml:space="preserve">局部放大观察</w:t>
       </w:r>
     </w:p>
     <w:p>
@@ -3715,7 +5013,7 @@
       </w:r>
     </w:p>
     <w:bookmarkEnd w:id="40"/>
-    <w:bookmarkStart w:id="44" w:name="相对误差分布-1"/>
+    <w:bookmarkStart w:id="41" w:name="分析-3"/>
     <w:p>
       <w:pPr>
         <w:pStyle w:val="Heading3"/>
@@ -3724,19 +5022,16 @@
         <w:rPr>
           <w:rStyle w:val="SectionNumber"/>
         </w:rPr>
-        <w:t xml:space="preserve">2.3.2</w:t>
+        <w:t xml:space="preserve">0.4.4</w:t>
       </w:r>
       <w:r>
         <w:tab/>
       </w:r>
       <w:r>
-        <w:t xml:space="preserve">(2) </w:t>
-      </w:r>
-      <w:r>
-        <w:rPr>
-          <w:rFonts w:hint="eastAsia"/>
-        </w:rPr>
-        <w:t xml:space="preserve">相对误差分布</w:t>
+        <w:rPr>
+          <w:rFonts w:hint="eastAsia"/>
+        </w:rPr>
+        <w:t xml:space="preserve">分析</w:t>
       </w:r>
     </w:p>
     <w:p>
@@ -3747,911 +5042,33 @@
         <w:rPr>
           <w:rFonts w:hint="eastAsia"/>
         </w:rPr>
-        <w:t xml:space="preserve">相对误差统计结果如下。</w:t>
-      </w:r>
-    </w:p>
-    <w:p>
-      <w:pPr>
-        <w:pStyle w:val="CaptionedFigure"/>
-      </w:pPr>
-      <w:r>
-        <w:drawing>
-          <wp:inline>
-            <wp:extent cx="4693920" cy="1805353"/>
-            <wp:effectExtent b="0" l="0" r="0" t="0"/>
-            <wp:docPr descr="Problem 2 relative-error distribution" title="" id="42" name="Picture"/>
-            <a:graphic>
-              <a:graphicData uri="http://schemas.openxmlformats.org/drawingml/2006/picture">
-                <pic:pic>
-                  <pic:nvPicPr>
-                    <pic:cNvPr descr="../../result/problem2_relative_error.png" id="43" name="Picture"/>
-                    <pic:cNvPicPr>
-                      <a:picLocks noChangeArrowheads="1" noChangeAspect="1"/>
-                    </pic:cNvPicPr>
-                  </pic:nvPicPr>
-                  <pic:blipFill>
-                    <a:blip r:embed="rId41"/>
-                    <a:stretch>
-                      <a:fillRect/>
-                    </a:stretch>
-                  </pic:blipFill>
-                  <pic:spPr bwMode="auto">
-                    <a:xfrm>
-                      <a:off x="0" y="0"/>
-                      <a:ext cx="4693920" cy="1805353"/>
-                    </a:xfrm>
-                    <a:prstGeom prst="rect">
-                      <a:avLst/>
-                    </a:prstGeom>
-                    <a:noFill/>
-                    <a:ln w="9525">
-                      <a:noFill/>
-                      <a:headEnd/>
-                      <a:tailEnd/>
-                    </a:ln>
-                  </pic:spPr>
-                </pic:pic>
-              </a:graphicData>
-            </a:graphic>
-          </wp:inline>
-        </w:drawing>
-      </w:r>
-    </w:p>
-    <w:p>
-      <w:pPr>
-        <w:pStyle w:val="ImageCaption"/>
-      </w:pPr>
-      <w:r>
-        <w:t xml:space="preserve">Problem 2 relative-error distribution</w:t>
-      </w:r>
-    </w:p>
-    <w:tbl>
-      <w:tblPr>
-        <w:tblStyle w:val="Table"/>
-        <w:tblW w:type="auto" w:w="0"/>
-        <w:tblLook w:firstRow="1" w:lastRow="0" w:firstColumn="0" w:lastColumn="0" w:noHBand="0" w:noVBand="0" w:val="0020"/>
-      </w:tblPr>
-      <w:tblGrid>
-        <w:gridCol w:w="1584"/>
-        <w:gridCol w:w="1584"/>
-        <w:gridCol w:w="1584"/>
-        <w:gridCol w:w="1584"/>
-        <w:gridCol w:w="1584"/>
-      </w:tblGrid>
-      <w:tr>
-        <w:trPr>
-          <w:tblHeader w:val="on"/>
-        </w:trPr>
-        <w:tc>
-          <w:tcPr/>
-          <w:p>
-            <w:pPr>
-              <w:pStyle w:val="Compact"/>
-              <w:jc w:val="left"/>
-            </w:pPr>
-            <w:r>
-              <w:rPr>
-                <w:rFonts w:hint="eastAsia"/>
-              </w:rPr>
-              <w:t xml:space="preserve">精度</w:t>
-            </w:r>
-          </w:p>
-        </w:tc>
-        <w:tc>
-          <w:tcPr/>
-          <w:p>
-            <w:pPr>
-              <w:pStyle w:val="Compact"/>
-              <w:jc w:val="left"/>
-            </w:pPr>
-            <w:r>
-              <w:rPr>
-                <w:rFonts w:hint="eastAsia"/>
-              </w:rPr>
-              <w:t xml:space="preserve">形式</w:t>
-            </w:r>
-          </w:p>
-        </w:tc>
-        <w:tc>
-          <w:tcPr/>
-          <w:p>
-            <w:pPr>
-              <w:pStyle w:val="Compact"/>
-              <w:jc w:val="right"/>
-            </w:pPr>
-            <w:r>
-              <w:rPr>
-                <w:rFonts w:hint="eastAsia"/>
-              </w:rPr>
-              <w:t xml:space="preserve">最大相对误差</w:t>
-            </w:r>
-          </w:p>
-        </w:tc>
-        <w:tc>
-          <w:tcPr/>
-          <w:p>
-            <w:pPr>
-              <w:pStyle w:val="Compact"/>
-              <w:jc w:val="right"/>
-            </w:pPr>
-            <w:r>
-              <w:rPr>
-                <w:rFonts w:hint="eastAsia"/>
-              </w:rPr>
-              <w:t xml:space="preserve">峰值位置</w:t>
-            </w:r>
-            <w:r>
-              <w:t xml:space="preserve"> x</w:t>
-            </w:r>
-          </w:p>
-        </w:tc>
-        <w:tc>
-          <w:tcPr/>
-          <w:p>
-            <w:pPr>
-              <w:pStyle w:val="Compact"/>
-              <w:jc w:val="right"/>
-            </w:pPr>
-            <w:r>
-              <w:rPr>
-                <w:rFonts w:hint="eastAsia"/>
-              </w:rPr>
-              <w:t xml:space="preserve">中位相对误差</w:t>
-            </w:r>
-          </w:p>
-        </w:tc>
-      </w:tr>
-      <w:tr>
-        <w:tc>
-          <w:tcPr/>
-          <w:p>
-            <w:pPr>
-              <w:pStyle w:val="Compact"/>
-              <w:jc w:val="left"/>
-            </w:pPr>
-            <w:r>
-              <w:t xml:space="preserve">float</w:t>
-            </w:r>
-          </w:p>
-        </w:tc>
-        <w:tc>
-          <w:tcPr/>
-          <w:p>
-            <w:pPr>
-              <w:pStyle w:val="Compact"/>
-              <w:jc w:val="left"/>
-            </w:pPr>
-            <w:r>
-              <w:t xml:space="preserve">direct</w:t>
-            </w:r>
-          </w:p>
-        </w:tc>
-        <w:tc>
-          <w:tcPr/>
-          <w:p>
-            <w:pPr>
-              <w:pStyle w:val="Compact"/>
-              <w:jc w:val="right"/>
-            </w:pPr>
-            <w:r>
-              <w:t xml:space="preserve">7.5107E-5</w:t>
-            </w:r>
-          </w:p>
-        </w:tc>
-        <w:tc>
-          <w:tcPr/>
-          <w:p>
-            <w:pPr>
-              <w:pStyle w:val="Compact"/>
-              <w:jc w:val="right"/>
-            </w:pPr>
-            <w:r>
-              <w:t xml:space="preserve">1.0005</w:t>
-            </w:r>
-          </w:p>
-        </w:tc>
-        <w:tc>
-          <w:tcPr/>
-          <w:p>
-            <w:pPr>
-              <w:pStyle w:val="Compact"/>
-              <w:jc w:val="right"/>
-            </w:pPr>
-            <w:r>
-              <w:t xml:space="preserve">9.5128E-8</w:t>
-            </w:r>
-          </w:p>
-        </w:tc>
-      </w:tr>
-      <w:tr>
-        <w:tc>
-          <w:tcPr/>
-          <w:p>
-            <w:pPr>
-              <w:pStyle w:val="Compact"/>
-              <w:jc w:val="left"/>
-            </w:pPr>
-            <w:r>
-              <w:t xml:space="preserve">float</w:t>
-            </w:r>
-          </w:p>
-        </w:tc>
-        <w:tc>
-          <w:tcPr/>
-          <w:p>
-            <w:pPr>
-              <w:pStyle w:val="Compact"/>
-              <w:jc w:val="left"/>
-            </w:pPr>
-            <w:r>
-              <w:t xml:space="preserve">expanded</w:t>
-            </w:r>
-          </w:p>
-        </w:tc>
-        <w:tc>
-          <w:tcPr/>
-          <w:p>
-            <w:pPr>
-              <w:pStyle w:val="Compact"/>
-              <w:jc w:val="right"/>
-            </w:pPr>
-            <w:r>
-              <w:t xml:space="preserve">1.7450E+31</w:t>
-            </w:r>
-          </w:p>
-        </w:tc>
-        <w:tc>
-          <w:tcPr/>
-          <w:p>
-            <w:pPr>
-              <w:pStyle w:val="Compact"/>
-              <w:jc w:val="right"/>
-            </w:pPr>
-            <w:r>
-              <w:t xml:space="preserve">0.99975002</w:t>
-            </w:r>
-          </w:p>
-        </w:tc>
-        <w:tc>
-          <w:tcPr/>
-          <w:p>
-            <w:pPr>
-              <w:pStyle w:val="Compact"/>
-              <w:jc w:val="right"/>
-            </w:pPr>
-            <w:r>
-              <w:t xml:space="preserve">1.3713E+3</w:t>
-            </w:r>
-          </w:p>
-        </w:tc>
-      </w:tr>
-      <w:tr>
-        <w:tc>
-          <w:tcPr/>
-          <w:p>
-            <w:pPr>
-              <w:pStyle w:val="Compact"/>
-              <w:jc w:val="left"/>
-            </w:pPr>
-            <w:r>
-              <w:t xml:space="preserve">float</w:t>
-            </w:r>
-          </w:p>
-        </w:tc>
-        <w:tc>
-          <w:tcPr/>
-          <w:p>
-            <w:pPr>
-              <w:pStyle w:val="Compact"/>
-              <w:jc w:val="left"/>
-            </w:pPr>
-            <w:r>
-              <w:t xml:space="preserve">horner</w:t>
-            </w:r>
-          </w:p>
-        </w:tc>
-        <w:tc>
-          <w:tcPr/>
-          <w:p>
-            <w:pPr>
-              <w:pStyle w:val="Compact"/>
-              <w:jc w:val="right"/>
-            </w:pPr>
-            <w:r>
-              <w:t xml:space="preserve">4.9415E+30</w:t>
-            </w:r>
-          </w:p>
-        </w:tc>
-        <w:tc>
-          <w:tcPr/>
-          <w:p>
-            <w:pPr>
-              <w:pStyle w:val="Compact"/>
-              <w:jc w:val="right"/>
-            </w:pPr>
-            <w:r>
-              <w:t xml:space="preserve">1.00025</w:t>
-            </w:r>
-          </w:p>
-        </w:tc>
-        <w:tc>
-          <w:tcPr/>
-          <w:p>
-            <w:pPr>
-              <w:pStyle w:val="Compact"/>
-              <w:jc w:val="right"/>
-            </w:pPr>
-            <w:r>
-              <w:t xml:space="preserve">7.3785E+2</w:t>
-            </w:r>
-          </w:p>
-        </w:tc>
-      </w:tr>
-      <w:tr>
-        <w:tc>
-          <w:tcPr/>
-          <w:p>
-            <w:pPr>
-              <w:pStyle w:val="Compact"/>
-              <w:jc w:val="left"/>
-            </w:pPr>
-            <w:r>
-              <w:t xml:space="preserve">double</w:t>
-            </w:r>
-          </w:p>
-        </w:tc>
-        <w:tc>
-          <w:tcPr/>
-          <w:p>
-            <w:pPr>
-              <w:pStyle w:val="Compact"/>
-              <w:jc w:val="left"/>
-            </w:pPr>
-            <w:r>
-              <w:t xml:space="preserve">direct</w:t>
-            </w:r>
-          </w:p>
-        </w:tc>
-        <w:tc>
-          <w:tcPr/>
-          <w:p>
-            <w:pPr>
-              <w:pStyle w:val="Compact"/>
-              <w:jc w:val="right"/>
-            </w:pPr>
-            <w:r>
-              <w:t xml:space="preserve">8.9867E-13</w:t>
-            </w:r>
-          </w:p>
-        </w:tc>
-        <w:tc>
-          <w:tcPr/>
-          <w:p>
-            <w:pPr>
-              <w:pStyle w:val="Compact"/>
-              <w:jc w:val="right"/>
-            </w:pPr>
-            <w:r>
-              <w:t xml:space="preserve">1.0005</w:t>
-            </w:r>
-          </w:p>
-        </w:tc>
-        <w:tc>
-          <w:tcPr/>
-          <w:p>
-            <w:pPr>
-              <w:pStyle w:val="Compact"/>
-              <w:jc w:val="right"/>
-            </w:pPr>
-            <w:r>
-              <w:t xml:space="preserve">5.2885E-16</w:t>
-            </w:r>
-          </w:p>
-        </w:tc>
-      </w:tr>
-      <w:tr>
-        <w:tc>
-          <w:tcPr/>
-          <w:p>
-            <w:pPr>
-              <w:pStyle w:val="Compact"/>
-              <w:jc w:val="left"/>
-            </w:pPr>
-            <w:r>
-              <w:t xml:space="preserve">double</w:t>
-            </w:r>
-          </w:p>
-        </w:tc>
-        <w:tc>
-          <w:tcPr/>
-          <w:p>
-            <w:pPr>
-              <w:pStyle w:val="Compact"/>
-              <w:jc w:val="left"/>
-            </w:pPr>
-            <w:r>
-              <w:t xml:space="preserve">expanded</w:t>
-            </w:r>
-          </w:p>
-        </w:tc>
-        <w:tc>
-          <w:tcPr/>
-          <w:p>
-            <w:pPr>
-              <w:pStyle w:val="Compact"/>
-              <w:jc w:val="right"/>
-            </w:pPr>
-            <w:r>
-              <w:t xml:space="preserve">2.6543E+22</w:t>
-            </w:r>
-          </w:p>
-        </w:tc>
-        <w:tc>
-          <w:tcPr/>
-          <w:p>
-            <w:pPr>
-              <w:pStyle w:val="Compact"/>
-              <w:jc w:val="right"/>
-            </w:pPr>
-            <w:r>
-              <w:t xml:space="preserve">1.00025</w:t>
-            </w:r>
-          </w:p>
-        </w:tc>
-        <w:tc>
-          <w:tcPr/>
-          <w:p>
-            <w:pPr>
-              <w:pStyle w:val="Compact"/>
-              <w:jc w:val="right"/>
-            </w:pPr>
-            <w:r>
-              <w:t xml:space="preserve">2.4256E-6</w:t>
-            </w:r>
-          </w:p>
-        </w:tc>
-      </w:tr>
-      <w:tr>
-        <w:tc>
-          <w:tcPr/>
-          <w:p>
-            <w:pPr>
-              <w:pStyle w:val="Compact"/>
-              <w:jc w:val="left"/>
-            </w:pPr>
-            <w:r>
-              <w:t xml:space="preserve">double</w:t>
-            </w:r>
-          </w:p>
-        </w:tc>
-        <w:tc>
-          <w:tcPr/>
-          <w:p>
-            <w:pPr>
-              <w:pStyle w:val="Compact"/>
-              <w:jc w:val="left"/>
-            </w:pPr>
-            <w:r>
-              <w:t xml:space="preserve">horner</w:t>
-            </w:r>
-          </w:p>
-        </w:tc>
-        <w:tc>
-          <w:tcPr/>
-          <w:p>
-            <w:pPr>
-              <w:pStyle w:val="Compact"/>
-              <w:jc w:val="right"/>
-            </w:pPr>
-            <w:r>
-              <w:t xml:space="preserve">1.4552E+22</w:t>
-            </w:r>
-          </w:p>
-        </w:tc>
-        <w:tc>
-          <w:tcPr/>
-          <w:p>
-            <w:pPr>
-              <w:pStyle w:val="Compact"/>
-              <w:jc w:val="right"/>
-            </w:pPr>
-            <w:r>
-              <w:t xml:space="preserve">1.00025</w:t>
-            </w:r>
-          </w:p>
-        </w:tc>
-        <w:tc>
-          <w:tcPr/>
-          <w:p>
-            <w:pPr>
-              <w:pStyle w:val="Compact"/>
-              <w:jc w:val="right"/>
-            </w:pPr>
-            <w:r>
-              <w:t xml:space="preserve">1.4286E-6</w:t>
-            </w:r>
-          </w:p>
-        </w:tc>
-      </w:tr>
-      <w:tr>
-        <w:tc>
-          <w:tcPr/>
-          <w:p>
-            <w:pPr>
-              <w:pStyle w:val="Compact"/>
-              <w:jc w:val="left"/>
-            </w:pPr>
-            <w:r>
-              <w:t xml:space="preserve">quad</w:t>
-            </w:r>
-          </w:p>
-        </w:tc>
-        <w:tc>
-          <w:tcPr/>
-          <w:p>
-            <w:pPr>
-              <w:pStyle w:val="Compact"/>
-              <w:jc w:val="left"/>
-            </w:pPr>
-            <w:r>
-              <w:t xml:space="preserve">direct</w:t>
-            </w:r>
-          </w:p>
-        </w:tc>
-        <w:tc>
-          <w:tcPr/>
-          <w:p>
-            <w:pPr>
-              <w:pStyle w:val="Compact"/>
-              <w:jc w:val="right"/>
-            </w:pPr>
-            <w:r>
-              <w:t xml:space="preserve">1.8490E-31</w:t>
-            </w:r>
-          </w:p>
-        </w:tc>
-        <w:tc>
-          <w:tcPr/>
-          <w:p>
-            <w:pPr>
-              <w:pStyle w:val="Compact"/>
-              <w:jc w:val="right"/>
-            </w:pPr>
-            <w:r>
-              <w:t xml:space="preserve">1.00025</w:t>
-            </w:r>
-          </w:p>
-        </w:tc>
-        <w:tc>
-          <w:tcPr/>
-          <w:p>
-            <w:pPr>
-              <w:pStyle w:val="Compact"/>
-              <w:jc w:val="right"/>
-            </w:pPr>
-            <w:r>
-              <w:t xml:space="preserve">1.2808E-34</w:t>
-            </w:r>
-          </w:p>
-        </w:tc>
-      </w:tr>
-      <w:tr>
-        <w:tc>
-          <w:tcPr/>
-          <w:p>
-            <w:pPr>
-              <w:pStyle w:val="Compact"/>
-              <w:jc w:val="left"/>
-            </w:pPr>
-            <w:r>
-              <w:t xml:space="preserve">quad</w:t>
-            </w:r>
-          </w:p>
-        </w:tc>
-        <w:tc>
-          <w:tcPr/>
-          <w:p>
-            <w:pPr>
-              <w:pStyle w:val="Compact"/>
-              <w:jc w:val="left"/>
-            </w:pPr>
-            <w:r>
-              <w:t xml:space="preserve">expanded</w:t>
-            </w:r>
-          </w:p>
-        </w:tc>
-        <w:tc>
-          <w:tcPr/>
-          <w:p>
-            <w:pPr>
-              <w:pStyle w:val="Compact"/>
-              <w:jc w:val="right"/>
-            </w:pPr>
-            <w:r>
-              <w:t xml:space="preserve">1.2522E+4</w:t>
-            </w:r>
-          </w:p>
-        </w:tc>
-        <w:tc>
-          <w:tcPr/>
-          <w:p>
-            <w:pPr>
-              <w:pStyle w:val="Compact"/>
-              <w:jc w:val="right"/>
-            </w:pPr>
-            <w:r>
-              <w:t xml:space="preserve">0.99975</w:t>
-            </w:r>
-          </w:p>
-        </w:tc>
-        <w:tc>
-          <w:tcPr/>
-          <w:p>
-            <w:pPr>
-              <w:pStyle w:val="Compact"/>
-              <w:jc w:val="right"/>
-            </w:pPr>
-            <w:r>
-              <w:t xml:space="preserve">2.3220E-24</w:t>
-            </w:r>
-          </w:p>
-        </w:tc>
-      </w:tr>
-      <w:tr>
-        <w:tc>
-          <w:tcPr/>
-          <w:p>
-            <w:pPr>
-              <w:pStyle w:val="Compact"/>
-              <w:jc w:val="left"/>
-            </w:pPr>
-            <w:r>
-              <w:t xml:space="preserve">quad</w:t>
-            </w:r>
-          </w:p>
-        </w:tc>
-        <w:tc>
-          <w:tcPr/>
-          <w:p>
-            <w:pPr>
-              <w:pStyle w:val="Compact"/>
-              <w:jc w:val="left"/>
-            </w:pPr>
-            <w:r>
-              <w:t xml:space="preserve">horner</w:t>
-            </w:r>
-          </w:p>
-        </w:tc>
-        <w:tc>
-          <w:tcPr/>
-          <w:p>
-            <w:pPr>
-              <w:pStyle w:val="Compact"/>
-              <w:jc w:val="right"/>
-            </w:pPr>
-            <w:r>
-              <w:t xml:space="preserve">9.3896E+3</w:t>
-            </w:r>
-          </w:p>
-        </w:tc>
-        <w:tc>
-          <w:tcPr/>
-          <w:p>
-            <w:pPr>
-              <w:pStyle w:val="Compact"/>
-              <w:jc w:val="right"/>
-            </w:pPr>
-            <w:r>
-              <w:t xml:space="preserve">0.99975</w:t>
-            </w:r>
-          </w:p>
-        </w:tc>
-        <w:tc>
-          <w:tcPr/>
-          <w:p>
-            <w:pPr>
-              <w:pStyle w:val="Compact"/>
-              <w:jc w:val="right"/>
-            </w:pPr>
-            <w:r>
-              <w:t xml:space="preserve">1.3699E-24</w:t>
-            </w:r>
-          </w:p>
-        </w:tc>
-      </w:tr>
-    </w:tbl>
-    <w:p>
-      <w:pPr>
-        <w:pStyle w:val="BodyText"/>
-      </w:pPr>
-      <w:r>
-        <w:rPr>
-          <w:rFonts w:hint="eastAsia"/>
-        </w:rPr>
-        <w:t xml:space="preserve">其中最显著的退化出现在</w:t>
-      </w:r>
-      <w:r>
-        <w:t xml:space="preserve"> </w:t>
-      </w:r>
-      <w:r>
-        <w:rPr>
-          <w:rStyle w:val="VerbatimChar"/>
-        </w:rPr>
-        <w:t xml:space="preserve">float + expanded</w:t>
-      </w:r>
-      <w:r>
-        <w:t xml:space="preserve"> </w:t>
-      </w:r>
-      <w:r>
-        <w:rPr>
-          <w:rFonts w:hint="eastAsia"/>
-        </w:rPr>
-        <w:t xml:space="preserve">组合，其最大相对误差达到</w:t>
-      </w:r>
-      <w:r>
-        <w:t xml:space="preserve"> </w:t>
-      </w:r>
-      <w:r>
-        <w:rPr>
-          <w:rFonts w:hint="eastAsia"/>
-        </w:rPr>
-        <w:t xml:space="preserve">1.7450E+31，峰值出现在</w:t>
-      </w:r>
-      <w:r>
-        <w:t xml:space="preserve"> </w:t>
-      </w:r>
-      <w:r>
-        <w:rPr>
-          <w:rStyle w:val="VerbatimChar"/>
-        </w:rPr>
-        <w:t xml:space="preserve">x=0.99975002</w:t>
-      </w:r>
-      <w:r>
-        <w:t xml:space="preserve"> </w:t>
-      </w:r>
-      <w:r>
-        <w:rPr>
-          <w:rFonts w:hint="eastAsia"/>
-        </w:rPr>
-        <w:t xml:space="preserve">附近；相比之下，同为</w:t>
-      </w:r>
-      <w:r>
-        <w:t xml:space="preserve"> </w:t>
-      </w:r>
-      <w:r>
-        <w:rPr>
-          <w:rStyle w:val="VerbatimChar"/>
-        </w:rPr>
-        <w:t xml:space="preserve">float</w:t>
-      </w:r>
-      <w:r>
-        <w:t xml:space="preserve"> </w:t>
-      </w:r>
-      <w:r>
-        <w:rPr>
-          <w:rFonts w:hint="eastAsia"/>
-        </w:rPr>
-        <w:t xml:space="preserve">的直接形式最大相对误差仅为</w:t>
-      </w:r>
-      <w:r>
-        <w:t xml:space="preserve"> </w:t>
-      </w:r>
-      <w:r>
-        <w:rPr>
-          <w:rFonts w:hint="eastAsia"/>
-        </w:rPr>
-        <w:t xml:space="preserve">7.5107E-5。即使在</w:t>
-      </w:r>
-      <w:r>
-        <w:t xml:space="preserve"> </w:t>
-      </w:r>
-      <w:r>
-        <w:rPr>
-          <w:rStyle w:val="VerbatimChar"/>
-        </w:rPr>
-        <w:t xml:space="preserve">quad</w:t>
-      </w:r>
-      <w:r>
-        <w:t xml:space="preserve"> </w:t>
-      </w:r>
-      <w:r>
-        <w:rPr>
-          <w:rFonts w:hint="eastAsia"/>
-        </w:rPr>
-        <w:t xml:space="preserve">精度下，展开形式的最大相对误差仍达到</w:t>
-      </w:r>
-      <w:r>
-        <w:t xml:space="preserve"> </w:t>
-      </w:r>
-      <w:r>
-        <w:rPr>
-          <w:rFonts w:hint="eastAsia"/>
-        </w:rPr>
-        <w:t xml:space="preserve">1.2522E+4，说明表达式结构对稳定性的影响并不会因精度提升而完全消失。</w:t>
-      </w:r>
-    </w:p>
-    <w:bookmarkEnd w:id="44"/>
-    <w:bookmarkStart w:id="45" w:name="horner-方法比较-1"/>
-    <w:p>
-      <w:pPr>
-        <w:pStyle w:val="Heading3"/>
-      </w:pPr>
-      <w:r>
-        <w:rPr>
-          <w:rStyle w:val="SectionNumber"/>
-        </w:rPr>
-        <w:t xml:space="preserve">2.3.3</w:t>
-      </w:r>
-      <w:r>
-        <w:tab/>
-      </w:r>
-      <w:r>
-        <w:t xml:space="preserve">(3) Horner </w:t>
-      </w:r>
-      <w:r>
-        <w:rPr>
-          <w:rFonts w:hint="eastAsia"/>
-        </w:rPr>
-        <w:t xml:space="preserve">方法比较</w:t>
-      </w:r>
-    </w:p>
-    <w:p>
-      <w:pPr>
-        <w:pStyle w:val="FirstParagraph"/>
-      </w:pPr>
-      <w:r>
-        <w:t xml:space="preserve">Horner </w:t>
-      </w:r>
-      <w:r>
-        <w:rPr>
-          <w:rFonts w:hint="eastAsia"/>
-        </w:rPr>
-        <w:t xml:space="preserve">方法明显优于朴素展开形式，但仍劣于直接形式。以</w:t>
-      </w:r>
-      <w:r>
-        <w:t xml:space="preserve"> </w:t>
-      </w:r>
-      <w:r>
-        <w:rPr>
-          <w:rStyle w:val="VerbatimChar"/>
-        </w:rPr>
-        <w:t xml:space="preserve">float</w:t>
-      </w:r>
-      <w:r>
-        <w:t xml:space="preserve"> </w:t>
-      </w:r>
-      <w:r>
-        <w:rPr>
-          <w:rFonts w:hint="eastAsia"/>
-        </w:rPr>
-        <w:t xml:space="preserve">为例，Horner</w:t>
-      </w:r>
-      <w:r>
-        <w:t xml:space="preserve"> </w:t>
-      </w:r>
-      <w:r>
-        <w:rPr>
-          <w:rFonts w:hint="eastAsia"/>
-        </w:rPr>
-        <w:t xml:space="preserve">形式的最大相对误差为</w:t>
-      </w:r>
-      <w:r>
-        <w:t xml:space="preserve"> </w:t>
-      </w:r>
-      <w:r>
-        <w:rPr>
-          <w:rFonts w:hint="eastAsia"/>
-        </w:rPr>
-        <w:t xml:space="preserve">4.9415E+30，相较朴素展开已有改善，但仍远大于直接形式。这说明</w:t>
-      </w:r>
-      <w:r>
-        <w:t xml:space="preserve"> Horner </w:t>
-      </w:r>
-      <w:r>
-        <w:rPr>
-          <w:rFonts w:hint="eastAsia"/>
-        </w:rPr>
-        <w:t xml:space="preserve">方法虽然减少了重复幂与大规模加减运算，却没有保留原问题中最关键的小量结构</w:t>
+        <w:t xml:space="preserve">本题显示出“问题条件数”与“算法稳定性”之间的区别。在</w:t>
+      </w:r>
+      <w:r>
+        <w:t xml:space="preserve"> </w:t>
+      </w:r>
+      <m:oMath>
+        <m:r>
+          <m:t>x</m:t>
+        </m:r>
+        <m:r>
+          <m:rPr>
+            <m:sty m:val="p"/>
+          </m:rPr>
+          <m:t>=</m:t>
+        </m:r>
+        <m:r>
+          <m:t>1</m:t>
+        </m:r>
+      </m:oMath>
+      <w:r>
+        <w:t xml:space="preserve"> </w:t>
+      </w:r>
+      <w:r>
+        <w:rPr>
+          <w:rFonts w:hint="eastAsia"/>
+        </w:rPr>
+        <w:t xml:space="preserve">附近，真值本身非常接近零，因此任何微小的绝对误差都可能被转换为极大的相对误差。直接形式由于始终保留</w:t>
       </w:r>
       <w:r>
         <w:t xml:space="preserve"> </w:t>
@@ -4683,12 +5100,53 @@
         </m:r>
       </m:oMath>
       <w:r>
-        <w:t xml:space="preserve">。</w:t>
-      </w:r>
-    </w:p>
-    <w:bookmarkEnd w:id="45"/>
-    <w:bookmarkEnd w:id="46"/>
-    <w:bookmarkStart w:id="47" w:name="分析-1"/>
+        <w:t xml:space="preserve"> </w:t>
+      </w:r>
+      <w:r>
+        <w:rPr>
+          <w:rFonts w:hint="eastAsia"/>
+        </w:rPr>
+        <w:t xml:space="preserve">这一小量结构，运算路径最短，因而最稳定；朴素展开形式则会反复累积和抵消数量级接近的项，最容易触发相消误差；Horner</w:t>
+      </w:r>
+      <w:r>
+        <w:t xml:space="preserve"> </w:t>
+      </w:r>
+      <w:r>
+        <w:rPr>
+          <w:rFonts w:hint="eastAsia"/>
+        </w:rPr>
+        <w:t xml:space="preserve">形式虽然改善了运算顺序，但并未改变展开后计算的本质。若需进一步提高稳定性，可结合高精度算术、补偿求和或围绕</w:t>
+      </w:r>
+      <w:r>
+        <w:t xml:space="preserve"> </w:t>
+      </w:r>
+      <m:oMath>
+        <m:r>
+          <m:t>x</m:t>
+        </m:r>
+        <m:r>
+          <m:rPr>
+            <m:sty m:val="p"/>
+          </m:rPr>
+          <m:t>=</m:t>
+        </m:r>
+        <m:r>
+          <m:t>1</m:t>
+        </m:r>
+      </m:oMath>
+      <w:r>
+        <w:t xml:space="preserve"> </w:t>
+      </w:r>
+      <w:r>
+        <w:rPr>
+          <w:rFonts w:hint="eastAsia"/>
+        </w:rPr>
+        <w:t xml:space="preserve">的局部重参数化方案。</w:t>
+      </w:r>
+    </w:p>
+    <w:bookmarkEnd w:id="41"/>
+    <w:bookmarkEnd w:id="42"/>
+    <w:bookmarkStart w:id="50" w:name="problem-22相对误差分布"/>
     <w:p>
       <w:pPr>
         <w:pStyle w:val="Heading2"/>
@@ -4697,7 +5155,1168 @@
         <w:rPr>
           <w:rStyle w:val="SectionNumber"/>
         </w:rPr>
-        <w:t xml:space="preserve">2.4</w:t>
+        <w:t xml:space="preserve">0.5</w:t>
+      </w:r>
+      <w:r>
+        <w:tab/>
+      </w:r>
+      <w:r>
+        <w:t xml:space="preserve">Problem </w:t>
+      </w:r>
+      <w:r>
+        <w:rPr>
+          <w:rFonts w:hint="eastAsia"/>
+        </w:rPr>
+        <w:t xml:space="preserve">2(2)：相对误差分布</w:t>
+      </w:r>
+    </w:p>
+    <w:p>
+      <w:pPr>
+        <w:pStyle w:val="FirstParagraph"/>
+      </w:pPr>
+      <w:r>
+        <w:rPr>
+          <w:rFonts w:hint="eastAsia"/>
+        </w:rPr>
+        <w:t xml:space="preserve">相关脚本：</w:t>
+      </w:r>
+    </w:p>
+    <w:p>
+      <w:pPr>
+        <w:pStyle w:val="Compact"/>
+        <w:numPr>
+          <w:ilvl w:val="0"/>
+          <w:numId w:val="1005"/>
+        </w:numPr>
+      </w:pPr>
+      <w:hyperlink r:id="rId33">
+        <w:r>
+          <w:rPr>
+            <w:rStyle w:val="Hyperlink"/>
+            <w:rFonts w:hint="eastAsia"/>
+          </w:rPr>
+          <w:t xml:space="preserve">本地</w:t>
+        </w:r>
+        <w:r>
+          <w:rPr>
+            <w:rStyle w:val="Hyperlink"/>
+          </w:rPr>
+          <w:t xml:space="preserve"> scripts/problem2.c</w:t>
+        </w:r>
+      </w:hyperlink>
+    </w:p>
+    <w:p>
+      <w:pPr>
+        <w:pStyle w:val="Compact"/>
+        <w:numPr>
+          <w:ilvl w:val="0"/>
+          <w:numId w:val="1005"/>
+        </w:numPr>
+      </w:pPr>
+      <w:hyperlink r:id="rId34">
+        <w:r>
+          <w:rPr>
+            <w:rStyle w:val="Hyperlink"/>
+          </w:rPr>
+          <w:t xml:space="preserve">GitHub scripts/problem2.c</w:t>
+        </w:r>
+      </w:hyperlink>
+    </w:p>
+    <w:bookmarkStart w:id="43" w:name="待求问题-4"/>
+    <w:p>
+      <w:pPr>
+        <w:pStyle w:val="Heading3"/>
+      </w:pPr>
+      <w:r>
+        <w:rPr>
+          <w:rStyle w:val="SectionNumber"/>
+        </w:rPr>
+        <w:t xml:space="preserve">0.5.1</w:t>
+      </w:r>
+      <w:r>
+        <w:tab/>
+      </w:r>
+      <w:r>
+        <w:rPr>
+          <w:rFonts w:hint="eastAsia"/>
+        </w:rPr>
+        <w:t xml:space="preserve">待求问题</w:t>
+      </w:r>
+    </w:p>
+    <w:p>
+      <w:pPr>
+        <w:pStyle w:val="FirstParagraph"/>
+      </w:pPr>
+      <w:r>
+        <w:rPr>
+          <w:rFonts w:hint="eastAsia"/>
+        </w:rPr>
+        <w:t xml:space="preserve">绘制并比较误差分布。</w:t>
+      </w:r>
+    </w:p>
+    <w:bookmarkEnd w:id="43"/>
+    <w:bookmarkStart w:id="44" w:name="解决方式-4"/>
+    <w:p>
+      <w:pPr>
+        <w:pStyle w:val="Heading3"/>
+      </w:pPr>
+      <w:r>
+        <w:rPr>
+          <w:rStyle w:val="SectionNumber"/>
+        </w:rPr>
+        <w:t xml:space="preserve">0.5.2</w:t>
+      </w:r>
+      <w:r>
+        <w:tab/>
+      </w:r>
+      <w:r>
+        <w:rPr>
+          <w:rFonts w:hint="eastAsia"/>
+        </w:rPr>
+        <w:t xml:space="preserve">解决方式</w:t>
+      </w:r>
+    </w:p>
+    <w:p>
+      <w:pPr>
+        <w:pStyle w:val="FirstParagraph"/>
+      </w:pPr>
+      <w:r>
+        <w:rPr>
+          <w:rFonts w:hint="eastAsia"/>
+        </w:rPr>
+        <w:t xml:space="preserve">本题的实验组织可形式化表示为：</w:t>
+      </w:r>
+    </w:p>
+    <w:p>
+      <w:pPr>
+        <w:pStyle w:val="SourceCode"/>
+      </w:pPr>
+      <w:r>
+        <w:rPr>
+          <w:rStyle w:val="VerbatimChar"/>
+        </w:rPr>
+        <w:t xml:space="preserve">Input : grid X, methods M, precisions P</w:t>
+      </w:r>
+      <w:r>
+        <w:br/>
+      </w:r>
+      <w:r>
+        <w:rPr>
+          <w:rStyle w:val="VerbatimChar"/>
+        </w:rPr>
+        <w:t xml:space="preserve">Output: zoomed plots and error statistics</w:t>
+      </w:r>
+      <w:r>
+        <w:br/>
+      </w:r>
+      <w:r>
+        <w:br/>
+      </w:r>
+      <w:r>
+        <w:rPr>
+          <w:rStyle w:val="VerbatimChar"/>
+        </w:rPr>
+        <w:t xml:space="preserve">for each p in P do</w:t>
+      </w:r>
+      <w:r>
+        <w:br/>
+      </w:r>
+      <w:r>
+        <w:rPr>
+          <w:rStyle w:val="VerbatimChar"/>
+        </w:rPr>
+        <w:t xml:space="preserve">    for each x in X do</w:t>
+      </w:r>
+      <w:r>
+        <w:br/>
+      </w:r>
+      <w:r>
+        <w:rPr>
+          <w:rStyle w:val="VerbatimChar"/>
+        </w:rPr>
+        <w:t xml:space="preserve">        y_ref &lt;- high_precision((x - 1)^10)</w:t>
+      </w:r>
+      <w:r>
+        <w:br/>
+      </w:r>
+      <w:r>
+        <w:rPr>
+          <w:rStyle w:val="VerbatimChar"/>
+        </w:rPr>
+        <w:t xml:space="preserve">        for each m in M do</w:t>
+      </w:r>
+      <w:r>
+        <w:br/>
+      </w:r>
+      <w:r>
+        <w:rPr>
+          <w:rStyle w:val="VerbatimChar"/>
+        </w:rPr>
+        <w:t xml:space="preserve">            y &lt;- eval(m, x, p)</w:t>
+      </w:r>
+      <w:r>
+        <w:br/>
+      </w:r>
+      <w:r>
+        <w:rPr>
+          <w:rStyle w:val="VerbatimChar"/>
+        </w:rPr>
+        <w:t xml:space="preserve">            if y_ref != 0 then</w:t>
+      </w:r>
+      <w:r>
+        <w:br/>
+      </w:r>
+      <w:r>
+        <w:rPr>
+          <w:rStyle w:val="VerbatimChar"/>
+        </w:rPr>
+        <w:t xml:space="preserve">                err[m, x, p] &lt;- relerr(y, y_ref)</w:t>
+      </w:r>
+      <w:r>
+        <w:br/>
+      </w:r>
+      <w:r>
+        <w:rPr>
+          <w:rStyle w:val="VerbatimChar"/>
+        </w:rPr>
+        <w:t xml:space="preserve">            end if</w:t>
+      </w:r>
+      <w:r>
+        <w:br/>
+      </w:r>
+      <w:r>
+        <w:rPr>
+          <w:rStyle w:val="VerbatimChar"/>
+        </w:rPr>
+        <w:t xml:space="preserve">        end for</w:t>
+      </w:r>
+      <w:r>
+        <w:br/>
+      </w:r>
+      <w:r>
+        <w:rPr>
+          <w:rStyle w:val="VerbatimChar"/>
+        </w:rPr>
+        <w:t xml:space="preserve">    end for</w:t>
+      </w:r>
+      <w:r>
+        <w:br/>
+      </w:r>
+      <w:r>
+        <w:rPr>
+          <w:rStyle w:val="VerbatimChar"/>
+        </w:rPr>
+        <w:t xml:space="preserve">end for</w:t>
+      </w:r>
+    </w:p>
+    <w:p>
+      <w:pPr>
+        <w:pStyle w:val="FirstParagraph"/>
+      </w:pPr>
+      <w:r>
+        <w:rPr>
+          <w:rFonts w:hint="eastAsia"/>
+        </w:rPr>
+        <w:t xml:space="preserve">其中</w:t>
+      </w:r>
+      <w:r>
+        <w:t xml:space="preserve"> </w:t>
+      </w:r>
+      <w:r>
+        <w:rPr>
+          <w:rStyle w:val="VerbatimChar"/>
+        </w:rPr>
+        <w:t xml:space="preserve">M = {direct, expanded, horner}</w:t>
+      </w:r>
+      <w:r>
+        <w:rPr>
+          <w:rFonts w:hint="eastAsia"/>
+        </w:rPr>
+        <w:t xml:space="preserve">，并基于</w:t>
+      </w:r>
+      <w:r>
+        <w:t xml:space="preserve"> </w:t>
+      </w:r>
+      <w:r>
+        <w:rPr>
+          <w:rStyle w:val="VerbatimChar"/>
+        </w:rPr>
+        <w:t xml:space="preserve">err</w:t>
+      </w:r>
+      <w:r>
+        <w:t xml:space="preserve"> </w:t>
+      </w:r>
+      <w:r>
+        <w:rPr>
+          <w:rFonts w:hint="eastAsia"/>
+        </w:rPr>
+        <w:t xml:space="preserve">进一步统计最大误差、峰值位置与中位误差。</w:t>
+      </w:r>
+    </w:p>
+    <w:bookmarkEnd w:id="44"/>
+    <w:bookmarkStart w:id="48" w:name="问题答案-4"/>
+    <w:p>
+      <w:pPr>
+        <w:pStyle w:val="Heading3"/>
+      </w:pPr>
+      <w:r>
+        <w:rPr>
+          <w:rStyle w:val="SectionNumber"/>
+        </w:rPr>
+        <w:t xml:space="preserve">0.5.3</w:t>
+      </w:r>
+      <w:r>
+        <w:tab/>
+      </w:r>
+      <w:r>
+        <w:rPr>
+          <w:rFonts w:hint="eastAsia"/>
+        </w:rPr>
+        <w:t xml:space="preserve">问题答案</w:t>
+      </w:r>
+    </w:p>
+    <w:p>
+      <w:pPr>
+        <w:pStyle w:val="FirstParagraph"/>
+      </w:pPr>
+      <w:r>
+        <w:rPr>
+          <w:rFonts w:hint="eastAsia"/>
+        </w:rPr>
+        <w:t xml:space="preserve">相对误差统计结果如下。</w:t>
+      </w:r>
+    </w:p>
+    <w:p>
+      <w:pPr>
+        <w:pStyle w:val="CaptionedFigure"/>
+      </w:pPr>
+      <w:r>
+        <w:drawing>
+          <wp:inline>
+            <wp:extent cx="4693920" cy="1805353"/>
+            <wp:effectExtent b="0" l="0" r="0" t="0"/>
+            <wp:docPr descr="Problem 2 relative-error distribution" title="" id="46" name="Picture"/>
+            <a:graphic>
+              <a:graphicData uri="http://schemas.openxmlformats.org/drawingml/2006/picture">
+                <pic:pic>
+                  <pic:nvPicPr>
+                    <pic:cNvPr descr="../../result/problem2_relative_error.png" id="47" name="Picture"/>
+                    <pic:cNvPicPr>
+                      <a:picLocks noChangeArrowheads="1" noChangeAspect="1"/>
+                    </pic:cNvPicPr>
+                  </pic:nvPicPr>
+                  <pic:blipFill>
+                    <a:blip r:embed="rId45"/>
+                    <a:stretch>
+                      <a:fillRect/>
+                    </a:stretch>
+                  </pic:blipFill>
+                  <pic:spPr bwMode="auto">
+                    <a:xfrm>
+                      <a:off x="0" y="0"/>
+                      <a:ext cx="4693920" cy="1805353"/>
+                    </a:xfrm>
+                    <a:prstGeom prst="rect">
+                      <a:avLst/>
+                    </a:prstGeom>
+                    <a:noFill/>
+                    <a:ln w="9525">
+                      <a:noFill/>
+                      <a:headEnd/>
+                      <a:tailEnd/>
+                    </a:ln>
+                  </pic:spPr>
+                </pic:pic>
+              </a:graphicData>
+            </a:graphic>
+          </wp:inline>
+        </w:drawing>
+      </w:r>
+    </w:p>
+    <w:p>
+      <w:pPr>
+        <w:pStyle w:val="ImageCaption"/>
+      </w:pPr>
+      <w:r>
+        <w:t xml:space="preserve">Problem 2 relative-error distribution</w:t>
+      </w:r>
+    </w:p>
+    <w:tbl>
+      <w:tblPr>
+        <w:tblStyle w:val="Table"/>
+        <w:tblW w:type="auto" w:w="0"/>
+        <w:tblLook w:firstRow="1" w:lastRow="0" w:firstColumn="0" w:lastColumn="0" w:noHBand="0" w:noVBand="0" w:val="0020"/>
+      </w:tblPr>
+      <w:tblGrid>
+        <w:gridCol w:w="1584"/>
+        <w:gridCol w:w="1584"/>
+        <w:gridCol w:w="1584"/>
+        <w:gridCol w:w="1584"/>
+        <w:gridCol w:w="1584"/>
+      </w:tblGrid>
+      <w:tr>
+        <w:trPr>
+          <w:tblHeader w:val="on"/>
+        </w:trPr>
+        <w:tc>
+          <w:tcPr/>
+          <w:p>
+            <w:pPr>
+              <w:pStyle w:val="Compact"/>
+              <w:jc w:val="left"/>
+            </w:pPr>
+            <w:r>
+              <w:rPr>
+                <w:rFonts w:hint="eastAsia"/>
+              </w:rPr>
+              <w:t xml:space="preserve">精度</w:t>
+            </w:r>
+          </w:p>
+        </w:tc>
+        <w:tc>
+          <w:tcPr/>
+          <w:p>
+            <w:pPr>
+              <w:pStyle w:val="Compact"/>
+              <w:jc w:val="left"/>
+            </w:pPr>
+            <w:r>
+              <w:rPr>
+                <w:rFonts w:hint="eastAsia"/>
+              </w:rPr>
+              <w:t xml:space="preserve">形式</w:t>
+            </w:r>
+          </w:p>
+        </w:tc>
+        <w:tc>
+          <w:tcPr/>
+          <w:p>
+            <w:pPr>
+              <w:pStyle w:val="Compact"/>
+              <w:jc w:val="right"/>
+            </w:pPr>
+            <w:r>
+              <w:rPr>
+                <w:rFonts w:hint="eastAsia"/>
+              </w:rPr>
+              <w:t xml:space="preserve">最大相对误差</w:t>
+            </w:r>
+          </w:p>
+        </w:tc>
+        <w:tc>
+          <w:tcPr/>
+          <w:p>
+            <w:pPr>
+              <w:pStyle w:val="Compact"/>
+              <w:jc w:val="right"/>
+            </w:pPr>
+            <w:r>
+              <w:rPr>
+                <w:rFonts w:hint="eastAsia"/>
+              </w:rPr>
+              <w:t xml:space="preserve">峰值位置</w:t>
+            </w:r>
+            <w:r>
+              <w:t xml:space="preserve"> x</w:t>
+            </w:r>
+          </w:p>
+        </w:tc>
+        <w:tc>
+          <w:tcPr/>
+          <w:p>
+            <w:pPr>
+              <w:pStyle w:val="Compact"/>
+              <w:jc w:val="right"/>
+            </w:pPr>
+            <w:r>
+              <w:rPr>
+                <w:rFonts w:hint="eastAsia"/>
+              </w:rPr>
+              <w:t xml:space="preserve">中位相对误差</w:t>
+            </w:r>
+          </w:p>
+        </w:tc>
+      </w:tr>
+      <w:tr>
+        <w:tc>
+          <w:tcPr/>
+          <w:p>
+            <w:pPr>
+              <w:pStyle w:val="Compact"/>
+              <w:jc w:val="left"/>
+            </w:pPr>
+            <w:r>
+              <w:t xml:space="preserve">float</w:t>
+            </w:r>
+          </w:p>
+        </w:tc>
+        <w:tc>
+          <w:tcPr/>
+          <w:p>
+            <w:pPr>
+              <w:pStyle w:val="Compact"/>
+              <w:jc w:val="left"/>
+            </w:pPr>
+            <w:r>
+              <w:t xml:space="preserve">direct</w:t>
+            </w:r>
+          </w:p>
+        </w:tc>
+        <w:tc>
+          <w:tcPr/>
+          <w:p>
+            <w:pPr>
+              <w:pStyle w:val="Compact"/>
+              <w:jc w:val="right"/>
+            </w:pPr>
+            <w:r>
+              <w:t xml:space="preserve">7.5107E-5</w:t>
+            </w:r>
+          </w:p>
+        </w:tc>
+        <w:tc>
+          <w:tcPr/>
+          <w:p>
+            <w:pPr>
+              <w:pStyle w:val="Compact"/>
+              <w:jc w:val="right"/>
+            </w:pPr>
+            <w:r>
+              <w:t xml:space="preserve">1.0005</w:t>
+            </w:r>
+          </w:p>
+        </w:tc>
+        <w:tc>
+          <w:tcPr/>
+          <w:p>
+            <w:pPr>
+              <w:pStyle w:val="Compact"/>
+              <w:jc w:val="right"/>
+            </w:pPr>
+            <w:r>
+              <w:t xml:space="preserve">9.5128E-8</w:t>
+            </w:r>
+          </w:p>
+        </w:tc>
+      </w:tr>
+      <w:tr>
+        <w:tc>
+          <w:tcPr/>
+          <w:p>
+            <w:pPr>
+              <w:pStyle w:val="Compact"/>
+              <w:jc w:val="left"/>
+            </w:pPr>
+            <w:r>
+              <w:t xml:space="preserve">float</w:t>
+            </w:r>
+          </w:p>
+        </w:tc>
+        <w:tc>
+          <w:tcPr/>
+          <w:p>
+            <w:pPr>
+              <w:pStyle w:val="Compact"/>
+              <w:jc w:val="left"/>
+            </w:pPr>
+            <w:r>
+              <w:t xml:space="preserve">expanded</w:t>
+            </w:r>
+          </w:p>
+        </w:tc>
+        <w:tc>
+          <w:tcPr/>
+          <w:p>
+            <w:pPr>
+              <w:pStyle w:val="Compact"/>
+              <w:jc w:val="right"/>
+            </w:pPr>
+            <w:r>
+              <w:t xml:space="preserve">1.7450E+31</w:t>
+            </w:r>
+          </w:p>
+        </w:tc>
+        <w:tc>
+          <w:tcPr/>
+          <w:p>
+            <w:pPr>
+              <w:pStyle w:val="Compact"/>
+              <w:jc w:val="right"/>
+            </w:pPr>
+            <w:r>
+              <w:t xml:space="preserve">0.99975002</w:t>
+            </w:r>
+          </w:p>
+        </w:tc>
+        <w:tc>
+          <w:tcPr/>
+          <w:p>
+            <w:pPr>
+              <w:pStyle w:val="Compact"/>
+              <w:jc w:val="right"/>
+            </w:pPr>
+            <w:r>
+              <w:t xml:space="preserve">1.3713E+3</w:t>
+            </w:r>
+          </w:p>
+        </w:tc>
+      </w:tr>
+      <w:tr>
+        <w:tc>
+          <w:tcPr/>
+          <w:p>
+            <w:pPr>
+              <w:pStyle w:val="Compact"/>
+              <w:jc w:val="left"/>
+            </w:pPr>
+            <w:r>
+              <w:t xml:space="preserve">float</w:t>
+            </w:r>
+          </w:p>
+        </w:tc>
+        <w:tc>
+          <w:tcPr/>
+          <w:p>
+            <w:pPr>
+              <w:pStyle w:val="Compact"/>
+              <w:jc w:val="left"/>
+            </w:pPr>
+            <w:r>
+              <w:t xml:space="preserve">horner</w:t>
+            </w:r>
+          </w:p>
+        </w:tc>
+        <w:tc>
+          <w:tcPr/>
+          <w:p>
+            <w:pPr>
+              <w:pStyle w:val="Compact"/>
+              <w:jc w:val="right"/>
+            </w:pPr>
+            <w:r>
+              <w:t xml:space="preserve">4.9415E+30</w:t>
+            </w:r>
+          </w:p>
+        </w:tc>
+        <w:tc>
+          <w:tcPr/>
+          <w:p>
+            <w:pPr>
+              <w:pStyle w:val="Compact"/>
+              <w:jc w:val="right"/>
+            </w:pPr>
+            <w:r>
+              <w:t xml:space="preserve">1.00025</w:t>
+            </w:r>
+          </w:p>
+        </w:tc>
+        <w:tc>
+          <w:tcPr/>
+          <w:p>
+            <w:pPr>
+              <w:pStyle w:val="Compact"/>
+              <w:jc w:val="right"/>
+            </w:pPr>
+            <w:r>
+              <w:t xml:space="preserve">7.3785E+2</w:t>
+            </w:r>
+          </w:p>
+        </w:tc>
+      </w:tr>
+      <w:tr>
+        <w:tc>
+          <w:tcPr/>
+          <w:p>
+            <w:pPr>
+              <w:pStyle w:val="Compact"/>
+              <w:jc w:val="left"/>
+            </w:pPr>
+            <w:r>
+              <w:t xml:space="preserve">double</w:t>
+            </w:r>
+          </w:p>
+        </w:tc>
+        <w:tc>
+          <w:tcPr/>
+          <w:p>
+            <w:pPr>
+              <w:pStyle w:val="Compact"/>
+              <w:jc w:val="left"/>
+            </w:pPr>
+            <w:r>
+              <w:t xml:space="preserve">direct</w:t>
+            </w:r>
+          </w:p>
+        </w:tc>
+        <w:tc>
+          <w:tcPr/>
+          <w:p>
+            <w:pPr>
+              <w:pStyle w:val="Compact"/>
+              <w:jc w:val="right"/>
+            </w:pPr>
+            <w:r>
+              <w:t xml:space="preserve">8.9867E-13</w:t>
+            </w:r>
+          </w:p>
+        </w:tc>
+        <w:tc>
+          <w:tcPr/>
+          <w:p>
+            <w:pPr>
+              <w:pStyle w:val="Compact"/>
+              <w:jc w:val="right"/>
+            </w:pPr>
+            <w:r>
+              <w:t xml:space="preserve">1.0005</w:t>
+            </w:r>
+          </w:p>
+        </w:tc>
+        <w:tc>
+          <w:tcPr/>
+          <w:p>
+            <w:pPr>
+              <w:pStyle w:val="Compact"/>
+              <w:jc w:val="right"/>
+            </w:pPr>
+            <w:r>
+              <w:t xml:space="preserve">5.2885E-16</w:t>
+            </w:r>
+          </w:p>
+        </w:tc>
+      </w:tr>
+      <w:tr>
+        <w:tc>
+          <w:tcPr/>
+          <w:p>
+            <w:pPr>
+              <w:pStyle w:val="Compact"/>
+              <w:jc w:val="left"/>
+            </w:pPr>
+            <w:r>
+              <w:t xml:space="preserve">double</w:t>
+            </w:r>
+          </w:p>
+        </w:tc>
+        <w:tc>
+          <w:tcPr/>
+          <w:p>
+            <w:pPr>
+              <w:pStyle w:val="Compact"/>
+              <w:jc w:val="left"/>
+            </w:pPr>
+            <w:r>
+              <w:t xml:space="preserve">expanded</w:t>
+            </w:r>
+          </w:p>
+        </w:tc>
+        <w:tc>
+          <w:tcPr/>
+          <w:p>
+            <w:pPr>
+              <w:pStyle w:val="Compact"/>
+              <w:jc w:val="right"/>
+            </w:pPr>
+            <w:r>
+              <w:t xml:space="preserve">2.6543E+22</w:t>
+            </w:r>
+          </w:p>
+        </w:tc>
+        <w:tc>
+          <w:tcPr/>
+          <w:p>
+            <w:pPr>
+              <w:pStyle w:val="Compact"/>
+              <w:jc w:val="right"/>
+            </w:pPr>
+            <w:r>
+              <w:t xml:space="preserve">1.00025</w:t>
+            </w:r>
+          </w:p>
+        </w:tc>
+        <w:tc>
+          <w:tcPr/>
+          <w:p>
+            <w:pPr>
+              <w:pStyle w:val="Compact"/>
+              <w:jc w:val="right"/>
+            </w:pPr>
+            <w:r>
+              <w:t xml:space="preserve">2.4256E-6</w:t>
+            </w:r>
+          </w:p>
+        </w:tc>
+      </w:tr>
+      <w:tr>
+        <w:tc>
+          <w:tcPr/>
+          <w:p>
+            <w:pPr>
+              <w:pStyle w:val="Compact"/>
+              <w:jc w:val="left"/>
+            </w:pPr>
+            <w:r>
+              <w:t xml:space="preserve">double</w:t>
+            </w:r>
+          </w:p>
+        </w:tc>
+        <w:tc>
+          <w:tcPr/>
+          <w:p>
+            <w:pPr>
+              <w:pStyle w:val="Compact"/>
+              <w:jc w:val="left"/>
+            </w:pPr>
+            <w:r>
+              <w:t xml:space="preserve">horner</w:t>
+            </w:r>
+          </w:p>
+        </w:tc>
+        <w:tc>
+          <w:tcPr/>
+          <w:p>
+            <w:pPr>
+              <w:pStyle w:val="Compact"/>
+              <w:jc w:val="right"/>
+            </w:pPr>
+            <w:r>
+              <w:t xml:space="preserve">1.4552E+22</w:t>
+            </w:r>
+          </w:p>
+        </w:tc>
+        <w:tc>
+          <w:tcPr/>
+          <w:p>
+            <w:pPr>
+              <w:pStyle w:val="Compact"/>
+              <w:jc w:val="right"/>
+            </w:pPr>
+            <w:r>
+              <w:t xml:space="preserve">1.00025</w:t>
+            </w:r>
+          </w:p>
+        </w:tc>
+        <w:tc>
+          <w:tcPr/>
+          <w:p>
+            <w:pPr>
+              <w:pStyle w:val="Compact"/>
+              <w:jc w:val="right"/>
+            </w:pPr>
+            <w:r>
+              <w:t xml:space="preserve">1.4286E-6</w:t>
+            </w:r>
+          </w:p>
+        </w:tc>
+      </w:tr>
+      <w:tr>
+        <w:tc>
+          <w:tcPr/>
+          <w:p>
+            <w:pPr>
+              <w:pStyle w:val="Compact"/>
+              <w:jc w:val="left"/>
+            </w:pPr>
+            <w:r>
+              <w:t xml:space="preserve">quad</w:t>
+            </w:r>
+          </w:p>
+        </w:tc>
+        <w:tc>
+          <w:tcPr/>
+          <w:p>
+            <w:pPr>
+              <w:pStyle w:val="Compact"/>
+              <w:jc w:val="left"/>
+            </w:pPr>
+            <w:r>
+              <w:t xml:space="preserve">direct</w:t>
+            </w:r>
+          </w:p>
+        </w:tc>
+        <w:tc>
+          <w:tcPr/>
+          <w:p>
+            <w:pPr>
+              <w:pStyle w:val="Compact"/>
+              <w:jc w:val="right"/>
+            </w:pPr>
+            <w:r>
+              <w:t xml:space="preserve">1.8490E-31</w:t>
+            </w:r>
+          </w:p>
+        </w:tc>
+        <w:tc>
+          <w:tcPr/>
+          <w:p>
+            <w:pPr>
+              <w:pStyle w:val="Compact"/>
+              <w:jc w:val="right"/>
+            </w:pPr>
+            <w:r>
+              <w:t xml:space="preserve">1.00025</w:t>
+            </w:r>
+          </w:p>
+        </w:tc>
+        <w:tc>
+          <w:tcPr/>
+          <w:p>
+            <w:pPr>
+              <w:pStyle w:val="Compact"/>
+              <w:jc w:val="right"/>
+            </w:pPr>
+            <w:r>
+              <w:t xml:space="preserve">1.2808E-34</w:t>
+            </w:r>
+          </w:p>
+        </w:tc>
+      </w:tr>
+      <w:tr>
+        <w:tc>
+          <w:tcPr/>
+          <w:p>
+            <w:pPr>
+              <w:pStyle w:val="Compact"/>
+              <w:jc w:val="left"/>
+            </w:pPr>
+            <w:r>
+              <w:t xml:space="preserve">quad</w:t>
+            </w:r>
+          </w:p>
+        </w:tc>
+        <w:tc>
+          <w:tcPr/>
+          <w:p>
+            <w:pPr>
+              <w:pStyle w:val="Compact"/>
+              <w:jc w:val="left"/>
+            </w:pPr>
+            <w:r>
+              <w:t xml:space="preserve">expanded</w:t>
+            </w:r>
+          </w:p>
+        </w:tc>
+        <w:tc>
+          <w:tcPr/>
+          <w:p>
+            <w:pPr>
+              <w:pStyle w:val="Compact"/>
+              <w:jc w:val="right"/>
+            </w:pPr>
+            <w:r>
+              <w:t xml:space="preserve">1.2522E+4</w:t>
+            </w:r>
+          </w:p>
+        </w:tc>
+        <w:tc>
+          <w:tcPr/>
+          <w:p>
+            <w:pPr>
+              <w:pStyle w:val="Compact"/>
+              <w:jc w:val="right"/>
+            </w:pPr>
+            <w:r>
+              <w:t xml:space="preserve">0.99975</w:t>
+            </w:r>
+          </w:p>
+        </w:tc>
+        <w:tc>
+          <w:tcPr/>
+          <w:p>
+            <w:pPr>
+              <w:pStyle w:val="Compact"/>
+              <w:jc w:val="right"/>
+            </w:pPr>
+            <w:r>
+              <w:t xml:space="preserve">2.3220E-24</w:t>
+            </w:r>
+          </w:p>
+        </w:tc>
+      </w:tr>
+      <w:tr>
+        <w:tc>
+          <w:tcPr/>
+          <w:p>
+            <w:pPr>
+              <w:pStyle w:val="Compact"/>
+              <w:jc w:val="left"/>
+            </w:pPr>
+            <w:r>
+              <w:t xml:space="preserve">quad</w:t>
+            </w:r>
+          </w:p>
+        </w:tc>
+        <w:tc>
+          <w:tcPr/>
+          <w:p>
+            <w:pPr>
+              <w:pStyle w:val="Compact"/>
+              <w:jc w:val="left"/>
+            </w:pPr>
+            <w:r>
+              <w:t xml:space="preserve">horner</w:t>
+            </w:r>
+          </w:p>
+        </w:tc>
+        <w:tc>
+          <w:tcPr/>
+          <w:p>
+            <w:pPr>
+              <w:pStyle w:val="Compact"/>
+              <w:jc w:val="right"/>
+            </w:pPr>
+            <w:r>
+              <w:t xml:space="preserve">9.3896E+3</w:t>
+            </w:r>
+          </w:p>
+        </w:tc>
+        <w:tc>
+          <w:tcPr/>
+          <w:p>
+            <w:pPr>
+              <w:pStyle w:val="Compact"/>
+              <w:jc w:val="right"/>
+            </w:pPr>
+            <w:r>
+              <w:t xml:space="preserve">0.99975</w:t>
+            </w:r>
+          </w:p>
+        </w:tc>
+        <w:tc>
+          <w:tcPr/>
+          <w:p>
+            <w:pPr>
+              <w:pStyle w:val="Compact"/>
+              <w:jc w:val="right"/>
+            </w:pPr>
+            <w:r>
+              <w:t xml:space="preserve">1.3699E-24</w:t>
+            </w:r>
+          </w:p>
+        </w:tc>
+      </w:tr>
+    </w:tbl>
+    <w:p>
+      <w:pPr>
+        <w:pStyle w:val="BodyText"/>
+      </w:pPr>
+      <w:r>
+        <w:rPr>
+          <w:rFonts w:hint="eastAsia"/>
+        </w:rPr>
+        <w:t xml:space="preserve">其中最显著的退化出现在</w:t>
+      </w:r>
+      <w:r>
+        <w:t xml:space="preserve"> </w:t>
+      </w:r>
+      <w:r>
+        <w:rPr>
+          <w:rStyle w:val="VerbatimChar"/>
+        </w:rPr>
+        <w:t xml:space="preserve">float + expanded</w:t>
+      </w:r>
+      <w:r>
+        <w:t xml:space="preserve"> </w:t>
+      </w:r>
+      <w:r>
+        <w:rPr>
+          <w:rFonts w:hint="eastAsia"/>
+        </w:rPr>
+        <w:t xml:space="preserve">组合，其最大相对误差达到</w:t>
+      </w:r>
+      <w:r>
+        <w:t xml:space="preserve"> </w:t>
+      </w:r>
+      <w:r>
+        <w:rPr>
+          <w:rFonts w:hint="eastAsia"/>
+        </w:rPr>
+        <w:t xml:space="preserve">1.7450E+31，峰值出现在</w:t>
+      </w:r>
+      <w:r>
+        <w:t xml:space="preserve"> </w:t>
+      </w:r>
+      <w:r>
+        <w:rPr>
+          <w:rStyle w:val="VerbatimChar"/>
+        </w:rPr>
+        <w:t xml:space="preserve">x=0.99975002</w:t>
+      </w:r>
+      <w:r>
+        <w:t xml:space="preserve"> </w:t>
+      </w:r>
+      <w:r>
+        <w:rPr>
+          <w:rFonts w:hint="eastAsia"/>
+        </w:rPr>
+        <w:t xml:space="preserve">附近；相比之下，同为</w:t>
+      </w:r>
+      <w:r>
+        <w:t xml:space="preserve"> </w:t>
+      </w:r>
+      <w:r>
+        <w:rPr>
+          <w:rStyle w:val="VerbatimChar"/>
+        </w:rPr>
+        <w:t xml:space="preserve">float</w:t>
+      </w:r>
+      <w:r>
+        <w:t xml:space="preserve"> </w:t>
+      </w:r>
+      <w:r>
+        <w:rPr>
+          <w:rFonts w:hint="eastAsia"/>
+        </w:rPr>
+        <w:t xml:space="preserve">的直接形式最大相对误差仅为</w:t>
+      </w:r>
+      <w:r>
+        <w:t xml:space="preserve"> </w:t>
+      </w:r>
+      <w:r>
+        <w:rPr>
+          <w:rFonts w:hint="eastAsia"/>
+        </w:rPr>
+        <w:t xml:space="preserve">7.5107E-5。即使在</w:t>
+      </w:r>
+      <w:r>
+        <w:t xml:space="preserve"> </w:t>
+      </w:r>
+      <w:r>
+        <w:rPr>
+          <w:rStyle w:val="VerbatimChar"/>
+        </w:rPr>
+        <w:t xml:space="preserve">quad</w:t>
+      </w:r>
+      <w:r>
+        <w:t xml:space="preserve"> </w:t>
+      </w:r>
+      <w:r>
+        <w:rPr>
+          <w:rFonts w:hint="eastAsia"/>
+        </w:rPr>
+        <w:t xml:space="preserve">精度下，展开形式的最大相对误差仍达到</w:t>
+      </w:r>
+      <w:r>
+        <w:t xml:space="preserve"> </w:t>
+      </w:r>
+      <w:r>
+        <w:rPr>
+          <w:rFonts w:hint="eastAsia"/>
+        </w:rPr>
+        <w:t xml:space="preserve">1.2522E+4，说明表达式结构对稳定性的影响并不会因精度提升而完全消失。</w:t>
+      </w:r>
+    </w:p>
+    <w:bookmarkEnd w:id="48"/>
+    <w:bookmarkStart w:id="49" w:name="分析-4"/>
+    <w:p>
+      <w:pPr>
+        <w:pStyle w:val="Heading3"/>
+      </w:pPr>
+      <w:r>
+        <w:rPr>
+          <w:rStyle w:val="SectionNumber"/>
+        </w:rPr>
+        <w:t xml:space="preserve">0.5.4</w:t>
       </w:r>
       <w:r>
         <w:tab/>
@@ -4819,34 +6438,18 @@
         <w:t xml:space="preserve">的局部重参数化方案。</w:t>
       </w:r>
     </w:p>
-    <w:bookmarkEnd w:id="47"/>
-    <w:bookmarkEnd w:id="48"/>
-    <w:bookmarkStart w:id="49" w:name="iii.-half-precision-的机器精度与舍入误差"/>
-    <w:p>
-      <w:pPr>
-        <w:pStyle w:val="Heading1"/>
-      </w:pPr>
-      <w:r>
-        <w:t xml:space="preserve">III. Half Precision </w:t>
-      </w:r>
-      <w:r>
-        <w:rPr>
-          <w:rFonts w:hint="eastAsia"/>
-        </w:rPr>
-        <w:t xml:space="preserve">的机器精度与舍入误差</w:t>
-      </w:r>
-    </w:p>
     <w:bookmarkEnd w:id="49"/>
-    <w:bookmarkStart w:id="64" w:name="problem-3half-precision-的机器精度与舍入误差"/>
-    <w:p>
-      <w:pPr>
-        <w:pStyle w:val="Heading1"/>
+    <w:bookmarkEnd w:id="50"/>
+    <w:bookmarkStart w:id="55" w:name="problem-23horner-方法比较"/>
+    <w:p>
+      <w:pPr>
+        <w:pStyle w:val="Heading2"/>
       </w:pPr>
       <w:r>
         <w:rPr>
           <w:rStyle w:val="SectionNumber"/>
         </w:rPr>
-        <w:t xml:space="preserve">3</w:t>
+        <w:t xml:space="preserve">0.6</w:t>
       </w:r>
       <w:r>
         <w:tab/>
@@ -4858,16 +6461,16 @@
         <w:rPr>
           <w:rFonts w:hint="eastAsia"/>
         </w:rPr>
-        <w:t xml:space="preserve">3：Half</w:t>
-      </w:r>
-      <w:r>
-        <w:t xml:space="preserve"> Precision </w:t>
-      </w:r>
-      <w:r>
-        <w:rPr>
-          <w:rFonts w:hint="eastAsia"/>
-        </w:rPr>
-        <w:t xml:space="preserve">的机器精度与舍入误差</w:t>
+        <w:t xml:space="preserve">2(3)：Horner</w:t>
+      </w:r>
+      <w:r>
+        <w:t xml:space="preserve"> </w:t>
+      </w:r>
+      <w:r>
+        <w:rPr>
+          <w:rFonts w:hint="eastAsia"/>
+        </w:rPr>
+        <w:t xml:space="preserve">方法比较</w:t>
       </w:r>
     </w:p>
     <w:p>
@@ -4886,10 +6489,661 @@
         <w:pStyle w:val="Compact"/>
         <w:numPr>
           <w:ilvl w:val="0"/>
-          <w:numId w:val="1003"/>
+          <w:numId w:val="1006"/>
         </w:numPr>
       </w:pPr>
-      <w:hyperlink r:id="rId50">
+      <w:hyperlink r:id="rId33">
+        <w:r>
+          <w:rPr>
+            <w:rStyle w:val="Hyperlink"/>
+            <w:rFonts w:hint="eastAsia"/>
+          </w:rPr>
+          <w:t xml:space="preserve">本地</w:t>
+        </w:r>
+        <w:r>
+          <w:rPr>
+            <w:rStyle w:val="Hyperlink"/>
+          </w:rPr>
+          <w:t xml:space="preserve"> scripts/problem2.c</w:t>
+        </w:r>
+      </w:hyperlink>
+    </w:p>
+    <w:p>
+      <w:pPr>
+        <w:pStyle w:val="Compact"/>
+        <w:numPr>
+          <w:ilvl w:val="0"/>
+          <w:numId w:val="1006"/>
+        </w:numPr>
+      </w:pPr>
+      <w:hyperlink r:id="rId34">
+        <w:r>
+          <w:rPr>
+            <w:rStyle w:val="Hyperlink"/>
+          </w:rPr>
+          <w:t xml:space="preserve">GitHub scripts/problem2.c</w:t>
+        </w:r>
+      </w:hyperlink>
+    </w:p>
+    <w:bookmarkStart w:id="51" w:name="待求问题-5"/>
+    <w:p>
+      <w:pPr>
+        <w:pStyle w:val="Heading3"/>
+      </w:pPr>
+      <w:r>
+        <w:rPr>
+          <w:rStyle w:val="SectionNumber"/>
+        </w:rPr>
+        <w:t xml:space="preserve">0.6.1</w:t>
+      </w:r>
+      <w:r>
+        <w:tab/>
+      </w:r>
+      <w:r>
+        <w:rPr>
+          <w:rFonts w:hint="eastAsia"/>
+        </w:rPr>
+        <w:t xml:space="preserve">待求问题</w:t>
+      </w:r>
+    </w:p>
+    <w:p>
+      <w:pPr>
+        <w:pStyle w:val="FirstParagraph"/>
+      </w:pPr>
+      <w:r>
+        <w:rPr>
+          <w:rFonts w:hint="eastAsia"/>
+        </w:rPr>
+        <w:t xml:space="preserve">再使用</w:t>
+      </w:r>
+      <w:r>
+        <w:t xml:space="preserve"> Horner </w:t>
+      </w:r>
+      <w:r>
+        <w:rPr>
+          <w:rFonts w:hint="eastAsia"/>
+        </w:rPr>
+        <w:t xml:space="preserve">方法重新组织多项式计算，比较三种实现的误差分布，并解释在</w:t>
+      </w:r>
+      <w:r>
+        <w:t xml:space="preserve"> </w:t>
+      </w:r>
+      <m:oMath>
+        <m:r>
+          <m:t>x</m:t>
+        </m:r>
+        <m:r>
+          <m:rPr>
+            <m:sty m:val="p"/>
+          </m:rPr>
+          <m:t>=</m:t>
+        </m:r>
+        <m:r>
+          <m:t>1</m:t>
+        </m:r>
+      </m:oMath>
+      <w:r>
+        <w:t xml:space="preserve"> </w:t>
+      </w:r>
+      <w:r>
+        <w:rPr>
+          <w:rFonts w:hint="eastAsia"/>
+        </w:rPr>
+        <w:t xml:space="preserve">邻域出现差异的原因。</w:t>
+      </w:r>
+    </w:p>
+    <w:bookmarkEnd w:id="51"/>
+    <w:bookmarkStart w:id="52" w:name="解决方式-5"/>
+    <w:p>
+      <w:pPr>
+        <w:pStyle w:val="Heading3"/>
+      </w:pPr>
+      <w:r>
+        <w:rPr>
+          <w:rStyle w:val="SectionNumber"/>
+        </w:rPr>
+        <w:t xml:space="preserve">0.6.2</w:t>
+      </w:r>
+      <w:r>
+        <w:tab/>
+      </w:r>
+      <w:r>
+        <w:rPr>
+          <w:rFonts w:hint="eastAsia"/>
+        </w:rPr>
+        <w:t xml:space="preserve">解决方式</w:t>
+      </w:r>
+    </w:p>
+    <w:p>
+      <w:pPr>
+        <w:pStyle w:val="FirstParagraph"/>
+      </w:pPr>
+      <w:r>
+        <w:rPr>
+          <w:rFonts w:hint="eastAsia"/>
+        </w:rPr>
+        <w:t xml:space="preserve">本题的实验组织可形式化表示为：</w:t>
+      </w:r>
+    </w:p>
+    <w:p>
+      <w:pPr>
+        <w:pStyle w:val="SourceCode"/>
+      </w:pPr>
+      <w:r>
+        <w:rPr>
+          <w:rStyle w:val="VerbatimChar"/>
+        </w:rPr>
+        <w:t xml:space="preserve">Input : grid X, methods M, precisions P</w:t>
+      </w:r>
+      <w:r>
+        <w:br/>
+      </w:r>
+      <w:r>
+        <w:rPr>
+          <w:rStyle w:val="VerbatimChar"/>
+        </w:rPr>
+        <w:t xml:space="preserve">Output: zoomed plots and error statistics</w:t>
+      </w:r>
+      <w:r>
+        <w:br/>
+      </w:r>
+      <w:r>
+        <w:br/>
+      </w:r>
+      <w:r>
+        <w:rPr>
+          <w:rStyle w:val="VerbatimChar"/>
+        </w:rPr>
+        <w:t xml:space="preserve">for each p in P do</w:t>
+      </w:r>
+      <w:r>
+        <w:br/>
+      </w:r>
+      <w:r>
+        <w:rPr>
+          <w:rStyle w:val="VerbatimChar"/>
+        </w:rPr>
+        <w:t xml:space="preserve">    for each x in X do</w:t>
+      </w:r>
+      <w:r>
+        <w:br/>
+      </w:r>
+      <w:r>
+        <w:rPr>
+          <w:rStyle w:val="VerbatimChar"/>
+        </w:rPr>
+        <w:t xml:space="preserve">        y_ref &lt;- high_precision((x - 1)^10)</w:t>
+      </w:r>
+      <w:r>
+        <w:br/>
+      </w:r>
+      <w:r>
+        <w:rPr>
+          <w:rStyle w:val="VerbatimChar"/>
+        </w:rPr>
+        <w:t xml:space="preserve">        for each m in M do</w:t>
+      </w:r>
+      <w:r>
+        <w:br/>
+      </w:r>
+      <w:r>
+        <w:rPr>
+          <w:rStyle w:val="VerbatimChar"/>
+        </w:rPr>
+        <w:t xml:space="preserve">            y &lt;- eval(m, x, p)</w:t>
+      </w:r>
+      <w:r>
+        <w:br/>
+      </w:r>
+      <w:r>
+        <w:rPr>
+          <w:rStyle w:val="VerbatimChar"/>
+        </w:rPr>
+        <w:t xml:space="preserve">            if y_ref != 0 then</w:t>
+      </w:r>
+      <w:r>
+        <w:br/>
+      </w:r>
+      <w:r>
+        <w:rPr>
+          <w:rStyle w:val="VerbatimChar"/>
+        </w:rPr>
+        <w:t xml:space="preserve">                err[m, x, p] &lt;- relerr(y, y_ref)</w:t>
+      </w:r>
+      <w:r>
+        <w:br/>
+      </w:r>
+      <w:r>
+        <w:rPr>
+          <w:rStyle w:val="VerbatimChar"/>
+        </w:rPr>
+        <w:t xml:space="preserve">            end if</w:t>
+      </w:r>
+      <w:r>
+        <w:br/>
+      </w:r>
+      <w:r>
+        <w:rPr>
+          <w:rStyle w:val="VerbatimChar"/>
+        </w:rPr>
+        <w:t xml:space="preserve">        end for</w:t>
+      </w:r>
+      <w:r>
+        <w:br/>
+      </w:r>
+      <w:r>
+        <w:rPr>
+          <w:rStyle w:val="VerbatimChar"/>
+        </w:rPr>
+        <w:t xml:space="preserve">    end for</w:t>
+      </w:r>
+      <w:r>
+        <w:br/>
+      </w:r>
+      <w:r>
+        <w:rPr>
+          <w:rStyle w:val="VerbatimChar"/>
+        </w:rPr>
+        <w:t xml:space="preserve">end for</w:t>
+      </w:r>
+    </w:p>
+    <w:p>
+      <w:pPr>
+        <w:pStyle w:val="FirstParagraph"/>
+      </w:pPr>
+      <w:r>
+        <w:rPr>
+          <w:rFonts w:hint="eastAsia"/>
+        </w:rPr>
+        <w:t xml:space="preserve">其中</w:t>
+      </w:r>
+      <w:r>
+        <w:t xml:space="preserve"> </w:t>
+      </w:r>
+      <w:r>
+        <w:rPr>
+          <w:rStyle w:val="VerbatimChar"/>
+        </w:rPr>
+        <w:t xml:space="preserve">M = {direct, expanded, horner}</w:t>
+      </w:r>
+      <w:r>
+        <w:rPr>
+          <w:rFonts w:hint="eastAsia"/>
+        </w:rPr>
+        <w:t xml:space="preserve">，并基于</w:t>
+      </w:r>
+      <w:r>
+        <w:t xml:space="preserve"> </w:t>
+      </w:r>
+      <w:r>
+        <w:rPr>
+          <w:rStyle w:val="VerbatimChar"/>
+        </w:rPr>
+        <w:t xml:space="preserve">err</w:t>
+      </w:r>
+      <w:r>
+        <w:t xml:space="preserve"> </w:t>
+      </w:r>
+      <w:r>
+        <w:rPr>
+          <w:rFonts w:hint="eastAsia"/>
+        </w:rPr>
+        <w:t xml:space="preserve">进一步统计最大误差、峰值位置与中位误差。</w:t>
+      </w:r>
+    </w:p>
+    <w:bookmarkEnd w:id="52"/>
+    <w:bookmarkStart w:id="53" w:name="问题答案-5"/>
+    <w:p>
+      <w:pPr>
+        <w:pStyle w:val="Heading3"/>
+      </w:pPr>
+      <w:r>
+        <w:rPr>
+          <w:rStyle w:val="SectionNumber"/>
+        </w:rPr>
+        <w:t xml:space="preserve">0.6.3</w:t>
+      </w:r>
+      <w:r>
+        <w:tab/>
+      </w:r>
+      <w:r>
+        <w:rPr>
+          <w:rFonts w:hint="eastAsia"/>
+        </w:rPr>
+        <w:t xml:space="preserve">问题答案</w:t>
+      </w:r>
+    </w:p>
+    <w:p>
+      <w:pPr>
+        <w:pStyle w:val="FirstParagraph"/>
+      </w:pPr>
+      <w:r>
+        <w:t xml:space="preserve">Horner </w:t>
+      </w:r>
+      <w:r>
+        <w:rPr>
+          <w:rFonts w:hint="eastAsia"/>
+        </w:rPr>
+        <w:t xml:space="preserve">方法明显优于朴素展开形式，但仍劣于直接形式。以</w:t>
+      </w:r>
+      <w:r>
+        <w:t xml:space="preserve"> </w:t>
+      </w:r>
+      <w:r>
+        <w:rPr>
+          <w:rStyle w:val="VerbatimChar"/>
+        </w:rPr>
+        <w:t xml:space="preserve">float</w:t>
+      </w:r>
+      <w:r>
+        <w:t xml:space="preserve"> </w:t>
+      </w:r>
+      <w:r>
+        <w:rPr>
+          <w:rFonts w:hint="eastAsia"/>
+        </w:rPr>
+        <w:t xml:space="preserve">为例，Horner</w:t>
+      </w:r>
+      <w:r>
+        <w:t xml:space="preserve"> </w:t>
+      </w:r>
+      <w:r>
+        <w:rPr>
+          <w:rFonts w:hint="eastAsia"/>
+        </w:rPr>
+        <w:t xml:space="preserve">形式的最大相对误差为</w:t>
+      </w:r>
+      <w:r>
+        <w:t xml:space="preserve"> </w:t>
+      </w:r>
+      <w:r>
+        <w:rPr>
+          <w:rFonts w:hint="eastAsia"/>
+        </w:rPr>
+        <w:t xml:space="preserve">4.9415E+30，相较朴素展开已有改善，但仍远大于直接形式。这说明</w:t>
+      </w:r>
+      <w:r>
+        <w:t xml:space="preserve"> Horner </w:t>
+      </w:r>
+      <w:r>
+        <w:rPr>
+          <w:rFonts w:hint="eastAsia"/>
+        </w:rPr>
+        <w:t xml:space="preserve">方法虽然减少了重复幂与大规模加减运算，却没有保留原问题中最关键的小量结构</w:t>
+      </w:r>
+      <w:r>
+        <w:t xml:space="preserve"> </w:t>
+      </w:r>
+      <m:oMath>
+        <m:r>
+          <m:rPr>
+            <m:sty m:val="p"/>
+          </m:rPr>
+          <m:t>(</m:t>
+        </m:r>
+        <m:r>
+          <m:t>x</m:t>
+        </m:r>
+        <m:r>
+          <m:rPr>
+            <m:sty m:val="p"/>
+          </m:rPr>
+          <m:t>−</m:t>
+        </m:r>
+        <m:r>
+          <m:t>1</m:t>
+        </m:r>
+        <m:r>
+          <m:rPr>
+            <m:sty m:val="p"/>
+          </m:rPr>
+          <m:t>)</m:t>
+        </m:r>
+      </m:oMath>
+      <w:r>
+        <w:t xml:space="preserve">。</w:t>
+      </w:r>
+    </w:p>
+    <w:bookmarkEnd w:id="53"/>
+    <w:bookmarkStart w:id="54" w:name="分析-5"/>
+    <w:p>
+      <w:pPr>
+        <w:pStyle w:val="Heading3"/>
+      </w:pPr>
+      <w:r>
+        <w:rPr>
+          <w:rStyle w:val="SectionNumber"/>
+        </w:rPr>
+        <w:t xml:space="preserve">0.6.4</w:t>
+      </w:r>
+      <w:r>
+        <w:tab/>
+      </w:r>
+      <w:r>
+        <w:rPr>
+          <w:rFonts w:hint="eastAsia"/>
+        </w:rPr>
+        <w:t xml:space="preserve">分析</w:t>
+      </w:r>
+    </w:p>
+    <w:p>
+      <w:pPr>
+        <w:pStyle w:val="FirstParagraph"/>
+      </w:pPr>
+      <w:r>
+        <w:rPr>
+          <w:rFonts w:hint="eastAsia"/>
+        </w:rPr>
+        <w:t xml:space="preserve">本题显示出“问题条件数”与“算法稳定性”之间的区别。在</w:t>
+      </w:r>
+      <w:r>
+        <w:t xml:space="preserve"> </w:t>
+      </w:r>
+      <m:oMath>
+        <m:r>
+          <m:t>x</m:t>
+        </m:r>
+        <m:r>
+          <m:rPr>
+            <m:sty m:val="p"/>
+          </m:rPr>
+          <m:t>=</m:t>
+        </m:r>
+        <m:r>
+          <m:t>1</m:t>
+        </m:r>
+      </m:oMath>
+      <w:r>
+        <w:t xml:space="preserve"> </w:t>
+      </w:r>
+      <w:r>
+        <w:rPr>
+          <w:rFonts w:hint="eastAsia"/>
+        </w:rPr>
+        <w:t xml:space="preserve">附近，真值本身非常接近零，因此任何微小的绝对误差都可能被转换为极大的相对误差。直接形式由于始终保留</w:t>
+      </w:r>
+      <w:r>
+        <w:t xml:space="preserve"> </w:t>
+      </w:r>
+      <m:oMath>
+        <m:r>
+          <m:rPr>
+            <m:sty m:val="p"/>
+          </m:rPr>
+          <m:t>(</m:t>
+        </m:r>
+        <m:r>
+          <m:t>x</m:t>
+        </m:r>
+        <m:r>
+          <m:rPr>
+            <m:sty m:val="p"/>
+          </m:rPr>
+          <m:t>−</m:t>
+        </m:r>
+        <m:r>
+          <m:t>1</m:t>
+        </m:r>
+        <m:r>
+          <m:rPr>
+            <m:sty m:val="p"/>
+          </m:rPr>
+          <m:t>)</m:t>
+        </m:r>
+      </m:oMath>
+      <w:r>
+        <w:t xml:space="preserve"> </w:t>
+      </w:r>
+      <w:r>
+        <w:rPr>
+          <w:rFonts w:hint="eastAsia"/>
+        </w:rPr>
+        <w:t xml:space="preserve">这一小量结构，运算路径最短，因而最稳定；朴素展开形式则会反复累积和抵消数量级接近的项，最容易触发相消误差；Horner</w:t>
+      </w:r>
+      <w:r>
+        <w:t xml:space="preserve"> </w:t>
+      </w:r>
+      <w:r>
+        <w:rPr>
+          <w:rFonts w:hint="eastAsia"/>
+        </w:rPr>
+        <w:t xml:space="preserve">形式虽然改善了运算顺序，但并未改变展开后计算的本质。若需进一步提高稳定性，可结合高精度算术、补偿求和或围绕</w:t>
+      </w:r>
+      <w:r>
+        <w:t xml:space="preserve"> </w:t>
+      </w:r>
+      <m:oMath>
+        <m:r>
+          <m:t>x</m:t>
+        </m:r>
+        <m:r>
+          <m:rPr>
+            <m:sty m:val="p"/>
+          </m:rPr>
+          <m:t>=</m:t>
+        </m:r>
+        <m:r>
+          <m:t>1</m:t>
+        </m:r>
+      </m:oMath>
+      <w:r>
+        <w:t xml:space="preserve"> </w:t>
+      </w:r>
+      <w:r>
+        <w:rPr>
+          <w:rFonts w:hint="eastAsia"/>
+        </w:rPr>
+        <w:t xml:space="preserve">的局部重参数化方案。</w:t>
+      </w:r>
+    </w:p>
+    <w:bookmarkEnd w:id="54"/>
+    <w:bookmarkEnd w:id="55"/>
+    <w:bookmarkEnd w:id="56"/>
+    <w:bookmarkStart w:id="76" w:name="iii.-half-precision-的机器精度与舍入误差"/>
+    <w:p>
+      <w:pPr>
+        <w:pStyle w:val="Heading1"/>
+      </w:pPr>
+      <w:r>
+        <w:t xml:space="preserve">III. Half Precision </w:t>
+      </w:r>
+      <w:r>
+        <w:rPr>
+          <w:rFonts w:hint="eastAsia"/>
+        </w:rPr>
+        <w:t xml:space="preserve">的机器精度与舍入误差</w:t>
+      </w:r>
+    </w:p>
+    <w:p>
+      <w:pPr>
+        <w:pStyle w:val="FirstParagraph"/>
+      </w:pPr>
+      <w:r>
+        <w:rPr>
+          <w:b/>
+          <w:bCs/>
+        </w:rPr>
+        <w:t xml:space="preserve">Problem </w:t>
+      </w:r>
+      <w:r>
+        <w:rPr>
+          <w:rFonts w:hint="eastAsia"/>
+          <w:b/>
+          <w:bCs/>
+        </w:rPr>
+        <w:t xml:space="preserve">3：Half</w:t>
+      </w:r>
+      <w:r>
+        <w:rPr>
+          <w:b/>
+          <w:bCs/>
+        </w:rPr>
+        <w:t xml:space="preserve"> Precision </w:t>
+      </w:r>
+      <w:r>
+        <w:rPr>
+          <w:rFonts w:hint="eastAsia"/>
+          <w:b/>
+          <w:bCs/>
+        </w:rPr>
+        <w:t xml:space="preserve">的机器精度与舍入误差</w:t>
+      </w:r>
+    </w:p>
+    <w:p>
+      <w:pPr>
+        <w:pStyle w:val="BodyText"/>
+      </w:pPr>
+      <w:r>
+        <w:rPr>
+          <w:rFonts w:hint="eastAsia"/>
+        </w:rPr>
+        <w:t xml:space="preserve">作业要求完成以下两项工作：</w:t>
+      </w:r>
+    </w:p>
+    <w:bookmarkStart w:id="63" w:name="problem-31基本指标测量"/>
+    <w:p>
+      <w:pPr>
+        <w:pStyle w:val="Heading2"/>
+      </w:pPr>
+      <w:r>
+        <w:rPr>
+          <w:rStyle w:val="SectionNumber"/>
+        </w:rPr>
+        <w:t xml:space="preserve">0.7</w:t>
+      </w:r>
+      <w:r>
+        <w:tab/>
+      </w:r>
+      <w:r>
+        <w:t xml:space="preserve">Problem </w:t>
+      </w:r>
+      <w:r>
+        <w:rPr>
+          <w:rFonts w:hint="eastAsia"/>
+        </w:rPr>
+        <w:t xml:space="preserve">3(1)：基本指标测量</w:t>
+      </w:r>
+    </w:p>
+    <w:p>
+      <w:pPr>
+        <w:pStyle w:val="FirstParagraph"/>
+      </w:pPr>
+      <w:r>
+        <w:rPr>
+          <w:rFonts w:hint="eastAsia"/>
+        </w:rPr>
+        <w:t xml:space="preserve">相关脚本：</w:t>
+      </w:r>
+    </w:p>
+    <w:p>
+      <w:pPr>
+        <w:pStyle w:val="Compact"/>
+        <w:numPr>
+          <w:ilvl w:val="0"/>
+          <w:numId w:val="1007"/>
+        </w:numPr>
+      </w:pPr>
+      <w:hyperlink r:id="rId57">
         <w:r>
           <w:rPr>
             <w:rStyle w:val="Hyperlink"/>
@@ -4910,10 +7164,10 @@
         <w:pStyle w:val="Compact"/>
         <w:numPr>
           <w:ilvl w:val="0"/>
-          <w:numId w:val="1003"/>
+          <w:numId w:val="1007"/>
         </w:numPr>
       </w:pPr>
-      <w:hyperlink r:id="rId51">
+      <w:hyperlink r:id="rId58">
         <w:r>
           <w:rPr>
             <w:rStyle w:val="Hyperlink"/>
@@ -4922,16 +7176,16 @@
         </w:r>
       </w:hyperlink>
     </w:p>
-    <w:bookmarkStart w:id="54" w:name="待求问题-2"/>
-    <w:p>
-      <w:pPr>
-        <w:pStyle w:val="Heading2"/>
+    <w:bookmarkStart w:id="59" w:name="待求问题-6"/>
+    <w:p>
+      <w:pPr>
+        <w:pStyle w:val="Heading3"/>
       </w:pPr>
       <w:r>
         <w:rPr>
           <w:rStyle w:val="SectionNumber"/>
         </w:rPr>
-        <w:t xml:space="preserve">3.1</w:t>
+        <w:t xml:space="preserve">0.7.1</w:t>
       </w:r>
       <w:r>
         <w:tab/>
@@ -4951,10 +7205,29 @@
         <w:rPr>
           <w:rFonts w:hint="eastAsia"/>
         </w:rPr>
-        <w:t xml:space="preserve">作业要求完成以下两项工作：</w:t>
-      </w:r>
-    </w:p>
-    <w:bookmarkStart w:id="52" w:name="基本指标测量"/>
+        <w:t xml:space="preserve">给出</w:t>
+      </w:r>
+      <w:r>
+        <w:t xml:space="preserve"> half </w:t>
+      </w:r>
+      <w:r>
+        <w:rPr>
+          <w:rFonts w:hint="eastAsia"/>
+        </w:rPr>
+        <w:t xml:space="preserve">precision（binary16）的</w:t>
+      </w:r>
+      <w:r>
+        <w:t xml:space="preserve"> machine </w:t>
+      </w:r>
+      <w:r>
+        <w:rPr>
+          <w:rFonts w:hint="eastAsia"/>
+        </w:rPr>
+        <w:t xml:space="preserve">precision、数值范围等基本指标。</w:t>
+      </w:r>
+    </w:p>
+    <w:bookmarkEnd w:id="59"/>
+    <w:bookmarkStart w:id="60" w:name="解决方式-6"/>
     <w:p>
       <w:pPr>
         <w:pStyle w:val="Heading3"/>
@@ -4963,19 +7236,16 @@
         <w:rPr>
           <w:rStyle w:val="SectionNumber"/>
         </w:rPr>
-        <w:t xml:space="preserve">3.1.1</w:t>
+        <w:t xml:space="preserve">0.7.2</w:t>
       </w:r>
       <w:r>
         <w:tab/>
       </w:r>
       <w:r>
-        <w:t xml:space="preserve">(1) </w:t>
-      </w:r>
-      <w:r>
-        <w:rPr>
-          <w:rFonts w:hint="eastAsia"/>
-        </w:rPr>
-        <w:t xml:space="preserve">基本指标测量</w:t>
+        <w:rPr>
+          <w:rFonts w:hint="eastAsia"/>
+        </w:rPr>
+        <w:t xml:space="preserve">解决方式</w:t>
       </w:r>
     </w:p>
     <w:p>
@@ -4986,29 +7256,192 @@
         <w:rPr>
           <w:rFonts w:hint="eastAsia"/>
         </w:rPr>
-        <w:t xml:space="preserve">给出</w:t>
-      </w:r>
-      <w:r>
-        <w:t xml:space="preserve"> half </w:t>
-      </w:r>
-      <w:r>
-        <w:rPr>
-          <w:rFonts w:hint="eastAsia"/>
-        </w:rPr>
-        <w:t xml:space="preserve">precision（binary16）的</w:t>
-      </w:r>
-      <w:r>
-        <w:t xml:space="preserve"> machine </w:t>
-      </w:r>
-      <w:r>
-        <w:rPr>
-          <w:rFonts w:hint="eastAsia"/>
-        </w:rPr>
-        <w:t xml:space="preserve">precision、数值范围等基本指标。</w:t>
-      </w:r>
-    </w:p>
-    <w:bookmarkEnd w:id="52"/>
-    <w:bookmarkStart w:id="53" w:name="舍入误差算例"/>
+        <w:t xml:space="preserve">本题采用的实验步骤可归纳为如下伪代码：</w:t>
+      </w:r>
+    </w:p>
+    <w:p>
+      <w:pPr>
+        <w:pStyle w:val="SourceCode"/>
+      </w:pPr>
+      <w:r>
+        <w:rPr>
+          <w:rStyle w:val="VerbatimChar"/>
+        </w:rPr>
+        <w:t xml:space="preserve">Input : half type h, parameter set T</w:t>
+      </w:r>
+      <w:r>
+        <w:br/>
+      </w:r>
+      <w:r>
+        <w:rPr>
+          <w:rStyle w:val="VerbatimChar"/>
+        </w:rPr>
+        <w:t xml:space="preserve">Output: metric table and roundoff plot</w:t>
+      </w:r>
+      <w:r>
+        <w:br/>
+      </w:r>
+      <w:r>
+        <w:br/>
+      </w:r>
+      <w:r>
+        <w:rPr>
+          <w:rStyle w:val="VerbatimChar"/>
+        </w:rPr>
+        <w:t xml:space="preserve">probe epsilon(h), min_normal(h)</w:t>
+      </w:r>
+      <w:r>
+        <w:br/>
+      </w:r>
+      <w:r>
+        <w:rPr>
+          <w:rStyle w:val="VerbatimChar"/>
+        </w:rPr>
+        <w:t xml:space="preserve">probe true_min(h), max_finite(h)</w:t>
+      </w:r>
+      <w:r>
+        <w:br/>
+      </w:r>
+      <w:r>
+        <w:br/>
+      </w:r>
+      <w:r>
+        <w:rPr>
+          <w:rStyle w:val="VerbatimChar"/>
+        </w:rPr>
+        <w:t xml:space="preserve">for each t in T do</w:t>
+      </w:r>
+      <w:r>
+        <w:br/>
+      </w:r>
+      <w:r>
+        <w:rPr>
+          <w:rStyle w:val="VerbatimChar"/>
+        </w:rPr>
+        <w:t xml:space="preserve">    y_dir &lt;- ((1 + t)^2 - 1) / t</w:t>
+      </w:r>
+      <w:r>
+        <w:br/>
+      </w:r>
+      <w:r>
+        <w:rPr>
+          <w:rStyle w:val="VerbatimChar"/>
+        </w:rPr>
+        <w:t xml:space="preserve">    y_alt &lt;- 2 + t</w:t>
+      </w:r>
+      <w:r>
+        <w:br/>
+      </w:r>
+      <w:r>
+        <w:rPr>
+          <w:rStyle w:val="VerbatimChar"/>
+        </w:rPr>
+        <w:t xml:space="preserve">    y_ref &lt;- high_precision(2 + t)</w:t>
+      </w:r>
+      <w:r>
+        <w:br/>
+      </w:r>
+      <w:r>
+        <w:rPr>
+          <w:rStyle w:val="VerbatimChar"/>
+        </w:rPr>
+        <w:t xml:space="preserve">    if y_ref != 0 then</w:t>
+      </w:r>
+      <w:r>
+        <w:br/>
+      </w:r>
+      <w:r>
+        <w:rPr>
+          <w:rStyle w:val="VerbatimChar"/>
+        </w:rPr>
+        <w:t xml:space="preserve">        err_dir &lt;- relerr(y_dir, y_ref)</w:t>
+      </w:r>
+      <w:r>
+        <w:br/>
+      </w:r>
+      <w:r>
+        <w:rPr>
+          <w:rStyle w:val="VerbatimChar"/>
+        </w:rPr>
+        <w:t xml:space="preserve">        err_alt &lt;- relerr(y_alt, y_ref)</w:t>
+      </w:r>
+      <w:r>
+        <w:br/>
+      </w:r>
+      <w:r>
+        <w:rPr>
+          <w:rStyle w:val="VerbatimChar"/>
+        </w:rPr>
+        <w:t xml:space="preserve">    end if</w:t>
+      </w:r>
+      <w:r>
+        <w:br/>
+      </w:r>
+      <w:r>
+        <w:rPr>
+          <w:rStyle w:val="VerbatimChar"/>
+        </w:rPr>
+        <w:t xml:space="preserve">end for</w:t>
+      </w:r>
+    </w:p>
+    <w:p>
+      <w:pPr>
+        <w:pStyle w:val="FirstParagraph"/>
+      </w:pPr>
+      <w:r>
+        <w:rPr>
+          <w:rFonts w:hint="eastAsia"/>
+        </w:rPr>
+        <w:t xml:space="preserve">通过比较</w:t>
+      </w:r>
+      <w:r>
+        <w:t xml:space="preserve"> </w:t>
+      </w:r>
+      <w:r>
+        <w:rPr>
+          <w:rStyle w:val="VerbatimChar"/>
+        </w:rPr>
+        <w:t xml:space="preserve">y_dir</w:t>
+      </w:r>
+      <w:r>
+        <w:t xml:space="preserve"> </w:t>
+      </w:r>
+      <w:r>
+        <w:rPr>
+          <w:rFonts w:hint="eastAsia"/>
+        </w:rPr>
+        <w:t xml:space="preserve">与</w:t>
+      </w:r>
+      <w:r>
+        <w:t xml:space="preserve"> </w:t>
+      </w:r>
+      <w:r>
+        <w:rPr>
+          <w:rStyle w:val="VerbatimChar"/>
+        </w:rPr>
+        <w:t xml:space="preserve">y_alt</w:t>
+      </w:r>
+      <w:r>
+        <w:t xml:space="preserve"> </w:t>
+      </w:r>
+      <w:r>
+        <w:rPr>
+          <w:rFonts w:hint="eastAsia"/>
+        </w:rPr>
+        <w:t xml:space="preserve">的误差变化，可直接观察</w:t>
+      </w:r>
+      <w:r>
+        <w:t xml:space="preserve"> half precision </w:t>
+      </w:r>
+      <w:r>
+        <w:rPr>
+          <w:rFonts w:hint="eastAsia"/>
+        </w:rPr>
+        <w:t xml:space="preserve">下的舍入误差放大现象。</w:t>
+      </w:r>
+    </w:p>
+    <w:bookmarkEnd w:id="60"/>
+    <w:bookmarkStart w:id="61" w:name="问题答案-6"/>
     <w:p>
       <w:pPr>
         <w:pStyle w:val="Heading3"/>
@@ -5017,300 +7450,16 @@
         <w:rPr>
           <w:rStyle w:val="SectionNumber"/>
         </w:rPr>
-        <w:t xml:space="preserve">3.1.2</w:t>
+        <w:t xml:space="preserve">0.7.3</w:t>
       </w:r>
       <w:r>
         <w:tab/>
       </w:r>
       <w:r>
-        <w:t xml:space="preserve">(2) </w:t>
-      </w:r>
-      <w:r>
-        <w:rPr>
-          <w:rFonts w:hint="eastAsia"/>
-        </w:rPr>
-        <w:t xml:space="preserve">舍入误差算例</w:t>
-      </w:r>
-    </w:p>
-    <w:p>
-      <w:pPr>
-        <w:pStyle w:val="FirstParagraph"/>
-      </w:pPr>
-      <w:r>
-        <w:rPr>
-          <w:rFonts w:hint="eastAsia"/>
-        </w:rPr>
-        <w:t xml:space="preserve">构造一个具体算例，说明在半精度环境下</w:t>
-      </w:r>
-      <w:r>
-        <w:t xml:space="preserve"> roundoff error </w:t>
-      </w:r>
-      <w:r>
-        <w:rPr>
-          <w:rFonts w:hint="eastAsia"/>
-        </w:rPr>
-        <w:t xml:space="preserve">可以严重到何种程度。</w:t>
-      </w:r>
-    </w:p>
-    <w:bookmarkEnd w:id="53"/>
-    <w:bookmarkEnd w:id="54"/>
-    <w:bookmarkStart w:id="55" w:name="解决方式-2"/>
-    <w:p>
-      <w:pPr>
-        <w:pStyle w:val="Heading2"/>
-      </w:pPr>
-      <w:r>
-        <w:rPr>
-          <w:rStyle w:val="SectionNumber"/>
-        </w:rPr>
-        <w:t xml:space="preserve">3.2</w:t>
-      </w:r>
-      <w:r>
-        <w:tab/>
-      </w:r>
-      <w:r>
-        <w:rPr>
-          <w:rFonts w:hint="eastAsia"/>
-        </w:rPr>
-        <w:t xml:space="preserve">解决方式</w:t>
-      </w:r>
-    </w:p>
-    <w:p>
-      <w:pPr>
-        <w:pStyle w:val="FirstParagraph"/>
-      </w:pPr>
-      <w:r>
-        <w:rPr>
-          <w:rFonts w:hint="eastAsia"/>
-        </w:rPr>
-        <w:t xml:space="preserve">本题采用的实验步骤可归纳为如下伪代码：</w:t>
-      </w:r>
-    </w:p>
-    <w:p>
-      <w:pPr>
-        <w:pStyle w:val="SourceCode"/>
-      </w:pPr>
-      <w:r>
-        <w:rPr>
-          <w:rStyle w:val="VerbatimChar"/>
-        </w:rPr>
-        <w:t xml:space="preserve">Input : half type h, parameter set T</w:t>
-      </w:r>
-      <w:r>
-        <w:br/>
-      </w:r>
-      <w:r>
-        <w:rPr>
-          <w:rStyle w:val="VerbatimChar"/>
-        </w:rPr>
-        <w:t xml:space="preserve">Output: metric table and roundoff plot</w:t>
-      </w:r>
-      <w:r>
-        <w:br/>
-      </w:r>
-      <w:r>
-        <w:br/>
-      </w:r>
-      <w:r>
-        <w:rPr>
-          <w:rStyle w:val="VerbatimChar"/>
-        </w:rPr>
-        <w:t xml:space="preserve">probe epsilon(h), min_normal(h)</w:t>
-      </w:r>
-      <w:r>
-        <w:br/>
-      </w:r>
-      <w:r>
-        <w:rPr>
-          <w:rStyle w:val="VerbatimChar"/>
-        </w:rPr>
-        <w:t xml:space="preserve">probe true_min(h), max_finite(h)</w:t>
-      </w:r>
-      <w:r>
-        <w:br/>
-      </w:r>
-      <w:r>
-        <w:br/>
-      </w:r>
-      <w:r>
-        <w:rPr>
-          <w:rStyle w:val="VerbatimChar"/>
-        </w:rPr>
-        <w:t xml:space="preserve">for each t in T do</w:t>
-      </w:r>
-      <w:r>
-        <w:br/>
-      </w:r>
-      <w:r>
-        <w:rPr>
-          <w:rStyle w:val="VerbatimChar"/>
-        </w:rPr>
-        <w:t xml:space="preserve">    y_dir &lt;- ((1 + t)^2 - 1) / t</w:t>
-      </w:r>
-      <w:r>
-        <w:br/>
-      </w:r>
-      <w:r>
-        <w:rPr>
-          <w:rStyle w:val="VerbatimChar"/>
-        </w:rPr>
-        <w:t xml:space="preserve">    y_alt &lt;- 2 + t</w:t>
-      </w:r>
-      <w:r>
-        <w:br/>
-      </w:r>
-      <w:r>
-        <w:rPr>
-          <w:rStyle w:val="VerbatimChar"/>
-        </w:rPr>
-        <w:t xml:space="preserve">    y_ref &lt;- high_precision(2 + t)</w:t>
-      </w:r>
-      <w:r>
-        <w:br/>
-      </w:r>
-      <w:r>
-        <w:rPr>
-          <w:rStyle w:val="VerbatimChar"/>
-        </w:rPr>
-        <w:t xml:space="preserve">    if y_ref != 0 then</w:t>
-      </w:r>
-      <w:r>
-        <w:br/>
-      </w:r>
-      <w:r>
-        <w:rPr>
-          <w:rStyle w:val="VerbatimChar"/>
-        </w:rPr>
-        <w:t xml:space="preserve">        err_dir &lt;- relerr(y_dir, y_ref)</w:t>
-      </w:r>
-      <w:r>
-        <w:br/>
-      </w:r>
-      <w:r>
-        <w:rPr>
-          <w:rStyle w:val="VerbatimChar"/>
-        </w:rPr>
-        <w:t xml:space="preserve">        err_alt &lt;- relerr(y_alt, y_ref)</w:t>
-      </w:r>
-      <w:r>
-        <w:br/>
-      </w:r>
-      <w:r>
-        <w:rPr>
-          <w:rStyle w:val="VerbatimChar"/>
-        </w:rPr>
-        <w:t xml:space="preserve">    end if</w:t>
-      </w:r>
-      <w:r>
-        <w:br/>
-      </w:r>
-      <w:r>
-        <w:rPr>
-          <w:rStyle w:val="VerbatimChar"/>
-        </w:rPr>
-        <w:t xml:space="preserve">end for</w:t>
-      </w:r>
-    </w:p>
-    <w:p>
-      <w:pPr>
-        <w:pStyle w:val="FirstParagraph"/>
-      </w:pPr>
-      <w:r>
-        <w:rPr>
-          <w:rFonts w:hint="eastAsia"/>
-        </w:rPr>
-        <w:t xml:space="preserve">通过比较</w:t>
-      </w:r>
-      <w:r>
-        <w:t xml:space="preserve"> </w:t>
-      </w:r>
-      <w:r>
-        <w:rPr>
-          <w:rStyle w:val="VerbatimChar"/>
-        </w:rPr>
-        <w:t xml:space="preserve">y_dir</w:t>
-      </w:r>
-      <w:r>
-        <w:t xml:space="preserve"> </w:t>
-      </w:r>
-      <w:r>
-        <w:rPr>
-          <w:rFonts w:hint="eastAsia"/>
-        </w:rPr>
-        <w:t xml:space="preserve">与</w:t>
-      </w:r>
-      <w:r>
-        <w:t xml:space="preserve"> </w:t>
-      </w:r>
-      <w:r>
-        <w:rPr>
-          <w:rStyle w:val="VerbatimChar"/>
-        </w:rPr>
-        <w:t xml:space="preserve">y_alt</w:t>
-      </w:r>
-      <w:r>
-        <w:t xml:space="preserve"> </w:t>
-      </w:r>
-      <w:r>
-        <w:rPr>
-          <w:rFonts w:hint="eastAsia"/>
-        </w:rPr>
-        <w:t xml:space="preserve">的误差变化，可直接观察</w:t>
-      </w:r>
-      <w:r>
-        <w:t xml:space="preserve"> half precision </w:t>
-      </w:r>
-      <w:r>
-        <w:rPr>
-          <w:rFonts w:hint="eastAsia"/>
-        </w:rPr>
-        <w:t xml:space="preserve">下的舍入误差放大现象。</w:t>
-      </w:r>
-    </w:p>
-    <w:bookmarkEnd w:id="55"/>
-    <w:bookmarkStart w:id="62" w:name="问题答案-2"/>
-    <w:p>
-      <w:pPr>
-        <w:pStyle w:val="Heading2"/>
-      </w:pPr>
-      <w:r>
-        <w:rPr>
-          <w:rStyle w:val="SectionNumber"/>
-        </w:rPr>
-        <w:t xml:space="preserve">3.3</w:t>
-      </w:r>
-      <w:r>
-        <w:tab/>
-      </w:r>
-      <w:r>
         <w:rPr>
           <w:rFonts w:hint="eastAsia"/>
         </w:rPr>
         <w:t xml:space="preserve">问题答案</w:t>
-      </w:r>
-    </w:p>
-    <w:bookmarkStart w:id="56" w:name="基本指标测量-1"/>
-    <w:p>
-      <w:pPr>
-        <w:pStyle w:val="Heading3"/>
-      </w:pPr>
-      <w:r>
-        <w:rPr>
-          <w:rStyle w:val="SectionNumber"/>
-        </w:rPr>
-        <w:t xml:space="preserve">3.3.1</w:t>
-      </w:r>
-      <w:r>
-        <w:tab/>
-      </w:r>
-      <w:r>
-        <w:t xml:space="preserve">(1) </w:t>
-      </w:r>
-      <w:r>
-        <w:rPr>
-          <w:rFonts w:hint="eastAsia"/>
-        </w:rPr>
-        <w:t xml:space="preserve">基本指标测量</w:t>
       </w:r>
     </w:p>
     <w:p>
@@ -5645,8 +7794,8 @@
         <w:t xml:space="preserve">格式。</w:t>
       </w:r>
     </w:p>
-    <w:bookmarkEnd w:id="56"/>
-    <w:bookmarkStart w:id="60" w:name="舍入误差算例-1"/>
+    <w:bookmarkEnd w:id="61"/>
+    <w:bookmarkStart w:id="62" w:name="分析-6"/>
     <w:p>
       <w:pPr>
         <w:pStyle w:val="Heading3"/>
@@ -5655,19 +7804,531 @@
         <w:rPr>
           <w:rStyle w:val="SectionNumber"/>
         </w:rPr>
-        <w:t xml:space="preserve">3.3.2</w:t>
+        <w:t xml:space="preserve">0.7.4</w:t>
       </w:r>
       <w:r>
         <w:tab/>
       </w:r>
       <w:r>
-        <w:t xml:space="preserve">(2) </w:t>
-      </w:r>
-      <w:r>
-        <w:rPr>
-          <w:rFonts w:hint="eastAsia"/>
-        </w:rPr>
-        <w:t xml:space="preserve">舍入误差算例</w:t>
+        <w:rPr>
+          <w:rFonts w:hint="eastAsia"/>
+        </w:rPr>
+        <w:t xml:space="preserve">分析</w:t>
+      </w:r>
+    </w:p>
+    <w:p>
+      <w:pPr>
+        <w:pStyle w:val="FirstParagraph"/>
+      </w:pPr>
+      <w:r>
+        <w:t xml:space="preserve">half precision </w:t>
+      </w:r>
+      <w:r>
+        <w:rPr>
+          <w:rFonts w:hint="eastAsia"/>
+        </w:rPr>
+        <w:t xml:space="preserve">在</w:t>
+      </w:r>
+      <w:r>
+        <w:t xml:space="preserve"> </w:t>
+      </w:r>
+      <w:r>
+        <w:rPr>
+          <w:rStyle w:val="VerbatimChar"/>
+        </w:rPr>
+        <w:t xml:space="preserve">1</w:t>
+      </w:r>
+      <w:r>
+        <w:t xml:space="preserve"> </w:t>
+      </w:r>
+      <w:r>
+        <w:rPr>
+          <w:rFonts w:hint="eastAsia"/>
+        </w:rPr>
+        <w:t xml:space="preserve">附近的间隔约为</w:t>
+      </w:r>
+      <w:r>
+        <w:t xml:space="preserve"> </w:t>
+      </w:r>
+      <w:r>
+        <w:rPr>
+          <w:rStyle w:val="VerbatimChar"/>
+        </w:rPr>
+        <w:t xml:space="preserve">2^(-10)</w:t>
+      </w:r>
+      <w:r>
+        <w:rPr>
+          <w:rFonts w:hint="eastAsia"/>
+        </w:rPr>
+        <w:t xml:space="preserve">。当</w:t>
+      </w:r>
+      <w:r>
+        <w:t xml:space="preserve"> </w:t>
+      </w:r>
+      <m:oMath>
+        <m:r>
+          <m:t>t</m:t>
+        </m:r>
+      </m:oMath>
+      <w:r>
+        <w:t xml:space="preserve"> </w:t>
+      </w:r>
+      <w:r>
+        <w:rPr>
+          <w:rFonts w:hint="eastAsia"/>
+        </w:rPr>
+        <w:t xml:space="preserve">小于或接近这一阈值时，</w:t>
+      </w:r>
+      <w:r>
+        <w:rPr>
+          <w:rStyle w:val="VerbatimChar"/>
+        </w:rPr>
+        <w:t xml:space="preserve">1+t</w:t>
+      </w:r>
+      <w:r>
+        <w:t xml:space="preserve"> </w:t>
+      </w:r>
+      <w:r>
+        <w:rPr>
+          <w:rFonts w:hint="eastAsia"/>
+        </w:rPr>
+        <w:t xml:space="preserve">将首先被舍入回</w:t>
+      </w:r>
+      <w:r>
+        <w:t xml:space="preserve"> </w:t>
+      </w:r>
+      <w:r>
+        <w:rPr>
+          <w:rStyle w:val="VerbatimChar"/>
+        </w:rPr>
+        <w:t xml:space="preserve">1</w:t>
+      </w:r>
+      <w:r>
+        <w:rPr>
+          <w:rFonts w:hint="eastAsia"/>
+        </w:rPr>
+        <w:t xml:space="preserve">，进而使</w:t>
+      </w:r>
+      <w:r>
+        <w:t xml:space="preserve"> </w:t>
+      </w:r>
+      <w:r>
+        <w:rPr>
+          <w:rStyle w:val="VerbatimChar"/>
+        </w:rPr>
+        <w:t xml:space="preserve">(1+t)^2-1</w:t>
+      </w:r>
+      <w:r>
+        <w:t xml:space="preserve"> </w:t>
+      </w:r>
+      <w:r>
+        <w:rPr>
+          <w:rFonts w:hint="eastAsia"/>
+        </w:rPr>
+        <w:t xml:space="preserve">被舍入为</w:t>
+      </w:r>
+      <w:r>
+        <w:t xml:space="preserve"> </w:t>
+      </w:r>
+      <w:r>
+        <w:rPr>
+          <w:rStyle w:val="VerbatimChar"/>
+        </w:rPr>
+        <w:t xml:space="preserve">0</w:t>
+      </w:r>
+      <w:r>
+        <w:rPr>
+          <w:rFonts w:hint="eastAsia"/>
+        </w:rPr>
+        <w:t xml:space="preserve">。本题中的首个失真点正好出现在</w:t>
+      </w:r>
+      <w:r>
+        <w:t xml:space="preserve"> </w:t>
+      </w:r>
+      <w:r>
+        <w:rPr>
+          <w:rStyle w:val="VerbatimChar"/>
+        </w:rPr>
+        <w:t xml:space="preserve">t=0.00048828125</w:t>
+      </w:r>
+      <w:r>
+        <w:rPr>
+          <w:rFonts w:hint="eastAsia"/>
+        </w:rPr>
+        <w:t xml:space="preserve">，即</w:t>
+      </w:r>
+      <w:r>
+        <w:t xml:space="preserve"> machine epsilon </w:t>
+      </w:r>
+      <w:r>
+        <w:rPr>
+          <w:rFonts w:hint="eastAsia"/>
+        </w:rPr>
+        <w:t xml:space="preserve">的一半附近，这与</w:t>
+      </w:r>
+      <w:r>
+        <w:t xml:space="preserve"> binary16 </w:t>
+      </w:r>
+      <w:r>
+        <w:rPr>
+          <w:rFonts w:hint="eastAsia"/>
+        </w:rPr>
+        <w:t xml:space="preserve">的舍入行为相一致。由此可见，在低精度格式中，算法结构往往比“理论等价”更重要；对含有相消项的表达式进行代数改写，是避免灾难性误差的关键手段。</w:t>
+      </w:r>
+    </w:p>
+    <w:bookmarkEnd w:id="62"/>
+    <w:bookmarkEnd w:id="63"/>
+    <w:bookmarkStart w:id="71" w:name="problem-32舍入误差算例"/>
+    <w:p>
+      <w:pPr>
+        <w:pStyle w:val="Heading2"/>
+      </w:pPr>
+      <w:r>
+        <w:rPr>
+          <w:rStyle w:val="SectionNumber"/>
+        </w:rPr>
+        <w:t xml:space="preserve">0.8</w:t>
+      </w:r>
+      <w:r>
+        <w:tab/>
+      </w:r>
+      <w:r>
+        <w:t xml:space="preserve">Problem </w:t>
+      </w:r>
+      <w:r>
+        <w:rPr>
+          <w:rFonts w:hint="eastAsia"/>
+        </w:rPr>
+        <w:t xml:space="preserve">3(2)：舍入误差算例</w:t>
+      </w:r>
+    </w:p>
+    <w:p>
+      <w:pPr>
+        <w:pStyle w:val="FirstParagraph"/>
+      </w:pPr>
+      <w:r>
+        <w:rPr>
+          <w:rFonts w:hint="eastAsia"/>
+        </w:rPr>
+        <w:t xml:space="preserve">相关脚本：</w:t>
+      </w:r>
+    </w:p>
+    <w:p>
+      <w:pPr>
+        <w:pStyle w:val="Compact"/>
+        <w:numPr>
+          <w:ilvl w:val="0"/>
+          <w:numId w:val="1008"/>
+        </w:numPr>
+      </w:pPr>
+      <w:hyperlink r:id="rId57">
+        <w:r>
+          <w:rPr>
+            <w:rStyle w:val="Hyperlink"/>
+            <w:rFonts w:hint="eastAsia"/>
+          </w:rPr>
+          <w:t xml:space="preserve">本地</w:t>
+        </w:r>
+        <w:r>
+          <w:rPr>
+            <w:rStyle w:val="Hyperlink"/>
+          </w:rPr>
+          <w:t xml:space="preserve"> scripts/problem3.c</w:t>
+        </w:r>
+      </w:hyperlink>
+    </w:p>
+    <w:p>
+      <w:pPr>
+        <w:pStyle w:val="Compact"/>
+        <w:numPr>
+          <w:ilvl w:val="0"/>
+          <w:numId w:val="1008"/>
+        </w:numPr>
+      </w:pPr>
+      <w:hyperlink r:id="rId58">
+        <w:r>
+          <w:rPr>
+            <w:rStyle w:val="Hyperlink"/>
+          </w:rPr>
+          <w:t xml:space="preserve">GitHub scripts/problem3.c</w:t>
+        </w:r>
+      </w:hyperlink>
+    </w:p>
+    <w:bookmarkStart w:id="64" w:name="待求问题-7"/>
+    <w:p>
+      <w:pPr>
+        <w:pStyle w:val="Heading3"/>
+      </w:pPr>
+      <w:r>
+        <w:rPr>
+          <w:rStyle w:val="SectionNumber"/>
+        </w:rPr>
+        <w:t xml:space="preserve">0.8.1</w:t>
+      </w:r>
+      <w:r>
+        <w:tab/>
+      </w:r>
+      <w:r>
+        <w:rPr>
+          <w:rFonts w:hint="eastAsia"/>
+        </w:rPr>
+        <w:t xml:space="preserve">待求问题</w:t>
+      </w:r>
+    </w:p>
+    <w:p>
+      <w:pPr>
+        <w:pStyle w:val="FirstParagraph"/>
+      </w:pPr>
+      <w:r>
+        <w:rPr>
+          <w:rFonts w:hint="eastAsia"/>
+        </w:rPr>
+        <w:t xml:space="preserve">构造一个具体算例，说明在半精度环境下</w:t>
+      </w:r>
+      <w:r>
+        <w:t xml:space="preserve"> roundoff error </w:t>
+      </w:r>
+      <w:r>
+        <w:rPr>
+          <w:rFonts w:hint="eastAsia"/>
+        </w:rPr>
+        <w:t xml:space="preserve">可以严重到何种程度。</w:t>
+      </w:r>
+    </w:p>
+    <w:bookmarkEnd w:id="64"/>
+    <w:bookmarkStart w:id="65" w:name="解决方式-7"/>
+    <w:p>
+      <w:pPr>
+        <w:pStyle w:val="Heading3"/>
+      </w:pPr>
+      <w:r>
+        <w:rPr>
+          <w:rStyle w:val="SectionNumber"/>
+        </w:rPr>
+        <w:t xml:space="preserve">0.8.2</w:t>
+      </w:r>
+      <w:r>
+        <w:tab/>
+      </w:r>
+      <w:r>
+        <w:rPr>
+          <w:rFonts w:hint="eastAsia"/>
+        </w:rPr>
+        <w:t xml:space="preserve">解决方式</w:t>
+      </w:r>
+    </w:p>
+    <w:p>
+      <w:pPr>
+        <w:pStyle w:val="FirstParagraph"/>
+      </w:pPr>
+      <w:r>
+        <w:rPr>
+          <w:rFonts w:hint="eastAsia"/>
+        </w:rPr>
+        <w:t xml:space="preserve">本题采用的实验步骤可归纳为如下伪代码：</w:t>
+      </w:r>
+    </w:p>
+    <w:p>
+      <w:pPr>
+        <w:pStyle w:val="SourceCode"/>
+      </w:pPr>
+      <w:r>
+        <w:rPr>
+          <w:rStyle w:val="VerbatimChar"/>
+        </w:rPr>
+        <w:t xml:space="preserve">Input : half type h, parameter set T</w:t>
+      </w:r>
+      <w:r>
+        <w:br/>
+      </w:r>
+      <w:r>
+        <w:rPr>
+          <w:rStyle w:val="VerbatimChar"/>
+        </w:rPr>
+        <w:t xml:space="preserve">Output: metric table and roundoff plot</w:t>
+      </w:r>
+      <w:r>
+        <w:br/>
+      </w:r>
+      <w:r>
+        <w:br/>
+      </w:r>
+      <w:r>
+        <w:rPr>
+          <w:rStyle w:val="VerbatimChar"/>
+        </w:rPr>
+        <w:t xml:space="preserve">probe epsilon(h), min_normal(h)</w:t>
+      </w:r>
+      <w:r>
+        <w:br/>
+      </w:r>
+      <w:r>
+        <w:rPr>
+          <w:rStyle w:val="VerbatimChar"/>
+        </w:rPr>
+        <w:t xml:space="preserve">probe true_min(h), max_finite(h)</w:t>
+      </w:r>
+      <w:r>
+        <w:br/>
+      </w:r>
+      <w:r>
+        <w:br/>
+      </w:r>
+      <w:r>
+        <w:rPr>
+          <w:rStyle w:val="VerbatimChar"/>
+        </w:rPr>
+        <w:t xml:space="preserve">for each t in T do</w:t>
+      </w:r>
+      <w:r>
+        <w:br/>
+      </w:r>
+      <w:r>
+        <w:rPr>
+          <w:rStyle w:val="VerbatimChar"/>
+        </w:rPr>
+        <w:t xml:space="preserve">    y_dir &lt;- ((1 + t)^2 - 1) / t</w:t>
+      </w:r>
+      <w:r>
+        <w:br/>
+      </w:r>
+      <w:r>
+        <w:rPr>
+          <w:rStyle w:val="VerbatimChar"/>
+        </w:rPr>
+        <w:t xml:space="preserve">    y_alt &lt;- 2 + t</w:t>
+      </w:r>
+      <w:r>
+        <w:br/>
+      </w:r>
+      <w:r>
+        <w:rPr>
+          <w:rStyle w:val="VerbatimChar"/>
+        </w:rPr>
+        <w:t xml:space="preserve">    y_ref &lt;- high_precision(2 + t)</w:t>
+      </w:r>
+      <w:r>
+        <w:br/>
+      </w:r>
+      <w:r>
+        <w:rPr>
+          <w:rStyle w:val="VerbatimChar"/>
+        </w:rPr>
+        <w:t xml:space="preserve">    if y_ref != 0 then</w:t>
+      </w:r>
+      <w:r>
+        <w:br/>
+      </w:r>
+      <w:r>
+        <w:rPr>
+          <w:rStyle w:val="VerbatimChar"/>
+        </w:rPr>
+        <w:t xml:space="preserve">        err_dir &lt;- relerr(y_dir, y_ref)</w:t>
+      </w:r>
+      <w:r>
+        <w:br/>
+      </w:r>
+      <w:r>
+        <w:rPr>
+          <w:rStyle w:val="VerbatimChar"/>
+        </w:rPr>
+        <w:t xml:space="preserve">        err_alt &lt;- relerr(y_alt, y_ref)</w:t>
+      </w:r>
+      <w:r>
+        <w:br/>
+      </w:r>
+      <w:r>
+        <w:rPr>
+          <w:rStyle w:val="VerbatimChar"/>
+        </w:rPr>
+        <w:t xml:space="preserve">    end if</w:t>
+      </w:r>
+      <w:r>
+        <w:br/>
+      </w:r>
+      <w:r>
+        <w:rPr>
+          <w:rStyle w:val="VerbatimChar"/>
+        </w:rPr>
+        <w:t xml:space="preserve">end for</w:t>
+      </w:r>
+    </w:p>
+    <w:p>
+      <w:pPr>
+        <w:pStyle w:val="FirstParagraph"/>
+      </w:pPr>
+      <w:r>
+        <w:rPr>
+          <w:rFonts w:hint="eastAsia"/>
+        </w:rPr>
+        <w:t xml:space="preserve">通过比较</w:t>
+      </w:r>
+      <w:r>
+        <w:t xml:space="preserve"> </w:t>
+      </w:r>
+      <w:r>
+        <w:rPr>
+          <w:rStyle w:val="VerbatimChar"/>
+        </w:rPr>
+        <w:t xml:space="preserve">y_dir</w:t>
+      </w:r>
+      <w:r>
+        <w:t xml:space="preserve"> </w:t>
+      </w:r>
+      <w:r>
+        <w:rPr>
+          <w:rFonts w:hint="eastAsia"/>
+        </w:rPr>
+        <w:t xml:space="preserve">与</w:t>
+      </w:r>
+      <w:r>
+        <w:t xml:space="preserve"> </w:t>
+      </w:r>
+      <w:r>
+        <w:rPr>
+          <w:rStyle w:val="VerbatimChar"/>
+        </w:rPr>
+        <w:t xml:space="preserve">y_alt</w:t>
+      </w:r>
+      <w:r>
+        <w:t xml:space="preserve"> </w:t>
+      </w:r>
+      <w:r>
+        <w:rPr>
+          <w:rFonts w:hint="eastAsia"/>
+        </w:rPr>
+        <w:t xml:space="preserve">的误差变化，可直接观察</w:t>
+      </w:r>
+      <w:r>
+        <w:t xml:space="preserve"> half precision </w:t>
+      </w:r>
+      <w:r>
+        <w:rPr>
+          <w:rFonts w:hint="eastAsia"/>
+        </w:rPr>
+        <w:t xml:space="preserve">下的舍入误差放大现象。</w:t>
+      </w:r>
+    </w:p>
+    <w:bookmarkEnd w:id="65"/>
+    <w:bookmarkStart w:id="69" w:name="问题答案-7"/>
+    <w:p>
+      <w:pPr>
+        <w:pStyle w:val="Heading3"/>
+      </w:pPr>
+      <w:r>
+        <w:rPr>
+          <w:rStyle w:val="SectionNumber"/>
+        </w:rPr>
+        <w:t xml:space="preserve">0.8.3</w:t>
+      </w:r>
+      <w:r>
+        <w:tab/>
+      </w:r>
+      <w:r>
+        <w:rPr>
+          <w:rFonts w:hint="eastAsia"/>
+        </w:rPr>
+        <w:t xml:space="preserve">问题答案</w:t>
       </w:r>
     </w:p>
     <w:p>
@@ -5871,18 +8532,18 @@
           <wp:inline>
             <wp:extent cx="4693920" cy="1805353"/>
             <wp:effectExtent b="0" l="0" r="0" t="0"/>
-            <wp:docPr descr="Problem 3 roundoff comparison in half precision" title="" id="58" name="Picture"/>
+            <wp:docPr descr="Problem 3 roundoff comparison in half precision" title="" id="67" name="Picture"/>
             <a:graphic>
               <a:graphicData uri="http://schemas.openxmlformats.org/drawingml/2006/picture">
                 <pic:pic>
                   <pic:nvPicPr>
-                    <pic:cNvPr descr="../../result/problem3_roundoff.png" id="59" name="Picture"/>
+                    <pic:cNvPr descr="../../result/problem3_roundoff.png" id="68" name="Picture"/>
                     <pic:cNvPicPr>
                       <a:picLocks noChangeArrowheads="1" noChangeAspect="1"/>
                     </pic:cNvPicPr>
                   </pic:nvPicPr>
                   <pic:blipFill>
-                    <a:blip r:embed="rId57"/>
+                    <a:blip r:embed="rId66"/>
                     <a:stretch>
                       <a:fillRect/>
                     </a:stretch>
@@ -5917,8 +8578,8 @@
         <w:t xml:space="preserve">Problem 3 roundoff comparison in half precision</w:t>
       </w:r>
     </w:p>
-    <w:bookmarkEnd w:id="60"/>
-    <w:bookmarkStart w:id="61" w:name="误差严重程度结论"/>
+    <w:bookmarkEnd w:id="69"/>
+    <w:bookmarkStart w:id="70" w:name="分析-7"/>
     <w:p>
       <w:pPr>
         <w:pStyle w:val="Heading3"/>
@@ -5927,107 +8588,7 @@
         <w:rPr>
           <w:rStyle w:val="SectionNumber"/>
         </w:rPr>
-        <w:t xml:space="preserve">3.3.3</w:t>
-      </w:r>
-      <w:r>
-        <w:tab/>
-      </w:r>
-      <w:r>
-        <w:t xml:space="preserve">(3) </w:t>
-      </w:r>
-      <w:r>
-        <w:rPr>
-          <w:rFonts w:hint="eastAsia"/>
-        </w:rPr>
-        <w:t xml:space="preserve">误差严重程度结论</w:t>
-      </w:r>
-    </w:p>
-    <w:p>
-      <w:pPr>
-        <w:pStyle w:val="FirstParagraph"/>
-      </w:pPr>
-      <w:r>
-        <w:rPr>
-          <w:rFonts w:hint="eastAsia"/>
-        </w:rPr>
-        <w:t xml:space="preserve">因此，half</w:t>
-      </w:r>
-      <w:r>
-        <w:t xml:space="preserve"> precision </w:t>
-      </w:r>
-      <w:r>
-        <w:rPr>
-          <w:rFonts w:hint="eastAsia"/>
-        </w:rPr>
-        <w:t xml:space="preserve">的</w:t>
-      </w:r>
-      <w:r>
-        <w:t xml:space="preserve"> machine epsilon </w:t>
-      </w:r>
-      <w:r>
-        <w:rPr>
-          <w:rFonts w:hint="eastAsia"/>
-        </w:rPr>
-        <w:t xml:space="preserve">约为</w:t>
-      </w:r>
-      <w:r>
-        <w:t xml:space="preserve"> </w:t>
-      </w:r>
-      <w:r>
-        <w:rPr>
-          <w:rStyle w:val="VerbatimChar"/>
-        </w:rPr>
-        <w:t xml:space="preserve">2^(-10)</w:t>
-      </w:r>
-      <w:r>
-        <w:rPr>
-          <w:rFonts w:hint="eastAsia"/>
-        </w:rPr>
-        <w:t xml:space="preserve">，有效数字极为有限；一旦表达式包含相消运算，舍入误差完全可能将本应处于</w:t>
-      </w:r>
-      <w:r>
-        <w:t xml:space="preserve"> </w:t>
-      </w:r>
-      <w:r>
-        <w:rPr>
-          <w:rStyle w:val="VerbatimChar"/>
-        </w:rPr>
-        <w:t xml:space="preserve">2</w:t>
-      </w:r>
-      <w:r>
-        <w:t xml:space="preserve"> </w:t>
-      </w:r>
-      <w:r>
-        <w:rPr>
-          <w:rFonts w:hint="eastAsia"/>
-        </w:rPr>
-        <w:t xml:space="preserve">量级的结果直接压缩为</w:t>
-      </w:r>
-      <w:r>
-        <w:t xml:space="preserve"> </w:t>
-      </w:r>
-      <w:r>
-        <w:rPr>
-          <w:rStyle w:val="VerbatimChar"/>
-        </w:rPr>
-        <w:t xml:space="preserve">0</w:t>
-      </w:r>
-      <w:r>
-        <w:t xml:space="preserve">。</w:t>
-      </w:r>
-    </w:p>
-    <w:bookmarkEnd w:id="61"/>
-    <w:bookmarkEnd w:id="62"/>
-    <w:bookmarkStart w:id="63" w:name="分析-2"/>
-    <w:p>
-      <w:pPr>
-        <w:pStyle w:val="Heading2"/>
-      </w:pPr>
-      <w:r>
-        <w:rPr>
-          <w:rStyle w:val="SectionNumber"/>
-        </w:rPr>
-        <w:t xml:space="preserve">3.4</w:t>
+        <w:t xml:space="preserve">0.8.4</w:t>
       </w:r>
       <w:r>
         <w:tab/>
@@ -6199,8 +8760,578 @@
         <w:t xml:space="preserve">的舍入行为相一致。由此可见，在低精度格式中，算法结构往往比“理论等价”更重要；对含有相消项的表达式进行代数改写，是避免灾难性误差的关键手段。</w:t>
       </w:r>
     </w:p>
-    <w:bookmarkEnd w:id="63"/>
-    <w:bookmarkEnd w:id="64"/>
+    <w:bookmarkEnd w:id="70"/>
+    <w:bookmarkEnd w:id="71"/>
+    <w:bookmarkStart w:id="75" w:name="problem-33误差严重程度结论"/>
+    <w:p>
+      <w:pPr>
+        <w:pStyle w:val="Heading2"/>
+      </w:pPr>
+      <w:r>
+        <w:rPr>
+          <w:rStyle w:val="SectionNumber"/>
+        </w:rPr>
+        <w:t xml:space="preserve">0.9</w:t>
+      </w:r>
+      <w:r>
+        <w:tab/>
+      </w:r>
+      <w:r>
+        <w:t xml:space="preserve">Problem </w:t>
+      </w:r>
+      <w:r>
+        <w:rPr>
+          <w:rFonts w:hint="eastAsia"/>
+        </w:rPr>
+        <w:t xml:space="preserve">3(3)：误差严重程度结论</w:t>
+      </w:r>
+    </w:p>
+    <w:p>
+      <w:pPr>
+        <w:pStyle w:val="FirstParagraph"/>
+      </w:pPr>
+      <w:r>
+        <w:rPr>
+          <w:rFonts w:hint="eastAsia"/>
+        </w:rPr>
+        <w:t xml:space="preserve">相关脚本：</w:t>
+      </w:r>
+    </w:p>
+    <w:p>
+      <w:pPr>
+        <w:pStyle w:val="Compact"/>
+        <w:numPr>
+          <w:ilvl w:val="0"/>
+          <w:numId w:val="1009"/>
+        </w:numPr>
+      </w:pPr>
+      <w:hyperlink r:id="rId57">
+        <w:r>
+          <w:rPr>
+            <w:rStyle w:val="Hyperlink"/>
+            <w:rFonts w:hint="eastAsia"/>
+          </w:rPr>
+          <w:t xml:space="preserve">本地</w:t>
+        </w:r>
+        <w:r>
+          <w:rPr>
+            <w:rStyle w:val="Hyperlink"/>
+          </w:rPr>
+          <w:t xml:space="preserve"> scripts/problem3.c</w:t>
+        </w:r>
+      </w:hyperlink>
+    </w:p>
+    <w:p>
+      <w:pPr>
+        <w:pStyle w:val="Compact"/>
+        <w:numPr>
+          <w:ilvl w:val="0"/>
+          <w:numId w:val="1009"/>
+        </w:numPr>
+      </w:pPr>
+      <w:hyperlink r:id="rId58">
+        <w:r>
+          <w:rPr>
+            <w:rStyle w:val="Hyperlink"/>
+          </w:rPr>
+          <w:t xml:space="preserve">GitHub scripts/problem3.c</w:t>
+        </w:r>
+      </w:hyperlink>
+    </w:p>
+    <w:bookmarkStart w:id="72" w:name="解决方式-8"/>
+    <w:p>
+      <w:pPr>
+        <w:pStyle w:val="Heading3"/>
+      </w:pPr>
+      <w:r>
+        <w:rPr>
+          <w:rStyle w:val="SectionNumber"/>
+        </w:rPr>
+        <w:t xml:space="preserve">0.9.1</w:t>
+      </w:r>
+      <w:r>
+        <w:tab/>
+      </w:r>
+      <w:r>
+        <w:rPr>
+          <w:rFonts w:hint="eastAsia"/>
+        </w:rPr>
+        <w:t xml:space="preserve">解决方式</w:t>
+      </w:r>
+    </w:p>
+    <w:p>
+      <w:pPr>
+        <w:pStyle w:val="FirstParagraph"/>
+      </w:pPr>
+      <w:r>
+        <w:rPr>
+          <w:rFonts w:hint="eastAsia"/>
+        </w:rPr>
+        <w:t xml:space="preserve">本题采用的实验步骤可归纳为如下伪代码：</w:t>
+      </w:r>
+    </w:p>
+    <w:p>
+      <w:pPr>
+        <w:pStyle w:val="SourceCode"/>
+      </w:pPr>
+      <w:r>
+        <w:rPr>
+          <w:rStyle w:val="VerbatimChar"/>
+        </w:rPr>
+        <w:t xml:space="preserve">Input : half type h, parameter set T</w:t>
+      </w:r>
+      <w:r>
+        <w:br/>
+      </w:r>
+      <w:r>
+        <w:rPr>
+          <w:rStyle w:val="VerbatimChar"/>
+        </w:rPr>
+        <w:t xml:space="preserve">Output: metric table and roundoff plot</w:t>
+      </w:r>
+      <w:r>
+        <w:br/>
+      </w:r>
+      <w:r>
+        <w:br/>
+      </w:r>
+      <w:r>
+        <w:rPr>
+          <w:rStyle w:val="VerbatimChar"/>
+        </w:rPr>
+        <w:t xml:space="preserve">probe epsilon(h), min_normal(h)</w:t>
+      </w:r>
+      <w:r>
+        <w:br/>
+      </w:r>
+      <w:r>
+        <w:rPr>
+          <w:rStyle w:val="VerbatimChar"/>
+        </w:rPr>
+        <w:t xml:space="preserve">probe true_min(h), max_finite(h)</w:t>
+      </w:r>
+      <w:r>
+        <w:br/>
+      </w:r>
+      <w:r>
+        <w:br/>
+      </w:r>
+      <w:r>
+        <w:rPr>
+          <w:rStyle w:val="VerbatimChar"/>
+        </w:rPr>
+        <w:t xml:space="preserve">for each t in T do</w:t>
+      </w:r>
+      <w:r>
+        <w:br/>
+      </w:r>
+      <w:r>
+        <w:rPr>
+          <w:rStyle w:val="VerbatimChar"/>
+        </w:rPr>
+        <w:t xml:space="preserve">    y_dir &lt;- ((1 + t)^2 - 1) / t</w:t>
+      </w:r>
+      <w:r>
+        <w:br/>
+      </w:r>
+      <w:r>
+        <w:rPr>
+          <w:rStyle w:val="VerbatimChar"/>
+        </w:rPr>
+        <w:t xml:space="preserve">    y_alt &lt;- 2 + t</w:t>
+      </w:r>
+      <w:r>
+        <w:br/>
+      </w:r>
+      <w:r>
+        <w:rPr>
+          <w:rStyle w:val="VerbatimChar"/>
+        </w:rPr>
+        <w:t xml:space="preserve">    y_ref &lt;- high_precision(2 + t)</w:t>
+      </w:r>
+      <w:r>
+        <w:br/>
+      </w:r>
+      <w:r>
+        <w:rPr>
+          <w:rStyle w:val="VerbatimChar"/>
+        </w:rPr>
+        <w:t xml:space="preserve">    if y_ref != 0 then</w:t>
+      </w:r>
+      <w:r>
+        <w:br/>
+      </w:r>
+      <w:r>
+        <w:rPr>
+          <w:rStyle w:val="VerbatimChar"/>
+        </w:rPr>
+        <w:t xml:space="preserve">        err_dir &lt;- relerr(y_dir, y_ref)</w:t>
+      </w:r>
+      <w:r>
+        <w:br/>
+      </w:r>
+      <w:r>
+        <w:rPr>
+          <w:rStyle w:val="VerbatimChar"/>
+        </w:rPr>
+        <w:t xml:space="preserve">        err_alt &lt;- relerr(y_alt, y_ref)</w:t>
+      </w:r>
+      <w:r>
+        <w:br/>
+      </w:r>
+      <w:r>
+        <w:rPr>
+          <w:rStyle w:val="VerbatimChar"/>
+        </w:rPr>
+        <w:t xml:space="preserve">    end if</w:t>
+      </w:r>
+      <w:r>
+        <w:br/>
+      </w:r>
+      <w:r>
+        <w:rPr>
+          <w:rStyle w:val="VerbatimChar"/>
+        </w:rPr>
+        <w:t xml:space="preserve">end for</w:t>
+      </w:r>
+    </w:p>
+    <w:p>
+      <w:pPr>
+        <w:pStyle w:val="FirstParagraph"/>
+      </w:pPr>
+      <w:r>
+        <w:rPr>
+          <w:rFonts w:hint="eastAsia"/>
+        </w:rPr>
+        <w:t xml:space="preserve">通过比较</w:t>
+      </w:r>
+      <w:r>
+        <w:t xml:space="preserve"> </w:t>
+      </w:r>
+      <w:r>
+        <w:rPr>
+          <w:rStyle w:val="VerbatimChar"/>
+        </w:rPr>
+        <w:t xml:space="preserve">y_dir</w:t>
+      </w:r>
+      <w:r>
+        <w:t xml:space="preserve"> </w:t>
+      </w:r>
+      <w:r>
+        <w:rPr>
+          <w:rFonts w:hint="eastAsia"/>
+        </w:rPr>
+        <w:t xml:space="preserve">与</w:t>
+      </w:r>
+      <w:r>
+        <w:t xml:space="preserve"> </w:t>
+      </w:r>
+      <w:r>
+        <w:rPr>
+          <w:rStyle w:val="VerbatimChar"/>
+        </w:rPr>
+        <w:t xml:space="preserve">y_alt</w:t>
+      </w:r>
+      <w:r>
+        <w:t xml:space="preserve"> </w:t>
+      </w:r>
+      <w:r>
+        <w:rPr>
+          <w:rFonts w:hint="eastAsia"/>
+        </w:rPr>
+        <w:t xml:space="preserve">的误差变化，可直接观察</w:t>
+      </w:r>
+      <w:r>
+        <w:t xml:space="preserve"> half precision </w:t>
+      </w:r>
+      <w:r>
+        <w:rPr>
+          <w:rFonts w:hint="eastAsia"/>
+        </w:rPr>
+        <w:t xml:space="preserve">下的舍入误差放大现象。</w:t>
+      </w:r>
+    </w:p>
+    <w:bookmarkEnd w:id="72"/>
+    <w:bookmarkStart w:id="73" w:name="问题答案-8"/>
+    <w:p>
+      <w:pPr>
+        <w:pStyle w:val="Heading3"/>
+      </w:pPr>
+      <w:r>
+        <w:rPr>
+          <w:rStyle w:val="SectionNumber"/>
+        </w:rPr>
+        <w:t xml:space="preserve">0.9.2</w:t>
+      </w:r>
+      <w:r>
+        <w:tab/>
+      </w:r>
+      <w:r>
+        <w:rPr>
+          <w:rFonts w:hint="eastAsia"/>
+        </w:rPr>
+        <w:t xml:space="preserve">问题答案</w:t>
+      </w:r>
+    </w:p>
+    <w:p>
+      <w:pPr>
+        <w:pStyle w:val="FirstParagraph"/>
+      </w:pPr>
+      <w:r>
+        <w:rPr>
+          <w:rFonts w:hint="eastAsia"/>
+        </w:rPr>
+        <w:t xml:space="preserve">因此，half</w:t>
+      </w:r>
+      <w:r>
+        <w:t xml:space="preserve"> precision </w:t>
+      </w:r>
+      <w:r>
+        <w:rPr>
+          <w:rFonts w:hint="eastAsia"/>
+        </w:rPr>
+        <w:t xml:space="preserve">的</w:t>
+      </w:r>
+      <w:r>
+        <w:t xml:space="preserve"> machine epsilon </w:t>
+      </w:r>
+      <w:r>
+        <w:rPr>
+          <w:rFonts w:hint="eastAsia"/>
+        </w:rPr>
+        <w:t xml:space="preserve">约为</w:t>
+      </w:r>
+      <w:r>
+        <w:t xml:space="preserve"> </w:t>
+      </w:r>
+      <w:r>
+        <w:rPr>
+          <w:rStyle w:val="VerbatimChar"/>
+        </w:rPr>
+        <w:t xml:space="preserve">2^(-10)</w:t>
+      </w:r>
+      <w:r>
+        <w:rPr>
+          <w:rFonts w:hint="eastAsia"/>
+        </w:rPr>
+        <w:t xml:space="preserve">，有效数字极为有限；一旦表达式包含相消运算，舍入误差完全可能将本应处于</w:t>
+      </w:r>
+      <w:r>
+        <w:t xml:space="preserve"> </w:t>
+      </w:r>
+      <w:r>
+        <w:rPr>
+          <w:rStyle w:val="VerbatimChar"/>
+        </w:rPr>
+        <w:t xml:space="preserve">2</w:t>
+      </w:r>
+      <w:r>
+        <w:t xml:space="preserve"> </w:t>
+      </w:r>
+      <w:r>
+        <w:rPr>
+          <w:rFonts w:hint="eastAsia"/>
+        </w:rPr>
+        <w:t xml:space="preserve">量级的结果直接压缩为</w:t>
+      </w:r>
+      <w:r>
+        <w:t xml:space="preserve"> </w:t>
+      </w:r>
+      <w:r>
+        <w:rPr>
+          <w:rStyle w:val="VerbatimChar"/>
+        </w:rPr>
+        <w:t xml:space="preserve">0</w:t>
+      </w:r>
+      <w:r>
+        <w:t xml:space="preserve">。</w:t>
+      </w:r>
+    </w:p>
+    <w:bookmarkEnd w:id="73"/>
+    <w:bookmarkStart w:id="74" w:name="分析-8"/>
+    <w:p>
+      <w:pPr>
+        <w:pStyle w:val="Heading3"/>
+      </w:pPr>
+      <w:r>
+        <w:rPr>
+          <w:rStyle w:val="SectionNumber"/>
+        </w:rPr>
+        <w:t xml:space="preserve">0.9.3</w:t>
+      </w:r>
+      <w:r>
+        <w:tab/>
+      </w:r>
+      <w:r>
+        <w:rPr>
+          <w:rFonts w:hint="eastAsia"/>
+        </w:rPr>
+        <w:t xml:space="preserve">分析</w:t>
+      </w:r>
+    </w:p>
+    <w:p>
+      <w:pPr>
+        <w:pStyle w:val="FirstParagraph"/>
+      </w:pPr>
+      <w:r>
+        <w:t xml:space="preserve">half precision </w:t>
+      </w:r>
+      <w:r>
+        <w:rPr>
+          <w:rFonts w:hint="eastAsia"/>
+        </w:rPr>
+        <w:t xml:space="preserve">在</w:t>
+      </w:r>
+      <w:r>
+        <w:t xml:space="preserve"> </w:t>
+      </w:r>
+      <w:r>
+        <w:rPr>
+          <w:rStyle w:val="VerbatimChar"/>
+        </w:rPr>
+        <w:t xml:space="preserve">1</w:t>
+      </w:r>
+      <w:r>
+        <w:t xml:space="preserve"> </w:t>
+      </w:r>
+      <w:r>
+        <w:rPr>
+          <w:rFonts w:hint="eastAsia"/>
+        </w:rPr>
+        <w:t xml:space="preserve">附近的间隔约为</w:t>
+      </w:r>
+      <w:r>
+        <w:t xml:space="preserve"> </w:t>
+      </w:r>
+      <w:r>
+        <w:rPr>
+          <w:rStyle w:val="VerbatimChar"/>
+        </w:rPr>
+        <w:t xml:space="preserve">2^(-10)</w:t>
+      </w:r>
+      <w:r>
+        <w:rPr>
+          <w:rFonts w:hint="eastAsia"/>
+        </w:rPr>
+        <w:t xml:space="preserve">。当</w:t>
+      </w:r>
+      <w:r>
+        <w:t xml:space="preserve"> </w:t>
+      </w:r>
+      <m:oMath>
+        <m:r>
+          <m:t>t</m:t>
+        </m:r>
+      </m:oMath>
+      <w:r>
+        <w:t xml:space="preserve"> </w:t>
+      </w:r>
+      <w:r>
+        <w:rPr>
+          <w:rFonts w:hint="eastAsia"/>
+        </w:rPr>
+        <w:t xml:space="preserve">小于或接近这一阈值时，</w:t>
+      </w:r>
+      <w:r>
+        <w:rPr>
+          <w:rStyle w:val="VerbatimChar"/>
+        </w:rPr>
+        <w:t xml:space="preserve">1+t</w:t>
+      </w:r>
+      <w:r>
+        <w:t xml:space="preserve"> </w:t>
+      </w:r>
+      <w:r>
+        <w:rPr>
+          <w:rFonts w:hint="eastAsia"/>
+        </w:rPr>
+        <w:t xml:space="preserve">将首先被舍入回</w:t>
+      </w:r>
+      <w:r>
+        <w:t xml:space="preserve"> </w:t>
+      </w:r>
+      <w:r>
+        <w:rPr>
+          <w:rStyle w:val="VerbatimChar"/>
+        </w:rPr>
+        <w:t xml:space="preserve">1</w:t>
+      </w:r>
+      <w:r>
+        <w:rPr>
+          <w:rFonts w:hint="eastAsia"/>
+        </w:rPr>
+        <w:t xml:space="preserve">，进而使</w:t>
+      </w:r>
+      <w:r>
+        <w:t xml:space="preserve"> </w:t>
+      </w:r>
+      <w:r>
+        <w:rPr>
+          <w:rStyle w:val="VerbatimChar"/>
+        </w:rPr>
+        <w:t xml:space="preserve">(1+t)^2-1</w:t>
+      </w:r>
+      <w:r>
+        <w:t xml:space="preserve"> </w:t>
+      </w:r>
+      <w:r>
+        <w:rPr>
+          <w:rFonts w:hint="eastAsia"/>
+        </w:rPr>
+        <w:t xml:space="preserve">被舍入为</w:t>
+      </w:r>
+      <w:r>
+        <w:t xml:space="preserve"> </w:t>
+      </w:r>
+      <w:r>
+        <w:rPr>
+          <w:rStyle w:val="VerbatimChar"/>
+        </w:rPr>
+        <w:t xml:space="preserve">0</w:t>
+      </w:r>
+      <w:r>
+        <w:rPr>
+          <w:rFonts w:hint="eastAsia"/>
+        </w:rPr>
+        <w:t xml:space="preserve">。本题中的首个失真点正好出现在</w:t>
+      </w:r>
+      <w:r>
+        <w:t xml:space="preserve"> </w:t>
+      </w:r>
+      <w:r>
+        <w:rPr>
+          <w:rStyle w:val="VerbatimChar"/>
+        </w:rPr>
+        <w:t xml:space="preserve">t=0.00048828125</w:t>
+      </w:r>
+      <w:r>
+        <w:rPr>
+          <w:rFonts w:hint="eastAsia"/>
+        </w:rPr>
+        <w:t xml:space="preserve">，即</w:t>
+      </w:r>
+      <w:r>
+        <w:t xml:space="preserve"> machine epsilon </w:t>
+      </w:r>
+      <w:r>
+        <w:rPr>
+          <w:rFonts w:hint="eastAsia"/>
+        </w:rPr>
+        <w:t xml:space="preserve">的一半附近，这与</w:t>
+      </w:r>
+      <w:r>
+        <w:t xml:space="preserve"> binary16 </w:t>
+      </w:r>
+      <w:r>
+        <w:rPr>
+          <w:rFonts w:hint="eastAsia"/>
+        </w:rPr>
+        <w:t xml:space="preserve">的舍入行为相一致。由此可见，在低精度格式中，算法结构往往比“理论等价”更重要；对含有相消项的表达式进行代数改写，是避免灾难性误差的关键手段。</w:t>
+      </w:r>
+    </w:p>
+    <w:bookmarkEnd w:id="74"/>
+    <w:bookmarkEnd w:id="75"/>
+    <w:bookmarkEnd w:id="76"/>
     <w:sectPr>
       <w:footnotePr>
         <w:numRestart w:val="eachSect"/>
@@ -6424,6 +9555,24 @@
     <w:abstractNumId w:val="991"/>
   </w:num>
   <w:num w:numId="1003">
+    <w:abstractNumId w:val="991"/>
+  </w:num>
+  <w:num w:numId="1004">
+    <w:abstractNumId w:val="991"/>
+  </w:num>
+  <w:num w:numId="1005">
+    <w:abstractNumId w:val="991"/>
+  </w:num>
+  <w:num w:numId="1006">
+    <w:abstractNumId w:val="991"/>
+  </w:num>
+  <w:num w:numId="1007">
+    <w:abstractNumId w:val="991"/>
+  </w:num>
+  <w:num w:numId="1008">
+    <w:abstractNumId w:val="991"/>
+  </w:num>
+  <w:num w:numId="1009">
     <w:abstractNumId w:val="991"/>
   </w:num>
 </w:numbering>

--- a/03/docs/answer/answer.docx
+++ b/03/docs/answer/answer.docx
@@ -907,7 +907,7 @@
         <w:rPr>
           <w:rStyle w:val="VerbatimChar"/>
         </w:rPr>
-        <w:t xml:space="preserve">Input : precisions P, test values B</w:t>
+        <w:t xml:space="preserve">Input : precisions P, b = 100</w:t>
       </w:r>
       <w:r>
         <w:br/>
@@ -916,7 +916,7 @@
         <w:rPr>
           <w:rStyle w:val="VerbatimChar"/>
         </w:rPr>
-        <w:t xml:space="preserve">Output: error table and error curve</w:t>
+        <w:t xml:space="preserve">Output: standard-form error at b = 100</w:t>
       </w:r>
       <w:r>
         <w:br/>
@@ -937,7 +937,7 @@
         <w:rPr>
           <w:rStyle w:val="VerbatimChar"/>
         </w:rPr>
-        <w:t xml:space="preserve">    for each b in B do</w:t>
+        <w:t xml:space="preserve">    r &lt;- sqrt(b^2 - 4)</w:t>
       </w:r>
       <w:r>
         <w:br/>
@@ -946,7 +946,7 @@
         <w:rPr>
           <w:rStyle w:val="VerbatimChar"/>
         </w:rPr>
-        <w:t xml:space="preserve">        r &lt;- sqrt(b^2 - 4)</w:t>
+        <w:t xml:space="preserve">    x_std &lt;- (b - r) / 2</w:t>
       </w:r>
       <w:r>
         <w:br/>
@@ -955,7 +955,7 @@
         <w:rPr>
           <w:rStyle w:val="VerbatimChar"/>
         </w:rPr>
-        <w:t xml:space="preserve">        x_std &lt;- (b - r) / 2</w:t>
+        <w:t xml:space="preserve">    x_ref &lt;- ref_root(b)</w:t>
       </w:r>
       <w:r>
         <w:br/>
@@ -964,43 +964,7 @@
         <w:rPr>
           <w:rStyle w:val="VerbatimChar"/>
         </w:rPr>
-        <w:t xml:space="preserve">        x_rat &lt;- 2 / (b + r)</w:t>
-      </w:r>
-      <w:r>
-        <w:br/>
-      </w:r>
-      <w:r>
-        <w:rPr>
-          <w:rStyle w:val="VerbatimChar"/>
-        </w:rPr>
-        <w:t xml:space="preserve">        x_ref &lt;- ref_root(b)</w:t>
-      </w:r>
-      <w:r>
-        <w:br/>
-      </w:r>
-      <w:r>
-        <w:rPr>
-          <w:rStyle w:val="VerbatimChar"/>
-        </w:rPr>
-        <w:t xml:space="preserve">        err_std &lt;- relerr(x_std, x_ref)</w:t>
-      </w:r>
-      <w:r>
-        <w:br/>
-      </w:r>
-      <w:r>
-        <w:rPr>
-          <w:rStyle w:val="VerbatimChar"/>
-        </w:rPr>
-        <w:t xml:space="preserve">        err_rat &lt;- relerr(x_rat, x_ref)</w:t>
-      </w:r>
-      <w:r>
-        <w:br/>
-      </w:r>
-      <w:r>
-        <w:rPr>
-          <w:rStyle w:val="VerbatimChar"/>
-        </w:rPr>
-        <w:t xml:space="preserve">    end for</w:t>
+        <w:t xml:space="preserve">    err_std &lt;- relerr(x_std, x_ref)</w:t>
       </w:r>
       <w:r>
         <w:br/>
@@ -1086,7 +1050,130 @@
         <w:rPr>
           <w:rFonts w:hint="eastAsia"/>
         </w:rPr>
-        <w:t xml:space="preserve">依据题图第二页给出的三位有效数字示例，取</w:t>
+        <w:t xml:space="preserve">对于题目指定的</w:t>
+      </w:r>
+      <w:r>
+        <w:t xml:space="preserve"> </w:t>
+      </w:r>
+      <w:r>
+        <w:rPr>
+          <w:rStyle w:val="VerbatimChar"/>
+        </w:rPr>
+        <w:t xml:space="preserve">b=100</w:t>
+      </w:r>
+      <w:r>
+        <w:rPr>
+          <w:rFonts w:hint="eastAsia"/>
+        </w:rPr>
+        <w:t xml:space="preserve">，本机</w:t>
+      </w:r>
+      <w:r>
+        <w:t xml:space="preserve"> IEEE</w:t>
+      </w:r>
+      <w:r>
+        <w:t xml:space="preserve"> </w:t>
+      </w:r>
+      <w:r>
+        <w:rPr>
+          <w:rStyle w:val="VerbatimChar"/>
+        </w:rPr>
+        <w:t xml:space="preserve">float</w:t>
+      </w:r>
+      <w:r>
+        <w:t xml:space="preserve"> </w:t>
+      </w:r>
+      <w:r>
+        <w:rPr>
+          <w:rFonts w:hint="eastAsia"/>
+        </w:rPr>
+        <w:t xml:space="preserve">运算给出</w:t>
+      </w:r>
+    </w:p>
+    <w:p>
+      <w:pPr>
+        <w:pStyle w:val="BodyText"/>
+      </w:pPr>
+      <m:oMathPara>
+        <m:oMathParaPr>
+          <m:jc m:val="center"/>
+        </m:oMathParaPr>
+        <m:oMath>
+          <m:sSubSup>
+            <m:e>
+              <m:r>
+                <m:t>x</m:t>
+              </m:r>
+            </m:e>
+            <m:sub>
+              <m:r>
+                <m:t>2</m:t>
+              </m:r>
+            </m:sub>
+            <m:sup>
+              <m:r>
+                <m:rPr>
+                  <m:nor/>
+                  <m:sty m:val="p"/>
+                </m:rPr>
+                <m:t>standard</m:t>
+              </m:r>
+            </m:sup>
+          </m:sSubSup>
+          <m:r>
+            <m:rPr>
+              <m:sty m:val="p"/>
+            </m:rPr>
+            <m:t>=</m:t>
+          </m:r>
+          <m:r>
+            <m:t>0.0100021362</m:t>
+          </m:r>
+          <m:r>
+            <m:rPr>
+              <m:sty m:val="p"/>
+            </m:rPr>
+            <m:t>,</m:t>
+          </m:r>
+        </m:oMath>
+      </m:oMathPara>
+    </w:p>
+    <w:p>
+      <w:pPr>
+        <w:pStyle w:val="FirstParagraph"/>
+      </w:pPr>
+      <w:r>
+        <w:rPr>
+          <w:rFonts w:hint="eastAsia"/>
+        </w:rPr>
+        <w:t xml:space="preserve">高精度参考值约为</w:t>
+      </w:r>
+      <w:r>
+        <w:t xml:space="preserve"> </w:t>
+      </w:r>
+      <m:oMath>
+        <m:r>
+          <m:t>0.010001000200050014</m:t>
+        </m:r>
+      </m:oMath>
+      <w:r>
+        <w:rPr>
+          <w:rFonts w:hint="eastAsia"/>
+        </w:rPr>
+        <w:t xml:space="preserve">。标准公式相对误差为</w:t>
+      </w:r>
+      <w:r>
+        <w:t xml:space="preserve"> 1.1359E-4。</w:t>
+      </w:r>
+    </w:p>
+    <w:p>
+      <w:pPr>
+        <w:pStyle w:val="BodyText"/>
+      </w:pPr>
+      <w:r>
+        <w:rPr>
+          <w:rFonts w:hint="eastAsia"/>
+        </w:rPr>
+        <w:t xml:space="preserve">题图第二页另给出</w:t>
       </w:r>
       <w:r>
         <w:t xml:space="preserve"> </w:t>
@@ -1104,7 +1191,7 @@
         <w:rPr>
           <w:rFonts w:hint="eastAsia"/>
         </w:rPr>
-        <w:t xml:space="preserve">时有</w:t>
+        <w:t xml:space="preserve">的三位有效数字教学示例：</w:t>
       </w:r>
     </w:p>
     <w:p>
@@ -1202,7 +1289,7 @@
         <w:rPr>
           <w:rFonts w:hint="eastAsia"/>
         </w:rPr>
-        <w:t xml:space="preserve">相应相对误差为</w:t>
+        <w:t xml:space="preserve">该示例的相对误差为</w:t>
       </w:r>
       <w:r>
         <w:t xml:space="preserve"> </w:t>
@@ -1226,28 +1313,10 @@
         <w:rPr>
           <w:rFonts w:hint="eastAsia"/>
         </w:rPr>
-        <w:t xml:space="preserve">。然而，在本机</w:t>
-      </w:r>
-      <w:r>
-        <w:t xml:space="preserve"> IEEE</w:t>
-      </w:r>
-      <w:r>
-        <w:t xml:space="preserve"> </w:t>
-      </w:r>
-      <w:r>
-        <w:rPr>
-          <w:rStyle w:val="VerbatimChar"/>
-        </w:rPr>
-        <w:t xml:space="preserve">float</w:t>
-      </w:r>
-      <w:r>
-        <w:t xml:space="preserve"> </w:t>
-      </w:r>
-      <w:r>
-        <w:rPr>
-          <w:rFonts w:hint="eastAsia"/>
-        </w:rPr>
-        <w:t xml:space="preserve">运算中，</w:t>
+        <w:t xml:space="preserve">，用于说明低精度三位有效数字运算中的相消误差；它不是</w:t>
+      </w:r>
+      <w:r>
+        <w:t xml:space="preserve"> </w:t>
       </w:r>
       <w:r>
         <w:rPr>
@@ -1262,43 +1331,7 @@
         <w:rPr>
           <w:rFonts w:hint="eastAsia"/>
         </w:rPr>
-        <w:t xml:space="preserve">的标准公式相对误差仅为</w:t>
-      </w:r>
-      <w:r>
-        <w:t xml:space="preserve"> </w:t>
-      </w:r>
-      <w:r>
-        <w:rPr>
-          <w:rFonts w:hint="eastAsia"/>
-        </w:rPr>
-        <w:t xml:space="preserve">1.1359E-4。这表明题图中“about</w:t>
-      </w:r>
-      <w:r>
-        <w:t xml:space="preserve"> </w:t>
-      </w:r>
-      <w:r>
-        <w:rPr>
-          <w:rFonts w:hint="eastAsia"/>
-        </w:rPr>
-        <w:t xml:space="preserve">2%”的表述对应的是低精度教学示例，而非标准单精度在</w:t>
-      </w:r>
-      <w:r>
-        <w:t xml:space="preserve"> </w:t>
-      </w:r>
-      <w:r>
-        <w:rPr>
-          <w:rStyle w:val="VerbatimChar"/>
-        </w:rPr>
-        <w:t xml:space="preserve">b=100</w:t>
-      </w:r>
-      <w:r>
-        <w:t xml:space="preserve"> </w:t>
-      </w:r>
-      <w:r>
-        <w:rPr>
-          <w:rFonts w:hint="eastAsia"/>
-        </w:rPr>
-        <w:t xml:space="preserve">时的实际结果。</w:t>
+        <w:t xml:space="preserve">的主计算结果。</w:t>
       </w:r>
     </w:p>
     <w:bookmarkEnd w:id="16"/>
@@ -1564,88 +1597,43 @@
         <w:rPr>
           <w:rFonts w:hint="eastAsia"/>
         </w:rPr>
-        <w:t xml:space="preserve">的小量，高位有效数字会在减法阶段被提前消耗。有理化公式</w:t>
-      </w:r>
-    </w:p>
-    <w:p>
-      <w:pPr>
-        <w:pStyle w:val="BodyText"/>
-      </w:pPr>
-      <m:oMathPara>
-        <m:oMathParaPr>
-          <m:jc m:val="center"/>
-        </m:oMathParaPr>
-        <m:oMath>
-          <m:sSub>
-            <m:e>
-              <m:r>
-                <m:t>x</m:t>
-              </m:r>
-            </m:e>
-            <m:sub>
-              <m:r>
-                <m:t>2</m:t>
-              </m:r>
-            </m:sub>
-          </m:sSub>
-          <m:r>
-            <m:rPr>
-              <m:sty m:val="p"/>
-            </m:rPr>
-            <m:t>=</m:t>
-          </m:r>
-          <m:f>
-            <m:fPr>
-              <m:type m:val="bar"/>
-            </m:fPr>
-            <m:num>
-              <m:r>
-                <m:t>2</m:t>
-              </m:r>
-            </m:num>
-            <m:den>
-              <m:r>
-                <m:t>b</m:t>
-              </m:r>
-              <m:r>
-                <m:rPr>
-                  <m:sty m:val="p"/>
-                </m:rPr>
-                <m:t>+</m:t>
-              </m:r>
-              <m:rad>
-                <m:radPr>
-                  <m:degHide m:val="on"/>
-                </m:radPr>
-                <m:deg/>
-                <m:e>
-                  <m:sSup>
-                    <m:e>
-                      <m:r>
-                        <m:t>b</m:t>
-                      </m:r>
-                    </m:e>
-                    <m:sup>
-                      <m:r>
-                        <m:t>2</m:t>
-                      </m:r>
-                    </m:sup>
-                  </m:sSup>
-                  <m:r>
-                    <m:rPr>
-                      <m:sty m:val="p"/>
-                    </m:rPr>
-                    <m:t>−</m:t>
-                  </m:r>
-                  <m:r>
-                    <m:t>4</m:t>
-                  </m:r>
-                </m:e>
-              </m:rad>
-            </m:den>
-          </m:f>
-        </m:oMath>
-      </m:oMathPara>
+        <w:t xml:space="preserve">的小量，高位有效数字会在减法阶段被提前消耗。因此，本问只能说明标准公式已经出现相消误差；如何通过代数改写避开该相减过程，留到</w:t>
+      </w:r>
+      <w:r>
+        <w:t xml:space="preserve"> Problem 1(3) </w:t>
+      </w:r>
+      <w:r>
+        <w:rPr>
+          <w:rFonts w:hint="eastAsia"/>
+        </w:rPr>
+        <w:t xml:space="preserve">再处理。</w:t>
+      </w:r>
+    </w:p>
+    <w:bookmarkEnd w:id="17"/>
+    <w:bookmarkEnd w:id="18"/>
+    <w:bookmarkStart w:id="23" w:name="problem-12大参数区间的误差比较"/>
+    <w:p>
+      <w:pPr>
+        <w:pStyle w:val="Heading2"/>
+      </w:pPr>
+      <w:r>
+        <w:rPr>
+          <w:rStyle w:val="SectionNumber"/>
+        </w:rPr>
+        <w:t xml:space="preserve">0.2</w:t>
+      </w:r>
+      <w:r>
+        <w:tab/>
+      </w:r>
+      <w:r>
+        <w:t xml:space="preserve">Problem </w:t>
+      </w:r>
+      <w:r>
+        <w:rPr>
+          <w:rFonts w:hint="eastAsia"/>
+        </w:rPr>
+        <w:t xml:space="preserve">1(2)：大参数区间的误差比较</w:t>
+      </w:r>
     </w:p>
     <w:p>
       <w:pPr>
@@ -1655,44 +1643,87 @@
         <w:rPr>
           <w:rFonts w:hint="eastAsia"/>
         </w:rPr>
-        <w:t xml:space="preserve">将这一相减过程替换为除法运算，因此显著抑制了误差放大。进一步地，由根的乘积关系</w:t>
+        <w:t xml:space="preserve">相关脚本：</w:t>
+      </w:r>
+    </w:p>
+    <w:p>
+      <w:pPr>
+        <w:pStyle w:val="Compact"/>
+        <w:numPr>
+          <w:ilvl w:val="0"/>
+          <w:numId w:val="1002"/>
+        </w:numPr>
+      </w:pPr>
+      <w:hyperlink r:id="rId12">
+        <w:r>
+          <w:rPr>
+            <w:rStyle w:val="Hyperlink"/>
+            <w:rFonts w:hint="eastAsia"/>
+          </w:rPr>
+          <w:t xml:space="preserve">本地</w:t>
+        </w:r>
+        <w:r>
+          <w:rPr>
+            <w:rStyle w:val="Hyperlink"/>
+          </w:rPr>
+          <w:t xml:space="preserve"> scripts/problem1.c</w:t>
+        </w:r>
+      </w:hyperlink>
+    </w:p>
+    <w:p>
+      <w:pPr>
+        <w:pStyle w:val="Compact"/>
+        <w:numPr>
+          <w:ilvl w:val="0"/>
+          <w:numId w:val="1002"/>
+        </w:numPr>
+      </w:pPr>
+      <w:hyperlink r:id="rId13">
+        <w:r>
+          <w:rPr>
+            <w:rStyle w:val="Hyperlink"/>
+          </w:rPr>
+          <w:t xml:space="preserve">GitHub scripts/problem1.c</w:t>
+        </w:r>
+      </w:hyperlink>
+    </w:p>
+    <w:bookmarkStart w:id="19" w:name="待求问题-1"/>
+    <w:p>
+      <w:pPr>
+        <w:pStyle w:val="Heading3"/>
+      </w:pPr>
+      <w:r>
+        <w:rPr>
+          <w:rStyle w:val="SectionNumber"/>
+        </w:rPr>
+        <w:t xml:space="preserve">0.2.1</w:t>
+      </w:r>
+      <w:r>
+        <w:tab/>
+      </w:r>
+      <w:r>
+        <w:rPr>
+          <w:rFonts w:hint="eastAsia"/>
+        </w:rPr>
+        <w:t xml:space="preserve">待求问题</w:t>
+      </w:r>
+    </w:p>
+    <w:p>
+      <w:pPr>
+        <w:pStyle w:val="FirstParagraph"/>
+      </w:pPr>
+      <w:r>
+        <w:rPr>
+          <w:rFonts w:hint="eastAsia"/>
+        </w:rPr>
+        <w:t xml:space="preserve">随后增大</w:t>
       </w:r>
       <w:r>
         <w:t xml:space="preserve"> </w:t>
       </w:r>
       <m:oMath>
-        <m:sSub>
-          <m:e>
-            <m:r>
-              <m:t>x</m:t>
-            </m:r>
-          </m:e>
-          <m:sub>
-            <m:r>
-              <m:t>1</m:t>
-            </m:r>
-          </m:sub>
-        </m:sSub>
-        <m:sSub>
-          <m:e>
-            <m:r>
-              <m:t>x</m:t>
-            </m:r>
-          </m:e>
-          <m:sub>
-            <m:r>
-              <m:t>2</m:t>
-            </m:r>
-          </m:sub>
-        </m:sSub>
         <m:r>
-          <m:rPr>
-            <m:sty m:val="p"/>
-          </m:rPr>
-          <m:t>=</m:t>
-        </m:r>
-        <m:r>
-          <m:t>1</m:t>
+          <m:t>b</m:t>
         </m:r>
       </m:oMath>
       <w:r>
@@ -1702,30 +1733,229 @@
         <w:rPr>
           <w:rFonts w:hint="eastAsia"/>
         </w:rPr>
-        <w:t xml:space="preserve">还可得到另一种稳定实现，即先稳定计算较大的根</w:t>
+        <w:t xml:space="preserve">取值并列表比较误差变化。</w:t>
+      </w:r>
+    </w:p>
+    <w:bookmarkEnd w:id="19"/>
+    <w:bookmarkStart w:id="20" w:name="解决方式-1"/>
+    <w:p>
+      <w:pPr>
+        <w:pStyle w:val="Heading3"/>
+      </w:pPr>
+      <w:r>
+        <w:rPr>
+          <w:rStyle w:val="SectionNumber"/>
+        </w:rPr>
+        <w:t xml:space="preserve">0.2.2</w:t>
+      </w:r>
+      <w:r>
+        <w:tab/>
+      </w:r>
+      <w:r>
+        <w:rPr>
+          <w:rFonts w:hint="eastAsia"/>
+        </w:rPr>
+        <w:t xml:space="preserve">解决方式</w:t>
+      </w:r>
+    </w:p>
+    <w:p>
+      <w:pPr>
+        <w:pStyle w:val="FirstParagraph"/>
+      </w:pPr>
+      <w:r>
+        <w:rPr>
+          <w:rFonts w:hint="eastAsia"/>
+        </w:rPr>
+        <w:t xml:space="preserve">为使实验步骤表达得更规范，本文以伪代码方式给出求解过程：</w:t>
+      </w:r>
+    </w:p>
+    <w:p>
+      <w:pPr>
+        <w:pStyle w:val="SourceCode"/>
+      </w:pPr>
+      <w:r>
+        <w:rPr>
+          <w:rStyle w:val="VerbatimChar"/>
+        </w:rPr>
+        <w:t xml:space="preserve">Input : precisions P, test values B</w:t>
+      </w:r>
+      <w:r>
+        <w:br/>
+      </w:r>
+      <w:r>
+        <w:rPr>
+          <w:rStyle w:val="VerbatimChar"/>
+        </w:rPr>
+        <w:t xml:space="preserve">Output: standard-form error table</w:t>
+      </w:r>
+      <w:r>
+        <w:br/>
+      </w:r>
+      <w:r>
+        <w:br/>
+      </w:r>
+      <w:r>
+        <w:rPr>
+          <w:rStyle w:val="VerbatimChar"/>
+        </w:rPr>
+        <w:t xml:space="preserve">for each p in P do</w:t>
+      </w:r>
+      <w:r>
+        <w:br/>
+      </w:r>
+      <w:r>
+        <w:rPr>
+          <w:rStyle w:val="VerbatimChar"/>
+        </w:rPr>
+        <w:t xml:space="preserve">    for each b in B do</w:t>
+      </w:r>
+      <w:r>
+        <w:br/>
+      </w:r>
+      <w:r>
+        <w:rPr>
+          <w:rStyle w:val="VerbatimChar"/>
+        </w:rPr>
+        <w:t xml:space="preserve">        r &lt;- sqrt(b^2 - 4)</w:t>
+      </w:r>
+      <w:r>
+        <w:br/>
+      </w:r>
+      <w:r>
+        <w:rPr>
+          <w:rStyle w:val="VerbatimChar"/>
+        </w:rPr>
+        <w:t xml:space="preserve">        x_std &lt;- (b - r) / 2</w:t>
+      </w:r>
+      <w:r>
+        <w:br/>
+      </w:r>
+      <w:r>
+        <w:rPr>
+          <w:rStyle w:val="VerbatimChar"/>
+        </w:rPr>
+        <w:t xml:space="preserve">        x_ref &lt;- ref_root(b)</w:t>
+      </w:r>
+      <w:r>
+        <w:br/>
+      </w:r>
+      <w:r>
+        <w:rPr>
+          <w:rStyle w:val="VerbatimChar"/>
+        </w:rPr>
+        <w:t xml:space="preserve">        err_std &lt;- relerr(x_std, x_ref)</w:t>
+      </w:r>
+      <w:r>
+        <w:br/>
+      </w:r>
+      <w:r>
+        <w:rPr>
+          <w:rStyle w:val="VerbatimChar"/>
+        </w:rPr>
+        <w:t xml:space="preserve">    end for</w:t>
+      </w:r>
+      <w:r>
+        <w:br/>
+      </w:r>
+      <w:r>
+        <w:rPr>
+          <w:rStyle w:val="VerbatimChar"/>
+        </w:rPr>
+        <w:t xml:space="preserve">end for</w:t>
+      </w:r>
+    </w:p>
+    <w:p>
+      <w:pPr>
+        <w:pStyle w:val="FirstParagraph"/>
+      </w:pPr>
+      <w:r>
+        <w:rPr>
+          <w:rFonts w:hint="eastAsia"/>
+        </w:rPr>
+        <w:t xml:space="preserve">其中</w:t>
+      </w:r>
+      <w:r>
+        <w:t xml:space="preserve"> </w:t>
+      </w:r>
+      <w:r>
+        <w:rPr>
+          <w:rStyle w:val="VerbatimChar"/>
+        </w:rPr>
+        <w:t xml:space="preserve">ref_root(b)</w:t>
+      </w:r>
+      <w:r>
+        <w:t xml:space="preserve"> </w:t>
+      </w:r>
+      <w:r>
+        <w:rPr>
+          <w:rFonts w:hint="eastAsia"/>
+        </w:rPr>
+        <w:t xml:space="preserve">表示高精度参考解，</w:t>
+      </w:r>
+      <w:r>
+        <w:rPr>
+          <w:rStyle w:val="VerbatimChar"/>
+        </w:rPr>
+        <w:t xml:space="preserve">relerr</w:t>
+      </w:r>
+      <w:r>
+        <w:t xml:space="preserve"> </w:t>
+      </w:r>
+      <w:r>
+        <w:rPr>
+          <w:rFonts w:hint="eastAsia"/>
+        </w:rPr>
+        <w:t xml:space="preserve">表示相对误差计算函数。</w:t>
+      </w:r>
+    </w:p>
+    <w:bookmarkEnd w:id="20"/>
+    <w:bookmarkStart w:id="21" w:name="问题答案-1"/>
+    <w:p>
+      <w:pPr>
+        <w:pStyle w:val="Heading3"/>
+      </w:pPr>
+      <w:r>
+        <w:rPr>
+          <w:rStyle w:val="SectionNumber"/>
+        </w:rPr>
+        <w:t xml:space="preserve">0.2.3</w:t>
+      </w:r>
+      <w:r>
+        <w:tab/>
+      </w:r>
+      <w:r>
+        <w:rPr>
+          <w:rFonts w:hint="eastAsia"/>
+        </w:rPr>
+        <w:t xml:space="preserve">问题答案</w:t>
+      </w:r>
+    </w:p>
+    <w:p>
+      <w:pPr>
+        <w:pStyle w:val="FirstParagraph"/>
+      </w:pPr>
+      <w:r>
+        <w:rPr>
+          <w:rFonts w:hint="eastAsia"/>
+        </w:rPr>
+        <w:t xml:space="preserve">继续增大</w:t>
       </w:r>
       <w:r>
         <w:t xml:space="preserve"> </w:t>
       </w:r>
       <m:oMath>
-        <m:sSub>
-          <m:e>
-            <m:r>
-              <m:t>x</m:t>
-            </m:r>
-          </m:e>
-          <m:sub>
-            <m:r>
-              <m:t>1</m:t>
-            </m:r>
-          </m:sub>
-        </m:sSub>
+        <m:r>
+          <m:t>b</m:t>
+        </m:r>
       </m:oMath>
       <w:r>
-        <w:rPr>
-          <w:rFonts w:hint="eastAsia"/>
-        </w:rPr>
-        <w:t xml:space="preserve">，再由</w:t>
+        <w:t xml:space="preserve"> </w:t>
+      </w:r>
+      <w:r>
+        <w:rPr>
+          <w:rFonts w:hint="eastAsia"/>
+        </w:rPr>
+        <w:t xml:space="preserve">并仍然只使用标准公式</w:t>
       </w:r>
       <w:r>
         <w:t xml:space="preserve"> </w:t>
@@ -1750,7 +1980,28 @@
           <m:t>=</m:t>
         </m:r>
         <m:r>
-          <m:t>1</m:t>
+          <m:rPr>
+            <m:sty m:val="p"/>
+          </m:rPr>
+          <m:t>(</m:t>
+        </m:r>
+        <m:r>
+          <m:t>b</m:t>
+        </m:r>
+        <m:r>
+          <m:rPr>
+            <m:sty m:val="p"/>
+          </m:rPr>
+          <m:t>−</m:t>
+        </m:r>
+        <m:r>
+          <m:t>r</m:t>
+        </m:r>
+        <m:r>
+          <m:rPr>
+            <m:sty m:val="p"/>
+          </m:rPr>
+          <m:t>)</m:t>
         </m:r>
         <m:r>
           <m:rPr>
@@ -1758,144 +2009,8 @@
           </m:rPr>
           <m:t>/</m:t>
         </m:r>
-        <m:sSub>
-          <m:e>
-            <m:r>
-              <m:t>x</m:t>
-            </m:r>
-          </m:e>
-          <m:sub>
-            <m:r>
-              <m:t>1</m:t>
-            </m:r>
-          </m:sub>
-        </m:sSub>
-      </m:oMath>
-      <w:r>
-        <w:t xml:space="preserve"> </w:t>
-      </w:r>
-      <w:r>
-        <w:rPr>
-          <w:rFonts w:hint="eastAsia"/>
-        </w:rPr>
-        <w:t xml:space="preserve">得到小根。</w:t>
-      </w:r>
-    </w:p>
-    <w:bookmarkEnd w:id="17"/>
-    <w:bookmarkEnd w:id="18"/>
-    <w:bookmarkStart w:id="26" w:name="problem-12大参数区间的误差比较"/>
-    <w:p>
-      <w:pPr>
-        <w:pStyle w:val="Heading2"/>
-      </w:pPr>
-      <w:r>
-        <w:rPr>
-          <w:rStyle w:val="SectionNumber"/>
-        </w:rPr>
-        <w:t xml:space="preserve">0.2</w:t>
-      </w:r>
-      <w:r>
-        <w:tab/>
-      </w:r>
-      <w:r>
-        <w:t xml:space="preserve">Problem </w:t>
-      </w:r>
-      <w:r>
-        <w:rPr>
-          <w:rFonts w:hint="eastAsia"/>
-        </w:rPr>
-        <w:t xml:space="preserve">1(2)：大参数区间的误差比较</w:t>
-      </w:r>
-    </w:p>
-    <w:p>
-      <w:pPr>
-        <w:pStyle w:val="FirstParagraph"/>
-      </w:pPr>
-      <w:r>
-        <w:rPr>
-          <w:rFonts w:hint="eastAsia"/>
-        </w:rPr>
-        <w:t xml:space="preserve">相关脚本：</w:t>
-      </w:r>
-    </w:p>
-    <w:p>
-      <w:pPr>
-        <w:pStyle w:val="Compact"/>
-        <w:numPr>
-          <w:ilvl w:val="0"/>
-          <w:numId w:val="1002"/>
-        </w:numPr>
-      </w:pPr>
-      <w:hyperlink r:id="rId12">
-        <w:r>
-          <w:rPr>
-            <w:rStyle w:val="Hyperlink"/>
-            <w:rFonts w:hint="eastAsia"/>
-          </w:rPr>
-          <w:t xml:space="preserve">本地</w:t>
-        </w:r>
-        <w:r>
-          <w:rPr>
-            <w:rStyle w:val="Hyperlink"/>
-          </w:rPr>
-          <w:t xml:space="preserve"> scripts/problem1.c</w:t>
-        </w:r>
-      </w:hyperlink>
-    </w:p>
-    <w:p>
-      <w:pPr>
-        <w:pStyle w:val="Compact"/>
-        <w:numPr>
-          <w:ilvl w:val="0"/>
-          <w:numId w:val="1002"/>
-        </w:numPr>
-      </w:pPr>
-      <w:hyperlink r:id="rId13">
-        <w:r>
-          <w:rPr>
-            <w:rStyle w:val="Hyperlink"/>
-          </w:rPr>
-          <w:t xml:space="preserve">GitHub scripts/problem1.c</w:t>
-        </w:r>
-      </w:hyperlink>
-    </w:p>
-    <w:bookmarkStart w:id="19" w:name="待求问题-1"/>
-    <w:p>
-      <w:pPr>
-        <w:pStyle w:val="Heading3"/>
-      </w:pPr>
-      <w:r>
-        <w:rPr>
-          <w:rStyle w:val="SectionNumber"/>
-        </w:rPr>
-        <w:t xml:space="preserve">0.2.1</w:t>
-      </w:r>
-      <w:r>
-        <w:tab/>
-      </w:r>
-      <w:r>
-        <w:rPr>
-          <w:rFonts w:hint="eastAsia"/>
-        </w:rPr>
-        <w:t xml:space="preserve">待求问题</w:t>
-      </w:r>
-    </w:p>
-    <w:p>
-      <w:pPr>
-        <w:pStyle w:val="FirstParagraph"/>
-      </w:pPr>
-      <w:r>
-        <w:rPr>
-          <w:rFonts w:hint="eastAsia"/>
-        </w:rPr>
-        <w:t xml:space="preserve">随后增大</w:t>
-      </w:r>
-      <w:r>
-        <w:t xml:space="preserve"> </w:t>
-      </w:r>
-      <m:oMath>
         <m:r>
-          <m:t>b</m:t>
+          <m:t>2</m:t>
         </m:r>
       </m:oMath>
       <w:r>
@@ -1905,322 +2020,7 @@
         <w:rPr>
           <w:rFonts w:hint="eastAsia"/>
         </w:rPr>
-        <w:t xml:space="preserve">取值并列表比较误差变化。</w:t>
-      </w:r>
-    </w:p>
-    <w:bookmarkEnd w:id="19"/>
-    <w:bookmarkStart w:id="20" w:name="解决方式-1"/>
-    <w:p>
-      <w:pPr>
-        <w:pStyle w:val="Heading3"/>
-      </w:pPr>
-      <w:r>
-        <w:rPr>
-          <w:rStyle w:val="SectionNumber"/>
-        </w:rPr>
-        <w:t xml:space="preserve">0.2.2</w:t>
-      </w:r>
-      <w:r>
-        <w:tab/>
-      </w:r>
-      <w:r>
-        <w:rPr>
-          <w:rFonts w:hint="eastAsia"/>
-        </w:rPr>
-        <w:t xml:space="preserve">解决方式</w:t>
-      </w:r>
-    </w:p>
-    <w:p>
-      <w:pPr>
-        <w:pStyle w:val="FirstParagraph"/>
-      </w:pPr>
-      <w:r>
-        <w:rPr>
-          <w:rFonts w:hint="eastAsia"/>
-        </w:rPr>
-        <w:t xml:space="preserve">为使实验步骤表达得更规范，本文以伪代码方式给出求解过程：</w:t>
-      </w:r>
-    </w:p>
-    <w:p>
-      <w:pPr>
-        <w:pStyle w:val="SourceCode"/>
-      </w:pPr>
-      <w:r>
-        <w:rPr>
-          <w:rStyle w:val="VerbatimChar"/>
-        </w:rPr>
-        <w:t xml:space="preserve">Input : precisions P, test values B</w:t>
-      </w:r>
-      <w:r>
-        <w:br/>
-      </w:r>
-      <w:r>
-        <w:rPr>
-          <w:rStyle w:val="VerbatimChar"/>
-        </w:rPr>
-        <w:t xml:space="preserve">Output: error table and error curve</w:t>
-      </w:r>
-      <w:r>
-        <w:br/>
-      </w:r>
-      <w:r>
-        <w:br/>
-      </w:r>
-      <w:r>
-        <w:rPr>
-          <w:rStyle w:val="VerbatimChar"/>
-        </w:rPr>
-        <w:t xml:space="preserve">for each p in P do</w:t>
-      </w:r>
-      <w:r>
-        <w:br/>
-      </w:r>
-      <w:r>
-        <w:rPr>
-          <w:rStyle w:val="VerbatimChar"/>
-        </w:rPr>
-        <w:t xml:space="preserve">    for each b in B do</w:t>
-      </w:r>
-      <w:r>
-        <w:br/>
-      </w:r>
-      <w:r>
-        <w:rPr>
-          <w:rStyle w:val="VerbatimChar"/>
-        </w:rPr>
-        <w:t xml:space="preserve">        r &lt;- sqrt(b^2 - 4)</w:t>
-      </w:r>
-      <w:r>
-        <w:br/>
-      </w:r>
-      <w:r>
-        <w:rPr>
-          <w:rStyle w:val="VerbatimChar"/>
-        </w:rPr>
-        <w:t xml:space="preserve">        x_std &lt;- (b - r) / 2</w:t>
-      </w:r>
-      <w:r>
-        <w:br/>
-      </w:r>
-      <w:r>
-        <w:rPr>
-          <w:rStyle w:val="VerbatimChar"/>
-        </w:rPr>
-        <w:t xml:space="preserve">        x_rat &lt;- 2 / (b + r)</w:t>
-      </w:r>
-      <w:r>
-        <w:br/>
-      </w:r>
-      <w:r>
-        <w:rPr>
-          <w:rStyle w:val="VerbatimChar"/>
-        </w:rPr>
-        <w:t xml:space="preserve">        x_ref &lt;- ref_root(b)</w:t>
-      </w:r>
-      <w:r>
-        <w:br/>
-      </w:r>
-      <w:r>
-        <w:rPr>
-          <w:rStyle w:val="VerbatimChar"/>
-        </w:rPr>
-        <w:t xml:space="preserve">        err_std &lt;- relerr(x_std, x_ref)</w:t>
-      </w:r>
-      <w:r>
-        <w:br/>
-      </w:r>
-      <w:r>
-        <w:rPr>
-          <w:rStyle w:val="VerbatimChar"/>
-        </w:rPr>
-        <w:t xml:space="preserve">        err_rat &lt;- relerr(x_rat, x_ref)</w:t>
-      </w:r>
-      <w:r>
-        <w:br/>
-      </w:r>
-      <w:r>
-        <w:rPr>
-          <w:rStyle w:val="VerbatimChar"/>
-        </w:rPr>
-        <w:t xml:space="preserve">    end for</w:t>
-      </w:r>
-      <w:r>
-        <w:br/>
-      </w:r>
-      <w:r>
-        <w:rPr>
-          <w:rStyle w:val="VerbatimChar"/>
-        </w:rPr>
-        <w:t xml:space="preserve">end for</w:t>
-      </w:r>
-    </w:p>
-    <w:p>
-      <w:pPr>
-        <w:pStyle w:val="FirstParagraph"/>
-      </w:pPr>
-      <w:r>
-        <w:rPr>
-          <w:rFonts w:hint="eastAsia"/>
-        </w:rPr>
-        <w:t xml:space="preserve">其中</w:t>
-      </w:r>
-      <w:r>
-        <w:t xml:space="preserve"> </w:t>
-      </w:r>
-      <w:r>
-        <w:rPr>
-          <w:rStyle w:val="VerbatimChar"/>
-        </w:rPr>
-        <w:t xml:space="preserve">ref_root(b)</w:t>
-      </w:r>
-      <w:r>
-        <w:t xml:space="preserve"> </w:t>
-      </w:r>
-      <w:r>
-        <w:rPr>
-          <w:rFonts w:hint="eastAsia"/>
-        </w:rPr>
-        <w:t xml:space="preserve">表示高精度参考解，</w:t>
-      </w:r>
-      <w:r>
-        <w:rPr>
-          <w:rStyle w:val="VerbatimChar"/>
-        </w:rPr>
-        <w:t xml:space="preserve">relerr</w:t>
-      </w:r>
-      <w:r>
-        <w:t xml:space="preserve"> </w:t>
-      </w:r>
-      <w:r>
-        <w:rPr>
-          <w:rFonts w:hint="eastAsia"/>
-        </w:rPr>
-        <w:t xml:space="preserve">表示相对误差计算函数。</w:t>
-      </w:r>
-    </w:p>
-    <w:bookmarkEnd w:id="20"/>
-    <w:bookmarkStart w:id="24" w:name="问题答案-1"/>
-    <w:p>
-      <w:pPr>
-        <w:pStyle w:val="Heading3"/>
-      </w:pPr>
-      <w:r>
-        <w:rPr>
-          <w:rStyle w:val="SectionNumber"/>
-        </w:rPr>
-        <w:t xml:space="preserve">0.2.3</w:t>
-      </w:r>
-      <w:r>
-        <w:tab/>
-      </w:r>
-      <w:r>
-        <w:rPr>
-          <w:rFonts w:hint="eastAsia"/>
-        </w:rPr>
-        <w:t xml:space="preserve">问题答案</w:t>
-      </w:r>
-    </w:p>
-    <w:p>
-      <w:pPr>
-        <w:pStyle w:val="FirstParagraph"/>
-      </w:pPr>
-      <w:r>
-        <w:rPr>
-          <w:rFonts w:hint="eastAsia"/>
-        </w:rPr>
-        <w:t xml:space="preserve">当</w:t>
-      </w:r>
-      <w:r>
-        <w:t xml:space="preserve"> </w:t>
-      </w:r>
-      <m:oMath>
-        <m:r>
-          <m:t>b</m:t>
-        </m:r>
-      </m:oMath>
-      <w:r>
-        <w:t xml:space="preserve"> </w:t>
-      </w:r>
-      <w:r>
-        <w:rPr>
-          <w:rFonts w:hint="eastAsia"/>
-        </w:rPr>
-        <w:t xml:space="preserve">继续增大时，标准公式的误差迅速放大，而有理化公式保持稳定。误差变化趋势如图所示。</w:t>
-      </w:r>
-    </w:p>
-    <w:p>
-      <w:pPr>
-        <w:pStyle w:val="CaptionedFigure"/>
-      </w:pPr>
-      <w:r>
-        <w:drawing>
-          <wp:inline>
-            <wp:extent cx="4693920" cy="5632704"/>
-            <wp:effectExtent b="0" l="0" r="0" t="0"/>
-            <wp:docPr descr="Problem 1 relative-error comparison" title="" id="22" name="Picture"/>
-            <a:graphic>
-              <a:graphicData uri="http://schemas.openxmlformats.org/drawingml/2006/picture">
-                <pic:pic>
-                  <pic:nvPicPr>
-                    <pic:cNvPr descr="../../result/problem1_relative_error.png" id="23" name="Picture"/>
-                    <pic:cNvPicPr>
-                      <a:picLocks noChangeArrowheads="1" noChangeAspect="1"/>
-                    </pic:cNvPicPr>
-                  </pic:nvPicPr>
-                  <pic:blipFill>
-                    <a:blip r:embed="rId21"/>
-                    <a:stretch>
-                      <a:fillRect/>
-                    </a:stretch>
-                  </pic:blipFill>
-                  <pic:spPr bwMode="auto">
-                    <a:xfrm>
-                      <a:off x="0" y="0"/>
-                      <a:ext cx="4693920" cy="5632704"/>
-                    </a:xfrm>
-                    <a:prstGeom prst="rect">
-                      <a:avLst/>
-                    </a:prstGeom>
-                    <a:noFill/>
-                    <a:ln w="9525">
-                      <a:noFill/>
-                      <a:headEnd/>
-                      <a:tailEnd/>
-                    </a:ln>
-                  </pic:spPr>
-                </pic:pic>
-              </a:graphicData>
-            </a:graphic>
-          </wp:inline>
-        </w:drawing>
-      </w:r>
-    </w:p>
-    <w:p>
-      <w:pPr>
-        <w:pStyle w:val="ImageCaption"/>
-      </w:pPr>
-      <w:r>
-        <w:t xml:space="preserve">Problem 1 relative-error comparison</w:t>
-      </w:r>
-    </w:p>
-    <w:p>
-      <w:pPr>
-        <w:pStyle w:val="BodyText"/>
-      </w:pPr>
-      <w:r>
-        <w:rPr>
-          <w:rFonts w:hint="eastAsia"/>
-        </w:rPr>
-        <w:t xml:space="preserve">表</w:t>
-      </w:r>
-      <w:r>
-        <w:t xml:space="preserve"> 1 </w:t>
-      </w:r>
-      <w:r>
-        <w:rPr>
-          <w:rFonts w:hint="eastAsia"/>
-        </w:rPr>
-        <w:t xml:space="preserve">给出了代表性结果。</w:t>
+        <w:t xml:space="preserve">时，代表性相对误差如下。</w:t>
       </w:r>
     </w:p>
     <w:tbl>
@@ -2230,11 +2030,9 @@
         <w:tblLook w:firstRow="1" w:lastRow="0" w:firstColumn="0" w:lastColumn="0" w:noHBand="0" w:noVBand="0" w:val="0020"/>
       </w:tblPr>
       <w:tblGrid>
-        <w:gridCol w:w="1584"/>
-        <w:gridCol w:w="1584"/>
-        <w:gridCol w:w="1584"/>
-        <w:gridCol w:w="1584"/>
-        <w:gridCol w:w="1584"/>
+        <w:gridCol w:w="2640"/>
+        <w:gridCol w:w="2640"/>
+        <w:gridCol w:w="2640"/>
       </w:tblGrid>
       <w:tr>
         <w:trPr>
@@ -2278,37 +2076,7 @@
               <w:rPr>
                 <w:rFonts w:hint="eastAsia"/>
               </w:rPr>
-              <w:t xml:space="preserve">标准误差</w:t>
-            </w:r>
-          </w:p>
-        </w:tc>
-        <w:tc>
-          <w:tcPr/>
-          <w:p>
-            <w:pPr>
-              <w:pStyle w:val="Compact"/>
-              <w:jc w:val="right"/>
-            </w:pPr>
-            <w:r>
-              <w:rPr>
-                <w:rFonts w:hint="eastAsia"/>
-              </w:rPr>
-              <w:t xml:space="preserve">有理化误差</w:t>
-            </w:r>
-          </w:p>
-        </w:tc>
-        <w:tc>
-          <w:tcPr/>
-          <w:p>
-            <w:pPr>
-              <w:pStyle w:val="Compact"/>
-              <w:jc w:val="right"/>
-            </w:pPr>
-            <w:r>
-              <w:rPr>
-                <w:rFonts w:hint="eastAsia"/>
-              </w:rPr>
-              <w:t xml:space="preserve">改进倍数</w:t>
+              <w:t xml:space="preserve">标准公式相对误差</w:t>
             </w:r>
           </w:p>
         </w:tc>
@@ -2350,30 +2118,6 @@
             </w:r>
           </w:p>
         </w:tc>
-        <w:tc>
-          <w:tcPr/>
-          <w:p>
-            <w:pPr>
-              <w:pStyle w:val="Compact"/>
-              <w:jc w:val="right"/>
-            </w:pPr>
-            <w:r>
-              <w:t xml:space="preserve">2.0003E-8</w:t>
-            </w:r>
-          </w:p>
-        </w:tc>
-        <w:tc>
-          <w:tcPr/>
-          <w:p>
-            <w:pPr>
-              <w:pStyle w:val="Compact"/>
-              <w:jc w:val="right"/>
-            </w:pPr>
-            <w:r>
-              <w:t xml:space="preserve">5.6786E+3</w:t>
-            </w:r>
-          </w:p>
-        </w:tc>
       </w:tr>
       <w:tr>
         <w:tc>
@@ -2412,30 +2156,6 @@
             </w:r>
           </w:p>
         </w:tc>
-        <w:tc>
-          <w:tcPr/>
-          <w:p>
-            <w:pPr>
-              <w:pStyle w:val="Compact"/>
-              <w:jc w:val="right"/>
-            </w:pPr>
-            <w:r>
-              <w:t xml:space="preserve">2.0002E-8</w:t>
-            </w:r>
-          </w:p>
-        </w:tc>
-        <w:tc>
-          <w:tcPr/>
-          <w:p>
-            <w:pPr>
-              <w:pStyle w:val="Compact"/>
-              <w:jc w:val="right"/>
-            </w:pPr>
-            <w:r>
-              <w:t xml:space="preserve">3.5392E+5</w:t>
-            </w:r>
-          </w:p>
-        </w:tc>
       </w:tr>
       <w:tr>
         <w:tc>
@@ -2474,30 +2194,6 @@
             </w:r>
           </w:p>
         </w:tc>
-        <w:tc>
-          <w:tcPr/>
-          <w:p>
-            <w:pPr>
-              <w:pStyle w:val="Compact"/>
-              <w:jc w:val="right"/>
-            </w:pPr>
-            <w:r>
-              <w:t xml:space="preserve">3.5000E-8</w:t>
-            </w:r>
-          </w:p>
-        </w:tc>
-        <w:tc>
-          <w:tcPr/>
-          <w:p>
-            <w:pPr>
-              <w:pStyle w:val="Compact"/>
-              <w:jc w:val="right"/>
-            </w:pPr>
-            <w:r>
-              <w:t xml:space="preserve">2.8571E+7</w:t>
-            </w:r>
-          </w:p>
-        </w:tc>
       </w:tr>
       <w:tr>
         <w:tc>
@@ -2536,30 +2232,6 @@
             </w:r>
           </w:p>
         </w:tc>
-        <w:tc>
-          <w:tcPr/>
-          <w:p>
-            <w:pPr>
-              <w:pStyle w:val="Compact"/>
-              <w:jc w:val="right"/>
-            </w:pPr>
-            <w:r>
-              <w:t xml:space="preserve">9.9980E-17</w:t>
-            </w:r>
-          </w:p>
-        </w:tc>
-        <w:tc>
-          <w:tcPr/>
-          <w:p>
-            <w:pPr>
-              <w:pStyle w:val="Compact"/>
-              <w:jc w:val="right"/>
-            </w:pPr>
-            <w:r>
-              <w:t xml:space="preserve">3.3850E+9</w:t>
-            </w:r>
-          </w:p>
-        </w:tc>
       </w:tr>
       <w:tr>
         <w:tc>
@@ -2598,30 +2270,6 @@
             </w:r>
           </w:p>
         </w:tc>
-        <w:tc>
-          <w:tcPr/>
-          <w:p>
-            <w:pPr>
-              <w:pStyle w:val="Compact"/>
-              <w:jc w:val="right"/>
-            </w:pPr>
-            <w:r>
-              <w:t xml:space="preserve">1.0000E-20</w:t>
-            </w:r>
-          </w:p>
-        </w:tc>
-        <w:tc>
-          <w:tcPr/>
-          <w:p>
-            <w:pPr>
-              <w:pStyle w:val="Compact"/>
-              <w:jc w:val="right"/>
-            </w:pPr>
-            <w:r>
-              <w:t xml:space="preserve">1.0000E+20</w:t>
-            </w:r>
-          </w:p>
-        </w:tc>
       </w:tr>
       <w:tr>
         <w:tc>
@@ -2660,30 +2308,6 @@
             </w:r>
           </w:p>
         </w:tc>
-        <w:tc>
-          <w:tcPr/>
-          <w:p>
-            <w:pPr>
-              <w:pStyle w:val="Compact"/>
-              <w:jc w:val="right"/>
-            </w:pPr>
-            <w:r>
-              <w:t xml:space="preserve">1.0000E-34</w:t>
-            </w:r>
-          </w:p>
-        </w:tc>
-        <w:tc>
-          <w:tcPr/>
-          <w:p>
-            <w:pPr>
-              <w:pStyle w:val="Compact"/>
-              <w:jc w:val="right"/>
-            </w:pPr>
-            <w:r>
-              <w:t xml:space="preserve">6.8266E+18</w:t>
-            </w:r>
-          </w:p>
-        </w:tc>
       </w:tr>
     </w:tbl>
     <w:p>
@@ -2736,16 +2360,7 @@
         <w:rPr>
           <w:rFonts w:hint="eastAsia"/>
         </w:rPr>
-        <w:t xml:space="preserve">1.0000E+0，说明小根信息几乎完全丢失；对应的有理化误差仍只有</w:t>
-      </w:r>
-      <w:r>
-        <w:t xml:space="preserve"> </w:t>
-      </w:r>
-      <w:r>
-        <w:rPr>
-          <w:rFonts w:hint="eastAsia"/>
-        </w:rPr>
-        <w:t xml:space="preserve">3.5000E-8。对于</w:t>
+        <w:t xml:space="preserve">1.0000E+0，说明小根信息几乎完全丢失。对于</w:t>
       </w:r>
       <w:r>
         <w:t xml:space="preserve"> </w:t>
@@ -2808,8 +2423,8 @@
         <w:t xml:space="preserve">的误差量级。</w:t>
       </w:r>
     </w:p>
-    <w:bookmarkEnd w:id="24"/>
-    <w:bookmarkStart w:id="25" w:name="分析-1"/>
+    <w:bookmarkEnd w:id="21"/>
+    <w:bookmarkStart w:id="22" w:name="分析-1"/>
     <w:p>
       <w:pPr>
         <w:pStyle w:val="Heading3"/>
@@ -3071,135 +2686,14 @@
         <w:rPr>
           <w:rFonts w:hint="eastAsia"/>
         </w:rPr>
-        <w:t xml:space="preserve">的小量，高位有效数字会在减法阶段被提前消耗。有理化公式</w:t>
-      </w:r>
-    </w:p>
-    <w:p>
-      <w:pPr>
-        <w:pStyle w:val="BodyText"/>
-      </w:pPr>
-      <m:oMathPara>
-        <m:oMathParaPr>
-          <m:jc m:val="center"/>
-        </m:oMathParaPr>
-        <m:oMath>
-          <m:sSub>
-            <m:e>
-              <m:r>
-                <m:t>x</m:t>
-              </m:r>
-            </m:e>
-            <m:sub>
-              <m:r>
-                <m:t>2</m:t>
-              </m:r>
-            </m:sub>
-          </m:sSub>
-          <m:r>
-            <m:rPr>
-              <m:sty m:val="p"/>
-            </m:rPr>
-            <m:t>=</m:t>
-          </m:r>
-          <m:f>
-            <m:fPr>
-              <m:type m:val="bar"/>
-            </m:fPr>
-            <m:num>
-              <m:r>
-                <m:t>2</m:t>
-              </m:r>
-            </m:num>
-            <m:den>
-              <m:r>
-                <m:t>b</m:t>
-              </m:r>
-              <m:r>
-                <m:rPr>
-                  <m:sty m:val="p"/>
-                </m:rPr>
-                <m:t>+</m:t>
-              </m:r>
-              <m:rad>
-                <m:radPr>
-                  <m:degHide m:val="on"/>
-                </m:radPr>
-                <m:deg/>
-                <m:e>
-                  <m:sSup>
-                    <m:e>
-                      <m:r>
-                        <m:t>b</m:t>
-                      </m:r>
-                    </m:e>
-                    <m:sup>
-                      <m:r>
-                        <m:t>2</m:t>
-                      </m:r>
-                    </m:sup>
-                  </m:sSup>
-                  <m:r>
-                    <m:rPr>
-                      <m:sty m:val="p"/>
-                    </m:rPr>
-                    <m:t>−</m:t>
-                  </m:r>
-                  <m:r>
-                    <m:t>4</m:t>
-                  </m:r>
-                </m:e>
-              </m:rad>
-            </m:den>
-          </m:f>
-        </m:oMath>
-      </m:oMathPara>
-    </w:p>
-    <w:p>
-      <w:pPr>
-        <w:pStyle w:val="FirstParagraph"/>
-      </w:pPr>
-      <w:r>
-        <w:rPr>
-          <w:rFonts w:hint="eastAsia"/>
-        </w:rPr>
-        <w:t xml:space="preserve">将这一相减过程替换为除法运算，因此显著抑制了误差放大。进一步地，由根的乘积关系</w:t>
+        <w:t xml:space="preserve">的小量，高位有效数字会在减法阶段被提前消耗。表中的退化正是这一相消过程随</w:t>
       </w:r>
       <w:r>
         <w:t xml:space="preserve"> </w:t>
       </w:r>
       <m:oMath>
-        <m:sSub>
-          <m:e>
-            <m:r>
-              <m:t>x</m:t>
-            </m:r>
-          </m:e>
-          <m:sub>
-            <m:r>
-              <m:t>1</m:t>
-            </m:r>
-          </m:sub>
-        </m:sSub>
-        <m:sSub>
-          <m:e>
-            <m:r>
-              <m:t>x</m:t>
-            </m:r>
-          </m:e>
-          <m:sub>
-            <m:r>
-              <m:t>2</m:t>
-            </m:r>
-          </m:sub>
-        </m:sSub>
         <m:r>
-          <m:rPr>
-            <m:sty m:val="p"/>
-          </m:rPr>
-          <m:t>=</m:t>
-        </m:r>
-        <m:r>
-          <m:t>1</m:t>
+          <m:t>b</m:t>
         </m:r>
       </m:oMath>
       <w:r>
@@ -3209,87 +2703,28 @@
         <w:rPr>
           <w:rFonts w:hint="eastAsia"/>
         </w:rPr>
-        <w:t xml:space="preserve">还可得到另一种稳定实现，即先稳定计算较大的根</w:t>
+        <w:t xml:space="preserve">增大而加剧的结果。下一问再对这个表达式进行代数改写，并用同一组</w:t>
       </w:r>
       <w:r>
         <w:t xml:space="preserve"> </w:t>
       </w:r>
       <m:oMath>
-        <m:sSub>
-          <m:e>
-            <m:r>
-              <m:t>x</m:t>
-            </m:r>
-          </m:e>
-          <m:sub>
-            <m:r>
-              <m:t>1</m:t>
-            </m:r>
-          </m:sub>
-        </m:sSub>
+        <m:r>
+          <m:t>b</m:t>
+        </m:r>
       </m:oMath>
       <w:r>
-        <w:rPr>
-          <w:rFonts w:hint="eastAsia"/>
-        </w:rPr>
-        <w:t xml:space="preserve">，再由</w:t>
-      </w:r>
-      <w:r>
-        <w:t xml:space="preserve"> </w:t>
-      </w:r>
-      <m:oMath>
-        <m:sSub>
-          <m:e>
-            <m:r>
-              <m:t>x</m:t>
-            </m:r>
-          </m:e>
-          <m:sub>
-            <m:r>
-              <m:t>2</m:t>
-            </m:r>
-          </m:sub>
-        </m:sSub>
-        <m:r>
-          <m:rPr>
-            <m:sty m:val="p"/>
-          </m:rPr>
-          <m:t>=</m:t>
-        </m:r>
-        <m:r>
-          <m:t>1</m:t>
-        </m:r>
-        <m:r>
-          <m:rPr>
-            <m:sty m:val="p"/>
-          </m:rPr>
-          <m:t>/</m:t>
-        </m:r>
-        <m:sSub>
-          <m:e>
-            <m:r>
-              <m:t>x</m:t>
-            </m:r>
-          </m:e>
-          <m:sub>
-            <m:r>
-              <m:t>1</m:t>
-            </m:r>
-          </m:sub>
-        </m:sSub>
-      </m:oMath>
-      <w:r>
-        <w:t xml:space="preserve"> </w:t>
-      </w:r>
-      <w:r>
-        <w:rPr>
-          <w:rFonts w:hint="eastAsia"/>
-        </w:rPr>
-        <w:t xml:space="preserve">得到小根。</w:t>
-      </w:r>
-    </w:p>
-    <w:bookmarkEnd w:id="25"/>
-    <w:bookmarkEnd w:id="26"/>
+        <w:t xml:space="preserve"> </w:t>
+      </w:r>
+      <w:r>
+        <w:rPr>
+          <w:rFonts w:hint="eastAsia"/>
+        </w:rPr>
+        <w:t xml:space="preserve">值复现实验。</w:t>
+      </w:r>
+    </w:p>
+    <w:bookmarkEnd w:id="22"/>
+    <w:bookmarkEnd w:id="23"/>
     <w:bookmarkStart w:id="31" w:name="problem-13有理化改写与再实验"/>
     <w:p>
       <w:pPr>
@@ -3366,7 +2801,7 @@
         </w:r>
       </w:hyperlink>
     </w:p>
-    <w:bookmarkStart w:id="27" w:name="待求问题-2"/>
+    <w:bookmarkStart w:id="24" w:name="待求问题-2"/>
     <w:p>
       <w:pPr>
         <w:pStyle w:val="Heading3"/>
@@ -3559,8 +2994,8 @@
         <w:t xml:space="preserve">并重新进行同样的实验，以比较两种实现的稳定性差异。</w:t>
       </w:r>
     </w:p>
-    <w:bookmarkEnd w:id="27"/>
-    <w:bookmarkStart w:id="28" w:name="解决方式-2"/>
+    <w:bookmarkEnd w:id="24"/>
+    <w:bookmarkStart w:id="25" w:name="解决方式-2"/>
     <w:p>
       <w:pPr>
         <w:pStyle w:val="Heading3"/>
@@ -3749,7 +3184,7 @@
         <w:t xml:space="preserve">表示相对误差计算函数。</w:t>
       </w:r>
     </w:p>
-    <w:bookmarkEnd w:id="28"/>
+    <w:bookmarkEnd w:id="25"/>
     <w:bookmarkStart w:id="29" w:name="问题答案-2"/>
     <w:p>
       <w:pPr>
@@ -3779,17 +3214,598 @@
         <w:rPr>
           <w:rFonts w:hint="eastAsia"/>
         </w:rPr>
-        <w:t xml:space="preserve">有理化后未再出现与标准公式同量级的误差爆炸。实验范围内，有理化公式始终显著优于标准公式；例如在</w:t>
-      </w:r>
-      <w:r>
-        <w:t xml:space="preserve"> </w:t>
-      </w:r>
-      <w:r>
-        <w:rPr>
-          <w:rStyle w:val="VerbatimChar"/>
-        </w:rPr>
-        <w:t xml:space="preserve">double, b=10^10</w:t>
-      </w:r>
+        <w:t xml:space="preserve">对同一组</w:t>
+      </w:r>
+      <w:r>
+        <w:t xml:space="preserve"> </w:t>
+      </w:r>
+      <m:oMath>
+        <m:r>
+          <m:t>b</m:t>
+        </m:r>
+      </m:oMath>
+      <w:r>
+        <w:t xml:space="preserve"> </w:t>
+      </w:r>
+      <w:r>
+        <w:rPr>
+          <w:rFonts w:hint="eastAsia"/>
+        </w:rPr>
+        <w:t xml:space="preserve">值重新实验后，代表性结果如下。</w:t>
+      </w:r>
+    </w:p>
+    <w:p>
+      <w:pPr>
+        <w:pStyle w:val="CaptionedFigure"/>
+      </w:pPr>
+      <w:r>
+        <w:drawing>
+          <wp:inline>
+            <wp:extent cx="4693920" cy="5632704"/>
+            <wp:effectExtent b="0" l="0" r="0" t="0"/>
+            <wp:docPr descr="Problem 1 relative-error comparison after rationalization" title="" id="27" name="Picture"/>
+            <a:graphic>
+              <a:graphicData uri="http://schemas.openxmlformats.org/drawingml/2006/picture">
+                <pic:pic>
+                  <pic:nvPicPr>
+                    <pic:cNvPr descr="../../result/problem1_relative_error.png" id="28" name="Picture"/>
+                    <pic:cNvPicPr>
+                      <a:picLocks noChangeArrowheads="1" noChangeAspect="1"/>
+                    </pic:cNvPicPr>
+                  </pic:nvPicPr>
+                  <pic:blipFill>
+                    <a:blip r:embed="rId26"/>
+                    <a:stretch>
+                      <a:fillRect/>
+                    </a:stretch>
+                  </pic:blipFill>
+                  <pic:spPr bwMode="auto">
+                    <a:xfrm>
+                      <a:off x="0" y="0"/>
+                      <a:ext cx="4693920" cy="5632704"/>
+                    </a:xfrm>
+                    <a:prstGeom prst="rect">
+                      <a:avLst/>
+                    </a:prstGeom>
+                    <a:noFill/>
+                    <a:ln w="9525">
+                      <a:noFill/>
+                      <a:headEnd/>
+                      <a:tailEnd/>
+                    </a:ln>
+                  </pic:spPr>
+                </pic:pic>
+              </a:graphicData>
+            </a:graphic>
+          </wp:inline>
+        </w:drawing>
+      </w:r>
+    </w:p>
+    <w:p>
+      <w:pPr>
+        <w:pStyle w:val="ImageCaption"/>
+      </w:pPr>
+      <w:r>
+        <w:t xml:space="preserve">Problem 1 relative-error comparison after rationalization</w:t>
+      </w:r>
+    </w:p>
+    <w:tbl>
+      <w:tblPr>
+        <w:tblStyle w:val="Table"/>
+        <w:tblW w:type="auto" w:w="0"/>
+        <w:tblLook w:firstRow="1" w:lastRow="0" w:firstColumn="0" w:lastColumn="0" w:noHBand="0" w:noVBand="0" w:val="0020"/>
+      </w:tblPr>
+      <w:tblGrid>
+        <w:gridCol w:w="1584"/>
+        <w:gridCol w:w="1584"/>
+        <w:gridCol w:w="1584"/>
+        <w:gridCol w:w="1584"/>
+        <w:gridCol w:w="1584"/>
+      </w:tblGrid>
+      <w:tr>
+        <w:trPr>
+          <w:tblHeader w:val="on"/>
+        </w:trPr>
+        <w:tc>
+          <w:tcPr/>
+          <w:p>
+            <w:pPr>
+              <w:pStyle w:val="Compact"/>
+              <w:jc w:val="left"/>
+            </w:pPr>
+            <w:r>
+              <w:rPr>
+                <w:rFonts w:hint="eastAsia"/>
+              </w:rPr>
+              <w:t xml:space="preserve">精度</w:t>
+            </w:r>
+          </w:p>
+        </w:tc>
+        <w:tc>
+          <w:tcPr/>
+          <w:p>
+            <w:pPr>
+              <w:pStyle w:val="Compact"/>
+              <w:jc w:val="right"/>
+            </w:pPr>
+            <w:r>
+              <w:t xml:space="preserve">b</w:t>
+            </w:r>
+          </w:p>
+        </w:tc>
+        <w:tc>
+          <w:tcPr/>
+          <w:p>
+            <w:pPr>
+              <w:pStyle w:val="Compact"/>
+              <w:jc w:val="right"/>
+            </w:pPr>
+            <w:r>
+              <w:rPr>
+                <w:rFonts w:hint="eastAsia"/>
+              </w:rPr>
+              <w:t xml:space="preserve">标准公式相对误差</w:t>
+            </w:r>
+          </w:p>
+        </w:tc>
+        <w:tc>
+          <w:tcPr/>
+          <w:p>
+            <w:pPr>
+              <w:pStyle w:val="Compact"/>
+              <w:jc w:val="right"/>
+            </w:pPr>
+            <w:r>
+              <w:rPr>
+                <w:rFonts w:hint="eastAsia"/>
+              </w:rPr>
+              <w:t xml:space="preserve">有理化公式相对误差</w:t>
+            </w:r>
+          </w:p>
+        </w:tc>
+        <w:tc>
+          <w:tcPr/>
+          <w:p>
+            <w:pPr>
+              <w:pStyle w:val="Compact"/>
+              <w:jc w:val="right"/>
+            </w:pPr>
+            <w:r>
+              <w:rPr>
+                <w:rFonts w:hint="eastAsia"/>
+              </w:rPr>
+              <w:t xml:space="preserve">改进倍数</w:t>
+            </w:r>
+          </w:p>
+        </w:tc>
+      </w:tr>
+      <w:tr>
+        <w:tc>
+          <w:tcPr/>
+          <w:p>
+            <w:pPr>
+              <w:pStyle w:val="Compact"/>
+              <w:jc w:val="left"/>
+            </w:pPr>
+            <w:r>
+              <w:t xml:space="preserve">float</w:t>
+            </w:r>
+          </w:p>
+        </w:tc>
+        <w:tc>
+          <w:tcPr/>
+          <w:p>
+            <w:pPr>
+              <w:pStyle w:val="Compact"/>
+              <w:jc w:val="right"/>
+            </w:pPr>
+            <w:r>
+              <w:t xml:space="preserve">100</w:t>
+            </w:r>
+          </w:p>
+        </w:tc>
+        <w:tc>
+          <w:tcPr/>
+          <w:p>
+            <w:pPr>
+              <w:pStyle w:val="Compact"/>
+              <w:jc w:val="right"/>
+            </w:pPr>
+            <w:r>
+              <w:t xml:space="preserve">1.1359E-4</w:t>
+            </w:r>
+          </w:p>
+        </w:tc>
+        <w:tc>
+          <w:tcPr/>
+          <w:p>
+            <w:pPr>
+              <w:pStyle w:val="Compact"/>
+              <w:jc w:val="right"/>
+            </w:pPr>
+            <w:r>
+              <w:t xml:space="preserve">2.0003E-8</w:t>
+            </w:r>
+          </w:p>
+        </w:tc>
+        <w:tc>
+          <w:tcPr/>
+          <w:p>
+            <w:pPr>
+              <w:pStyle w:val="Compact"/>
+              <w:jc w:val="right"/>
+            </w:pPr>
+            <w:r>
+              <w:t xml:space="preserve">5.6786E+3</w:t>
+            </w:r>
+          </w:p>
+        </w:tc>
+      </w:tr>
+      <w:tr>
+        <w:tc>
+          <w:tcPr/>
+          <w:p>
+            <w:pPr>
+              <w:pStyle w:val="Compact"/>
+              <w:jc w:val="left"/>
+            </w:pPr>
+            <w:r>
+              <w:t xml:space="preserve">float</w:t>
+            </w:r>
+          </w:p>
+        </w:tc>
+        <w:tc>
+          <w:tcPr/>
+          <w:p>
+            <w:pPr>
+              <w:pStyle w:val="Compact"/>
+              <w:jc w:val="right"/>
+            </w:pPr>
+            <w:r>
+              <w:t xml:space="preserve">1000</w:t>
+            </w:r>
+          </w:p>
+        </w:tc>
+        <w:tc>
+          <w:tcPr/>
+          <w:p>
+            <w:pPr>
+              <w:pStyle w:val="Compact"/>
+              <w:jc w:val="right"/>
+            </w:pPr>
+            <w:r>
+              <w:t xml:space="preserve">7.0791E-3</w:t>
+            </w:r>
+          </w:p>
+        </w:tc>
+        <w:tc>
+          <w:tcPr/>
+          <w:p>
+            <w:pPr>
+              <w:pStyle w:val="Compact"/>
+              <w:jc w:val="right"/>
+            </w:pPr>
+            <w:r>
+              <w:t xml:space="preserve">2.0002E-8</w:t>
+            </w:r>
+          </w:p>
+        </w:tc>
+        <w:tc>
+          <w:tcPr/>
+          <w:p>
+            <w:pPr>
+              <w:pStyle w:val="Compact"/>
+              <w:jc w:val="right"/>
+            </w:pPr>
+            <w:r>
+              <w:t xml:space="preserve">3.5392E+5</w:t>
+            </w:r>
+          </w:p>
+        </w:tc>
+      </w:tr>
+      <w:tr>
+        <w:tc>
+          <w:tcPr/>
+          <w:p>
+            <w:pPr>
+              <w:pStyle w:val="Compact"/>
+              <w:jc w:val="left"/>
+            </w:pPr>
+            <w:r>
+              <w:t xml:space="preserve">float</w:t>
+            </w:r>
+          </w:p>
+        </w:tc>
+        <w:tc>
+          <w:tcPr/>
+          <w:p>
+            <w:pPr>
+              <w:pStyle w:val="Compact"/>
+              <w:jc w:val="right"/>
+            </w:pPr>
+            <w:r>
+              <w:t xml:space="preserve">10000</w:t>
+            </w:r>
+          </w:p>
+        </w:tc>
+        <w:tc>
+          <w:tcPr/>
+          <w:p>
+            <w:pPr>
+              <w:pStyle w:val="Compact"/>
+              <w:jc w:val="right"/>
+            </w:pPr>
+            <w:r>
+              <w:t xml:space="preserve">1.0000E+0</w:t>
+            </w:r>
+          </w:p>
+        </w:tc>
+        <w:tc>
+          <w:tcPr/>
+          <w:p>
+            <w:pPr>
+              <w:pStyle w:val="Compact"/>
+              <w:jc w:val="right"/>
+            </w:pPr>
+            <w:r>
+              <w:t xml:space="preserve">3.5000E-8</w:t>
+            </w:r>
+          </w:p>
+        </w:tc>
+        <w:tc>
+          <w:tcPr/>
+          <w:p>
+            <w:pPr>
+              <w:pStyle w:val="Compact"/>
+              <w:jc w:val="right"/>
+            </w:pPr>
+            <w:r>
+              <w:t xml:space="preserve">2.8571E+7</w:t>
+            </w:r>
+          </w:p>
+        </w:tc>
+      </w:tr>
+      <w:tr>
+        <w:tc>
+          <w:tcPr/>
+          <w:p>
+            <w:pPr>
+              <w:pStyle w:val="Compact"/>
+              <w:jc w:val="left"/>
+            </w:pPr>
+            <w:r>
+              <w:t xml:space="preserve">double</w:t>
+            </w:r>
+          </w:p>
+        </w:tc>
+        <w:tc>
+          <w:tcPr/>
+          <w:p>
+            <w:pPr>
+              <w:pStyle w:val="Compact"/>
+              <w:jc w:val="right"/>
+            </w:pPr>
+            <w:r>
+              <w:t xml:space="preserve">100000</w:t>
+            </w:r>
+          </w:p>
+        </w:tc>
+        <w:tc>
+          <w:tcPr/>
+          <w:p>
+            <w:pPr>
+              <w:pStyle w:val="Compact"/>
+              <w:jc w:val="right"/>
+            </w:pPr>
+            <w:r>
+              <w:t xml:space="preserve">3.3844E-7</w:t>
+            </w:r>
+          </w:p>
+        </w:tc>
+        <w:tc>
+          <w:tcPr/>
+          <w:p>
+            <w:pPr>
+              <w:pStyle w:val="Compact"/>
+              <w:jc w:val="right"/>
+            </w:pPr>
+            <w:r>
+              <w:t xml:space="preserve">9.9980E-17</w:t>
+            </w:r>
+          </w:p>
+        </w:tc>
+        <w:tc>
+          <w:tcPr/>
+          <w:p>
+            <w:pPr>
+              <w:pStyle w:val="Compact"/>
+              <w:jc w:val="right"/>
+            </w:pPr>
+            <w:r>
+              <w:t xml:space="preserve">3.3850E+9</w:t>
+            </w:r>
+          </w:p>
+        </w:tc>
+      </w:tr>
+      <w:tr>
+        <w:tc>
+          <w:tcPr/>
+          <w:p>
+            <w:pPr>
+              <w:pStyle w:val="Compact"/>
+              <w:jc w:val="left"/>
+            </w:pPr>
+            <w:r>
+              <w:t xml:space="preserve">double</w:t>
+            </w:r>
+          </w:p>
+        </w:tc>
+        <w:tc>
+          <w:tcPr/>
+          <w:p>
+            <w:pPr>
+              <w:pStyle w:val="Compact"/>
+              <w:jc w:val="right"/>
+            </w:pPr>
+            <w:r>
+              <w:t xml:space="preserve">10000000000</w:t>
+            </w:r>
+          </w:p>
+        </w:tc>
+        <w:tc>
+          <w:tcPr/>
+          <w:p>
+            <w:pPr>
+              <w:pStyle w:val="Compact"/>
+              <w:jc w:val="right"/>
+            </w:pPr>
+            <w:r>
+              <w:t xml:space="preserve">1.0000E+0</w:t>
+            </w:r>
+          </w:p>
+        </w:tc>
+        <w:tc>
+          <w:tcPr/>
+          <w:p>
+            <w:pPr>
+              <w:pStyle w:val="Compact"/>
+              <w:jc w:val="right"/>
+            </w:pPr>
+            <w:r>
+              <w:t xml:space="preserve">1.0000E-20</w:t>
+            </w:r>
+          </w:p>
+        </w:tc>
+        <w:tc>
+          <w:tcPr/>
+          <w:p>
+            <w:pPr>
+              <w:pStyle w:val="Compact"/>
+              <w:jc w:val="right"/>
+            </w:pPr>
+            <w:r>
+              <w:t xml:space="preserve">1.0000E+20</w:t>
+            </w:r>
+          </w:p>
+        </w:tc>
+      </w:tr>
+      <w:tr>
+        <w:tc>
+          <w:tcPr/>
+          <w:p>
+            <w:pPr>
+              <w:pStyle w:val="Compact"/>
+              <w:jc w:val="left"/>
+            </w:pPr>
+            <w:r>
+              <w:t xml:space="preserve">quad</w:t>
+            </w:r>
+          </w:p>
+        </w:tc>
+        <w:tc>
+          <w:tcPr/>
+          <w:p>
+            <w:pPr>
+              <w:pStyle w:val="Compact"/>
+              <w:jc w:val="right"/>
+            </w:pPr>
+            <w:r>
+              <w:t xml:space="preserve">10000000000</w:t>
+            </w:r>
+          </w:p>
+        </w:tc>
+        <w:tc>
+          <w:tcPr/>
+          <w:p>
+            <w:pPr>
+              <w:pStyle w:val="Compact"/>
+              <w:jc w:val="right"/>
+            </w:pPr>
+            <w:r>
+              <w:t xml:space="preserve">6.8266E-16</w:t>
+            </w:r>
+          </w:p>
+        </w:tc>
+        <w:tc>
+          <w:tcPr/>
+          <w:p>
+            <w:pPr>
+              <w:pStyle w:val="Compact"/>
+              <w:jc w:val="right"/>
+            </w:pPr>
+            <w:r>
+              <w:t xml:space="preserve">1.0000E-34</w:t>
+            </w:r>
+          </w:p>
+        </w:tc>
+        <w:tc>
+          <w:tcPr/>
+          <w:p>
+            <w:pPr>
+              <w:pStyle w:val="Compact"/>
+              <w:jc w:val="right"/>
+            </w:pPr>
+            <w:r>
+              <w:t xml:space="preserve">6.8266E+18</w:t>
+            </w:r>
+          </w:p>
+        </w:tc>
+      </w:tr>
+    </w:tbl>
+    <w:p>
+      <w:pPr>
+        <w:pStyle w:val="BodyText"/>
+      </w:pPr>
+      <w:r>
+        <w:rPr>
+          <w:rFonts w:hint="eastAsia"/>
+        </w:rPr>
+        <w:t xml:space="preserve">这些数据说明，有理化后未再出现与标准公式同量级的误差爆炸。实验范围内，有理化公式始终显著优于标准公式；例如在</w:t>
+      </w:r>
+      <w:r>
+        <w:t xml:space="preserve"> </w:t>
+      </w:r>
+      <w:r>
+        <w:rPr>
+          <w:rStyle w:val="VerbatimChar"/>
+        </w:rPr>
+        <w:t xml:space="preserve">double</w:t>
+      </w:r>
+      <w:r>
+        <w:t xml:space="preserve"> </w:t>
+      </w:r>
+      <w:r>
+        <w:rPr>
+          <w:rFonts w:hint="eastAsia"/>
+        </w:rPr>
+        <w:t xml:space="preserve">且</w:t>
+      </w:r>
+      <w:r>
+        <w:t xml:space="preserve"> </w:t>
+      </w:r>
+      <m:oMath>
+        <m:r>
+          <m:t>b</m:t>
+        </m:r>
+        <m:r>
+          <m:rPr>
+            <m:sty m:val="p"/>
+          </m:rPr>
+          <m:t>=</m:t>
+        </m:r>
+        <m:sSup>
+          <m:e>
+            <m:r>
+              <m:t>10</m:t>
+            </m:r>
+          </m:e>
+          <m:sup>
+            <m:r>
+              <m:t>10</m:t>
+            </m:r>
+          </m:sup>
+        </m:sSup>
+      </m:oMath>
       <w:r>
         <w:t xml:space="preserve"> </w:t>
       </w:r>
@@ -5042,7 +5058,62 @@
         <w:rPr>
           <w:rFonts w:hint="eastAsia"/>
         </w:rPr>
-        <w:t xml:space="preserve">本题显示出“问题条件数”与“算法稳定性”之间的区别。在</w:t>
+        <w:t xml:space="preserve">本小问关注的是局部曲线形状。直接形式先计算</w:t>
+      </w:r>
+      <w:r>
+        <w:t xml:space="preserve"> </w:t>
+      </w:r>
+      <m:oMath>
+        <m:r>
+          <m:t>u</m:t>
+        </m:r>
+        <m:r>
+          <m:rPr>
+            <m:sty m:val="p"/>
+          </m:rPr>
+          <m:t>=</m:t>
+        </m:r>
+        <m:r>
+          <m:t>x</m:t>
+        </m:r>
+        <m:r>
+          <m:rPr>
+            <m:sty m:val="p"/>
+          </m:rPr>
+          <m:t>−</m:t>
+        </m:r>
+        <m:r>
+          <m:t>1</m:t>
+        </m:r>
+      </m:oMath>
+      <w:r>
+        <w:rPr>
+          <w:rFonts w:hint="eastAsia"/>
+        </w:rPr>
+        <w:t xml:space="preserve">，再计算</w:t>
+      </w:r>
+      <w:r>
+        <w:t xml:space="preserve"> </w:t>
+      </w:r>
+      <m:oMath>
+        <m:sSup>
+          <m:e>
+            <m:r>
+              <m:t>u</m:t>
+            </m:r>
+          </m:e>
+          <m:sup>
+            <m:r>
+              <m:t>10</m:t>
+            </m:r>
+          </m:sup>
+        </m:sSup>
+      </m:oMath>
+      <w:r>
+        <w:rPr>
+          <w:rFonts w:hint="eastAsia"/>
+        </w:rPr>
+        <w:t xml:space="preserve">，整个过程中被反复相乘的是接近零的小量；因此它能保留函数在</w:t>
       </w:r>
       <w:r>
         <w:t xml:space="preserve"> </w:t>
@@ -5068,7 +5139,2873 @@
         <w:rPr>
           <w:rFonts w:hint="eastAsia"/>
         </w:rPr>
-        <w:t xml:space="preserve">附近，真值本身非常接近零，因此任何微小的绝对误差都可能被转换为极大的相对误差。直接形式由于始终保留</w:t>
+        <w:t xml:space="preserve">附近的平滑谷底。展开式则把同一个函数写成</w:t>
+      </w:r>
+    </w:p>
+    <w:p>
+      <w:pPr>
+        <w:pStyle w:val="BodyText"/>
+      </w:pPr>
+      <m:oMathPara>
+        <m:oMathParaPr>
+          <m:jc m:val="center"/>
+        </m:oMathParaPr>
+        <m:oMath>
+          <m:sSup>
+            <m:e>
+              <m:r>
+                <m:t>x</m:t>
+              </m:r>
+            </m:e>
+            <m:sup>
+              <m:r>
+                <m:t>10</m:t>
+              </m:r>
+            </m:sup>
+          </m:sSup>
+          <m:r>
+            <m:rPr>
+              <m:sty m:val="p"/>
+            </m:rPr>
+            <m:t>−</m:t>
+          </m:r>
+          <m:r>
+            <m:t>10</m:t>
+          </m:r>
+          <m:sSup>
+            <m:e>
+              <m:r>
+                <m:t>x</m:t>
+              </m:r>
+            </m:e>
+            <m:sup>
+              <m:r>
+                <m:t>9</m:t>
+              </m:r>
+            </m:sup>
+          </m:sSup>
+          <m:r>
+            <m:rPr>
+              <m:sty m:val="p"/>
+            </m:rPr>
+            <m:t>+</m:t>
+          </m:r>
+          <m:r>
+            <m:t>45</m:t>
+          </m:r>
+          <m:sSup>
+            <m:e>
+              <m:r>
+                <m:t>x</m:t>
+              </m:r>
+            </m:e>
+            <m:sup>
+              <m:r>
+                <m:t>8</m:t>
+              </m:r>
+            </m:sup>
+          </m:sSup>
+          <m:r>
+            <m:rPr>
+              <m:sty m:val="p"/>
+            </m:rPr>
+            <m:t>−</m:t>
+          </m:r>
+          <m:r>
+            <m:rPr>
+              <m:sty m:val="p"/>
+            </m:rPr>
+            <m:t>⋯</m:t>
+          </m:r>
+          <m:r>
+            <m:rPr>
+              <m:sty m:val="p"/>
+            </m:rPr>
+            <m:t>−</m:t>
+          </m:r>
+          <m:r>
+            <m:t>10</m:t>
+          </m:r>
+          <m:r>
+            <m:t>x</m:t>
+          </m:r>
+          <m:r>
+            <m:rPr>
+              <m:sty m:val="p"/>
+            </m:rPr>
+            <m:t>+</m:t>
+          </m:r>
+          <m:r>
+            <m:t>1</m:t>
+          </m:r>
+          <m:r>
+            <m:rPr>
+              <m:sty m:val="p"/>
+            </m:rPr>
+            <m:t>,</m:t>
+          </m:r>
+        </m:oMath>
+      </m:oMathPara>
+    </w:p>
+    <w:p>
+      <w:pPr>
+        <w:pStyle w:val="FirstParagraph"/>
+      </w:pPr>
+      <w:r>
+        <w:rPr>
+          <w:rFonts w:hint="eastAsia"/>
+        </w:rPr>
+        <w:t xml:space="preserve">在</w:t>
+      </w:r>
+      <w:r>
+        <w:t xml:space="preserve"> </w:t>
+      </w:r>
+      <m:oMath>
+        <m:r>
+          <m:t>x</m:t>
+        </m:r>
+        <m:r>
+          <m:rPr>
+            <m:sty m:val="p"/>
+          </m:rPr>
+          <m:t>≈</m:t>
+        </m:r>
+        <m:r>
+          <m:t>1</m:t>
+        </m:r>
+      </m:oMath>
+      <w:r>
+        <w:t xml:space="preserve"> </w:t>
+      </w:r>
+      <w:r>
+        <w:rPr>
+          <w:rFonts w:hint="eastAsia"/>
+        </w:rPr>
+        <w:t xml:space="preserve">时，上式各项本身仍是</w:t>
+      </w:r>
+      <w:r>
+        <w:t xml:space="preserve"> </w:t>
+      </w:r>
+      <m:oMath>
+        <m:r>
+          <m:t>O</m:t>
+        </m:r>
+        <m:r>
+          <m:rPr>
+            <m:sty m:val="p"/>
+          </m:rPr>
+          <m:t>(</m:t>
+        </m:r>
+        <m:r>
+          <m:t>1</m:t>
+        </m:r>
+        <m:r>
+          <m:rPr>
+            <m:sty m:val="p"/>
+          </m:rPr>
+          <m:t>)</m:t>
+        </m:r>
+      </m:oMath>
+      <w:r>
+        <w:t xml:space="preserve"> </w:t>
+      </w:r>
+      <w:r>
+        <w:rPr>
+          <w:rFonts w:hint="eastAsia"/>
+        </w:rPr>
+        <w:t xml:space="preserve">量级，最后却要抵消成</w:t>
+      </w:r>
+      <w:r>
+        <w:t xml:space="preserve"> </w:t>
+      </w:r>
+      <m:oMath>
+        <m:r>
+          <m:t>O</m:t>
+        </m:r>
+        <m:r>
+          <m:rPr>
+            <m:sty m:val="p"/>
+          </m:rPr>
+          <m:t>(</m:t>
+        </m:r>
+        <m:r>
+          <m:rPr>
+            <m:sty m:val="p"/>
+          </m:rPr>
+          <m:t>|</m:t>
+        </m:r>
+        <m:r>
+          <m:t>x</m:t>
+        </m:r>
+        <m:r>
+          <m:rPr>
+            <m:sty m:val="p"/>
+          </m:rPr>
+          <m:t>−</m:t>
+        </m:r>
+        <m:r>
+          <m:t>1</m:t>
+        </m:r>
+        <m:sSup>
+          <m:e>
+            <m:r>
+              <m:rPr>
+                <m:sty m:val="p"/>
+              </m:rPr>
+              <m:t>|</m:t>
+            </m:r>
+          </m:e>
+          <m:sup>
+            <m:r>
+              <m:t>10</m:t>
+            </m:r>
+          </m:sup>
+        </m:sSup>
+        <m:r>
+          <m:rPr>
+            <m:sty m:val="p"/>
+          </m:rPr>
+          <m:t>)</m:t>
+        </m:r>
+      </m:oMath>
+      <w:r>
+        <w:t xml:space="preserve"> </w:t>
+      </w:r>
+      <w:r>
+        <w:rPr>
+          <w:rFonts w:hint="eastAsia"/>
+        </w:rPr>
+        <w:t xml:space="preserve">的极小结果。局部放大图中展开式曲线偏离参考曲线，说明问题不在函数本身，而在表达式写法引入了大数相减。</w:t>
+      </w:r>
+    </w:p>
+    <w:bookmarkEnd w:id="41"/>
+    <w:bookmarkEnd w:id="42"/>
+    <w:bookmarkStart w:id="50" w:name="problem-22相对误差分布"/>
+    <w:p>
+      <w:pPr>
+        <w:pStyle w:val="Heading2"/>
+      </w:pPr>
+      <w:r>
+        <w:rPr>
+          <w:rStyle w:val="SectionNumber"/>
+        </w:rPr>
+        <w:t xml:space="preserve">0.5</w:t>
+      </w:r>
+      <w:r>
+        <w:tab/>
+      </w:r>
+      <w:r>
+        <w:t xml:space="preserve">Problem </w:t>
+      </w:r>
+      <w:r>
+        <w:rPr>
+          <w:rFonts w:hint="eastAsia"/>
+        </w:rPr>
+        <w:t xml:space="preserve">2(2)：相对误差分布</w:t>
+      </w:r>
+    </w:p>
+    <w:p>
+      <w:pPr>
+        <w:pStyle w:val="FirstParagraph"/>
+      </w:pPr>
+      <w:r>
+        <w:rPr>
+          <w:rFonts w:hint="eastAsia"/>
+        </w:rPr>
+        <w:t xml:space="preserve">相关脚本：</w:t>
+      </w:r>
+    </w:p>
+    <w:p>
+      <w:pPr>
+        <w:pStyle w:val="Compact"/>
+        <w:numPr>
+          <w:ilvl w:val="0"/>
+          <w:numId w:val="1005"/>
+        </w:numPr>
+      </w:pPr>
+      <w:hyperlink r:id="rId33">
+        <w:r>
+          <w:rPr>
+            <w:rStyle w:val="Hyperlink"/>
+            <w:rFonts w:hint="eastAsia"/>
+          </w:rPr>
+          <w:t xml:space="preserve">本地</w:t>
+        </w:r>
+        <w:r>
+          <w:rPr>
+            <w:rStyle w:val="Hyperlink"/>
+          </w:rPr>
+          <w:t xml:space="preserve"> scripts/problem2.c</w:t>
+        </w:r>
+      </w:hyperlink>
+    </w:p>
+    <w:p>
+      <w:pPr>
+        <w:pStyle w:val="Compact"/>
+        <w:numPr>
+          <w:ilvl w:val="0"/>
+          <w:numId w:val="1005"/>
+        </w:numPr>
+      </w:pPr>
+      <w:hyperlink r:id="rId34">
+        <w:r>
+          <w:rPr>
+            <w:rStyle w:val="Hyperlink"/>
+          </w:rPr>
+          <w:t xml:space="preserve">GitHub scripts/problem2.c</w:t>
+        </w:r>
+      </w:hyperlink>
+    </w:p>
+    <w:bookmarkStart w:id="43" w:name="待求问题-4"/>
+    <w:p>
+      <w:pPr>
+        <w:pStyle w:val="Heading3"/>
+      </w:pPr>
+      <w:r>
+        <w:rPr>
+          <w:rStyle w:val="SectionNumber"/>
+        </w:rPr>
+        <w:t xml:space="preserve">0.5.1</w:t>
+      </w:r>
+      <w:r>
+        <w:tab/>
+      </w:r>
+      <w:r>
+        <w:rPr>
+          <w:rFonts w:hint="eastAsia"/>
+        </w:rPr>
+        <w:t xml:space="preserve">待求问题</w:t>
+      </w:r>
+    </w:p>
+    <w:p>
+      <w:pPr>
+        <w:pStyle w:val="FirstParagraph"/>
+      </w:pPr>
+      <w:r>
+        <w:rPr>
+          <w:rFonts w:hint="eastAsia"/>
+        </w:rPr>
+        <w:t xml:space="preserve">绘制并比较误差分布。</w:t>
+      </w:r>
+    </w:p>
+    <w:bookmarkEnd w:id="43"/>
+    <w:bookmarkStart w:id="44" w:name="解决方式-4"/>
+    <w:p>
+      <w:pPr>
+        <w:pStyle w:val="Heading3"/>
+      </w:pPr>
+      <w:r>
+        <w:rPr>
+          <w:rStyle w:val="SectionNumber"/>
+        </w:rPr>
+        <w:t xml:space="preserve">0.5.2</w:t>
+      </w:r>
+      <w:r>
+        <w:tab/>
+      </w:r>
+      <w:r>
+        <w:rPr>
+          <w:rFonts w:hint="eastAsia"/>
+        </w:rPr>
+        <w:t xml:space="preserve">解决方式</w:t>
+      </w:r>
+    </w:p>
+    <w:p>
+      <w:pPr>
+        <w:pStyle w:val="FirstParagraph"/>
+      </w:pPr>
+      <w:r>
+        <w:rPr>
+          <w:rFonts w:hint="eastAsia"/>
+        </w:rPr>
+        <w:t xml:space="preserve">本题的实验组织可形式化表示为：</w:t>
+      </w:r>
+    </w:p>
+    <w:p>
+      <w:pPr>
+        <w:pStyle w:val="SourceCode"/>
+      </w:pPr>
+      <w:r>
+        <w:rPr>
+          <w:rStyle w:val="VerbatimChar"/>
+        </w:rPr>
+        <w:t xml:space="preserve">Input : grid X, methods M, precisions P</w:t>
+      </w:r>
+      <w:r>
+        <w:br/>
+      </w:r>
+      <w:r>
+        <w:rPr>
+          <w:rStyle w:val="VerbatimChar"/>
+        </w:rPr>
+        <w:t xml:space="preserve">Output: zoomed plots and error statistics</w:t>
+      </w:r>
+      <w:r>
+        <w:br/>
+      </w:r>
+      <w:r>
+        <w:br/>
+      </w:r>
+      <w:r>
+        <w:rPr>
+          <w:rStyle w:val="VerbatimChar"/>
+        </w:rPr>
+        <w:t xml:space="preserve">for each p in P do</w:t>
+      </w:r>
+      <w:r>
+        <w:br/>
+      </w:r>
+      <w:r>
+        <w:rPr>
+          <w:rStyle w:val="VerbatimChar"/>
+        </w:rPr>
+        <w:t xml:space="preserve">    for each x in X do</w:t>
+      </w:r>
+      <w:r>
+        <w:br/>
+      </w:r>
+      <w:r>
+        <w:rPr>
+          <w:rStyle w:val="VerbatimChar"/>
+        </w:rPr>
+        <w:t xml:space="preserve">        y_ref &lt;- high_precision((x - 1)^10)</w:t>
+      </w:r>
+      <w:r>
+        <w:br/>
+      </w:r>
+      <w:r>
+        <w:rPr>
+          <w:rStyle w:val="VerbatimChar"/>
+        </w:rPr>
+        <w:t xml:space="preserve">        for each m in M do</w:t>
+      </w:r>
+      <w:r>
+        <w:br/>
+      </w:r>
+      <w:r>
+        <w:rPr>
+          <w:rStyle w:val="VerbatimChar"/>
+        </w:rPr>
+        <w:t xml:space="preserve">            y &lt;- eval(m, x, p)</w:t>
+      </w:r>
+      <w:r>
+        <w:br/>
+      </w:r>
+      <w:r>
+        <w:rPr>
+          <w:rStyle w:val="VerbatimChar"/>
+        </w:rPr>
+        <w:t xml:space="preserve">            if y_ref != 0 then</w:t>
+      </w:r>
+      <w:r>
+        <w:br/>
+      </w:r>
+      <w:r>
+        <w:rPr>
+          <w:rStyle w:val="VerbatimChar"/>
+        </w:rPr>
+        <w:t xml:space="preserve">                err[m, x, p] &lt;- relerr(y, y_ref)</w:t>
+      </w:r>
+      <w:r>
+        <w:br/>
+      </w:r>
+      <w:r>
+        <w:rPr>
+          <w:rStyle w:val="VerbatimChar"/>
+        </w:rPr>
+        <w:t xml:space="preserve">            end if</w:t>
+      </w:r>
+      <w:r>
+        <w:br/>
+      </w:r>
+      <w:r>
+        <w:rPr>
+          <w:rStyle w:val="VerbatimChar"/>
+        </w:rPr>
+        <w:t xml:space="preserve">        end for</w:t>
+      </w:r>
+      <w:r>
+        <w:br/>
+      </w:r>
+      <w:r>
+        <w:rPr>
+          <w:rStyle w:val="VerbatimChar"/>
+        </w:rPr>
+        <w:t xml:space="preserve">    end for</w:t>
+      </w:r>
+      <w:r>
+        <w:br/>
+      </w:r>
+      <w:r>
+        <w:rPr>
+          <w:rStyle w:val="VerbatimChar"/>
+        </w:rPr>
+        <w:t xml:space="preserve">end for</w:t>
+      </w:r>
+    </w:p>
+    <w:p>
+      <w:pPr>
+        <w:pStyle w:val="FirstParagraph"/>
+      </w:pPr>
+      <w:r>
+        <w:rPr>
+          <w:rFonts w:hint="eastAsia"/>
+        </w:rPr>
+        <w:t xml:space="preserve">其中</w:t>
+      </w:r>
+      <w:r>
+        <w:t xml:space="preserve"> </w:t>
+      </w:r>
+      <w:r>
+        <w:rPr>
+          <w:rStyle w:val="VerbatimChar"/>
+        </w:rPr>
+        <w:t xml:space="preserve">M = {direct, expanded, horner}</w:t>
+      </w:r>
+      <w:r>
+        <w:rPr>
+          <w:rFonts w:hint="eastAsia"/>
+        </w:rPr>
+        <w:t xml:space="preserve">，并基于</w:t>
+      </w:r>
+      <w:r>
+        <w:t xml:space="preserve"> </w:t>
+      </w:r>
+      <w:r>
+        <w:rPr>
+          <w:rStyle w:val="VerbatimChar"/>
+        </w:rPr>
+        <w:t xml:space="preserve">err</w:t>
+      </w:r>
+      <w:r>
+        <w:t xml:space="preserve"> </w:t>
+      </w:r>
+      <w:r>
+        <w:rPr>
+          <w:rFonts w:hint="eastAsia"/>
+        </w:rPr>
+        <w:t xml:space="preserve">进一步统计最大误差、峰值位置与中位误差。</w:t>
+      </w:r>
+    </w:p>
+    <w:bookmarkEnd w:id="44"/>
+    <w:bookmarkStart w:id="48" w:name="问题答案-4"/>
+    <w:p>
+      <w:pPr>
+        <w:pStyle w:val="Heading3"/>
+      </w:pPr>
+      <w:r>
+        <w:rPr>
+          <w:rStyle w:val="SectionNumber"/>
+        </w:rPr>
+        <w:t xml:space="preserve">0.5.3</w:t>
+      </w:r>
+      <w:r>
+        <w:tab/>
+      </w:r>
+      <w:r>
+        <w:rPr>
+          <w:rFonts w:hint="eastAsia"/>
+        </w:rPr>
+        <w:t xml:space="preserve">问题答案</w:t>
+      </w:r>
+    </w:p>
+    <w:p>
+      <w:pPr>
+        <w:pStyle w:val="FirstParagraph"/>
+      </w:pPr>
+      <w:r>
+        <w:rPr>
+          <w:rFonts w:hint="eastAsia"/>
+        </w:rPr>
+        <w:t xml:space="preserve">相对误差统计结果如下。图中使用离散采样点而非折线连接；靠近</w:t>
+      </w:r>
+      <w:r>
+        <w:t xml:space="preserve"> </w:t>
+      </w:r>
+      <m:oMath>
+        <m:r>
+          <m:t>x</m:t>
+        </m:r>
+        <m:r>
+          <m:rPr>
+            <m:sty m:val="p"/>
+          </m:rPr>
+          <m:t>=</m:t>
+        </m:r>
+        <m:r>
+          <m:t>1</m:t>
+        </m:r>
+      </m:oMath>
+      <w:r>
+        <w:t xml:space="preserve"> </w:t>
+      </w:r>
+      <w:r>
+        <w:rPr>
+          <w:rFonts w:hint="eastAsia"/>
+        </w:rPr>
+        <w:t xml:space="preserve">的针状峰来自相对误差分母</w:t>
+      </w:r>
+      <w:r>
+        <w:t xml:space="preserve"> </w:t>
+      </w:r>
+      <m:oMath>
+        <m:r>
+          <m:rPr>
+            <m:sty m:val="p"/>
+          </m:rPr>
+          <m:t>|</m:t>
+        </m:r>
+        <m:r>
+          <m:rPr>
+            <m:sty m:val="p"/>
+          </m:rPr>
+          <m:t>(</m:t>
+        </m:r>
+        <m:r>
+          <m:t>x</m:t>
+        </m:r>
+        <m:r>
+          <m:rPr>
+            <m:sty m:val="p"/>
+          </m:rPr>
+          <m:t>−</m:t>
+        </m:r>
+        <m:r>
+          <m:t>1</m:t>
+        </m:r>
+        <m:sSup>
+          <m:e>
+            <m:r>
+              <m:rPr>
+                <m:sty m:val="p"/>
+              </m:rPr>
+              <m:t>)</m:t>
+            </m:r>
+          </m:e>
+          <m:sup>
+            <m:r>
+              <m:t>10</m:t>
+            </m:r>
+          </m:sup>
+        </m:sSup>
+        <m:r>
+          <m:rPr>
+            <m:sty m:val="p"/>
+          </m:rPr>
+          <m:t>|</m:t>
+        </m:r>
+      </m:oMath>
+      <w:r>
+        <w:t xml:space="preserve"> </w:t>
+      </w:r>
+      <w:r>
+        <w:rPr>
+          <w:rFonts w:hint="eastAsia"/>
+        </w:rPr>
+        <w:t xml:space="preserve">极小，少量绝对舍入误差被放大。相邻采样点误差可差多个数量级，若用折线连接会产生视觉上的竖直突变线，因此这里展示采样分布而不把它解释成连续曲线突变。</w:t>
+      </w:r>
+    </w:p>
+    <w:p>
+      <w:pPr>
+        <w:pStyle w:val="CaptionedFigure"/>
+      </w:pPr>
+      <w:r>
+        <w:drawing>
+          <wp:inline>
+            <wp:extent cx="5120640" cy="5234544"/>
+            <wp:effectExtent b="0" l="0" r="0" t="0"/>
+            <wp:docPr descr="Problem 2 relative-error distribution" title="" id="46" name="Picture"/>
+            <a:graphic>
+              <a:graphicData uri="http://schemas.openxmlformats.org/drawingml/2006/picture">
+                <pic:pic>
+                  <pic:nvPicPr>
+                    <pic:cNvPr descr="../../result/problem2_relative_error.png" id="47" name="Picture"/>
+                    <pic:cNvPicPr>
+                      <a:picLocks noChangeArrowheads="1" noChangeAspect="1"/>
+                    </pic:cNvPicPr>
+                  </pic:nvPicPr>
+                  <pic:blipFill>
+                    <a:blip r:embed="rId45"/>
+                    <a:stretch>
+                      <a:fillRect/>
+                    </a:stretch>
+                  </pic:blipFill>
+                  <pic:spPr bwMode="auto">
+                    <a:xfrm>
+                      <a:off x="0" y="0"/>
+                      <a:ext cx="5120640" cy="5234544"/>
+                    </a:xfrm>
+                    <a:prstGeom prst="rect">
+                      <a:avLst/>
+                    </a:prstGeom>
+                    <a:noFill/>
+                    <a:ln w="9525">
+                      <a:noFill/>
+                      <a:headEnd/>
+                      <a:tailEnd/>
+                    </a:ln>
+                  </pic:spPr>
+                </pic:pic>
+              </a:graphicData>
+            </a:graphic>
+          </wp:inline>
+        </w:drawing>
+      </w:r>
+    </w:p>
+    <w:p>
+      <w:pPr>
+        <w:pStyle w:val="ImageCaption"/>
+      </w:pPr>
+      <w:r>
+        <w:t xml:space="preserve">Problem 2 relative-error distribution</w:t>
+      </w:r>
+    </w:p>
+    <w:tbl>
+      <w:tblPr>
+        <w:tblStyle w:val="Table"/>
+        <w:tblW w:type="auto" w:w="0"/>
+        <w:tblLook w:firstRow="1" w:lastRow="0" w:firstColumn="0" w:lastColumn="0" w:noHBand="0" w:noVBand="0" w:val="0020"/>
+      </w:tblPr>
+      <w:tblGrid>
+        <w:gridCol w:w="1584"/>
+        <w:gridCol w:w="1584"/>
+        <w:gridCol w:w="1584"/>
+        <w:gridCol w:w="1584"/>
+        <w:gridCol w:w="1584"/>
+      </w:tblGrid>
+      <w:tr>
+        <w:trPr>
+          <w:tblHeader w:val="on"/>
+        </w:trPr>
+        <w:tc>
+          <w:tcPr/>
+          <w:p>
+            <w:pPr>
+              <w:pStyle w:val="Compact"/>
+              <w:jc w:val="left"/>
+            </w:pPr>
+            <w:r>
+              <w:rPr>
+                <w:rFonts w:hint="eastAsia"/>
+              </w:rPr>
+              <w:t xml:space="preserve">精度</w:t>
+            </w:r>
+          </w:p>
+        </w:tc>
+        <w:tc>
+          <w:tcPr/>
+          <w:p>
+            <w:pPr>
+              <w:pStyle w:val="Compact"/>
+              <w:jc w:val="left"/>
+            </w:pPr>
+            <w:r>
+              <w:rPr>
+                <w:rFonts w:hint="eastAsia"/>
+              </w:rPr>
+              <w:t xml:space="preserve">形式</w:t>
+            </w:r>
+          </w:p>
+        </w:tc>
+        <w:tc>
+          <w:tcPr/>
+          <w:p>
+            <w:pPr>
+              <w:pStyle w:val="Compact"/>
+              <w:jc w:val="right"/>
+            </w:pPr>
+            <w:r>
+              <w:rPr>
+                <w:rFonts w:hint="eastAsia"/>
+              </w:rPr>
+              <w:t xml:space="preserve">最大相对误差</w:t>
+            </w:r>
+          </w:p>
+        </w:tc>
+        <w:tc>
+          <w:tcPr/>
+          <w:p>
+            <w:pPr>
+              <w:pStyle w:val="Compact"/>
+              <w:jc w:val="right"/>
+            </w:pPr>
+            <w:r>
+              <w:rPr>
+                <w:rFonts w:hint="eastAsia"/>
+              </w:rPr>
+              <w:t xml:space="preserve">峰值位置</w:t>
+            </w:r>
+            <w:r>
+              <w:t xml:space="preserve"> x</w:t>
+            </w:r>
+          </w:p>
+        </w:tc>
+        <w:tc>
+          <w:tcPr/>
+          <w:p>
+            <w:pPr>
+              <w:pStyle w:val="Compact"/>
+              <w:jc w:val="right"/>
+            </w:pPr>
+            <w:r>
+              <w:rPr>
+                <w:rFonts w:hint="eastAsia"/>
+              </w:rPr>
+              <w:t xml:space="preserve">中位相对误差</w:t>
+            </w:r>
+          </w:p>
+        </w:tc>
+      </w:tr>
+      <w:tr>
+        <w:tc>
+          <w:tcPr/>
+          <w:p>
+            <w:pPr>
+              <w:pStyle w:val="Compact"/>
+              <w:jc w:val="left"/>
+            </w:pPr>
+            <w:r>
+              <w:t xml:space="preserve">float</w:t>
+            </w:r>
+          </w:p>
+        </w:tc>
+        <w:tc>
+          <w:tcPr/>
+          <w:p>
+            <w:pPr>
+              <w:pStyle w:val="Compact"/>
+              <w:jc w:val="left"/>
+            </w:pPr>
+            <w:r>
+              <w:t xml:space="preserve">direct</w:t>
+            </w:r>
+          </w:p>
+        </w:tc>
+        <w:tc>
+          <w:tcPr/>
+          <w:p>
+            <w:pPr>
+              <w:pStyle w:val="Compact"/>
+              <w:jc w:val="right"/>
+            </w:pPr>
+            <w:r>
+              <w:t xml:space="preserve">7.5107E-5</w:t>
+            </w:r>
+          </w:p>
+        </w:tc>
+        <w:tc>
+          <w:tcPr/>
+          <w:p>
+            <w:pPr>
+              <w:pStyle w:val="Compact"/>
+              <w:jc w:val="right"/>
+            </w:pPr>
+            <w:r>
+              <w:t xml:space="preserve">1.0005</w:t>
+            </w:r>
+          </w:p>
+        </w:tc>
+        <w:tc>
+          <w:tcPr/>
+          <w:p>
+            <w:pPr>
+              <w:pStyle w:val="Compact"/>
+              <w:jc w:val="right"/>
+            </w:pPr>
+            <w:r>
+              <w:t xml:space="preserve">9.5128E-8</w:t>
+            </w:r>
+          </w:p>
+        </w:tc>
+      </w:tr>
+      <w:tr>
+        <w:tc>
+          <w:tcPr/>
+          <w:p>
+            <w:pPr>
+              <w:pStyle w:val="Compact"/>
+              <w:jc w:val="left"/>
+            </w:pPr>
+            <w:r>
+              <w:t xml:space="preserve">float</w:t>
+            </w:r>
+          </w:p>
+        </w:tc>
+        <w:tc>
+          <w:tcPr/>
+          <w:p>
+            <w:pPr>
+              <w:pStyle w:val="Compact"/>
+              <w:jc w:val="left"/>
+            </w:pPr>
+            <w:r>
+              <w:t xml:space="preserve">expanded</w:t>
+            </w:r>
+          </w:p>
+        </w:tc>
+        <w:tc>
+          <w:tcPr/>
+          <w:p>
+            <w:pPr>
+              <w:pStyle w:val="Compact"/>
+              <w:jc w:val="right"/>
+            </w:pPr>
+            <w:r>
+              <w:t xml:space="preserve">1.7450E+31</w:t>
+            </w:r>
+          </w:p>
+        </w:tc>
+        <w:tc>
+          <w:tcPr/>
+          <w:p>
+            <w:pPr>
+              <w:pStyle w:val="Compact"/>
+              <w:jc w:val="right"/>
+            </w:pPr>
+            <w:r>
+              <w:t xml:space="preserve">0.99975002</w:t>
+            </w:r>
+          </w:p>
+        </w:tc>
+        <w:tc>
+          <w:tcPr/>
+          <w:p>
+            <w:pPr>
+              <w:pStyle w:val="Compact"/>
+              <w:jc w:val="right"/>
+            </w:pPr>
+            <w:r>
+              <w:t xml:space="preserve">1.3713E+3</w:t>
+            </w:r>
+          </w:p>
+        </w:tc>
+      </w:tr>
+      <w:tr>
+        <w:tc>
+          <w:tcPr/>
+          <w:p>
+            <w:pPr>
+              <w:pStyle w:val="Compact"/>
+              <w:jc w:val="left"/>
+            </w:pPr>
+            <w:r>
+              <w:t xml:space="preserve">float</w:t>
+            </w:r>
+          </w:p>
+        </w:tc>
+        <w:tc>
+          <w:tcPr/>
+          <w:p>
+            <w:pPr>
+              <w:pStyle w:val="Compact"/>
+              <w:jc w:val="left"/>
+            </w:pPr>
+            <w:r>
+              <w:t xml:space="preserve">horner</w:t>
+            </w:r>
+          </w:p>
+        </w:tc>
+        <w:tc>
+          <w:tcPr/>
+          <w:p>
+            <w:pPr>
+              <w:pStyle w:val="Compact"/>
+              <w:jc w:val="right"/>
+            </w:pPr>
+            <w:r>
+              <w:t xml:space="preserve">4.9415E+30</w:t>
+            </w:r>
+          </w:p>
+        </w:tc>
+        <w:tc>
+          <w:tcPr/>
+          <w:p>
+            <w:pPr>
+              <w:pStyle w:val="Compact"/>
+              <w:jc w:val="right"/>
+            </w:pPr>
+            <w:r>
+              <w:t xml:space="preserve">1.00025</w:t>
+            </w:r>
+          </w:p>
+        </w:tc>
+        <w:tc>
+          <w:tcPr/>
+          <w:p>
+            <w:pPr>
+              <w:pStyle w:val="Compact"/>
+              <w:jc w:val="right"/>
+            </w:pPr>
+            <w:r>
+              <w:t xml:space="preserve">7.3785E+2</w:t>
+            </w:r>
+          </w:p>
+        </w:tc>
+      </w:tr>
+      <w:tr>
+        <w:tc>
+          <w:tcPr/>
+          <w:p>
+            <w:pPr>
+              <w:pStyle w:val="Compact"/>
+              <w:jc w:val="left"/>
+            </w:pPr>
+            <w:r>
+              <w:t xml:space="preserve">double</w:t>
+            </w:r>
+          </w:p>
+        </w:tc>
+        <w:tc>
+          <w:tcPr/>
+          <w:p>
+            <w:pPr>
+              <w:pStyle w:val="Compact"/>
+              <w:jc w:val="left"/>
+            </w:pPr>
+            <w:r>
+              <w:t xml:space="preserve">direct</w:t>
+            </w:r>
+          </w:p>
+        </w:tc>
+        <w:tc>
+          <w:tcPr/>
+          <w:p>
+            <w:pPr>
+              <w:pStyle w:val="Compact"/>
+              <w:jc w:val="right"/>
+            </w:pPr>
+            <w:r>
+              <w:t xml:space="preserve">8.9867E-13</w:t>
+            </w:r>
+          </w:p>
+        </w:tc>
+        <w:tc>
+          <w:tcPr/>
+          <w:p>
+            <w:pPr>
+              <w:pStyle w:val="Compact"/>
+              <w:jc w:val="right"/>
+            </w:pPr>
+            <w:r>
+              <w:t xml:space="preserve">1.0005</w:t>
+            </w:r>
+          </w:p>
+        </w:tc>
+        <w:tc>
+          <w:tcPr/>
+          <w:p>
+            <w:pPr>
+              <w:pStyle w:val="Compact"/>
+              <w:jc w:val="right"/>
+            </w:pPr>
+            <w:r>
+              <w:t xml:space="preserve">5.2885E-16</w:t>
+            </w:r>
+          </w:p>
+        </w:tc>
+      </w:tr>
+      <w:tr>
+        <w:tc>
+          <w:tcPr/>
+          <w:p>
+            <w:pPr>
+              <w:pStyle w:val="Compact"/>
+              <w:jc w:val="left"/>
+            </w:pPr>
+            <w:r>
+              <w:t xml:space="preserve">double</w:t>
+            </w:r>
+          </w:p>
+        </w:tc>
+        <w:tc>
+          <w:tcPr/>
+          <w:p>
+            <w:pPr>
+              <w:pStyle w:val="Compact"/>
+              <w:jc w:val="left"/>
+            </w:pPr>
+            <w:r>
+              <w:t xml:space="preserve">expanded</w:t>
+            </w:r>
+          </w:p>
+        </w:tc>
+        <w:tc>
+          <w:tcPr/>
+          <w:p>
+            <w:pPr>
+              <w:pStyle w:val="Compact"/>
+              <w:jc w:val="right"/>
+            </w:pPr>
+            <w:r>
+              <w:t xml:space="preserve">2.6543E+22</w:t>
+            </w:r>
+          </w:p>
+        </w:tc>
+        <w:tc>
+          <w:tcPr/>
+          <w:p>
+            <w:pPr>
+              <w:pStyle w:val="Compact"/>
+              <w:jc w:val="right"/>
+            </w:pPr>
+            <w:r>
+              <w:t xml:space="preserve">1.00025</w:t>
+            </w:r>
+          </w:p>
+        </w:tc>
+        <w:tc>
+          <w:tcPr/>
+          <w:p>
+            <w:pPr>
+              <w:pStyle w:val="Compact"/>
+              <w:jc w:val="right"/>
+            </w:pPr>
+            <w:r>
+              <w:t xml:space="preserve">2.4256E-6</w:t>
+            </w:r>
+          </w:p>
+        </w:tc>
+      </w:tr>
+      <w:tr>
+        <w:tc>
+          <w:tcPr/>
+          <w:p>
+            <w:pPr>
+              <w:pStyle w:val="Compact"/>
+              <w:jc w:val="left"/>
+            </w:pPr>
+            <w:r>
+              <w:t xml:space="preserve">double</w:t>
+            </w:r>
+          </w:p>
+        </w:tc>
+        <w:tc>
+          <w:tcPr/>
+          <w:p>
+            <w:pPr>
+              <w:pStyle w:val="Compact"/>
+              <w:jc w:val="left"/>
+            </w:pPr>
+            <w:r>
+              <w:t xml:space="preserve">horner</w:t>
+            </w:r>
+          </w:p>
+        </w:tc>
+        <w:tc>
+          <w:tcPr/>
+          <w:p>
+            <w:pPr>
+              <w:pStyle w:val="Compact"/>
+              <w:jc w:val="right"/>
+            </w:pPr>
+            <w:r>
+              <w:t xml:space="preserve">1.4552E+22</w:t>
+            </w:r>
+          </w:p>
+        </w:tc>
+        <w:tc>
+          <w:tcPr/>
+          <w:p>
+            <w:pPr>
+              <w:pStyle w:val="Compact"/>
+              <w:jc w:val="right"/>
+            </w:pPr>
+            <w:r>
+              <w:t xml:space="preserve">1.00025</w:t>
+            </w:r>
+          </w:p>
+        </w:tc>
+        <w:tc>
+          <w:tcPr/>
+          <w:p>
+            <w:pPr>
+              <w:pStyle w:val="Compact"/>
+              <w:jc w:val="right"/>
+            </w:pPr>
+            <w:r>
+              <w:t xml:space="preserve">1.4286E-6</w:t>
+            </w:r>
+          </w:p>
+        </w:tc>
+      </w:tr>
+      <w:tr>
+        <w:tc>
+          <w:tcPr/>
+          <w:p>
+            <w:pPr>
+              <w:pStyle w:val="Compact"/>
+              <w:jc w:val="left"/>
+            </w:pPr>
+            <w:r>
+              <w:t xml:space="preserve">quad</w:t>
+            </w:r>
+          </w:p>
+        </w:tc>
+        <w:tc>
+          <w:tcPr/>
+          <w:p>
+            <w:pPr>
+              <w:pStyle w:val="Compact"/>
+              <w:jc w:val="left"/>
+            </w:pPr>
+            <w:r>
+              <w:t xml:space="preserve">direct</w:t>
+            </w:r>
+          </w:p>
+        </w:tc>
+        <w:tc>
+          <w:tcPr/>
+          <w:p>
+            <w:pPr>
+              <w:pStyle w:val="Compact"/>
+              <w:jc w:val="right"/>
+            </w:pPr>
+            <w:r>
+              <w:t xml:space="preserve">1.8490E-31</w:t>
+            </w:r>
+          </w:p>
+        </w:tc>
+        <w:tc>
+          <w:tcPr/>
+          <w:p>
+            <w:pPr>
+              <w:pStyle w:val="Compact"/>
+              <w:jc w:val="right"/>
+            </w:pPr>
+            <w:r>
+              <w:t xml:space="preserve">1.00025</w:t>
+            </w:r>
+          </w:p>
+        </w:tc>
+        <w:tc>
+          <w:tcPr/>
+          <w:p>
+            <w:pPr>
+              <w:pStyle w:val="Compact"/>
+              <w:jc w:val="right"/>
+            </w:pPr>
+            <w:r>
+              <w:t xml:space="preserve">1.2808E-34</w:t>
+            </w:r>
+          </w:p>
+        </w:tc>
+      </w:tr>
+      <w:tr>
+        <w:tc>
+          <w:tcPr/>
+          <w:p>
+            <w:pPr>
+              <w:pStyle w:val="Compact"/>
+              <w:jc w:val="left"/>
+            </w:pPr>
+            <w:r>
+              <w:t xml:space="preserve">quad</w:t>
+            </w:r>
+          </w:p>
+        </w:tc>
+        <w:tc>
+          <w:tcPr/>
+          <w:p>
+            <w:pPr>
+              <w:pStyle w:val="Compact"/>
+              <w:jc w:val="left"/>
+            </w:pPr>
+            <w:r>
+              <w:t xml:space="preserve">expanded</w:t>
+            </w:r>
+          </w:p>
+        </w:tc>
+        <w:tc>
+          <w:tcPr/>
+          <w:p>
+            <w:pPr>
+              <w:pStyle w:val="Compact"/>
+              <w:jc w:val="right"/>
+            </w:pPr>
+            <w:r>
+              <w:t xml:space="preserve">1.2522E+4</w:t>
+            </w:r>
+          </w:p>
+        </w:tc>
+        <w:tc>
+          <w:tcPr/>
+          <w:p>
+            <w:pPr>
+              <w:pStyle w:val="Compact"/>
+              <w:jc w:val="right"/>
+            </w:pPr>
+            <w:r>
+              <w:t xml:space="preserve">0.99975</w:t>
+            </w:r>
+          </w:p>
+        </w:tc>
+        <w:tc>
+          <w:tcPr/>
+          <w:p>
+            <w:pPr>
+              <w:pStyle w:val="Compact"/>
+              <w:jc w:val="right"/>
+            </w:pPr>
+            <w:r>
+              <w:t xml:space="preserve">2.3220E-24</w:t>
+            </w:r>
+          </w:p>
+        </w:tc>
+      </w:tr>
+      <w:tr>
+        <w:tc>
+          <w:tcPr/>
+          <w:p>
+            <w:pPr>
+              <w:pStyle w:val="Compact"/>
+              <w:jc w:val="left"/>
+            </w:pPr>
+            <w:r>
+              <w:t xml:space="preserve">quad</w:t>
+            </w:r>
+          </w:p>
+        </w:tc>
+        <w:tc>
+          <w:tcPr/>
+          <w:p>
+            <w:pPr>
+              <w:pStyle w:val="Compact"/>
+              <w:jc w:val="left"/>
+            </w:pPr>
+            <w:r>
+              <w:t xml:space="preserve">horner</w:t>
+            </w:r>
+          </w:p>
+        </w:tc>
+        <w:tc>
+          <w:tcPr/>
+          <w:p>
+            <w:pPr>
+              <w:pStyle w:val="Compact"/>
+              <w:jc w:val="right"/>
+            </w:pPr>
+            <w:r>
+              <w:t xml:space="preserve">9.3896E+3</w:t>
+            </w:r>
+          </w:p>
+        </w:tc>
+        <w:tc>
+          <w:tcPr/>
+          <w:p>
+            <w:pPr>
+              <w:pStyle w:val="Compact"/>
+              <w:jc w:val="right"/>
+            </w:pPr>
+            <w:r>
+              <w:t xml:space="preserve">0.99975</w:t>
+            </w:r>
+          </w:p>
+        </w:tc>
+        <w:tc>
+          <w:tcPr/>
+          <w:p>
+            <w:pPr>
+              <w:pStyle w:val="Compact"/>
+              <w:jc w:val="right"/>
+            </w:pPr>
+            <w:r>
+              <w:t xml:space="preserve">1.3699E-24</w:t>
+            </w:r>
+          </w:p>
+        </w:tc>
+      </w:tr>
+    </w:tbl>
+    <w:p>
+      <w:pPr>
+        <w:pStyle w:val="BodyText"/>
+      </w:pPr>
+      <w:r>
+        <w:rPr>
+          <w:rFonts w:hint="eastAsia"/>
+        </w:rPr>
+        <w:t xml:space="preserve">其中最显著的退化出现在</w:t>
+      </w:r>
+      <w:r>
+        <w:t xml:space="preserve"> </w:t>
+      </w:r>
+      <w:r>
+        <w:rPr>
+          <w:rStyle w:val="VerbatimChar"/>
+        </w:rPr>
+        <w:t xml:space="preserve">float + expanded</w:t>
+      </w:r>
+      <w:r>
+        <w:t xml:space="preserve"> </w:t>
+      </w:r>
+      <w:r>
+        <w:rPr>
+          <w:rFonts w:hint="eastAsia"/>
+        </w:rPr>
+        <w:t xml:space="preserve">组合，其最大相对误差达到</w:t>
+      </w:r>
+      <w:r>
+        <w:t xml:space="preserve"> </w:t>
+      </w:r>
+      <w:r>
+        <w:rPr>
+          <w:rFonts w:hint="eastAsia"/>
+        </w:rPr>
+        <w:t xml:space="preserve">1.7450E+31，峰值出现在</w:t>
+      </w:r>
+      <w:r>
+        <w:t xml:space="preserve"> </w:t>
+      </w:r>
+      <w:r>
+        <w:rPr>
+          <w:rStyle w:val="VerbatimChar"/>
+        </w:rPr>
+        <w:t xml:space="preserve">x=0.99975002</w:t>
+      </w:r>
+      <w:r>
+        <w:t xml:space="preserve"> </w:t>
+      </w:r>
+      <w:r>
+        <w:rPr>
+          <w:rFonts w:hint="eastAsia"/>
+        </w:rPr>
+        <w:t xml:space="preserve">附近；相比之下，同为</w:t>
+      </w:r>
+      <w:r>
+        <w:t xml:space="preserve"> </w:t>
+      </w:r>
+      <w:r>
+        <w:rPr>
+          <w:rStyle w:val="VerbatimChar"/>
+        </w:rPr>
+        <w:t xml:space="preserve">float</w:t>
+      </w:r>
+      <w:r>
+        <w:t xml:space="preserve"> </w:t>
+      </w:r>
+      <w:r>
+        <w:rPr>
+          <w:rFonts w:hint="eastAsia"/>
+        </w:rPr>
+        <w:t xml:space="preserve">的直接形式最大相对误差仅为</w:t>
+      </w:r>
+      <w:r>
+        <w:t xml:space="preserve"> </w:t>
+      </w:r>
+      <w:r>
+        <w:rPr>
+          <w:rFonts w:hint="eastAsia"/>
+        </w:rPr>
+        <w:t xml:space="preserve">7.5107E-5。即使在</w:t>
+      </w:r>
+      <w:r>
+        <w:t xml:space="preserve"> </w:t>
+      </w:r>
+      <w:r>
+        <w:rPr>
+          <w:rStyle w:val="VerbatimChar"/>
+        </w:rPr>
+        <w:t xml:space="preserve">quad</w:t>
+      </w:r>
+      <w:r>
+        <w:t xml:space="preserve"> </w:t>
+      </w:r>
+      <w:r>
+        <w:rPr>
+          <w:rFonts w:hint="eastAsia"/>
+        </w:rPr>
+        <w:t xml:space="preserve">精度下，展开形式的最大相对误差仍达到</w:t>
+      </w:r>
+      <w:r>
+        <w:t xml:space="preserve"> </w:t>
+      </w:r>
+      <w:r>
+        <w:rPr>
+          <w:rFonts w:hint="eastAsia"/>
+        </w:rPr>
+        <w:t xml:space="preserve">1.2522E+4，说明表达式结构对稳定性的影响并不会因精度提升而完全消失。</w:t>
+      </w:r>
+    </w:p>
+    <w:bookmarkEnd w:id="48"/>
+    <w:bookmarkStart w:id="49" w:name="分析-4"/>
+    <w:p>
+      <w:pPr>
+        <w:pStyle w:val="Heading3"/>
+      </w:pPr>
+      <w:r>
+        <w:rPr>
+          <w:rStyle w:val="SectionNumber"/>
+        </w:rPr>
+        <w:t xml:space="preserve">0.5.4</w:t>
+      </w:r>
+      <w:r>
+        <w:tab/>
+      </w:r>
+      <w:r>
+        <w:rPr>
+          <w:rFonts w:hint="eastAsia"/>
+        </w:rPr>
+        <w:t xml:space="preserve">分析</w:t>
+      </w:r>
+    </w:p>
+    <w:p>
+      <w:pPr>
+        <w:pStyle w:val="FirstParagraph"/>
+      </w:pPr>
+      <w:r>
+        <w:rPr>
+          <w:rFonts w:hint="eastAsia"/>
+        </w:rPr>
+        <w:t xml:space="preserve">本小问关注的是相对误差的分布，而不是函数值本身。相对误差按</w:t>
+      </w:r>
+    </w:p>
+    <w:p>
+      <w:pPr>
+        <w:pStyle w:val="BodyText"/>
+      </w:pPr>
+      <m:oMathPara>
+        <m:oMathParaPr>
+          <m:jc m:val="center"/>
+        </m:oMathParaPr>
+        <m:oMath>
+          <m:r>
+            <m:rPr>
+              <m:sty m:val="p"/>
+            </m:rPr>
+            <m:t>r</m:t>
+          </m:r>
+          <m:r>
+            <m:rPr>
+              <m:sty m:val="p"/>
+            </m:rPr>
+            <m:t>e</m:t>
+          </m:r>
+          <m:r>
+            <m:rPr>
+              <m:sty m:val="p"/>
+            </m:rPr>
+            <m:t>l</m:t>
+          </m:r>
+          <m:r>
+            <m:rPr>
+              <m:sty m:val="p"/>
+            </m:rPr>
+            <m:t>e</m:t>
+          </m:r>
+          <m:r>
+            <m:rPr>
+              <m:sty m:val="p"/>
+            </m:rPr>
+            <m:t>r</m:t>
+          </m:r>
+          <m:r>
+            <m:rPr>
+              <m:sty m:val="p"/>
+            </m:rPr>
+            <m:t>r</m:t>
+          </m:r>
+          <m:r>
+            <m:rPr>
+              <m:sty m:val="p"/>
+            </m:rPr>
+            <m:t>(</m:t>
+          </m:r>
+          <m:r>
+            <m:t>x</m:t>
+          </m:r>
+          <m:r>
+            <m:rPr>
+              <m:sty m:val="p"/>
+            </m:rPr>
+            <m:t>)</m:t>
+          </m:r>
+          <m:r>
+            <m:rPr>
+              <m:sty m:val="p"/>
+            </m:rPr>
+            <m:t>=</m:t>
+          </m:r>
+          <m:f>
+            <m:fPr>
+              <m:type m:val="bar"/>
+            </m:fPr>
+            <m:num>
+              <m:r>
+                <m:rPr>
+                  <m:sty m:val="p"/>
+                </m:rPr>
+                <m:t>|</m:t>
+              </m:r>
+              <m:r>
+                <m:t>y</m:t>
+              </m:r>
+              <m:r>
+                <m:rPr>
+                  <m:sty m:val="p"/>
+                </m:rPr>
+                <m:t>(</m:t>
+              </m:r>
+              <m:r>
+                <m:t>x</m:t>
+              </m:r>
+              <m:r>
+                <m:rPr>
+                  <m:sty m:val="p"/>
+                </m:rPr>
+                <m:t>)</m:t>
+              </m:r>
+              <m:r>
+                <m:rPr>
+                  <m:sty m:val="p"/>
+                </m:rPr>
+                <m:t>−</m:t>
+              </m:r>
+              <m:sSub>
+                <m:e>
+                  <m:r>
+                    <m:t>y</m:t>
+                  </m:r>
+                </m:e>
+                <m:sub>
+                  <m:r>
+                    <m:rPr>
+                      <m:sty m:val="p"/>
+                    </m:rPr>
+                    <m:t>r</m:t>
+                  </m:r>
+                  <m:r>
+                    <m:rPr>
+                      <m:sty m:val="p"/>
+                    </m:rPr>
+                    <m:t>e</m:t>
+                  </m:r>
+                  <m:r>
+                    <m:rPr>
+                      <m:sty m:val="p"/>
+                    </m:rPr>
+                    <m:t>f</m:t>
+                  </m:r>
+                </m:sub>
+              </m:sSub>
+              <m:r>
+                <m:rPr>
+                  <m:sty m:val="p"/>
+                </m:rPr>
+                <m:t>(</m:t>
+              </m:r>
+              <m:r>
+                <m:t>x</m:t>
+              </m:r>
+              <m:r>
+                <m:rPr>
+                  <m:sty m:val="p"/>
+                </m:rPr>
+                <m:t>)</m:t>
+              </m:r>
+              <m:r>
+                <m:rPr>
+                  <m:sty m:val="p"/>
+                </m:rPr>
+                <m:t>|</m:t>
+              </m:r>
+            </m:num>
+            <m:den>
+              <m:r>
+                <m:rPr>
+                  <m:sty m:val="p"/>
+                </m:rPr>
+                <m:t>|</m:t>
+              </m:r>
+              <m:sSub>
+                <m:e>
+                  <m:r>
+                    <m:t>y</m:t>
+                  </m:r>
+                </m:e>
+                <m:sub>
+                  <m:r>
+                    <m:rPr>
+                      <m:sty m:val="p"/>
+                    </m:rPr>
+                    <m:t>r</m:t>
+                  </m:r>
+                  <m:r>
+                    <m:rPr>
+                      <m:sty m:val="p"/>
+                    </m:rPr>
+                    <m:t>e</m:t>
+                  </m:r>
+                  <m:r>
+                    <m:rPr>
+                      <m:sty m:val="p"/>
+                    </m:rPr>
+                    <m:t>f</m:t>
+                  </m:r>
+                </m:sub>
+              </m:sSub>
+              <m:r>
+                <m:rPr>
+                  <m:sty m:val="p"/>
+                </m:rPr>
+                <m:t>(</m:t>
+              </m:r>
+              <m:r>
+                <m:t>x</m:t>
+              </m:r>
+              <m:r>
+                <m:rPr>
+                  <m:sty m:val="p"/>
+                </m:rPr>
+                <m:t>)</m:t>
+              </m:r>
+              <m:r>
+                <m:rPr>
+                  <m:sty m:val="p"/>
+                </m:rPr>
+                <m:t>|</m:t>
+              </m:r>
+            </m:den>
+          </m:f>
+        </m:oMath>
+      </m:oMathPara>
+    </w:p>
+    <w:p>
+      <w:pPr>
+        <w:pStyle w:val="FirstParagraph"/>
+      </w:pPr>
+      <w:r>
+        <w:rPr>
+          <w:rFonts w:hint="eastAsia"/>
+        </w:rPr>
+        <w:t xml:space="preserve">计算；当</w:t>
+      </w:r>
+      <w:r>
+        <w:t xml:space="preserve"> </w:t>
+      </w:r>
+      <m:oMath>
+        <m:r>
+          <m:t>x</m:t>
+        </m:r>
+      </m:oMath>
+      <w:r>
+        <w:t xml:space="preserve"> </w:t>
+      </w:r>
+      <w:r>
+        <w:rPr>
+          <w:rFonts w:hint="eastAsia"/>
+        </w:rPr>
+        <w:t xml:space="preserve">靠近</w:t>
+      </w:r>
+      <w:r>
+        <w:t xml:space="preserve"> </w:t>
+      </w:r>
+      <m:oMath>
+        <m:r>
+          <m:t>1</m:t>
+        </m:r>
+      </m:oMath>
+      <w:r>
+        <w:t xml:space="preserve"> </w:t>
+      </w:r>
+      <w:r>
+        <w:rPr>
+          <w:rFonts w:hint="eastAsia"/>
+        </w:rPr>
+        <w:t xml:space="preserve">时，参考值</w:t>
+      </w:r>
+      <w:r>
+        <w:t xml:space="preserve"> </w:t>
+      </w:r>
+      <m:oMath>
+        <m:sSub>
+          <m:e>
+            <m:r>
+              <m:t>y</m:t>
+            </m:r>
+          </m:e>
+          <m:sub>
+            <m:r>
+              <m:rPr>
+                <m:sty m:val="p"/>
+              </m:rPr>
+              <m:t>r</m:t>
+            </m:r>
+            <m:r>
+              <m:rPr>
+                <m:sty m:val="p"/>
+              </m:rPr>
+              <m:t>e</m:t>
+            </m:r>
+            <m:r>
+              <m:rPr>
+                <m:sty m:val="p"/>
+              </m:rPr>
+              <m:t>f</m:t>
+            </m:r>
+          </m:sub>
+        </m:sSub>
+        <m:r>
+          <m:rPr>
+            <m:sty m:val="p"/>
+          </m:rPr>
+          <m:t>=</m:t>
+        </m:r>
+        <m:r>
+          <m:rPr>
+            <m:sty m:val="p"/>
+          </m:rPr>
+          <m:t>(</m:t>
+        </m:r>
+        <m:r>
+          <m:t>x</m:t>
+        </m:r>
+        <m:r>
+          <m:rPr>
+            <m:sty m:val="p"/>
+          </m:rPr>
+          <m:t>−</m:t>
+        </m:r>
+        <m:r>
+          <m:t>1</m:t>
+        </m:r>
+        <m:sSup>
+          <m:e>
+            <m:r>
+              <m:rPr>
+                <m:sty m:val="p"/>
+              </m:rPr>
+              <m:t>)</m:t>
+            </m:r>
+          </m:e>
+          <m:sup>
+            <m:r>
+              <m:t>10</m:t>
+            </m:r>
+          </m:sup>
+        </m:sSup>
+      </m:oMath>
+      <w:r>
+        <w:t xml:space="preserve"> </w:t>
+      </w:r>
+      <w:r>
+        <w:rPr>
+          <w:rFonts w:hint="eastAsia"/>
+        </w:rPr>
+        <w:t xml:space="preserve">极小，所以即使绝对误差只有</w:t>
+      </w:r>
+      <w:r>
+        <w:t xml:space="preserve"> </w:t>
+      </w:r>
+      <m:oMath>
+        <m:sSup>
+          <m:e>
+            <m:r>
+              <m:t>10</m:t>
+            </m:r>
+          </m:e>
+          <m:sup>
+            <m:r>
+              <m:rPr>
+                <m:sty m:val="p"/>
+              </m:rPr>
+              <m:t>−</m:t>
+            </m:r>
+            <m:r>
+              <m:t>14</m:t>
+            </m:r>
+          </m:sup>
+        </m:sSup>
+      </m:oMath>
+      <w:r>
+        <w:t xml:space="preserve"> </w:t>
+      </w:r>
+      <w:r>
+        <w:rPr>
+          <w:rFonts w:hint="eastAsia"/>
+        </w:rPr>
+        <w:t xml:space="preserve">或</w:t>
+      </w:r>
+      <w:r>
+        <w:t xml:space="preserve"> </w:t>
+      </w:r>
+      <m:oMath>
+        <m:sSup>
+          <m:e>
+            <m:r>
+              <m:t>10</m:t>
+            </m:r>
+          </m:e>
+          <m:sup>
+            <m:r>
+              <m:rPr>
+                <m:sty m:val="p"/>
+              </m:rPr>
+              <m:t>−</m:t>
+            </m:r>
+            <m:r>
+              <m:t>6</m:t>
+            </m:r>
+          </m:sup>
+        </m:sSup>
+      </m:oMath>
+      <w:r>
+        <w:rPr>
+          <w:rFonts w:hint="eastAsia"/>
+        </w:rPr>
+        <w:t xml:space="preserve">，也会被分母放大到很高的相对误差。统计表中的峰值位置均集中在</w:t>
+      </w:r>
+      <w:r>
+        <w:t xml:space="preserve"> </w:t>
+      </w:r>
+      <m:oMath>
+        <m:r>
+          <m:t>x</m:t>
+        </m:r>
+        <m:r>
+          <m:rPr>
+            <m:sty m:val="p"/>
+          </m:rPr>
+          <m:t>=</m:t>
+        </m:r>
+        <m:r>
+          <m:t>1</m:t>
+        </m:r>
+      </m:oMath>
+      <w:r>
+        <w:t xml:space="preserve"> </w:t>
+      </w:r>
+      <w:r>
+        <w:rPr>
+          <w:rFonts w:hint="eastAsia"/>
+        </w:rPr>
+        <w:t xml:space="preserve">附近，例如</w:t>
+      </w:r>
+      <w:r>
+        <w:t xml:space="preserve"> </w:t>
+      </w:r>
+      <w:r>
+        <w:rPr>
+          <w:rStyle w:val="VerbatimChar"/>
+        </w:rPr>
+        <w:t xml:space="preserve">float + expanded</w:t>
+      </w:r>
+      <w:r>
+        <w:t xml:space="preserve"> </w:t>
+      </w:r>
+      <w:r>
+        <w:rPr>
+          <w:rFonts w:hint="eastAsia"/>
+        </w:rPr>
+        <w:t xml:space="preserve">的峰值在</w:t>
+      </w:r>
+      <w:r>
+        <w:t xml:space="preserve"> </w:t>
+      </w:r>
+      <w:r>
+        <w:rPr>
+          <w:rStyle w:val="VerbatimChar"/>
+        </w:rPr>
+        <w:t xml:space="preserve">x=0.99975002</w:t>
+      </w:r>
+      <w:r>
+        <w:rPr>
+          <w:rFonts w:hint="eastAsia"/>
+        </w:rPr>
+        <w:t xml:space="preserve">，最大相对误差达到</w:t>
+      </w:r>
+      <w:r>
+        <w:t xml:space="preserve"> </w:t>
+      </w:r>
+      <w:r>
+        <w:rPr>
+          <w:rFonts w:hint="eastAsia"/>
+        </w:rPr>
+        <w:t xml:space="preserve">1.7450E+31。图中的针状峰因此是相对误差定义和采样点共同造成的结果，不应理解为原函数出现了真实间断。</w:t>
+      </w:r>
+    </w:p>
+    <w:bookmarkEnd w:id="49"/>
+    <w:bookmarkEnd w:id="50"/>
+    <w:bookmarkStart w:id="55" w:name="problem-23horner-方法比较"/>
+    <w:p>
+      <w:pPr>
+        <w:pStyle w:val="Heading2"/>
+      </w:pPr>
+      <w:r>
+        <w:rPr>
+          <w:rStyle w:val="SectionNumber"/>
+        </w:rPr>
+        <w:t xml:space="preserve">0.6</w:t>
+      </w:r>
+      <w:r>
+        <w:tab/>
+      </w:r>
+      <w:r>
+        <w:t xml:space="preserve">Problem </w:t>
+      </w:r>
+      <w:r>
+        <w:rPr>
+          <w:rFonts w:hint="eastAsia"/>
+        </w:rPr>
+        <w:t xml:space="preserve">2(3)：Horner</w:t>
+      </w:r>
+      <w:r>
+        <w:t xml:space="preserve"> </w:t>
+      </w:r>
+      <w:r>
+        <w:rPr>
+          <w:rFonts w:hint="eastAsia"/>
+        </w:rPr>
+        <w:t xml:space="preserve">方法比较</w:t>
+      </w:r>
+    </w:p>
+    <w:p>
+      <w:pPr>
+        <w:pStyle w:val="FirstParagraph"/>
+      </w:pPr>
+      <w:r>
+        <w:rPr>
+          <w:rFonts w:hint="eastAsia"/>
+        </w:rPr>
+        <w:t xml:space="preserve">相关脚本：</w:t>
+      </w:r>
+    </w:p>
+    <w:p>
+      <w:pPr>
+        <w:pStyle w:val="Compact"/>
+        <w:numPr>
+          <w:ilvl w:val="0"/>
+          <w:numId w:val="1006"/>
+        </w:numPr>
+      </w:pPr>
+      <w:hyperlink r:id="rId33">
+        <w:r>
+          <w:rPr>
+            <w:rStyle w:val="Hyperlink"/>
+            <w:rFonts w:hint="eastAsia"/>
+          </w:rPr>
+          <w:t xml:space="preserve">本地</w:t>
+        </w:r>
+        <w:r>
+          <w:rPr>
+            <w:rStyle w:val="Hyperlink"/>
+          </w:rPr>
+          <w:t xml:space="preserve"> scripts/problem2.c</w:t>
+        </w:r>
+      </w:hyperlink>
+    </w:p>
+    <w:p>
+      <w:pPr>
+        <w:pStyle w:val="Compact"/>
+        <w:numPr>
+          <w:ilvl w:val="0"/>
+          <w:numId w:val="1006"/>
+        </w:numPr>
+      </w:pPr>
+      <w:hyperlink r:id="rId34">
+        <w:r>
+          <w:rPr>
+            <w:rStyle w:val="Hyperlink"/>
+          </w:rPr>
+          <w:t xml:space="preserve">GitHub scripts/problem2.c</w:t>
+        </w:r>
+      </w:hyperlink>
+    </w:p>
+    <w:bookmarkStart w:id="51" w:name="待求问题-5"/>
+    <w:p>
+      <w:pPr>
+        <w:pStyle w:val="Heading3"/>
+      </w:pPr>
+      <w:r>
+        <w:rPr>
+          <w:rStyle w:val="SectionNumber"/>
+        </w:rPr>
+        <w:t xml:space="preserve">0.6.1</w:t>
+      </w:r>
+      <w:r>
+        <w:tab/>
+      </w:r>
+      <w:r>
+        <w:rPr>
+          <w:rFonts w:hint="eastAsia"/>
+        </w:rPr>
+        <w:t xml:space="preserve">待求问题</w:t>
+      </w:r>
+    </w:p>
+    <w:p>
+      <w:pPr>
+        <w:pStyle w:val="FirstParagraph"/>
+      </w:pPr>
+      <w:r>
+        <w:rPr>
+          <w:rFonts w:hint="eastAsia"/>
+        </w:rPr>
+        <w:t xml:space="preserve">再使用</w:t>
+      </w:r>
+      <w:r>
+        <w:t xml:space="preserve"> Horner </w:t>
+      </w:r>
+      <w:r>
+        <w:rPr>
+          <w:rFonts w:hint="eastAsia"/>
+        </w:rPr>
+        <w:t xml:space="preserve">方法重新组织多项式计算，比较三种实现的误差分布，并解释在</w:t>
+      </w:r>
+      <w:r>
+        <w:t xml:space="preserve"> </w:t>
+      </w:r>
+      <m:oMath>
+        <m:r>
+          <m:t>x</m:t>
+        </m:r>
+        <m:r>
+          <m:rPr>
+            <m:sty m:val="p"/>
+          </m:rPr>
+          <m:t>=</m:t>
+        </m:r>
+        <m:r>
+          <m:t>1</m:t>
+        </m:r>
+      </m:oMath>
+      <w:r>
+        <w:t xml:space="preserve"> </w:t>
+      </w:r>
+      <w:r>
+        <w:rPr>
+          <w:rFonts w:hint="eastAsia"/>
+        </w:rPr>
+        <w:t xml:space="preserve">邻域出现差异的原因。</w:t>
+      </w:r>
+    </w:p>
+    <w:bookmarkEnd w:id="51"/>
+    <w:bookmarkStart w:id="52" w:name="解决方式-5"/>
+    <w:p>
+      <w:pPr>
+        <w:pStyle w:val="Heading3"/>
+      </w:pPr>
+      <w:r>
+        <w:rPr>
+          <w:rStyle w:val="SectionNumber"/>
+        </w:rPr>
+        <w:t xml:space="preserve">0.6.2</w:t>
+      </w:r>
+      <w:r>
+        <w:tab/>
+      </w:r>
+      <w:r>
+        <w:rPr>
+          <w:rFonts w:hint="eastAsia"/>
+        </w:rPr>
+        <w:t xml:space="preserve">解决方式</w:t>
+      </w:r>
+    </w:p>
+    <w:p>
+      <w:pPr>
+        <w:pStyle w:val="FirstParagraph"/>
+      </w:pPr>
+      <w:r>
+        <w:rPr>
+          <w:rFonts w:hint="eastAsia"/>
+        </w:rPr>
+        <w:t xml:space="preserve">本题的实验组织可形式化表示为：</w:t>
+      </w:r>
+    </w:p>
+    <w:p>
+      <w:pPr>
+        <w:pStyle w:val="SourceCode"/>
+      </w:pPr>
+      <w:r>
+        <w:rPr>
+          <w:rStyle w:val="VerbatimChar"/>
+        </w:rPr>
+        <w:t xml:space="preserve">Input : grid X, methods M, precisions P</w:t>
+      </w:r>
+      <w:r>
+        <w:br/>
+      </w:r>
+      <w:r>
+        <w:rPr>
+          <w:rStyle w:val="VerbatimChar"/>
+        </w:rPr>
+        <w:t xml:space="preserve">Output: zoomed plots and error statistics</w:t>
+      </w:r>
+      <w:r>
+        <w:br/>
+      </w:r>
+      <w:r>
+        <w:br/>
+      </w:r>
+      <w:r>
+        <w:rPr>
+          <w:rStyle w:val="VerbatimChar"/>
+        </w:rPr>
+        <w:t xml:space="preserve">for each p in P do</w:t>
+      </w:r>
+      <w:r>
+        <w:br/>
+      </w:r>
+      <w:r>
+        <w:rPr>
+          <w:rStyle w:val="VerbatimChar"/>
+        </w:rPr>
+        <w:t xml:space="preserve">    for each x in X do</w:t>
+      </w:r>
+      <w:r>
+        <w:br/>
+      </w:r>
+      <w:r>
+        <w:rPr>
+          <w:rStyle w:val="VerbatimChar"/>
+        </w:rPr>
+        <w:t xml:space="preserve">        y_ref &lt;- high_precision((x - 1)^10)</w:t>
+      </w:r>
+      <w:r>
+        <w:br/>
+      </w:r>
+      <w:r>
+        <w:rPr>
+          <w:rStyle w:val="VerbatimChar"/>
+        </w:rPr>
+        <w:t xml:space="preserve">        for each m in M do</w:t>
+      </w:r>
+      <w:r>
+        <w:br/>
+      </w:r>
+      <w:r>
+        <w:rPr>
+          <w:rStyle w:val="VerbatimChar"/>
+        </w:rPr>
+        <w:t xml:space="preserve">            y &lt;- eval(m, x, p)</w:t>
+      </w:r>
+      <w:r>
+        <w:br/>
+      </w:r>
+      <w:r>
+        <w:rPr>
+          <w:rStyle w:val="VerbatimChar"/>
+        </w:rPr>
+        <w:t xml:space="preserve">            if y_ref != 0 then</w:t>
+      </w:r>
+      <w:r>
+        <w:br/>
+      </w:r>
+      <w:r>
+        <w:rPr>
+          <w:rStyle w:val="VerbatimChar"/>
+        </w:rPr>
+        <w:t xml:space="preserve">                err[m, x, p] &lt;- relerr(y, y_ref)</w:t>
+      </w:r>
+      <w:r>
+        <w:br/>
+      </w:r>
+      <w:r>
+        <w:rPr>
+          <w:rStyle w:val="VerbatimChar"/>
+        </w:rPr>
+        <w:t xml:space="preserve">            end if</w:t>
+      </w:r>
+      <w:r>
+        <w:br/>
+      </w:r>
+      <w:r>
+        <w:rPr>
+          <w:rStyle w:val="VerbatimChar"/>
+        </w:rPr>
+        <w:t xml:space="preserve">        end for</w:t>
+      </w:r>
+      <w:r>
+        <w:br/>
+      </w:r>
+      <w:r>
+        <w:rPr>
+          <w:rStyle w:val="VerbatimChar"/>
+        </w:rPr>
+        <w:t xml:space="preserve">    end for</w:t>
+      </w:r>
+      <w:r>
+        <w:br/>
+      </w:r>
+      <w:r>
+        <w:rPr>
+          <w:rStyle w:val="VerbatimChar"/>
+        </w:rPr>
+        <w:t xml:space="preserve">end for</w:t>
+      </w:r>
+    </w:p>
+    <w:p>
+      <w:pPr>
+        <w:pStyle w:val="FirstParagraph"/>
+      </w:pPr>
+      <w:r>
+        <w:rPr>
+          <w:rFonts w:hint="eastAsia"/>
+        </w:rPr>
+        <w:t xml:space="preserve">其中</w:t>
+      </w:r>
+      <w:r>
+        <w:t xml:space="preserve"> </w:t>
+      </w:r>
+      <w:r>
+        <w:rPr>
+          <w:rStyle w:val="VerbatimChar"/>
+        </w:rPr>
+        <w:t xml:space="preserve">M = {direct, expanded, horner}</w:t>
+      </w:r>
+      <w:r>
+        <w:rPr>
+          <w:rFonts w:hint="eastAsia"/>
+        </w:rPr>
+        <w:t xml:space="preserve">，并基于</w:t>
+      </w:r>
+      <w:r>
+        <w:t xml:space="preserve"> </w:t>
+      </w:r>
+      <w:r>
+        <w:rPr>
+          <w:rStyle w:val="VerbatimChar"/>
+        </w:rPr>
+        <w:t xml:space="preserve">err</w:t>
+      </w:r>
+      <w:r>
+        <w:t xml:space="preserve"> </w:t>
+      </w:r>
+      <w:r>
+        <w:rPr>
+          <w:rFonts w:hint="eastAsia"/>
+        </w:rPr>
+        <w:t xml:space="preserve">进一步统计最大误差、峰值位置与中位误差。</w:t>
+      </w:r>
+    </w:p>
+    <w:bookmarkEnd w:id="52"/>
+    <w:bookmarkStart w:id="53" w:name="问题答案-5"/>
+    <w:p>
+      <w:pPr>
+        <w:pStyle w:val="Heading3"/>
+      </w:pPr>
+      <w:r>
+        <w:rPr>
+          <w:rStyle w:val="SectionNumber"/>
+        </w:rPr>
+        <w:t xml:space="preserve">0.6.3</w:t>
+      </w:r>
+      <w:r>
+        <w:tab/>
+      </w:r>
+      <w:r>
+        <w:rPr>
+          <w:rFonts w:hint="eastAsia"/>
+        </w:rPr>
+        <w:t xml:space="preserve">问题答案</w:t>
+      </w:r>
+    </w:p>
+    <w:p>
+      <w:pPr>
+        <w:pStyle w:val="FirstParagraph"/>
+      </w:pPr>
+      <w:r>
+        <w:t xml:space="preserve">Horner </w:t>
+      </w:r>
+      <w:r>
+        <w:rPr>
+          <w:rFonts w:hint="eastAsia"/>
+        </w:rPr>
+        <w:t xml:space="preserve">方法的独立对比结果如下。表中“最大误差改善倍数”和“中位误差改善倍数”均定义为</w:t>
+      </w:r>
+      <w:r>
+        <w:t xml:space="preserve"> </w:t>
+      </w:r>
+      <w:r>
+        <w:rPr>
+          <w:rStyle w:val="VerbatimChar"/>
+        </w:rPr>
+        <w:t xml:space="preserve">expanded</w:t>
+      </w:r>
+      <w:r>
+        <w:t xml:space="preserve"> </w:t>
+      </w:r>
+      <w:r>
+        <w:rPr>
+          <w:rFonts w:hint="eastAsia"/>
+        </w:rPr>
+        <w:t xml:space="preserve">误差除以</w:t>
+      </w:r>
+      <w:r>
+        <w:t xml:space="preserve"> </w:t>
+      </w:r>
+      <w:r>
+        <w:rPr>
+          <w:rStyle w:val="VerbatimChar"/>
+        </w:rPr>
+        <w:t xml:space="preserve">horner</w:t>
+      </w:r>
+      <w:r>
+        <w:t xml:space="preserve"> </w:t>
+      </w:r>
+      <w:r>
+        <w:rPr>
+          <w:rFonts w:hint="eastAsia"/>
+        </w:rPr>
+        <w:t xml:space="preserve">误差；数值大于</w:t>
+      </w:r>
+      <w:r>
+        <w:t xml:space="preserve"> </w:t>
+      </w:r>
+      <w:r>
+        <w:rPr>
+          <w:rStyle w:val="VerbatimChar"/>
+        </w:rPr>
+        <w:t xml:space="preserve">1</w:t>
+      </w:r>
+      <w:r>
+        <w:t xml:space="preserve"> </w:t>
+      </w:r>
+      <w:r>
+        <w:rPr>
+          <w:rFonts w:hint="eastAsia"/>
+        </w:rPr>
+        <w:t xml:space="preserve">表示</w:t>
+      </w:r>
+      <w:r>
+        <w:t xml:space="preserve"> Horner </w:t>
+      </w:r>
+      <w:r>
+        <w:rPr>
+          <w:rFonts w:hint="eastAsia"/>
+        </w:rPr>
+        <w:t xml:space="preserve">优于朴素展开。</w:t>
+      </w:r>
+    </w:p>
+    <w:tbl>
+      <w:tblPr>
+        <w:tblStyle w:val="Table"/>
+        <w:tblW w:type="pct" w:w="5000"/>
+        <w:tblLayout w:type="fixed"/>
+        <w:tblLook w:firstRow="1" w:lastRow="0" w:firstColumn="0" w:lastColumn="0" w:noHBand="0" w:noVBand="0" w:val="0020"/>
+      </w:tblPr>
+      <w:tblGrid>
+        <w:gridCol w:w="1320"/>
+        <w:gridCol w:w="1320"/>
+        <w:gridCol w:w="1320"/>
+        <w:gridCol w:w="1320"/>
+        <w:gridCol w:w="1320"/>
+        <w:gridCol w:w="1320"/>
+      </w:tblGrid>
+      <w:tr>
+        <w:trPr>
+          <w:tblHeader w:val="on"/>
+        </w:trPr>
+        <w:tc>
+          <w:tcPr/>
+          <w:p>
+            <w:pPr>
+              <w:pStyle w:val="Compact"/>
+              <w:jc w:val="left"/>
+            </w:pPr>
+            <w:r>
+              <w:rPr>
+                <w:rFonts w:hint="eastAsia"/>
+              </w:rPr>
+              <w:t xml:space="preserve">精度</w:t>
+            </w:r>
+          </w:p>
+        </w:tc>
+        <w:tc>
+          <w:tcPr/>
+          <w:p>
+            <w:pPr>
+              <w:pStyle w:val="Compact"/>
+              <w:jc w:val="right"/>
+            </w:pPr>
+            <w:r>
+              <w:t xml:space="preserve">direct </w:t>
+            </w:r>
+            <w:r>
+              <w:rPr>
+                <w:rFonts w:hint="eastAsia"/>
+              </w:rPr>
+              <w:t xml:space="preserve">最大相对误差</w:t>
+            </w:r>
+          </w:p>
+        </w:tc>
+        <w:tc>
+          <w:tcPr/>
+          <w:p>
+            <w:pPr>
+              <w:pStyle w:val="Compact"/>
+              <w:jc w:val="right"/>
+            </w:pPr>
+            <w:r>
+              <w:t xml:space="preserve">expanded </w:t>
+            </w:r>
+            <w:r>
+              <w:rPr>
+                <w:rFonts w:hint="eastAsia"/>
+              </w:rPr>
+              <w:t xml:space="preserve">最大相对误差</w:t>
+            </w:r>
+          </w:p>
+        </w:tc>
+        <w:tc>
+          <w:tcPr/>
+          <w:p>
+            <w:pPr>
+              <w:pStyle w:val="Compact"/>
+              <w:jc w:val="right"/>
+            </w:pPr>
+            <w:r>
+              <w:t xml:space="preserve">horner </w:t>
+            </w:r>
+            <w:r>
+              <w:rPr>
+                <w:rFonts w:hint="eastAsia"/>
+              </w:rPr>
+              <w:t xml:space="preserve">最大相对误差</w:t>
+            </w:r>
+          </w:p>
+        </w:tc>
+        <w:tc>
+          <w:tcPr/>
+          <w:p>
+            <w:pPr>
+              <w:pStyle w:val="Compact"/>
+              <w:jc w:val="right"/>
+            </w:pPr>
+            <w:r>
+              <w:rPr>
+                <w:rFonts w:hint="eastAsia"/>
+              </w:rPr>
+              <w:t xml:space="preserve">最大误差改善倍数</w:t>
+            </w:r>
+          </w:p>
+        </w:tc>
+        <w:tc>
+          <w:tcPr/>
+          <w:p>
+            <w:pPr>
+              <w:pStyle w:val="Compact"/>
+              <w:jc w:val="right"/>
+            </w:pPr>
+            <w:r>
+              <w:rPr>
+                <w:rFonts w:hint="eastAsia"/>
+              </w:rPr>
+              <w:t xml:space="preserve">中位误差改善倍数</w:t>
+            </w:r>
+          </w:p>
+        </w:tc>
+      </w:tr>
+      <w:tr>
+        <w:tc>
+          <w:tcPr/>
+          <w:p>
+            <w:pPr>
+              <w:pStyle w:val="Compact"/>
+              <w:jc w:val="left"/>
+            </w:pPr>
+            <w:r>
+              <w:t xml:space="preserve">float</w:t>
+            </w:r>
+          </w:p>
+        </w:tc>
+        <w:tc>
+          <w:tcPr/>
+          <w:p>
+            <w:pPr>
+              <w:pStyle w:val="Compact"/>
+              <w:jc w:val="right"/>
+            </w:pPr>
+            <w:r>
+              <w:t xml:space="preserve">7.5107E-5</w:t>
+            </w:r>
+          </w:p>
+        </w:tc>
+        <w:tc>
+          <w:tcPr/>
+          <w:p>
+            <w:pPr>
+              <w:pStyle w:val="Compact"/>
+              <w:jc w:val="right"/>
+            </w:pPr>
+            <w:r>
+              <w:t xml:space="preserve">1.7450E+31</w:t>
+            </w:r>
+          </w:p>
+        </w:tc>
+        <w:tc>
+          <w:tcPr/>
+          <w:p>
+            <w:pPr>
+              <w:pStyle w:val="Compact"/>
+              <w:jc w:val="right"/>
+            </w:pPr>
+            <w:r>
+              <w:t xml:space="preserve">4.9415E+30</w:t>
+            </w:r>
+          </w:p>
+        </w:tc>
+        <w:tc>
+          <w:tcPr/>
+          <w:p>
+            <w:pPr>
+              <w:pStyle w:val="Compact"/>
+              <w:jc w:val="right"/>
+            </w:pPr>
+            <w:r>
+              <w:t xml:space="preserve">3.5314E+0</w:t>
+            </w:r>
+          </w:p>
+        </w:tc>
+        <w:tc>
+          <w:tcPr/>
+          <w:p>
+            <w:pPr>
+              <w:pStyle w:val="Compact"/>
+              <w:jc w:val="right"/>
+            </w:pPr>
+            <w:r>
+              <w:t xml:space="preserve">1.8585E+0</w:t>
+            </w:r>
+          </w:p>
+        </w:tc>
+      </w:tr>
+      <w:tr>
+        <w:tc>
+          <w:tcPr/>
+          <w:p>
+            <w:pPr>
+              <w:pStyle w:val="Compact"/>
+              <w:jc w:val="left"/>
+            </w:pPr>
+            <w:r>
+              <w:t xml:space="preserve">double</w:t>
+            </w:r>
+          </w:p>
+        </w:tc>
+        <w:tc>
+          <w:tcPr/>
+          <w:p>
+            <w:pPr>
+              <w:pStyle w:val="Compact"/>
+              <w:jc w:val="right"/>
+            </w:pPr>
+            <w:r>
+              <w:t xml:space="preserve">8.9867E-13</w:t>
+            </w:r>
+          </w:p>
+        </w:tc>
+        <w:tc>
+          <w:tcPr/>
+          <w:p>
+            <w:pPr>
+              <w:pStyle w:val="Compact"/>
+              <w:jc w:val="right"/>
+            </w:pPr>
+            <w:r>
+              <w:t xml:space="preserve">2.6543E+22</w:t>
+            </w:r>
+          </w:p>
+        </w:tc>
+        <w:tc>
+          <w:tcPr/>
+          <w:p>
+            <w:pPr>
+              <w:pStyle w:val="Compact"/>
+              <w:jc w:val="right"/>
+            </w:pPr>
+            <w:r>
+              <w:t xml:space="preserve">1.4552E+22</w:t>
+            </w:r>
+          </w:p>
+        </w:tc>
+        <w:tc>
+          <w:tcPr/>
+          <w:p>
+            <w:pPr>
+              <w:pStyle w:val="Compact"/>
+              <w:jc w:val="right"/>
+            </w:pPr>
+            <w:r>
+              <w:t xml:space="preserve">1.8240E+0</w:t>
+            </w:r>
+          </w:p>
+        </w:tc>
+        <w:tc>
+          <w:tcPr/>
+          <w:p>
+            <w:pPr>
+              <w:pStyle w:val="Compact"/>
+              <w:jc w:val="right"/>
+            </w:pPr>
+            <w:r>
+              <w:t xml:space="preserve">1.6979E+0</w:t>
+            </w:r>
+          </w:p>
+        </w:tc>
+      </w:tr>
+      <w:tr>
+        <w:tc>
+          <w:tcPr/>
+          <w:p>
+            <w:pPr>
+              <w:pStyle w:val="Compact"/>
+              <w:jc w:val="left"/>
+            </w:pPr>
+            <w:r>
+              <w:t xml:space="preserve">quad</w:t>
+            </w:r>
+          </w:p>
+        </w:tc>
+        <w:tc>
+          <w:tcPr/>
+          <w:p>
+            <w:pPr>
+              <w:pStyle w:val="Compact"/>
+              <w:jc w:val="right"/>
+            </w:pPr>
+            <w:r>
+              <w:t xml:space="preserve">1.8490E-31</w:t>
+            </w:r>
+          </w:p>
+        </w:tc>
+        <w:tc>
+          <w:tcPr/>
+          <w:p>
+            <w:pPr>
+              <w:pStyle w:val="Compact"/>
+              <w:jc w:val="right"/>
+            </w:pPr>
+            <w:r>
+              <w:t xml:space="preserve">1.2522E+4</w:t>
+            </w:r>
+          </w:p>
+        </w:tc>
+        <w:tc>
+          <w:tcPr/>
+          <w:p>
+            <w:pPr>
+              <w:pStyle w:val="Compact"/>
+              <w:jc w:val="right"/>
+            </w:pPr>
+            <w:r>
+              <w:t xml:space="preserve">9.3896E+3</w:t>
+            </w:r>
+          </w:p>
+        </w:tc>
+        <w:tc>
+          <w:tcPr/>
+          <w:p>
+            <w:pPr>
+              <w:pStyle w:val="Compact"/>
+              <w:jc w:val="right"/>
+            </w:pPr>
+            <w:r>
+              <w:t xml:space="preserve">1.3336E+0</w:t>
+            </w:r>
+          </w:p>
+        </w:tc>
+        <w:tc>
+          <w:tcPr/>
+          <w:p>
+            <w:pPr>
+              <w:pStyle w:val="Compact"/>
+              <w:jc w:val="right"/>
+            </w:pPr>
+            <w:r>
+              <w:t xml:space="preserve">1.6949E+0</w:t>
+            </w:r>
+          </w:p>
+        </w:tc>
+      </w:tr>
+    </w:tbl>
+    <w:p>
+      <w:pPr>
+        <w:pStyle w:val="BodyText"/>
+      </w:pPr>
+      <w:r>
+        <w:rPr>
+          <w:rFonts w:hint="eastAsia"/>
+        </w:rPr>
+        <w:t xml:space="preserve">结果表明，Horner</w:t>
+      </w:r>
+      <w:r>
+        <w:t xml:space="preserve"> </w:t>
+      </w:r>
+      <w:r>
+        <w:rPr>
+          <w:rFonts w:hint="eastAsia"/>
+        </w:rPr>
+        <w:t xml:space="preserve">方法在三种精度下都比朴素展开稳定；以</w:t>
+      </w:r>
+      <w:r>
+        <w:t xml:space="preserve"> </w:t>
+      </w:r>
+      <w:r>
+        <w:rPr>
+          <w:rStyle w:val="VerbatimChar"/>
+        </w:rPr>
+        <w:t xml:space="preserve">float</w:t>
+      </w:r>
+      <w:r>
+        <w:t xml:space="preserve"> </w:t>
+      </w:r>
+      <w:r>
+        <w:rPr>
+          <w:rFonts w:hint="eastAsia"/>
+        </w:rPr>
+        <w:t xml:space="preserve">为例，最大相对误差从</w:t>
+      </w:r>
+      <w:r>
+        <w:t xml:space="preserve"> 1.7450E+31 </w:t>
+      </w:r>
+      <w:r>
+        <w:rPr>
+          <w:rFonts w:hint="eastAsia"/>
+        </w:rPr>
+        <w:t xml:space="preserve">降到</w:t>
+      </w:r>
+      <w:r>
+        <w:t xml:space="preserve"> </w:t>
+      </w:r>
+      <w:r>
+        <w:rPr>
+          <w:rFonts w:hint="eastAsia"/>
+        </w:rPr>
+        <w:t xml:space="preserve">4.9415E+30，改善约</w:t>
+      </w:r>
+      <w:r>
+        <w:t xml:space="preserve"> 3.5314 </w:t>
+      </w:r>
+      <w:r>
+        <w:rPr>
+          <w:rFonts w:hint="eastAsia"/>
+        </w:rPr>
+        <w:t xml:space="preserve">倍。但它仍显著劣于直接形式：同一精度下</w:t>
+      </w:r>
+      <w:r>
+        <w:t xml:space="preserve"> direct </w:t>
+      </w:r>
+      <w:r>
+        <w:rPr>
+          <w:rFonts w:hint="eastAsia"/>
+        </w:rPr>
+        <w:t xml:space="preserve">的最大相对误差只有</w:t>
+      </w:r>
+      <w:r>
+        <w:t xml:space="preserve"> </w:t>
+      </w:r>
+      <w:r>
+        <w:rPr>
+          <w:rFonts w:hint="eastAsia"/>
+        </w:rPr>
+        <w:t xml:space="preserve">7.5107E-5。结论是</w:t>
+      </w:r>
+      <w:r>
+        <w:t xml:space="preserve"> Horner </w:t>
+      </w:r>
+      <w:r>
+        <w:rPr>
+          <w:rFonts w:hint="eastAsia"/>
+        </w:rPr>
+        <w:t xml:space="preserve">改善了展开式的运算顺序，但没有恢复直接形式保留的关键小量结构</w:t>
       </w:r>
       <w:r>
         <w:t xml:space="preserve"> </w:t>
@@ -5100,22 +8037,85 @@
         </m:r>
       </m:oMath>
       <w:r>
-        <w:t xml:space="preserve"> </w:t>
-      </w:r>
-      <w:r>
-        <w:rPr>
-          <w:rFonts w:hint="eastAsia"/>
-        </w:rPr>
-        <w:t xml:space="preserve">这一小量结构，运算路径最短，因而最稳定；朴素展开形式则会反复累积和抵消数量级接近的项，最容易触发相消误差；Horner</w:t>
-      </w:r>
-      <w:r>
-        <w:t xml:space="preserve"> </w:t>
-      </w:r>
-      <w:r>
-        <w:rPr>
-          <w:rFonts w:hint="eastAsia"/>
-        </w:rPr>
-        <w:t xml:space="preserve">形式虽然改善了运算顺序，但并未改变展开后计算的本质。若需进一步提高稳定性，可结合高精度算术、补偿求和或围绕</w:t>
+        <w:t xml:space="preserve">。</w:t>
+      </w:r>
+    </w:p>
+    <w:bookmarkEnd w:id="53"/>
+    <w:bookmarkStart w:id="54" w:name="分析-5"/>
+    <w:p>
+      <w:pPr>
+        <w:pStyle w:val="Heading3"/>
+      </w:pPr>
+      <w:r>
+        <w:rPr>
+          <w:rStyle w:val="SectionNumber"/>
+        </w:rPr>
+        <w:t xml:space="preserve">0.6.4</w:t>
+      </w:r>
+      <w:r>
+        <w:tab/>
+      </w:r>
+      <w:r>
+        <w:rPr>
+          <w:rFonts w:hint="eastAsia"/>
+        </w:rPr>
+        <w:t xml:space="preserve">分析</w:t>
+      </w:r>
+    </w:p>
+    <w:p>
+      <w:pPr>
+        <w:pStyle w:val="FirstParagraph"/>
+      </w:pPr>
+      <w:r>
+        <w:rPr>
+          <w:rFonts w:hint="eastAsia"/>
+        </w:rPr>
+        <w:t xml:space="preserve">本小问关注</w:t>
+      </w:r>
+      <w:r>
+        <w:t xml:space="preserve"> Horner </w:t>
+      </w:r>
+      <w:r>
+        <w:rPr>
+          <w:rFonts w:hint="eastAsia"/>
+        </w:rPr>
+        <w:t xml:space="preserve">方法的作用边界。Horner</w:t>
+      </w:r>
+      <w:r>
+        <w:t xml:space="preserve"> </w:t>
+      </w:r>
+      <w:r>
+        <w:rPr>
+          <w:rFonts w:hint="eastAsia"/>
+        </w:rPr>
+        <w:t xml:space="preserve">写法减少了显式幂次计算和中间加减次数，所以相对朴素展开有稳定性收益；表中三种精度的最大误差改善倍数分别为</w:t>
+      </w:r>
+      <w:r>
+        <w:t xml:space="preserve"> 3.5314E+0、1.8240E+0 </w:t>
+      </w:r>
+      <w:r>
+        <w:rPr>
+          <w:rFonts w:hint="eastAsia"/>
+        </w:rPr>
+        <w:t xml:space="preserve">和</w:t>
+      </w:r>
+      <w:r>
+        <w:t xml:space="preserve"> </w:t>
+      </w:r>
+      <w:r>
+        <w:rPr>
+          <w:rFonts w:hint="eastAsia"/>
+        </w:rPr>
+        <w:t xml:space="preserve">1.3336E+0。不过</w:t>
+      </w:r>
+      <w:r>
+        <w:t xml:space="preserve"> Horner </w:t>
+      </w:r>
+      <w:r>
+        <w:rPr>
+          <w:rFonts w:hint="eastAsia"/>
+        </w:rPr>
+        <w:t xml:space="preserve">仍是在计算展开后的同一个多项式，无法消除</w:t>
       </w:r>
       <w:r>
         <w:t xml:space="preserve"> </w:t>
@@ -5128,7 +8128,7 @@
           <m:rPr>
             <m:sty m:val="p"/>
           </m:rPr>
-          <m:t>=</m:t>
+          <m:t>≈</m:t>
         </m:r>
         <m:r>
           <m:t>1</m:t>
@@ -5141,1219 +8141,30 @@
         <w:rPr>
           <w:rFonts w:hint="eastAsia"/>
         </w:rPr>
-        <w:t xml:space="preserve">的局部重参数化方案。</w:t>
-      </w:r>
-    </w:p>
-    <w:bookmarkEnd w:id="41"/>
-    <w:bookmarkEnd w:id="42"/>
-    <w:bookmarkStart w:id="50" w:name="problem-22相对误差分布"/>
-    <w:p>
-      <w:pPr>
-        <w:pStyle w:val="Heading2"/>
-      </w:pPr>
-      <w:r>
-        <w:rPr>
-          <w:rStyle w:val="SectionNumber"/>
-        </w:rPr>
-        <w:t xml:space="preserve">0.5</w:t>
-      </w:r>
-      <w:r>
-        <w:tab/>
-      </w:r>
-      <w:r>
-        <w:t xml:space="preserve">Problem </w:t>
-      </w:r>
-      <w:r>
-        <w:rPr>
-          <w:rFonts w:hint="eastAsia"/>
-        </w:rPr>
-        <w:t xml:space="preserve">2(2)：相对误差分布</w:t>
-      </w:r>
-    </w:p>
-    <w:p>
-      <w:pPr>
-        <w:pStyle w:val="FirstParagraph"/>
-      </w:pPr>
-      <w:r>
-        <w:rPr>
-          <w:rFonts w:hint="eastAsia"/>
-        </w:rPr>
-        <w:t xml:space="preserve">相关脚本：</w:t>
-      </w:r>
-    </w:p>
-    <w:p>
-      <w:pPr>
-        <w:pStyle w:val="Compact"/>
-        <w:numPr>
-          <w:ilvl w:val="0"/>
-          <w:numId w:val="1005"/>
-        </w:numPr>
-      </w:pPr>
-      <w:hyperlink r:id="rId33">
-        <w:r>
-          <w:rPr>
-            <w:rStyle w:val="Hyperlink"/>
-            <w:rFonts w:hint="eastAsia"/>
-          </w:rPr>
-          <w:t xml:space="preserve">本地</w:t>
-        </w:r>
-        <w:r>
-          <w:rPr>
-            <w:rStyle w:val="Hyperlink"/>
-          </w:rPr>
-          <w:t xml:space="preserve"> scripts/problem2.c</w:t>
-        </w:r>
-      </w:hyperlink>
-    </w:p>
-    <w:p>
-      <w:pPr>
-        <w:pStyle w:val="Compact"/>
-        <w:numPr>
-          <w:ilvl w:val="0"/>
-          <w:numId w:val="1005"/>
-        </w:numPr>
-      </w:pPr>
-      <w:hyperlink r:id="rId34">
-        <w:r>
-          <w:rPr>
-            <w:rStyle w:val="Hyperlink"/>
-          </w:rPr>
-          <w:t xml:space="preserve">GitHub scripts/problem2.c</w:t>
-        </w:r>
-      </w:hyperlink>
-    </w:p>
-    <w:bookmarkStart w:id="43" w:name="待求问题-4"/>
-    <w:p>
-      <w:pPr>
-        <w:pStyle w:val="Heading3"/>
-      </w:pPr>
-      <w:r>
-        <w:rPr>
-          <w:rStyle w:val="SectionNumber"/>
-        </w:rPr>
-        <w:t xml:space="preserve">0.5.1</w:t>
-      </w:r>
-      <w:r>
-        <w:tab/>
-      </w:r>
-      <w:r>
-        <w:rPr>
-          <w:rFonts w:hint="eastAsia"/>
-        </w:rPr>
-        <w:t xml:space="preserve">待求问题</w:t>
-      </w:r>
-    </w:p>
-    <w:p>
-      <w:pPr>
-        <w:pStyle w:val="FirstParagraph"/>
-      </w:pPr>
-      <w:r>
-        <w:rPr>
-          <w:rFonts w:hint="eastAsia"/>
-        </w:rPr>
-        <w:t xml:space="preserve">绘制并比较误差分布。</w:t>
-      </w:r>
-    </w:p>
-    <w:bookmarkEnd w:id="43"/>
-    <w:bookmarkStart w:id="44" w:name="解决方式-4"/>
-    <w:p>
-      <w:pPr>
-        <w:pStyle w:val="Heading3"/>
-      </w:pPr>
-      <w:r>
-        <w:rPr>
-          <w:rStyle w:val="SectionNumber"/>
-        </w:rPr>
-        <w:t xml:space="preserve">0.5.2</w:t>
-      </w:r>
-      <w:r>
-        <w:tab/>
-      </w:r>
-      <w:r>
-        <w:rPr>
-          <w:rFonts w:hint="eastAsia"/>
-        </w:rPr>
-        <w:t xml:space="preserve">解决方式</w:t>
-      </w:r>
-    </w:p>
-    <w:p>
-      <w:pPr>
-        <w:pStyle w:val="FirstParagraph"/>
-      </w:pPr>
-      <w:r>
-        <w:rPr>
-          <w:rFonts w:hint="eastAsia"/>
-        </w:rPr>
-        <w:t xml:space="preserve">本题的实验组织可形式化表示为：</w:t>
-      </w:r>
-    </w:p>
-    <w:p>
-      <w:pPr>
-        <w:pStyle w:val="SourceCode"/>
-      </w:pPr>
-      <w:r>
-        <w:rPr>
-          <w:rStyle w:val="VerbatimChar"/>
-        </w:rPr>
-        <w:t xml:space="preserve">Input : grid X, methods M, precisions P</w:t>
-      </w:r>
-      <w:r>
-        <w:br/>
-      </w:r>
-      <w:r>
-        <w:rPr>
-          <w:rStyle w:val="VerbatimChar"/>
-        </w:rPr>
-        <w:t xml:space="preserve">Output: zoomed plots and error statistics</w:t>
-      </w:r>
-      <w:r>
-        <w:br/>
-      </w:r>
-      <w:r>
-        <w:br/>
-      </w:r>
-      <w:r>
-        <w:rPr>
-          <w:rStyle w:val="VerbatimChar"/>
-        </w:rPr>
-        <w:t xml:space="preserve">for each p in P do</w:t>
-      </w:r>
-      <w:r>
-        <w:br/>
-      </w:r>
-      <w:r>
-        <w:rPr>
-          <w:rStyle w:val="VerbatimChar"/>
-        </w:rPr>
-        <w:t xml:space="preserve">    for each x in X do</w:t>
-      </w:r>
-      <w:r>
-        <w:br/>
-      </w:r>
-      <w:r>
-        <w:rPr>
-          <w:rStyle w:val="VerbatimChar"/>
-        </w:rPr>
-        <w:t xml:space="preserve">        y_ref &lt;- high_precision((x - 1)^10)</w:t>
-      </w:r>
-      <w:r>
-        <w:br/>
-      </w:r>
-      <w:r>
-        <w:rPr>
-          <w:rStyle w:val="VerbatimChar"/>
-        </w:rPr>
-        <w:t xml:space="preserve">        for each m in M do</w:t>
-      </w:r>
-      <w:r>
-        <w:br/>
-      </w:r>
-      <w:r>
-        <w:rPr>
-          <w:rStyle w:val="VerbatimChar"/>
-        </w:rPr>
-        <w:t xml:space="preserve">            y &lt;- eval(m, x, p)</w:t>
-      </w:r>
-      <w:r>
-        <w:br/>
-      </w:r>
-      <w:r>
-        <w:rPr>
-          <w:rStyle w:val="VerbatimChar"/>
-        </w:rPr>
-        <w:t xml:space="preserve">            if y_ref != 0 then</w:t>
-      </w:r>
-      <w:r>
-        <w:br/>
-      </w:r>
-      <w:r>
-        <w:rPr>
-          <w:rStyle w:val="VerbatimChar"/>
-        </w:rPr>
-        <w:t xml:space="preserve">                err[m, x, p] &lt;- relerr(y, y_ref)</w:t>
-      </w:r>
-      <w:r>
-        <w:br/>
-      </w:r>
-      <w:r>
-        <w:rPr>
-          <w:rStyle w:val="VerbatimChar"/>
-        </w:rPr>
-        <w:t xml:space="preserve">            end if</w:t>
-      </w:r>
-      <w:r>
-        <w:br/>
-      </w:r>
-      <w:r>
-        <w:rPr>
-          <w:rStyle w:val="VerbatimChar"/>
-        </w:rPr>
-        <w:t xml:space="preserve">        end for</w:t>
-      </w:r>
-      <w:r>
-        <w:br/>
-      </w:r>
-      <w:r>
-        <w:rPr>
-          <w:rStyle w:val="VerbatimChar"/>
-        </w:rPr>
-        <w:t xml:space="preserve">    end for</w:t>
-      </w:r>
-      <w:r>
-        <w:br/>
-      </w:r>
-      <w:r>
-        <w:rPr>
-          <w:rStyle w:val="VerbatimChar"/>
-        </w:rPr>
-        <w:t xml:space="preserve">end for</w:t>
-      </w:r>
-    </w:p>
-    <w:p>
-      <w:pPr>
-        <w:pStyle w:val="FirstParagraph"/>
-      </w:pPr>
-      <w:r>
-        <w:rPr>
-          <w:rFonts w:hint="eastAsia"/>
-        </w:rPr>
-        <w:t xml:space="preserve">其中</w:t>
-      </w:r>
-      <w:r>
-        <w:t xml:space="preserve"> </w:t>
-      </w:r>
-      <w:r>
-        <w:rPr>
-          <w:rStyle w:val="VerbatimChar"/>
-        </w:rPr>
-        <w:t xml:space="preserve">M = {direct, expanded, horner}</w:t>
-      </w:r>
-      <w:r>
-        <w:rPr>
-          <w:rFonts w:hint="eastAsia"/>
-        </w:rPr>
-        <w:t xml:space="preserve">，并基于</w:t>
-      </w:r>
-      <w:r>
-        <w:t xml:space="preserve"> </w:t>
-      </w:r>
-      <w:r>
-        <w:rPr>
-          <w:rStyle w:val="VerbatimChar"/>
-        </w:rPr>
-        <w:t xml:space="preserve">err</w:t>
-      </w:r>
-      <w:r>
-        <w:t xml:space="preserve"> </w:t>
-      </w:r>
-      <w:r>
-        <w:rPr>
-          <w:rFonts w:hint="eastAsia"/>
-        </w:rPr>
-        <w:t xml:space="preserve">进一步统计最大误差、峰值位置与中位误差。</w:t>
-      </w:r>
-    </w:p>
-    <w:bookmarkEnd w:id="44"/>
-    <w:bookmarkStart w:id="48" w:name="问题答案-4"/>
-    <w:p>
-      <w:pPr>
-        <w:pStyle w:val="Heading3"/>
-      </w:pPr>
-      <w:r>
-        <w:rPr>
-          <w:rStyle w:val="SectionNumber"/>
-        </w:rPr>
-        <w:t xml:space="preserve">0.5.3</w:t>
-      </w:r>
-      <w:r>
-        <w:tab/>
-      </w:r>
-      <w:r>
-        <w:rPr>
-          <w:rFonts w:hint="eastAsia"/>
-        </w:rPr>
-        <w:t xml:space="preserve">问题答案</w:t>
-      </w:r>
-    </w:p>
-    <w:p>
-      <w:pPr>
-        <w:pStyle w:val="FirstParagraph"/>
-      </w:pPr>
-      <w:r>
-        <w:rPr>
-          <w:rFonts w:hint="eastAsia"/>
-        </w:rPr>
-        <w:t xml:space="preserve">相对误差统计结果如下。</w:t>
-      </w:r>
-    </w:p>
-    <w:p>
-      <w:pPr>
-        <w:pStyle w:val="CaptionedFigure"/>
-      </w:pPr>
-      <w:r>
-        <w:drawing>
-          <wp:inline>
-            <wp:extent cx="4693920" cy="1805353"/>
-            <wp:effectExtent b="0" l="0" r="0" t="0"/>
-            <wp:docPr descr="Problem 2 relative-error distribution" title="" id="46" name="Picture"/>
-            <a:graphic>
-              <a:graphicData uri="http://schemas.openxmlformats.org/drawingml/2006/picture">
-                <pic:pic>
-                  <pic:nvPicPr>
-                    <pic:cNvPr descr="../../result/problem2_relative_error.png" id="47" name="Picture"/>
-                    <pic:cNvPicPr>
-                      <a:picLocks noChangeArrowheads="1" noChangeAspect="1"/>
-                    </pic:cNvPicPr>
-                  </pic:nvPicPr>
-                  <pic:blipFill>
-                    <a:blip r:embed="rId45"/>
-                    <a:stretch>
-                      <a:fillRect/>
-                    </a:stretch>
-                  </pic:blipFill>
-                  <pic:spPr bwMode="auto">
-                    <a:xfrm>
-                      <a:off x="0" y="0"/>
-                      <a:ext cx="4693920" cy="1805353"/>
-                    </a:xfrm>
-                    <a:prstGeom prst="rect">
-                      <a:avLst/>
-                    </a:prstGeom>
-                    <a:noFill/>
-                    <a:ln w="9525">
-                      <a:noFill/>
-                      <a:headEnd/>
-                      <a:tailEnd/>
-                    </a:ln>
-                  </pic:spPr>
-                </pic:pic>
-              </a:graphicData>
-            </a:graphic>
-          </wp:inline>
-        </w:drawing>
-      </w:r>
-    </w:p>
-    <w:p>
-      <w:pPr>
-        <w:pStyle w:val="ImageCaption"/>
-      </w:pPr>
-      <w:r>
-        <w:t xml:space="preserve">Problem 2 relative-error distribution</w:t>
-      </w:r>
-    </w:p>
-    <w:tbl>
-      <w:tblPr>
-        <w:tblStyle w:val="Table"/>
-        <w:tblW w:type="auto" w:w="0"/>
-        <w:tblLook w:firstRow="1" w:lastRow="0" w:firstColumn="0" w:lastColumn="0" w:noHBand="0" w:noVBand="0" w:val="0020"/>
-      </w:tblPr>
-      <w:tblGrid>
-        <w:gridCol w:w="1584"/>
-        <w:gridCol w:w="1584"/>
-        <w:gridCol w:w="1584"/>
-        <w:gridCol w:w="1584"/>
-        <w:gridCol w:w="1584"/>
-      </w:tblGrid>
-      <w:tr>
-        <w:trPr>
-          <w:tblHeader w:val="on"/>
-        </w:trPr>
-        <w:tc>
-          <w:tcPr/>
-          <w:p>
-            <w:pPr>
-              <w:pStyle w:val="Compact"/>
-              <w:jc w:val="left"/>
-            </w:pPr>
-            <w:r>
-              <w:rPr>
-                <w:rFonts w:hint="eastAsia"/>
-              </w:rPr>
-              <w:t xml:space="preserve">精度</w:t>
-            </w:r>
-          </w:p>
-        </w:tc>
-        <w:tc>
-          <w:tcPr/>
-          <w:p>
-            <w:pPr>
-              <w:pStyle w:val="Compact"/>
-              <w:jc w:val="left"/>
-            </w:pPr>
-            <w:r>
-              <w:rPr>
-                <w:rFonts w:hint="eastAsia"/>
-              </w:rPr>
-              <w:t xml:space="preserve">形式</w:t>
-            </w:r>
-          </w:p>
-        </w:tc>
-        <w:tc>
-          <w:tcPr/>
-          <w:p>
-            <w:pPr>
-              <w:pStyle w:val="Compact"/>
-              <w:jc w:val="right"/>
-            </w:pPr>
-            <w:r>
-              <w:rPr>
-                <w:rFonts w:hint="eastAsia"/>
-              </w:rPr>
-              <w:t xml:space="preserve">最大相对误差</w:t>
-            </w:r>
-          </w:p>
-        </w:tc>
-        <w:tc>
-          <w:tcPr/>
-          <w:p>
-            <w:pPr>
-              <w:pStyle w:val="Compact"/>
-              <w:jc w:val="right"/>
-            </w:pPr>
-            <w:r>
-              <w:rPr>
-                <w:rFonts w:hint="eastAsia"/>
-              </w:rPr>
-              <w:t xml:space="preserve">峰值位置</w:t>
-            </w:r>
-            <w:r>
-              <w:t xml:space="preserve"> x</w:t>
-            </w:r>
-          </w:p>
-        </w:tc>
-        <w:tc>
-          <w:tcPr/>
-          <w:p>
-            <w:pPr>
-              <w:pStyle w:val="Compact"/>
-              <w:jc w:val="right"/>
-            </w:pPr>
-            <w:r>
-              <w:rPr>
-                <w:rFonts w:hint="eastAsia"/>
-              </w:rPr>
-              <w:t xml:space="preserve">中位相对误差</w:t>
-            </w:r>
-          </w:p>
-        </w:tc>
-      </w:tr>
-      <w:tr>
-        <w:tc>
-          <w:tcPr/>
-          <w:p>
-            <w:pPr>
-              <w:pStyle w:val="Compact"/>
-              <w:jc w:val="left"/>
-            </w:pPr>
-            <w:r>
-              <w:t xml:space="preserve">float</w:t>
-            </w:r>
-          </w:p>
-        </w:tc>
-        <w:tc>
-          <w:tcPr/>
-          <w:p>
-            <w:pPr>
-              <w:pStyle w:val="Compact"/>
-              <w:jc w:val="left"/>
-            </w:pPr>
-            <w:r>
-              <w:t xml:space="preserve">direct</w:t>
-            </w:r>
-          </w:p>
-        </w:tc>
-        <w:tc>
-          <w:tcPr/>
-          <w:p>
-            <w:pPr>
-              <w:pStyle w:val="Compact"/>
-              <w:jc w:val="right"/>
-            </w:pPr>
-            <w:r>
-              <w:t xml:space="preserve">7.5107E-5</w:t>
-            </w:r>
-          </w:p>
-        </w:tc>
-        <w:tc>
-          <w:tcPr/>
-          <w:p>
-            <w:pPr>
-              <w:pStyle w:val="Compact"/>
-              <w:jc w:val="right"/>
-            </w:pPr>
-            <w:r>
-              <w:t xml:space="preserve">1.0005</w:t>
-            </w:r>
-          </w:p>
-        </w:tc>
-        <w:tc>
-          <w:tcPr/>
-          <w:p>
-            <w:pPr>
-              <w:pStyle w:val="Compact"/>
-              <w:jc w:val="right"/>
-            </w:pPr>
-            <w:r>
-              <w:t xml:space="preserve">9.5128E-8</w:t>
-            </w:r>
-          </w:p>
-        </w:tc>
-      </w:tr>
-      <w:tr>
-        <w:tc>
-          <w:tcPr/>
-          <w:p>
-            <w:pPr>
-              <w:pStyle w:val="Compact"/>
-              <w:jc w:val="left"/>
-            </w:pPr>
-            <w:r>
-              <w:t xml:space="preserve">float</w:t>
-            </w:r>
-          </w:p>
-        </w:tc>
-        <w:tc>
-          <w:tcPr/>
-          <w:p>
-            <w:pPr>
-              <w:pStyle w:val="Compact"/>
-              <w:jc w:val="left"/>
-            </w:pPr>
-            <w:r>
-              <w:t xml:space="preserve">expanded</w:t>
-            </w:r>
-          </w:p>
-        </w:tc>
-        <w:tc>
-          <w:tcPr/>
-          <w:p>
-            <w:pPr>
-              <w:pStyle w:val="Compact"/>
-              <w:jc w:val="right"/>
-            </w:pPr>
-            <w:r>
-              <w:t xml:space="preserve">1.7450E+31</w:t>
-            </w:r>
-          </w:p>
-        </w:tc>
-        <w:tc>
-          <w:tcPr/>
-          <w:p>
-            <w:pPr>
-              <w:pStyle w:val="Compact"/>
-              <w:jc w:val="right"/>
-            </w:pPr>
-            <w:r>
-              <w:t xml:space="preserve">0.99975002</w:t>
-            </w:r>
-          </w:p>
-        </w:tc>
-        <w:tc>
-          <w:tcPr/>
-          <w:p>
-            <w:pPr>
-              <w:pStyle w:val="Compact"/>
-              <w:jc w:val="right"/>
-            </w:pPr>
-            <w:r>
-              <w:t xml:space="preserve">1.3713E+3</w:t>
-            </w:r>
-          </w:p>
-        </w:tc>
-      </w:tr>
-      <w:tr>
-        <w:tc>
-          <w:tcPr/>
-          <w:p>
-            <w:pPr>
-              <w:pStyle w:val="Compact"/>
-              <w:jc w:val="left"/>
-            </w:pPr>
-            <w:r>
-              <w:t xml:space="preserve">float</w:t>
-            </w:r>
-          </w:p>
-        </w:tc>
-        <w:tc>
-          <w:tcPr/>
-          <w:p>
-            <w:pPr>
-              <w:pStyle w:val="Compact"/>
-              <w:jc w:val="left"/>
-            </w:pPr>
-            <w:r>
-              <w:t xml:space="preserve">horner</w:t>
-            </w:r>
-          </w:p>
-        </w:tc>
-        <w:tc>
-          <w:tcPr/>
-          <w:p>
-            <w:pPr>
-              <w:pStyle w:val="Compact"/>
-              <w:jc w:val="right"/>
-            </w:pPr>
-            <w:r>
-              <w:t xml:space="preserve">4.9415E+30</w:t>
-            </w:r>
-          </w:p>
-        </w:tc>
-        <w:tc>
-          <w:tcPr/>
-          <w:p>
-            <w:pPr>
-              <w:pStyle w:val="Compact"/>
-              <w:jc w:val="right"/>
-            </w:pPr>
-            <w:r>
-              <w:t xml:space="preserve">1.00025</w:t>
-            </w:r>
-          </w:p>
-        </w:tc>
-        <w:tc>
-          <w:tcPr/>
-          <w:p>
-            <w:pPr>
-              <w:pStyle w:val="Compact"/>
-              <w:jc w:val="right"/>
-            </w:pPr>
-            <w:r>
-              <w:t xml:space="preserve">7.3785E+2</w:t>
-            </w:r>
-          </w:p>
-        </w:tc>
-      </w:tr>
-      <w:tr>
-        <w:tc>
-          <w:tcPr/>
-          <w:p>
-            <w:pPr>
-              <w:pStyle w:val="Compact"/>
-              <w:jc w:val="left"/>
-            </w:pPr>
-            <w:r>
-              <w:t xml:space="preserve">double</w:t>
-            </w:r>
-          </w:p>
-        </w:tc>
-        <w:tc>
-          <w:tcPr/>
-          <w:p>
-            <w:pPr>
-              <w:pStyle w:val="Compact"/>
-              <w:jc w:val="left"/>
-            </w:pPr>
-            <w:r>
-              <w:t xml:space="preserve">direct</w:t>
-            </w:r>
-          </w:p>
-        </w:tc>
-        <w:tc>
-          <w:tcPr/>
-          <w:p>
-            <w:pPr>
-              <w:pStyle w:val="Compact"/>
-              <w:jc w:val="right"/>
-            </w:pPr>
-            <w:r>
-              <w:t xml:space="preserve">8.9867E-13</w:t>
-            </w:r>
-          </w:p>
-        </w:tc>
-        <w:tc>
-          <w:tcPr/>
-          <w:p>
-            <w:pPr>
-              <w:pStyle w:val="Compact"/>
-              <w:jc w:val="right"/>
-            </w:pPr>
-            <w:r>
-              <w:t xml:space="preserve">1.0005</w:t>
-            </w:r>
-          </w:p>
-        </w:tc>
-        <w:tc>
-          <w:tcPr/>
-          <w:p>
-            <w:pPr>
-              <w:pStyle w:val="Compact"/>
-              <w:jc w:val="right"/>
-            </w:pPr>
-            <w:r>
-              <w:t xml:space="preserve">5.2885E-16</w:t>
-            </w:r>
-          </w:p>
-        </w:tc>
-      </w:tr>
-      <w:tr>
-        <w:tc>
-          <w:tcPr/>
-          <w:p>
-            <w:pPr>
-              <w:pStyle w:val="Compact"/>
-              <w:jc w:val="left"/>
-            </w:pPr>
-            <w:r>
-              <w:t xml:space="preserve">double</w:t>
-            </w:r>
-          </w:p>
-        </w:tc>
-        <w:tc>
-          <w:tcPr/>
-          <w:p>
-            <w:pPr>
-              <w:pStyle w:val="Compact"/>
-              <w:jc w:val="left"/>
-            </w:pPr>
-            <w:r>
-              <w:t xml:space="preserve">expanded</w:t>
-            </w:r>
-          </w:p>
-        </w:tc>
-        <w:tc>
-          <w:tcPr/>
-          <w:p>
-            <w:pPr>
-              <w:pStyle w:val="Compact"/>
-              <w:jc w:val="right"/>
-            </w:pPr>
-            <w:r>
-              <w:t xml:space="preserve">2.6543E+22</w:t>
-            </w:r>
-          </w:p>
-        </w:tc>
-        <w:tc>
-          <w:tcPr/>
-          <w:p>
-            <w:pPr>
-              <w:pStyle w:val="Compact"/>
-              <w:jc w:val="right"/>
-            </w:pPr>
-            <w:r>
-              <w:t xml:space="preserve">1.00025</w:t>
-            </w:r>
-          </w:p>
-        </w:tc>
-        <w:tc>
-          <w:tcPr/>
-          <w:p>
-            <w:pPr>
-              <w:pStyle w:val="Compact"/>
-              <w:jc w:val="right"/>
-            </w:pPr>
-            <w:r>
-              <w:t xml:space="preserve">2.4256E-6</w:t>
-            </w:r>
-          </w:p>
-        </w:tc>
-      </w:tr>
-      <w:tr>
-        <w:tc>
-          <w:tcPr/>
-          <w:p>
-            <w:pPr>
-              <w:pStyle w:val="Compact"/>
-              <w:jc w:val="left"/>
-            </w:pPr>
-            <w:r>
-              <w:t xml:space="preserve">double</w:t>
-            </w:r>
-          </w:p>
-        </w:tc>
-        <w:tc>
-          <w:tcPr/>
-          <w:p>
-            <w:pPr>
-              <w:pStyle w:val="Compact"/>
-              <w:jc w:val="left"/>
-            </w:pPr>
-            <w:r>
-              <w:t xml:space="preserve">horner</w:t>
-            </w:r>
-          </w:p>
-        </w:tc>
-        <w:tc>
-          <w:tcPr/>
-          <w:p>
-            <w:pPr>
-              <w:pStyle w:val="Compact"/>
-              <w:jc w:val="right"/>
-            </w:pPr>
-            <w:r>
-              <w:t xml:space="preserve">1.4552E+22</w:t>
-            </w:r>
-          </w:p>
-        </w:tc>
-        <w:tc>
-          <w:tcPr/>
-          <w:p>
-            <w:pPr>
-              <w:pStyle w:val="Compact"/>
-              <w:jc w:val="right"/>
-            </w:pPr>
-            <w:r>
-              <w:t xml:space="preserve">1.00025</w:t>
-            </w:r>
-          </w:p>
-        </w:tc>
-        <w:tc>
-          <w:tcPr/>
-          <w:p>
-            <w:pPr>
-              <w:pStyle w:val="Compact"/>
-              <w:jc w:val="right"/>
-            </w:pPr>
-            <w:r>
-              <w:t xml:space="preserve">1.4286E-6</w:t>
-            </w:r>
-          </w:p>
-        </w:tc>
-      </w:tr>
-      <w:tr>
-        <w:tc>
-          <w:tcPr/>
-          <w:p>
-            <w:pPr>
-              <w:pStyle w:val="Compact"/>
-              <w:jc w:val="left"/>
-            </w:pPr>
-            <w:r>
-              <w:t xml:space="preserve">quad</w:t>
-            </w:r>
-          </w:p>
-        </w:tc>
-        <w:tc>
-          <w:tcPr/>
-          <w:p>
-            <w:pPr>
-              <w:pStyle w:val="Compact"/>
-              <w:jc w:val="left"/>
-            </w:pPr>
-            <w:r>
-              <w:t xml:space="preserve">direct</w:t>
-            </w:r>
-          </w:p>
-        </w:tc>
-        <w:tc>
-          <w:tcPr/>
-          <w:p>
-            <w:pPr>
-              <w:pStyle w:val="Compact"/>
-              <w:jc w:val="right"/>
-            </w:pPr>
-            <w:r>
-              <w:t xml:space="preserve">1.8490E-31</w:t>
-            </w:r>
-          </w:p>
-        </w:tc>
-        <w:tc>
-          <w:tcPr/>
-          <w:p>
-            <w:pPr>
-              <w:pStyle w:val="Compact"/>
-              <w:jc w:val="right"/>
-            </w:pPr>
-            <w:r>
-              <w:t xml:space="preserve">1.00025</w:t>
-            </w:r>
-          </w:p>
-        </w:tc>
-        <w:tc>
-          <w:tcPr/>
-          <w:p>
-            <w:pPr>
-              <w:pStyle w:val="Compact"/>
-              <w:jc w:val="right"/>
-            </w:pPr>
-            <w:r>
-              <w:t xml:space="preserve">1.2808E-34</w:t>
-            </w:r>
-          </w:p>
-        </w:tc>
-      </w:tr>
-      <w:tr>
-        <w:tc>
-          <w:tcPr/>
-          <w:p>
-            <w:pPr>
-              <w:pStyle w:val="Compact"/>
-              <w:jc w:val="left"/>
-            </w:pPr>
-            <w:r>
-              <w:t xml:space="preserve">quad</w:t>
-            </w:r>
-          </w:p>
-        </w:tc>
-        <w:tc>
-          <w:tcPr/>
-          <w:p>
-            <w:pPr>
-              <w:pStyle w:val="Compact"/>
-              <w:jc w:val="left"/>
-            </w:pPr>
-            <w:r>
-              <w:t xml:space="preserve">expanded</w:t>
-            </w:r>
-          </w:p>
-        </w:tc>
-        <w:tc>
-          <w:tcPr/>
-          <w:p>
-            <w:pPr>
-              <w:pStyle w:val="Compact"/>
-              <w:jc w:val="right"/>
-            </w:pPr>
-            <w:r>
-              <w:t xml:space="preserve">1.2522E+4</w:t>
-            </w:r>
-          </w:p>
-        </w:tc>
-        <w:tc>
-          <w:tcPr/>
-          <w:p>
-            <w:pPr>
-              <w:pStyle w:val="Compact"/>
-              <w:jc w:val="right"/>
-            </w:pPr>
-            <w:r>
-              <w:t xml:space="preserve">0.99975</w:t>
-            </w:r>
-          </w:p>
-        </w:tc>
-        <w:tc>
-          <w:tcPr/>
-          <w:p>
-            <w:pPr>
-              <w:pStyle w:val="Compact"/>
-              <w:jc w:val="right"/>
-            </w:pPr>
-            <w:r>
-              <w:t xml:space="preserve">2.3220E-24</w:t>
-            </w:r>
-          </w:p>
-        </w:tc>
-      </w:tr>
-      <w:tr>
-        <w:tc>
-          <w:tcPr/>
-          <w:p>
-            <w:pPr>
-              <w:pStyle w:val="Compact"/>
-              <w:jc w:val="left"/>
-            </w:pPr>
-            <w:r>
-              <w:t xml:space="preserve">quad</w:t>
-            </w:r>
-          </w:p>
-        </w:tc>
-        <w:tc>
-          <w:tcPr/>
-          <w:p>
-            <w:pPr>
-              <w:pStyle w:val="Compact"/>
-              <w:jc w:val="left"/>
-            </w:pPr>
-            <w:r>
-              <w:t xml:space="preserve">horner</w:t>
-            </w:r>
-          </w:p>
-        </w:tc>
-        <w:tc>
-          <w:tcPr/>
-          <w:p>
-            <w:pPr>
-              <w:pStyle w:val="Compact"/>
-              <w:jc w:val="right"/>
-            </w:pPr>
-            <w:r>
-              <w:t xml:space="preserve">9.3896E+3</w:t>
-            </w:r>
-          </w:p>
-        </w:tc>
-        <w:tc>
-          <w:tcPr/>
-          <w:p>
-            <w:pPr>
-              <w:pStyle w:val="Compact"/>
-              <w:jc w:val="right"/>
-            </w:pPr>
-            <w:r>
-              <w:t xml:space="preserve">0.99975</w:t>
-            </w:r>
-          </w:p>
-        </w:tc>
-        <w:tc>
-          <w:tcPr/>
-          <w:p>
-            <w:pPr>
-              <w:pStyle w:val="Compact"/>
-              <w:jc w:val="right"/>
-            </w:pPr>
-            <w:r>
-              <w:t xml:space="preserve">1.3699E-24</w:t>
-            </w:r>
-          </w:p>
-        </w:tc>
-      </w:tr>
-    </w:tbl>
-    <w:p>
-      <w:pPr>
-        <w:pStyle w:val="BodyText"/>
-      </w:pPr>
-      <w:r>
-        <w:rPr>
-          <w:rFonts w:hint="eastAsia"/>
-        </w:rPr>
-        <w:t xml:space="preserve">其中最显著的退化出现在</w:t>
-      </w:r>
-      <w:r>
-        <w:t xml:space="preserve"> </w:t>
-      </w:r>
-      <w:r>
-        <w:rPr>
-          <w:rStyle w:val="VerbatimChar"/>
-        </w:rPr>
-        <w:t xml:space="preserve">float + expanded</w:t>
-      </w:r>
-      <w:r>
-        <w:t xml:space="preserve"> </w:t>
-      </w:r>
-      <w:r>
-        <w:rPr>
-          <w:rFonts w:hint="eastAsia"/>
-        </w:rPr>
-        <w:t xml:space="preserve">组合，其最大相对误差达到</w:t>
-      </w:r>
-      <w:r>
-        <w:t xml:space="preserve"> </w:t>
-      </w:r>
-      <w:r>
-        <w:rPr>
-          <w:rFonts w:hint="eastAsia"/>
-        </w:rPr>
-        <w:t xml:space="preserve">1.7450E+31，峰值出现在</w:t>
-      </w:r>
-      <w:r>
-        <w:t xml:space="preserve"> </w:t>
-      </w:r>
-      <w:r>
-        <w:rPr>
-          <w:rStyle w:val="VerbatimChar"/>
-        </w:rPr>
-        <w:t xml:space="preserve">x=0.99975002</w:t>
-      </w:r>
-      <w:r>
-        <w:t xml:space="preserve"> </w:t>
-      </w:r>
-      <w:r>
-        <w:rPr>
-          <w:rFonts w:hint="eastAsia"/>
-        </w:rPr>
-        <w:t xml:space="preserve">附近；相比之下，同为</w:t>
-      </w:r>
-      <w:r>
-        <w:t xml:space="preserve"> </w:t>
-      </w:r>
-      <w:r>
-        <w:rPr>
-          <w:rStyle w:val="VerbatimChar"/>
-        </w:rPr>
-        <w:t xml:space="preserve">float</w:t>
-      </w:r>
-      <w:r>
-        <w:t xml:space="preserve"> </w:t>
-      </w:r>
-      <w:r>
-        <w:rPr>
-          <w:rFonts w:hint="eastAsia"/>
-        </w:rPr>
-        <w:t xml:space="preserve">的直接形式最大相对误差仅为</w:t>
-      </w:r>
-      <w:r>
-        <w:t xml:space="preserve"> </w:t>
-      </w:r>
-      <w:r>
-        <w:rPr>
-          <w:rFonts w:hint="eastAsia"/>
-        </w:rPr>
-        <w:t xml:space="preserve">7.5107E-5。即使在</w:t>
-      </w:r>
-      <w:r>
-        <w:t xml:space="preserve"> </w:t>
-      </w:r>
-      <w:r>
-        <w:rPr>
-          <w:rStyle w:val="VerbatimChar"/>
-        </w:rPr>
-        <w:t xml:space="preserve">quad</w:t>
-      </w:r>
-      <w:r>
-        <w:t xml:space="preserve"> </w:t>
-      </w:r>
-      <w:r>
-        <w:rPr>
-          <w:rFonts w:hint="eastAsia"/>
-        </w:rPr>
-        <w:t xml:space="preserve">精度下，展开形式的最大相对误差仍达到</w:t>
-      </w:r>
-      <w:r>
-        <w:t xml:space="preserve"> </w:t>
-      </w:r>
-      <w:r>
-        <w:rPr>
-          <w:rFonts w:hint="eastAsia"/>
-        </w:rPr>
-        <w:t xml:space="preserve">1.2522E+4，说明表达式结构对稳定性的影响并不会因精度提升而完全消失。</w:t>
-      </w:r>
-    </w:p>
-    <w:bookmarkEnd w:id="48"/>
-    <w:bookmarkStart w:id="49" w:name="分析-4"/>
-    <w:p>
-      <w:pPr>
-        <w:pStyle w:val="Heading3"/>
-      </w:pPr>
-      <w:r>
-        <w:rPr>
-          <w:rStyle w:val="SectionNumber"/>
-        </w:rPr>
-        <w:t xml:space="preserve">0.5.4</w:t>
-      </w:r>
-      <w:r>
-        <w:tab/>
-      </w:r>
-      <w:r>
-        <w:rPr>
-          <w:rFonts w:hint="eastAsia"/>
-        </w:rPr>
-        <w:t xml:space="preserve">分析</w:t>
-      </w:r>
-    </w:p>
-    <w:p>
-      <w:pPr>
-        <w:pStyle w:val="FirstParagraph"/>
-      </w:pPr>
-      <w:r>
-        <w:rPr>
-          <w:rFonts w:hint="eastAsia"/>
-        </w:rPr>
-        <w:t xml:space="preserve">本题显示出“问题条件数”与“算法稳定性”之间的区别。在</w:t>
+        <w:t xml:space="preserve">时多个</w:t>
       </w:r>
       <w:r>
         <w:t xml:space="preserve"> </w:t>
       </w:r>
       <m:oMath>
         <m:r>
-          <m:t>x</m:t>
+          <m:t>O</m:t>
         </m:r>
         <m:r>
           <m:rPr>
             <m:sty m:val="p"/>
           </m:rPr>
-          <m:t>=</m:t>
+          <m:t>(</m:t>
         </m:r>
         <m:r>
           <m:t>1</m:t>
         </m:r>
+        <m:r>
+          <m:rPr>
+            <m:sty m:val="p"/>
+          </m:rPr>
+          <m:t>)</m:t>
+        </m:r>
       </m:oMath>
       <w:r>
         <w:t xml:space="preserve"> </w:t>
@@ -6362,7 +8173,7 @@
         <w:rPr>
           <w:rFonts w:hint="eastAsia"/>
         </w:rPr>
-        <w:t xml:space="preserve">附近，真值本身非常接近零，因此任何微小的绝对误差都可能被转换为极大的相对误差。直接形式由于始终保留</w:t>
+        <w:t xml:space="preserve">项抵消成极小量的结构性问题。因此它优于朴素展开，但与直接形式相比仍不是同一稳定性等级。真正稳定的策略是保留因式分解形式</w:t>
       </w:r>
       <w:r>
         <w:t xml:space="preserve"> </w:t>
@@ -6386,660 +8197,33 @@
         <m:r>
           <m:t>1</m:t>
         </m:r>
-        <m:r>
-          <m:rPr>
-            <m:sty m:val="p"/>
-          </m:rPr>
-          <m:t>)</m:t>
-        </m:r>
+        <m:sSup>
+          <m:e>
+            <m:r>
+              <m:rPr>
+                <m:sty m:val="p"/>
+              </m:rPr>
+              <m:t>)</m:t>
+            </m:r>
+          </m:e>
+          <m:sup>
+            <m:r>
+              <m:t>10</m:t>
+            </m:r>
+          </m:sup>
+        </m:sSup>
       </m:oMath>
       <w:r>
-        <w:t xml:space="preserve"> </w:t>
-      </w:r>
-      <w:r>
-        <w:rPr>
-          <w:rFonts w:hint="eastAsia"/>
-        </w:rPr>
-        <w:t xml:space="preserve">这一小量结构，运算路径最短，因而最稳定；朴素展开形式则会反复累积和抵消数量级接近的项，最容易触发相消误差；Horner</w:t>
-      </w:r>
-      <w:r>
-        <w:t xml:space="preserve"> </w:t>
-      </w:r>
-      <w:r>
-        <w:rPr>
-          <w:rFonts w:hint="eastAsia"/>
-        </w:rPr>
-        <w:t xml:space="preserve">形式虽然改善了运算顺序，但并未改变展开后计算的本质。若需进一步提高稳定性，可结合高精度算术、补偿求和或围绕</w:t>
-      </w:r>
-      <w:r>
-        <w:t xml:space="preserve"> </w:t>
-      </w:r>
-      <m:oMath>
-        <m:r>
-          <m:t>x</m:t>
-        </m:r>
-        <m:r>
-          <m:rPr>
-            <m:sty m:val="p"/>
-          </m:rPr>
-          <m:t>=</m:t>
-        </m:r>
-        <m:r>
-          <m:t>1</m:t>
-        </m:r>
-      </m:oMath>
-      <w:r>
-        <w:t xml:space="preserve"> </w:t>
-      </w:r>
-      <w:r>
-        <w:rPr>
-          <w:rFonts w:hint="eastAsia"/>
-        </w:rPr>
-        <w:t xml:space="preserve">的局部重参数化方案。</w:t>
-      </w:r>
-    </w:p>
-    <w:bookmarkEnd w:id="49"/>
-    <w:bookmarkEnd w:id="50"/>
-    <w:bookmarkStart w:id="55" w:name="problem-23horner-方法比较"/>
-    <w:p>
-      <w:pPr>
-        <w:pStyle w:val="Heading2"/>
-      </w:pPr>
-      <w:r>
-        <w:rPr>
-          <w:rStyle w:val="SectionNumber"/>
-        </w:rPr>
-        <w:t xml:space="preserve">0.6</w:t>
-      </w:r>
-      <w:r>
-        <w:tab/>
-      </w:r>
-      <w:r>
-        <w:t xml:space="preserve">Problem </w:t>
-      </w:r>
-      <w:r>
-        <w:rPr>
-          <w:rFonts w:hint="eastAsia"/>
-        </w:rPr>
-        <w:t xml:space="preserve">2(3)：Horner</w:t>
-      </w:r>
-      <w:r>
-        <w:t xml:space="preserve"> </w:t>
-      </w:r>
-      <w:r>
-        <w:rPr>
-          <w:rFonts w:hint="eastAsia"/>
-        </w:rPr>
-        <w:t xml:space="preserve">方法比较</w:t>
-      </w:r>
-    </w:p>
-    <w:p>
-      <w:pPr>
-        <w:pStyle w:val="FirstParagraph"/>
-      </w:pPr>
-      <w:r>
-        <w:rPr>
-          <w:rFonts w:hint="eastAsia"/>
-        </w:rPr>
-        <w:t xml:space="preserve">相关脚本：</w:t>
-      </w:r>
-    </w:p>
-    <w:p>
-      <w:pPr>
-        <w:pStyle w:val="Compact"/>
-        <w:numPr>
-          <w:ilvl w:val="0"/>
-          <w:numId w:val="1006"/>
-        </w:numPr>
-      </w:pPr>
-      <w:hyperlink r:id="rId33">
-        <w:r>
-          <w:rPr>
-            <w:rStyle w:val="Hyperlink"/>
-            <w:rFonts w:hint="eastAsia"/>
-          </w:rPr>
-          <w:t xml:space="preserve">本地</w:t>
-        </w:r>
-        <w:r>
-          <w:rPr>
-            <w:rStyle w:val="Hyperlink"/>
-          </w:rPr>
-          <w:t xml:space="preserve"> scripts/problem2.c</w:t>
-        </w:r>
-      </w:hyperlink>
-    </w:p>
-    <w:p>
-      <w:pPr>
-        <w:pStyle w:val="Compact"/>
-        <w:numPr>
-          <w:ilvl w:val="0"/>
-          <w:numId w:val="1006"/>
-        </w:numPr>
-      </w:pPr>
-      <w:hyperlink r:id="rId34">
-        <w:r>
-          <w:rPr>
-            <w:rStyle w:val="Hyperlink"/>
-          </w:rPr>
-          <w:t xml:space="preserve">GitHub scripts/problem2.c</w:t>
-        </w:r>
-      </w:hyperlink>
-    </w:p>
-    <w:bookmarkStart w:id="51" w:name="待求问题-5"/>
-    <w:p>
-      <w:pPr>
-        <w:pStyle w:val="Heading3"/>
-      </w:pPr>
-      <w:r>
-        <w:rPr>
-          <w:rStyle w:val="SectionNumber"/>
-        </w:rPr>
-        <w:t xml:space="preserve">0.6.1</w:t>
-      </w:r>
-      <w:r>
-        <w:tab/>
-      </w:r>
-      <w:r>
-        <w:rPr>
-          <w:rFonts w:hint="eastAsia"/>
-        </w:rPr>
-        <w:t xml:space="preserve">待求问题</w:t>
-      </w:r>
-    </w:p>
-    <w:p>
-      <w:pPr>
-        <w:pStyle w:val="FirstParagraph"/>
-      </w:pPr>
-      <w:r>
-        <w:rPr>
-          <w:rFonts w:hint="eastAsia"/>
-        </w:rPr>
-        <w:t xml:space="preserve">再使用</w:t>
-      </w:r>
-      <w:r>
-        <w:t xml:space="preserve"> Horner </w:t>
-      </w:r>
-      <w:r>
-        <w:rPr>
-          <w:rFonts w:hint="eastAsia"/>
-        </w:rPr>
-        <w:t xml:space="preserve">方法重新组织多项式计算，比较三种实现的误差分布，并解释在</w:t>
-      </w:r>
-      <w:r>
-        <w:t xml:space="preserve"> </w:t>
-      </w:r>
-      <m:oMath>
-        <m:r>
-          <m:t>x</m:t>
-        </m:r>
-        <m:r>
-          <m:rPr>
-            <m:sty m:val="p"/>
-          </m:rPr>
-          <m:t>=</m:t>
-        </m:r>
-        <m:r>
-          <m:t>1</m:t>
-        </m:r>
-      </m:oMath>
-      <w:r>
-        <w:t xml:space="preserve"> </w:t>
-      </w:r>
-      <w:r>
-        <w:rPr>
-          <w:rFonts w:hint="eastAsia"/>
-        </w:rPr>
-        <w:t xml:space="preserve">邻域出现差异的原因。</w:t>
-      </w:r>
-    </w:p>
-    <w:bookmarkEnd w:id="51"/>
-    <w:bookmarkStart w:id="52" w:name="解决方式-5"/>
-    <w:p>
-      <w:pPr>
-        <w:pStyle w:val="Heading3"/>
-      </w:pPr>
-      <w:r>
-        <w:rPr>
-          <w:rStyle w:val="SectionNumber"/>
-        </w:rPr>
-        <w:t xml:space="preserve">0.6.2</w:t>
-      </w:r>
-      <w:r>
-        <w:tab/>
-      </w:r>
-      <w:r>
-        <w:rPr>
-          <w:rFonts w:hint="eastAsia"/>
-        </w:rPr>
-        <w:t xml:space="preserve">解决方式</w:t>
-      </w:r>
-    </w:p>
-    <w:p>
-      <w:pPr>
-        <w:pStyle w:val="FirstParagraph"/>
-      </w:pPr>
-      <w:r>
-        <w:rPr>
-          <w:rFonts w:hint="eastAsia"/>
-        </w:rPr>
-        <w:t xml:space="preserve">本题的实验组织可形式化表示为：</w:t>
-      </w:r>
-    </w:p>
-    <w:p>
-      <w:pPr>
-        <w:pStyle w:val="SourceCode"/>
-      </w:pPr>
-      <w:r>
-        <w:rPr>
-          <w:rStyle w:val="VerbatimChar"/>
-        </w:rPr>
-        <w:t xml:space="preserve">Input : grid X, methods M, precisions P</w:t>
-      </w:r>
-      <w:r>
-        <w:br/>
-      </w:r>
-      <w:r>
-        <w:rPr>
-          <w:rStyle w:val="VerbatimChar"/>
-        </w:rPr>
-        <w:t xml:space="preserve">Output: zoomed plots and error statistics</w:t>
-      </w:r>
-      <w:r>
-        <w:br/>
-      </w:r>
-      <w:r>
-        <w:br/>
-      </w:r>
-      <w:r>
-        <w:rPr>
-          <w:rStyle w:val="VerbatimChar"/>
-        </w:rPr>
-        <w:t xml:space="preserve">for each p in P do</w:t>
-      </w:r>
-      <w:r>
-        <w:br/>
-      </w:r>
-      <w:r>
-        <w:rPr>
-          <w:rStyle w:val="VerbatimChar"/>
-        </w:rPr>
-        <w:t xml:space="preserve">    for each x in X do</w:t>
-      </w:r>
-      <w:r>
-        <w:br/>
-      </w:r>
-      <w:r>
-        <w:rPr>
-          <w:rStyle w:val="VerbatimChar"/>
-        </w:rPr>
-        <w:t xml:space="preserve">        y_ref &lt;- high_precision((x - 1)^10)</w:t>
-      </w:r>
-      <w:r>
-        <w:br/>
-      </w:r>
-      <w:r>
-        <w:rPr>
-          <w:rStyle w:val="VerbatimChar"/>
-        </w:rPr>
-        <w:t xml:space="preserve">        for each m in M do</w:t>
-      </w:r>
-      <w:r>
-        <w:br/>
-      </w:r>
-      <w:r>
-        <w:rPr>
-          <w:rStyle w:val="VerbatimChar"/>
-        </w:rPr>
-        <w:t xml:space="preserve">            y &lt;- eval(m, x, p)</w:t>
-      </w:r>
-      <w:r>
-        <w:br/>
-      </w:r>
-      <w:r>
-        <w:rPr>
-          <w:rStyle w:val="VerbatimChar"/>
-        </w:rPr>
-        <w:t xml:space="preserve">            if y_ref != 0 then</w:t>
-      </w:r>
-      <w:r>
-        <w:br/>
-      </w:r>
-      <w:r>
-        <w:rPr>
-          <w:rStyle w:val="VerbatimChar"/>
-        </w:rPr>
-        <w:t xml:space="preserve">                err[m, x, p] &lt;- relerr(y, y_ref)</w:t>
-      </w:r>
-      <w:r>
-        <w:br/>
-      </w:r>
-      <w:r>
-        <w:rPr>
-          <w:rStyle w:val="VerbatimChar"/>
-        </w:rPr>
-        <w:t xml:space="preserve">            end if</w:t>
-      </w:r>
-      <w:r>
-        <w:br/>
-      </w:r>
-      <w:r>
-        <w:rPr>
-          <w:rStyle w:val="VerbatimChar"/>
-        </w:rPr>
-        <w:t xml:space="preserve">        end for</w:t>
-      </w:r>
-      <w:r>
-        <w:br/>
-      </w:r>
-      <w:r>
-        <w:rPr>
-          <w:rStyle w:val="VerbatimChar"/>
-        </w:rPr>
-        <w:t xml:space="preserve">    end for</w:t>
-      </w:r>
-      <w:r>
-        <w:br/>
-      </w:r>
-      <w:r>
-        <w:rPr>
-          <w:rStyle w:val="VerbatimChar"/>
-        </w:rPr>
-        <w:t xml:space="preserve">end for</w:t>
-      </w:r>
-    </w:p>
-    <w:p>
-      <w:pPr>
-        <w:pStyle w:val="FirstParagraph"/>
-      </w:pPr>
-      <w:r>
-        <w:rPr>
-          <w:rFonts w:hint="eastAsia"/>
-        </w:rPr>
-        <w:t xml:space="preserve">其中</w:t>
-      </w:r>
-      <w:r>
-        <w:t xml:space="preserve"> </w:t>
-      </w:r>
-      <w:r>
-        <w:rPr>
-          <w:rStyle w:val="VerbatimChar"/>
-        </w:rPr>
-        <w:t xml:space="preserve">M = {direct, expanded, horner}</w:t>
-      </w:r>
-      <w:r>
-        <w:rPr>
-          <w:rFonts w:hint="eastAsia"/>
-        </w:rPr>
-        <w:t xml:space="preserve">，并基于</w:t>
-      </w:r>
-      <w:r>
-        <w:t xml:space="preserve"> </w:t>
-      </w:r>
-      <w:r>
-        <w:rPr>
-          <w:rStyle w:val="VerbatimChar"/>
-        </w:rPr>
-        <w:t xml:space="preserve">err</w:t>
-      </w:r>
-      <w:r>
-        <w:t xml:space="preserve"> </w:t>
-      </w:r>
-      <w:r>
-        <w:rPr>
-          <w:rFonts w:hint="eastAsia"/>
-        </w:rPr>
-        <w:t xml:space="preserve">进一步统计最大误差、峰值位置与中位误差。</w:t>
-      </w:r>
-    </w:p>
-    <w:bookmarkEnd w:id="52"/>
-    <w:bookmarkStart w:id="53" w:name="问题答案-5"/>
-    <w:p>
-      <w:pPr>
-        <w:pStyle w:val="Heading3"/>
-      </w:pPr>
-      <w:r>
-        <w:rPr>
-          <w:rStyle w:val="SectionNumber"/>
-        </w:rPr>
-        <w:t xml:space="preserve">0.6.3</w:t>
-      </w:r>
-      <w:r>
-        <w:tab/>
-      </w:r>
-      <w:r>
-        <w:rPr>
-          <w:rFonts w:hint="eastAsia"/>
-        </w:rPr>
-        <w:t xml:space="preserve">问题答案</w:t>
-      </w:r>
-    </w:p>
-    <w:p>
-      <w:pPr>
-        <w:pStyle w:val="FirstParagraph"/>
-      </w:pPr>
-      <w:r>
-        <w:t xml:space="preserve">Horner </w:t>
-      </w:r>
-      <w:r>
-        <w:rPr>
-          <w:rFonts w:hint="eastAsia"/>
-        </w:rPr>
-        <w:t xml:space="preserve">方法明显优于朴素展开形式，但仍劣于直接形式。以</w:t>
-      </w:r>
-      <w:r>
-        <w:t xml:space="preserve"> </w:t>
-      </w:r>
-      <w:r>
-        <w:rPr>
-          <w:rStyle w:val="VerbatimChar"/>
-        </w:rPr>
-        <w:t xml:space="preserve">float</w:t>
-      </w:r>
-      <w:r>
-        <w:t xml:space="preserve"> </w:t>
-      </w:r>
-      <w:r>
-        <w:rPr>
-          <w:rFonts w:hint="eastAsia"/>
-        </w:rPr>
-        <w:t xml:space="preserve">为例，Horner</w:t>
-      </w:r>
-      <w:r>
-        <w:t xml:space="preserve"> </w:t>
-      </w:r>
-      <w:r>
-        <w:rPr>
-          <w:rFonts w:hint="eastAsia"/>
-        </w:rPr>
-        <w:t xml:space="preserve">形式的最大相对误差为</w:t>
-      </w:r>
-      <w:r>
-        <w:t xml:space="preserve"> </w:t>
-      </w:r>
-      <w:r>
-        <w:rPr>
-          <w:rFonts w:hint="eastAsia"/>
-        </w:rPr>
-        <w:t xml:space="preserve">4.9415E+30，相较朴素展开已有改善，但仍远大于直接形式。这说明</w:t>
-      </w:r>
-      <w:r>
-        <w:t xml:space="preserve"> Horner </w:t>
-      </w:r>
-      <w:r>
-        <w:rPr>
-          <w:rFonts w:hint="eastAsia"/>
-        </w:rPr>
-        <w:t xml:space="preserve">方法虽然减少了重复幂与大规模加减运算，却没有保留原问题中最关键的小量结构</w:t>
-      </w:r>
-      <w:r>
-        <w:t xml:space="preserve"> </w:t>
-      </w:r>
-      <m:oMath>
-        <m:r>
-          <m:rPr>
-            <m:sty m:val="p"/>
-          </m:rPr>
-          <m:t>(</m:t>
-        </m:r>
-        <m:r>
-          <m:t>x</m:t>
-        </m:r>
-        <m:r>
-          <m:rPr>
-            <m:sty m:val="p"/>
-          </m:rPr>
-          <m:t>−</m:t>
-        </m:r>
-        <m:r>
-          <m:t>1</m:t>
-        </m:r>
-        <m:r>
-          <m:rPr>
-            <m:sty m:val="p"/>
-          </m:rPr>
-          <m:t>)</m:t>
-        </m:r>
-      </m:oMath>
-      <w:r>
-        <w:t xml:space="preserve">。</w:t>
-      </w:r>
-    </w:p>
-    <w:bookmarkEnd w:id="53"/>
-    <w:bookmarkStart w:id="54" w:name="分析-5"/>
-    <w:p>
-      <w:pPr>
-        <w:pStyle w:val="Heading3"/>
-      </w:pPr>
-      <w:r>
-        <w:rPr>
-          <w:rStyle w:val="SectionNumber"/>
-        </w:rPr>
-        <w:t xml:space="preserve">0.6.4</w:t>
-      </w:r>
-      <w:r>
-        <w:tab/>
-      </w:r>
-      <w:r>
-        <w:rPr>
-          <w:rFonts w:hint="eastAsia"/>
-        </w:rPr>
-        <w:t xml:space="preserve">分析</w:t>
-      </w:r>
-    </w:p>
-    <w:p>
-      <w:pPr>
-        <w:pStyle w:val="FirstParagraph"/>
-      </w:pPr>
-      <w:r>
-        <w:rPr>
-          <w:rFonts w:hint="eastAsia"/>
-        </w:rPr>
-        <w:t xml:space="preserve">本题显示出“问题条件数”与“算法稳定性”之间的区别。在</w:t>
-      </w:r>
-      <w:r>
-        <w:t xml:space="preserve"> </w:t>
-      </w:r>
-      <m:oMath>
-        <m:r>
-          <m:t>x</m:t>
-        </m:r>
-        <m:r>
-          <m:rPr>
-            <m:sty m:val="p"/>
-          </m:rPr>
-          <m:t>=</m:t>
-        </m:r>
-        <m:r>
-          <m:t>1</m:t>
-        </m:r>
-      </m:oMath>
-      <w:r>
-        <w:t xml:space="preserve"> </w:t>
-      </w:r>
-      <w:r>
-        <w:rPr>
-          <w:rFonts w:hint="eastAsia"/>
-        </w:rPr>
-        <w:t xml:space="preserve">附近，真值本身非常接近零，因此任何微小的绝对误差都可能被转换为极大的相对误差。直接形式由于始终保留</w:t>
-      </w:r>
-      <w:r>
-        <w:t xml:space="preserve"> </w:t>
-      </w:r>
-      <m:oMath>
-        <m:r>
-          <m:rPr>
-            <m:sty m:val="p"/>
-          </m:rPr>
-          <m:t>(</m:t>
-        </m:r>
-        <m:r>
-          <m:t>x</m:t>
-        </m:r>
-        <m:r>
-          <m:rPr>
-            <m:sty m:val="p"/>
-          </m:rPr>
-          <m:t>−</m:t>
-        </m:r>
-        <m:r>
-          <m:t>1</m:t>
-        </m:r>
-        <m:r>
-          <m:rPr>
-            <m:sty m:val="p"/>
-          </m:rPr>
-          <m:t>)</m:t>
-        </m:r>
-      </m:oMath>
-      <w:r>
-        <w:t xml:space="preserve"> </w:t>
-      </w:r>
-      <w:r>
-        <w:rPr>
-          <w:rFonts w:hint="eastAsia"/>
-        </w:rPr>
-        <w:t xml:space="preserve">这一小量结构，运算路径最短，因而最稳定；朴素展开形式则会反复累积和抵消数量级接近的项，最容易触发相消误差；Horner</w:t>
-      </w:r>
-      <w:r>
-        <w:t xml:space="preserve"> </w:t>
-      </w:r>
-      <w:r>
-        <w:rPr>
-          <w:rFonts w:hint="eastAsia"/>
-        </w:rPr>
-        <w:t xml:space="preserve">形式虽然改善了运算顺序，但并未改变展开后计算的本质。若需进一步提高稳定性，可结合高精度算术、补偿求和或围绕</w:t>
-      </w:r>
-      <w:r>
-        <w:t xml:space="preserve"> </w:t>
-      </w:r>
-      <m:oMath>
-        <m:r>
-          <m:t>x</m:t>
-        </m:r>
-        <m:r>
-          <m:rPr>
-            <m:sty m:val="p"/>
-          </m:rPr>
-          <m:t>=</m:t>
-        </m:r>
-        <m:r>
-          <m:t>1</m:t>
-        </m:r>
-      </m:oMath>
-      <w:r>
-        <w:t xml:space="preserve"> </w:t>
-      </w:r>
-      <w:r>
-        <w:rPr>
-          <w:rFonts w:hint="eastAsia"/>
-        </w:rPr>
-        <w:t xml:space="preserve">的局部重参数化方案。</w:t>
+        <w:rPr>
+          <w:rFonts w:hint="eastAsia"/>
+        </w:rPr>
+        <w:t xml:space="preserve">，或在必须使用展开式时再引入补偿求和、局部重参数化等额外手段。</w:t>
       </w:r>
     </w:p>
     <w:bookmarkEnd w:id="54"/>
     <w:bookmarkEnd w:id="55"/>
     <w:bookmarkEnd w:id="56"/>
-    <w:bookmarkStart w:id="76" w:name="iii.-half-precision-的机器精度与舍入误差"/>
+    <w:bookmarkStart w:id="77" w:name="iii.-half-precision-的机器精度与舍入误差"/>
     <w:p>
       <w:pPr>
         <w:pStyle w:val="Heading1"/>
@@ -8762,7 +9946,7 @@
     </w:p>
     <w:bookmarkEnd w:id="70"/>
     <w:bookmarkEnd w:id="71"/>
-    <w:bookmarkStart w:id="75" w:name="problem-33误差严重程度结论"/>
+    <w:bookmarkStart w:id="76" w:name="problem-33误差严重程度结论"/>
     <w:p>
       <w:pPr>
         <w:pStyle w:val="Heading2"/>
@@ -8838,7 +10022,7 @@
         </w:r>
       </w:hyperlink>
     </w:p>
-    <w:bookmarkStart w:id="72" w:name="解决方式-8"/>
+    <w:bookmarkStart w:id="72" w:name="待求问题-8"/>
     <w:p>
       <w:pPr>
         <w:pStyle w:val="Heading3"/>
@@ -8856,6 +10040,66 @@
         <w:rPr>
           <w:rFonts w:hint="eastAsia"/>
         </w:rPr>
+        <w:t xml:space="preserve">待求问题</w:t>
+      </w:r>
+    </w:p>
+    <w:p>
+      <w:pPr>
+        <w:pStyle w:val="FirstParagraph"/>
+      </w:pPr>
+      <w:r>
+        <w:rPr>
+          <w:rFonts w:hint="eastAsia"/>
+        </w:rPr>
+        <w:t xml:space="preserve">总结</w:t>
+      </w:r>
+      <w:r>
+        <w:t xml:space="preserve"> half precision </w:t>
+      </w:r>
+      <w:r>
+        <w:rPr>
+          <w:rFonts w:hint="eastAsia"/>
+        </w:rPr>
+        <w:t xml:space="preserve">的</w:t>
+      </w:r>
+      <w:r>
+        <w:t xml:space="preserve"> machine epsilon </w:t>
+      </w:r>
+      <w:r>
+        <w:rPr>
+          <w:rFonts w:hint="eastAsia"/>
+        </w:rPr>
+        <w:t xml:space="preserve">与舍入误差算例，说明半精度环境下</w:t>
+      </w:r>
+      <w:r>
+        <w:t xml:space="preserve"> roundoff error </w:t>
+      </w:r>
+      <w:r>
+        <w:rPr>
+          <w:rFonts w:hint="eastAsia"/>
+        </w:rPr>
+        <w:t xml:space="preserve">可达到的严重程度。</w:t>
+      </w:r>
+    </w:p>
+    <w:bookmarkEnd w:id="72"/>
+    <w:bookmarkStart w:id="73" w:name="解决方式-8"/>
+    <w:p>
+      <w:pPr>
+        <w:pStyle w:val="Heading3"/>
+      </w:pPr>
+      <w:r>
+        <w:rPr>
+          <w:rStyle w:val="SectionNumber"/>
+        </w:rPr>
+        <w:t xml:space="preserve">0.9.2</w:t>
+      </w:r>
+      <w:r>
+        <w:tab/>
+      </w:r>
+      <w:r>
+        <w:rPr>
+          <w:rFonts w:hint="eastAsia"/>
+        </w:rPr>
         <w:t xml:space="preserve">解决方式</w:t>
       </w:r>
     </w:p>
@@ -9051,8 +10295,8 @@
         <w:t xml:space="preserve">下的舍入误差放大现象。</w:t>
       </w:r>
     </w:p>
-    <w:bookmarkEnd w:id="72"/>
-    <w:bookmarkStart w:id="73" w:name="问题答案-8"/>
+    <w:bookmarkEnd w:id="73"/>
+    <w:bookmarkStart w:id="74" w:name="问题答案-8"/>
     <w:p>
       <w:pPr>
         <w:pStyle w:val="Heading3"/>
@@ -9061,7 +10305,7 @@
         <w:rPr>
           <w:rStyle w:val="SectionNumber"/>
         </w:rPr>
-        <w:t xml:space="preserve">0.9.2</w:t>
+        <w:t xml:space="preserve">0.9.3</w:t>
       </w:r>
       <w:r>
         <w:tab/>
@@ -9147,8 +10391,8 @@
         <w:t xml:space="preserve">。</w:t>
       </w:r>
     </w:p>
-    <w:bookmarkEnd w:id="73"/>
-    <w:bookmarkStart w:id="74" w:name="分析-8"/>
+    <w:bookmarkEnd w:id="74"/>
+    <w:bookmarkStart w:id="75" w:name="分析-8"/>
     <w:p>
       <w:pPr>
         <w:pStyle w:val="Heading3"/>
@@ -9157,7 +10401,7 @@
         <w:rPr>
           <w:rStyle w:val="SectionNumber"/>
         </w:rPr>
-        <w:t xml:space="preserve">0.9.3</w:t>
+        <w:t xml:space="preserve">0.9.4</w:t>
       </w:r>
       <w:r>
         <w:tab/>
@@ -9329,9 +10573,9 @@
         <w:t xml:space="preserve">的舍入行为相一致。由此可见，在低精度格式中，算法结构往往比“理论等价”更重要；对含有相消项的表达式进行代数改写，是避免灾难性误差的关键手段。</w:t>
       </w:r>
     </w:p>
-    <w:bookmarkEnd w:id="74"/>
     <w:bookmarkEnd w:id="75"/>
     <w:bookmarkEnd w:id="76"/>
+    <w:bookmarkEnd w:id="77"/>
     <w:sectPr>
       <w:footnotePr>
         <w:numRestart w:val="eachSect"/>

--- a/03/docs/answer/answer.docx
+++ b/03/docs/answer/answer.docx
@@ -318,7 +318,7 @@
         </w:tc>
       </w:tr>
     </w:tbl>
-    <w:bookmarkStart w:id="32" w:name="i.-二次方程小根的相消误差分析"/>
+    <w:bookmarkStart w:id="29" w:name="i.-二次方程小根的相消误差分析"/>
     <w:p>
       <w:pPr>
         <w:pStyle w:val="Heading1"/>
@@ -717,7 +717,7 @@
         <w:t xml:space="preserve">的计算将涉及两个接近量之间的相减。</w:t>
       </w:r>
     </w:p>
-    <w:bookmarkStart w:id="18" w:name="problem-11b100-附近的误差考察"/>
+    <w:bookmarkStart w:id="17" w:name="problem-11b100-附近的误差考察"/>
     <w:p>
       <w:pPr>
         <w:pStyle w:val="Heading2"/>
@@ -1021,7 +1021,7 @@
       </w:r>
     </w:p>
     <w:bookmarkEnd w:id="15"/>
-    <w:bookmarkStart w:id="16" w:name="问题答案"/>
+    <w:bookmarkStart w:id="16" w:name="答案"/>
     <w:p>
       <w:pPr>
         <w:pStyle w:val="Heading3"/>
@@ -1039,7 +1039,7 @@
         <w:rPr>
           <w:rFonts w:hint="eastAsia"/>
         </w:rPr>
-        <w:t xml:space="preserve">问题答案</w:t>
+        <w:t xml:space="preserve">答案</w:t>
       </w:r>
     </w:p>
     <w:p>
@@ -1334,31 +1334,9 @@
         <w:t xml:space="preserve">的主计算结果。</w:t>
       </w:r>
     </w:p>
-    <w:bookmarkEnd w:id="16"/>
-    <w:bookmarkStart w:id="17" w:name="分析"/>
-    <w:p>
-      <w:pPr>
-        <w:pStyle w:val="Heading3"/>
-      </w:pPr>
-      <w:r>
-        <w:rPr>
-          <w:rStyle w:val="SectionNumber"/>
-        </w:rPr>
-        <w:t xml:space="preserve">0.1.4</w:t>
-      </w:r>
-      <w:r>
-        <w:tab/>
-      </w:r>
-      <w:r>
-        <w:rPr>
-          <w:rFonts w:hint="eastAsia"/>
-        </w:rPr>
-        <w:t xml:space="preserve">分析</w:t>
-      </w:r>
-    </w:p>
-    <w:p>
-      <w:pPr>
-        <w:pStyle w:val="FirstParagraph"/>
+    <w:p>
+      <w:pPr>
+        <w:pStyle w:val="BodyText"/>
       </w:pPr>
       <w:r>
         <w:rPr>
@@ -1609,9 +1587,9 @@
         <w:t xml:space="preserve">再处理。</w:t>
       </w:r>
     </w:p>
+    <w:bookmarkEnd w:id="16"/>
     <w:bookmarkEnd w:id="17"/>
-    <w:bookmarkEnd w:id="18"/>
-    <w:bookmarkStart w:id="23" w:name="problem-12大参数区间的误差比较"/>
+    <w:bookmarkStart w:id="21" w:name="problem-12大参数区间的误差比较"/>
     <w:p>
       <w:pPr>
         <w:pStyle w:val="Heading2"/>
@@ -1687,7 +1665,7 @@
         </w:r>
       </w:hyperlink>
     </w:p>
-    <w:bookmarkStart w:id="19" w:name="待求问题-1"/>
+    <w:bookmarkStart w:id="18" w:name="待求问题-1"/>
     <w:p>
       <w:pPr>
         <w:pStyle w:val="Heading3"/>
@@ -1736,8 +1714,180 @@
         <w:t xml:space="preserve">取值并列表比较误差变化。</w:t>
       </w:r>
     </w:p>
+    <w:bookmarkEnd w:id="18"/>
+    <w:bookmarkStart w:id="19" w:name="解决方式-1"/>
+    <w:p>
+      <w:pPr>
+        <w:pStyle w:val="Heading3"/>
+      </w:pPr>
+      <w:r>
+        <w:rPr>
+          <w:rStyle w:val="SectionNumber"/>
+        </w:rPr>
+        <w:t xml:space="preserve">0.2.2</w:t>
+      </w:r>
+      <w:r>
+        <w:tab/>
+      </w:r>
+      <w:r>
+        <w:rPr>
+          <w:rFonts w:hint="eastAsia"/>
+        </w:rPr>
+        <w:t xml:space="preserve">解决方式</w:t>
+      </w:r>
+    </w:p>
+    <w:p>
+      <w:pPr>
+        <w:pStyle w:val="FirstParagraph"/>
+      </w:pPr>
+      <w:r>
+        <w:rPr>
+          <w:rFonts w:hint="eastAsia"/>
+        </w:rPr>
+        <w:t xml:space="preserve">为使实验步骤表达得更规范，本文以伪代码方式给出求解过程：</w:t>
+      </w:r>
+    </w:p>
+    <w:p>
+      <w:pPr>
+        <w:pStyle w:val="SourceCode"/>
+      </w:pPr>
+      <w:r>
+        <w:rPr>
+          <w:rStyle w:val="VerbatimChar"/>
+        </w:rPr>
+        <w:t xml:space="preserve">Input : precisions P, test values B</w:t>
+      </w:r>
+      <w:r>
+        <w:br/>
+      </w:r>
+      <w:r>
+        <w:rPr>
+          <w:rStyle w:val="VerbatimChar"/>
+        </w:rPr>
+        <w:t xml:space="preserve">Output: standard-form error table</w:t>
+      </w:r>
+      <w:r>
+        <w:br/>
+      </w:r>
+      <w:r>
+        <w:br/>
+      </w:r>
+      <w:r>
+        <w:rPr>
+          <w:rStyle w:val="VerbatimChar"/>
+        </w:rPr>
+        <w:t xml:space="preserve">for each p in P do</w:t>
+      </w:r>
+      <w:r>
+        <w:br/>
+      </w:r>
+      <w:r>
+        <w:rPr>
+          <w:rStyle w:val="VerbatimChar"/>
+        </w:rPr>
+        <w:t xml:space="preserve">    for each b in B do</w:t>
+      </w:r>
+      <w:r>
+        <w:br/>
+      </w:r>
+      <w:r>
+        <w:rPr>
+          <w:rStyle w:val="VerbatimChar"/>
+        </w:rPr>
+        <w:t xml:space="preserve">        r &lt;- sqrt(b^2 - 4)</w:t>
+      </w:r>
+      <w:r>
+        <w:br/>
+      </w:r>
+      <w:r>
+        <w:rPr>
+          <w:rStyle w:val="VerbatimChar"/>
+        </w:rPr>
+        <w:t xml:space="preserve">        x_std &lt;- (b - r) / 2</w:t>
+      </w:r>
+      <w:r>
+        <w:br/>
+      </w:r>
+      <w:r>
+        <w:rPr>
+          <w:rStyle w:val="VerbatimChar"/>
+        </w:rPr>
+        <w:t xml:space="preserve">        x_ref &lt;- ref_root(b)</w:t>
+      </w:r>
+      <w:r>
+        <w:br/>
+      </w:r>
+      <w:r>
+        <w:rPr>
+          <w:rStyle w:val="VerbatimChar"/>
+        </w:rPr>
+        <w:t xml:space="preserve">        err_std &lt;- relerr(x_std, x_ref)</w:t>
+      </w:r>
+      <w:r>
+        <w:br/>
+      </w:r>
+      <w:r>
+        <w:rPr>
+          <w:rStyle w:val="VerbatimChar"/>
+        </w:rPr>
+        <w:t xml:space="preserve">    end for</w:t>
+      </w:r>
+      <w:r>
+        <w:br/>
+      </w:r>
+      <w:r>
+        <w:rPr>
+          <w:rStyle w:val="VerbatimChar"/>
+        </w:rPr>
+        <w:t xml:space="preserve">end for</w:t>
+      </w:r>
+    </w:p>
+    <w:p>
+      <w:pPr>
+        <w:pStyle w:val="FirstParagraph"/>
+      </w:pPr>
+      <w:r>
+        <w:rPr>
+          <w:rFonts w:hint="eastAsia"/>
+        </w:rPr>
+        <w:t xml:space="preserve">其中</w:t>
+      </w:r>
+      <w:r>
+        <w:t xml:space="preserve"> </w:t>
+      </w:r>
+      <w:r>
+        <w:rPr>
+          <w:rStyle w:val="VerbatimChar"/>
+        </w:rPr>
+        <w:t xml:space="preserve">ref_root(b)</w:t>
+      </w:r>
+      <w:r>
+        <w:t xml:space="preserve"> </w:t>
+      </w:r>
+      <w:r>
+        <w:rPr>
+          <w:rFonts w:hint="eastAsia"/>
+        </w:rPr>
+        <w:t xml:space="preserve">表示高精度参考解，</w:t>
+      </w:r>
+      <w:r>
+        <w:rPr>
+          <w:rStyle w:val="VerbatimChar"/>
+        </w:rPr>
+        <w:t xml:space="preserve">relerr</w:t>
+      </w:r>
+      <w:r>
+        <w:t xml:space="preserve"> </w:t>
+      </w:r>
+      <w:r>
+        <w:rPr>
+          <w:rFonts w:hint="eastAsia"/>
+        </w:rPr>
+        <w:t xml:space="preserve">表示相对误差计算函数。</w:t>
+      </w:r>
+    </w:p>
     <w:bookmarkEnd w:id="19"/>
-    <w:bookmarkStart w:id="20" w:name="解决方式-1"/>
+    <w:bookmarkStart w:id="20" w:name="答案-1"/>
     <w:p>
       <w:pPr>
         <w:pStyle w:val="Heading3"/>
@@ -1746,7 +1896,7 @@
         <w:rPr>
           <w:rStyle w:val="SectionNumber"/>
         </w:rPr>
-        <w:t xml:space="preserve">0.2.2</w:t>
+        <w:t xml:space="preserve">0.2.3</w:t>
       </w:r>
       <w:r>
         <w:tab/>
@@ -1755,179 +1905,7 @@
         <w:rPr>
           <w:rFonts w:hint="eastAsia"/>
         </w:rPr>
-        <w:t xml:space="preserve">解决方式</w:t>
-      </w:r>
-    </w:p>
-    <w:p>
-      <w:pPr>
-        <w:pStyle w:val="FirstParagraph"/>
-      </w:pPr>
-      <w:r>
-        <w:rPr>
-          <w:rFonts w:hint="eastAsia"/>
-        </w:rPr>
-        <w:t xml:space="preserve">为使实验步骤表达得更规范，本文以伪代码方式给出求解过程：</w:t>
-      </w:r>
-    </w:p>
-    <w:p>
-      <w:pPr>
-        <w:pStyle w:val="SourceCode"/>
-      </w:pPr>
-      <w:r>
-        <w:rPr>
-          <w:rStyle w:val="VerbatimChar"/>
-        </w:rPr>
-        <w:t xml:space="preserve">Input : precisions P, test values B</w:t>
-      </w:r>
-      <w:r>
-        <w:br/>
-      </w:r>
-      <w:r>
-        <w:rPr>
-          <w:rStyle w:val="VerbatimChar"/>
-        </w:rPr>
-        <w:t xml:space="preserve">Output: standard-form error table</w:t>
-      </w:r>
-      <w:r>
-        <w:br/>
-      </w:r>
-      <w:r>
-        <w:br/>
-      </w:r>
-      <w:r>
-        <w:rPr>
-          <w:rStyle w:val="VerbatimChar"/>
-        </w:rPr>
-        <w:t xml:space="preserve">for each p in P do</w:t>
-      </w:r>
-      <w:r>
-        <w:br/>
-      </w:r>
-      <w:r>
-        <w:rPr>
-          <w:rStyle w:val="VerbatimChar"/>
-        </w:rPr>
-        <w:t xml:space="preserve">    for each b in B do</w:t>
-      </w:r>
-      <w:r>
-        <w:br/>
-      </w:r>
-      <w:r>
-        <w:rPr>
-          <w:rStyle w:val="VerbatimChar"/>
-        </w:rPr>
-        <w:t xml:space="preserve">        r &lt;- sqrt(b^2 - 4)</w:t>
-      </w:r>
-      <w:r>
-        <w:br/>
-      </w:r>
-      <w:r>
-        <w:rPr>
-          <w:rStyle w:val="VerbatimChar"/>
-        </w:rPr>
-        <w:t xml:space="preserve">        x_std &lt;- (b - r) / 2</w:t>
-      </w:r>
-      <w:r>
-        <w:br/>
-      </w:r>
-      <w:r>
-        <w:rPr>
-          <w:rStyle w:val="VerbatimChar"/>
-        </w:rPr>
-        <w:t xml:space="preserve">        x_ref &lt;- ref_root(b)</w:t>
-      </w:r>
-      <w:r>
-        <w:br/>
-      </w:r>
-      <w:r>
-        <w:rPr>
-          <w:rStyle w:val="VerbatimChar"/>
-        </w:rPr>
-        <w:t xml:space="preserve">        err_std &lt;- relerr(x_std, x_ref)</w:t>
-      </w:r>
-      <w:r>
-        <w:br/>
-      </w:r>
-      <w:r>
-        <w:rPr>
-          <w:rStyle w:val="VerbatimChar"/>
-        </w:rPr>
-        <w:t xml:space="preserve">    end for</w:t>
-      </w:r>
-      <w:r>
-        <w:br/>
-      </w:r>
-      <w:r>
-        <w:rPr>
-          <w:rStyle w:val="VerbatimChar"/>
-        </w:rPr>
-        <w:t xml:space="preserve">end for</w:t>
-      </w:r>
-    </w:p>
-    <w:p>
-      <w:pPr>
-        <w:pStyle w:val="FirstParagraph"/>
-      </w:pPr>
-      <w:r>
-        <w:rPr>
-          <w:rFonts w:hint="eastAsia"/>
-        </w:rPr>
-        <w:t xml:space="preserve">其中</w:t>
-      </w:r>
-      <w:r>
-        <w:t xml:space="preserve"> </w:t>
-      </w:r>
-      <w:r>
-        <w:rPr>
-          <w:rStyle w:val="VerbatimChar"/>
-        </w:rPr>
-        <w:t xml:space="preserve">ref_root(b)</w:t>
-      </w:r>
-      <w:r>
-        <w:t xml:space="preserve"> </w:t>
-      </w:r>
-      <w:r>
-        <w:rPr>
-          <w:rFonts w:hint="eastAsia"/>
-        </w:rPr>
-        <w:t xml:space="preserve">表示高精度参考解，</w:t>
-      </w:r>
-      <w:r>
-        <w:rPr>
-          <w:rStyle w:val="VerbatimChar"/>
-        </w:rPr>
-        <w:t xml:space="preserve">relerr</w:t>
-      </w:r>
-      <w:r>
-        <w:t xml:space="preserve"> </w:t>
-      </w:r>
-      <w:r>
-        <w:rPr>
-          <w:rFonts w:hint="eastAsia"/>
-        </w:rPr>
-        <w:t xml:space="preserve">表示相对误差计算函数。</w:t>
-      </w:r>
-    </w:p>
-    <w:bookmarkEnd w:id="20"/>
-    <w:bookmarkStart w:id="21" w:name="问题答案-1"/>
-    <w:p>
-      <w:pPr>
-        <w:pStyle w:val="Heading3"/>
-      </w:pPr>
-      <w:r>
-        <w:rPr>
-          <w:rStyle w:val="SectionNumber"/>
-        </w:rPr>
-        <w:t xml:space="preserve">0.2.3</w:t>
-      </w:r>
-      <w:r>
-        <w:tab/>
-      </w:r>
-      <w:r>
-        <w:rPr>
-          <w:rFonts w:hint="eastAsia"/>
-        </w:rPr>
-        <w:t xml:space="preserve">问题答案</w:t>
+        <w:t xml:space="preserve">答案</w:t>
       </w:r>
     </w:p>
     <w:p>
@@ -2423,31 +2401,9 @@
         <w:t xml:space="preserve">的误差量级。</w:t>
       </w:r>
     </w:p>
-    <w:bookmarkEnd w:id="21"/>
-    <w:bookmarkStart w:id="22" w:name="分析-1"/>
-    <w:p>
-      <w:pPr>
-        <w:pStyle w:val="Heading3"/>
-      </w:pPr>
-      <w:r>
-        <w:rPr>
-          <w:rStyle w:val="SectionNumber"/>
-        </w:rPr>
-        <w:t xml:space="preserve">0.2.4</w:t>
-      </w:r>
-      <w:r>
-        <w:tab/>
-      </w:r>
-      <w:r>
-        <w:rPr>
-          <w:rFonts w:hint="eastAsia"/>
-        </w:rPr>
-        <w:t xml:space="preserve">分析</w:t>
-      </w:r>
-    </w:p>
-    <w:p>
-      <w:pPr>
-        <w:pStyle w:val="FirstParagraph"/>
+    <w:p>
+      <w:pPr>
+        <w:pStyle w:val="BodyText"/>
       </w:pPr>
       <w:r>
         <w:rPr>
@@ -2723,9 +2679,9 @@
         <w:t xml:space="preserve">值复现实验。</w:t>
       </w:r>
     </w:p>
-    <w:bookmarkEnd w:id="22"/>
-    <w:bookmarkEnd w:id="23"/>
-    <w:bookmarkStart w:id="31" w:name="problem-13有理化改写与再实验"/>
+    <w:bookmarkEnd w:id="20"/>
+    <w:bookmarkEnd w:id="21"/>
+    <w:bookmarkStart w:id="28" w:name="problem-13有理化改写与再实验"/>
     <w:p>
       <w:pPr>
         <w:pStyle w:val="Heading2"/>
@@ -2801,7 +2757,7 @@
         </w:r>
       </w:hyperlink>
     </w:p>
-    <w:bookmarkStart w:id="24" w:name="待求问题-2"/>
+    <w:bookmarkStart w:id="22" w:name="待求问题-2"/>
     <w:p>
       <w:pPr>
         <w:pStyle w:val="Heading3"/>
@@ -2994,8 +2950,8 @@
         <w:t xml:space="preserve">并重新进行同样的实验，以比较两种实现的稳定性差异。</w:t>
       </w:r>
     </w:p>
-    <w:bookmarkEnd w:id="24"/>
-    <w:bookmarkStart w:id="25" w:name="解决方式-2"/>
+    <w:bookmarkEnd w:id="22"/>
+    <w:bookmarkStart w:id="23" w:name="解决方式-2"/>
     <w:p>
       <w:pPr>
         <w:pStyle w:val="Heading3"/>
@@ -3184,8 +3140,8 @@
         <w:t xml:space="preserve">表示相对误差计算函数。</w:t>
       </w:r>
     </w:p>
-    <w:bookmarkEnd w:id="25"/>
-    <w:bookmarkStart w:id="29" w:name="问题答案-2"/>
+    <w:bookmarkEnd w:id="23"/>
+    <w:bookmarkStart w:id="27" w:name="答案-2"/>
     <w:p>
       <w:pPr>
         <w:pStyle w:val="Heading3"/>
@@ -3203,7 +3159,7 @@
         <w:rPr>
           <w:rFonts w:hint="eastAsia"/>
         </w:rPr>
-        <w:t xml:space="preserve">问题答案</w:t>
+        <w:t xml:space="preserve">答案</w:t>
       </w:r>
     </w:p>
     <w:p>
@@ -3243,18 +3199,18 @@
           <wp:inline>
             <wp:extent cx="4693920" cy="5632704"/>
             <wp:effectExtent b="0" l="0" r="0" t="0"/>
-            <wp:docPr descr="Problem 1 relative-error comparison after rationalization" title="" id="27" name="Picture"/>
+            <wp:docPr descr="Problem 1 relative-error comparison after rationalization" title="" id="25" name="Picture"/>
             <a:graphic>
               <a:graphicData uri="http://schemas.openxmlformats.org/drawingml/2006/picture">
                 <pic:pic>
                   <pic:nvPicPr>
-                    <pic:cNvPr descr="../../result/problem1_relative_error.png" id="28" name="Picture"/>
+                    <pic:cNvPr descr="../../result/problem1_relative_error.png" id="26" name="Picture"/>
                     <pic:cNvPicPr>
                       <a:picLocks noChangeArrowheads="1" noChangeAspect="1"/>
                     </pic:cNvPicPr>
                   </pic:nvPicPr>
                   <pic:blipFill>
-                    <a:blip r:embed="rId26"/>
+                    <a:blip r:embed="rId24"/>
                     <a:stretch>
                       <a:fillRect/>
                     </a:stretch>
@@ -3828,31 +3784,9 @@
         <w:t xml:space="preserve"> 1.0000E-20。</w:t>
       </w:r>
     </w:p>
-    <w:bookmarkEnd w:id="29"/>
-    <w:bookmarkStart w:id="30" w:name="分析-2"/>
-    <w:p>
-      <w:pPr>
-        <w:pStyle w:val="Heading3"/>
-      </w:pPr>
-      <w:r>
-        <w:rPr>
-          <w:rStyle w:val="SectionNumber"/>
-        </w:rPr>
-        <w:t xml:space="preserve">0.3.4</w:t>
-      </w:r>
-      <w:r>
-        <w:tab/>
-      </w:r>
-      <w:r>
-        <w:rPr>
-          <w:rFonts w:hint="eastAsia"/>
-        </w:rPr>
-        <w:t xml:space="preserve">分析</w:t>
-      </w:r>
-    </w:p>
-    <w:p>
-      <w:pPr>
-        <w:pStyle w:val="FirstParagraph"/>
+    <w:p>
+      <w:pPr>
+        <w:pStyle w:val="BodyText"/>
       </w:pPr>
       <w:r>
         <w:rPr>
@@ -4308,10 +4242,10 @@
         <w:t xml:space="preserve">得到小根。</w:t>
       </w:r>
     </w:p>
-    <w:bookmarkEnd w:id="30"/>
-    <w:bookmarkEnd w:id="31"/>
-    <w:bookmarkEnd w:id="32"/>
-    <w:bookmarkStart w:id="56" w:name="ii.-多项式写法对数值稳定性的影响"/>
+    <w:bookmarkEnd w:id="27"/>
+    <w:bookmarkEnd w:id="28"/>
+    <w:bookmarkEnd w:id="29"/>
+    <w:bookmarkStart w:id="50" w:name="ii.-多项式写法对数值稳定性的影响"/>
     <w:p>
       <w:pPr>
         <w:pStyle w:val="Heading1"/>
@@ -4505,7 +4439,7 @@
         <w:t xml:space="preserve">上观察数值结果。</w:t>
       </w:r>
     </w:p>
-    <w:bookmarkStart w:id="42" w:name="problem-21局部放大观察"/>
+    <w:bookmarkStart w:id="38" w:name="problem-21局部放大观察"/>
     <w:p>
       <w:pPr>
         <w:pStyle w:val="Heading2"/>
@@ -4548,7 +4482,7 @@
           <w:numId w:val="1004"/>
         </w:numPr>
       </w:pPr>
-      <w:hyperlink r:id="rId33">
+      <w:hyperlink r:id="rId30">
         <w:r>
           <w:rPr>
             <w:rStyle w:val="Hyperlink"/>
@@ -4572,7 +4506,7 @@
           <w:numId w:val="1004"/>
         </w:numPr>
       </w:pPr>
-      <w:hyperlink r:id="rId34">
+      <w:hyperlink r:id="rId31">
         <w:r>
           <w:rPr>
             <w:rStyle w:val="Hyperlink"/>
@@ -4581,7 +4515,7 @@
         </w:r>
       </w:hyperlink>
     </w:p>
-    <w:bookmarkStart w:id="35" w:name="待求问题-3"/>
+    <w:bookmarkStart w:id="32" w:name="待求问题-3"/>
     <w:p>
       <w:pPr>
         <w:pStyle w:val="Heading3"/>
@@ -4613,8 +4547,8 @@
         <w:t xml:space="preserve">比较直接形式与展开形式在局部区间上的数值表现。</w:t>
       </w:r>
     </w:p>
-    <w:bookmarkEnd w:id="35"/>
-    <w:bookmarkStart w:id="36" w:name="解决方式-3"/>
+    <w:bookmarkEnd w:id="32"/>
+    <w:bookmarkStart w:id="33" w:name="解决方式-3"/>
     <w:p>
       <w:pPr>
         <w:pStyle w:val="Heading3"/>
@@ -4812,8 +4746,8 @@
         <w:t xml:space="preserve">进一步统计最大误差、峰值位置与中位误差。</w:t>
       </w:r>
     </w:p>
-    <w:bookmarkEnd w:id="36"/>
-    <w:bookmarkStart w:id="40" w:name="问题答案-3"/>
+    <w:bookmarkEnd w:id="33"/>
+    <w:bookmarkStart w:id="37" w:name="答案-3"/>
     <w:p>
       <w:pPr>
         <w:pStyle w:val="Heading3"/>
@@ -4831,7 +4765,7 @@
         <w:rPr>
           <w:rFonts w:hint="eastAsia"/>
         </w:rPr>
-        <w:t xml:space="preserve">问题答案</w:t>
+        <w:t xml:space="preserve">答案</w:t>
       </w:r>
     </w:p>
     <w:p>
@@ -4889,18 +4823,18 @@
           <wp:inline>
             <wp:extent cx="4693920" cy="5120640"/>
             <wp:effectExtent b="0" l="0" r="0" t="0"/>
-            <wp:docPr descr="Problem 2 zoomed-value comparison" title="" id="38" name="Picture"/>
+            <wp:docPr descr="Problem 2 zoomed-value comparison" title="" id="35" name="Picture"/>
             <a:graphic>
               <a:graphicData uri="http://schemas.openxmlformats.org/drawingml/2006/picture">
                 <pic:pic>
                   <pic:nvPicPr>
-                    <pic:cNvPr descr="../../result/problem2_zoom.png" id="39" name="Picture"/>
+                    <pic:cNvPr descr="../../result/problem2_zoom.png" id="36" name="Picture"/>
                     <pic:cNvPicPr>
                       <a:picLocks noChangeArrowheads="1" noChangeAspect="1"/>
                     </pic:cNvPicPr>
                   </pic:nvPicPr>
                   <pic:blipFill>
-                    <a:blip r:embed="rId37"/>
+                    <a:blip r:embed="rId34"/>
                     <a:stretch>
                       <a:fillRect/>
                     </a:stretch>
@@ -5028,31 +4962,9 @@
         <w:t xml:space="preserve">极小；若先将多项式展开为多个数量级接近的项再相加减，就会显著放大舍入误差。</w:t>
       </w:r>
     </w:p>
-    <w:bookmarkEnd w:id="40"/>
-    <w:bookmarkStart w:id="41" w:name="分析-3"/>
-    <w:p>
-      <w:pPr>
-        <w:pStyle w:val="Heading3"/>
-      </w:pPr>
-      <w:r>
-        <w:rPr>
-          <w:rStyle w:val="SectionNumber"/>
-        </w:rPr>
-        <w:t xml:space="preserve">0.4.4</w:t>
-      </w:r>
-      <w:r>
-        <w:tab/>
-      </w:r>
-      <w:r>
-        <w:rPr>
-          <w:rFonts w:hint="eastAsia"/>
-        </w:rPr>
-        <w:t xml:space="preserve">分析</w:t>
-      </w:r>
-    </w:p>
-    <w:p>
-      <w:pPr>
-        <w:pStyle w:val="FirstParagraph"/>
+    <w:p>
+      <w:pPr>
+        <w:pStyle w:val="BodyText"/>
       </w:pPr>
       <w:r>
         <w:rPr>
@@ -5378,9 +5290,9 @@
         <w:t xml:space="preserve">的极小结果。局部放大图中展开式曲线偏离参考曲线，说明问题不在函数本身，而在表达式写法引入了大数相减。</w:t>
       </w:r>
     </w:p>
-    <w:bookmarkEnd w:id="41"/>
-    <w:bookmarkEnd w:id="42"/>
-    <w:bookmarkStart w:id="50" w:name="problem-22相对误差分布"/>
+    <w:bookmarkEnd w:id="37"/>
+    <w:bookmarkEnd w:id="38"/>
+    <w:bookmarkStart w:id="45" w:name="problem-22相对误差分布"/>
     <w:p>
       <w:pPr>
         <w:pStyle w:val="Heading2"/>
@@ -5423,7 +5335,7 @@
           <w:numId w:val="1005"/>
         </w:numPr>
       </w:pPr>
-      <w:hyperlink r:id="rId33">
+      <w:hyperlink r:id="rId30">
         <w:r>
           <w:rPr>
             <w:rStyle w:val="Hyperlink"/>
@@ -5447,7 +5359,7 @@
           <w:numId w:val="1005"/>
         </w:numPr>
       </w:pPr>
-      <w:hyperlink r:id="rId34">
+      <w:hyperlink r:id="rId31">
         <w:r>
           <w:rPr>
             <w:rStyle w:val="Hyperlink"/>
@@ -5456,7 +5368,7 @@
         </w:r>
       </w:hyperlink>
     </w:p>
-    <w:bookmarkStart w:id="43" w:name="待求问题-4"/>
+    <w:bookmarkStart w:id="39" w:name="待求问题-4"/>
     <w:p>
       <w:pPr>
         <w:pStyle w:val="Heading3"/>
@@ -5488,8 +5400,8 @@
         <w:t xml:space="preserve">绘制并比较误差分布。</w:t>
       </w:r>
     </w:p>
-    <w:bookmarkEnd w:id="43"/>
-    <w:bookmarkStart w:id="44" w:name="解决方式-4"/>
+    <w:bookmarkEnd w:id="39"/>
+    <w:bookmarkStart w:id="40" w:name="解决方式-4"/>
     <w:p>
       <w:pPr>
         <w:pStyle w:val="Heading3"/>
@@ -5687,8 +5599,8 @@
         <w:t xml:space="preserve">进一步统计最大误差、峰值位置与中位误差。</w:t>
       </w:r>
     </w:p>
-    <w:bookmarkEnd w:id="44"/>
-    <w:bookmarkStart w:id="48" w:name="问题答案-4"/>
+    <w:bookmarkEnd w:id="40"/>
+    <w:bookmarkStart w:id="44" w:name="答案-4"/>
     <w:p>
       <w:pPr>
         <w:pStyle w:val="Heading3"/>
@@ -5706,7 +5618,7 @@
         <w:rPr>
           <w:rFonts w:hint="eastAsia"/>
         </w:rPr>
-        <w:t xml:space="preserve">问题答案</w:t>
+        <w:t xml:space="preserve">答案</w:t>
       </w:r>
     </w:p>
     <w:p>
@@ -5814,18 +5726,18 @@
           <wp:inline>
             <wp:extent cx="5120640" cy="5234544"/>
             <wp:effectExtent b="0" l="0" r="0" t="0"/>
-            <wp:docPr descr="Problem 2 relative-error distribution" title="" id="46" name="Picture"/>
+            <wp:docPr descr="Problem 2 relative-error distribution" title="" id="42" name="Picture"/>
             <a:graphic>
               <a:graphicData uri="http://schemas.openxmlformats.org/drawingml/2006/picture">
                 <pic:pic>
                   <pic:nvPicPr>
-                    <pic:cNvPr descr="../../result/problem2_relative_error.png" id="47" name="Picture"/>
+                    <pic:cNvPr descr="../../result/problem2_relative_error.png" id="43" name="Picture"/>
                     <pic:cNvPicPr>
                       <a:picLocks noChangeArrowheads="1" noChangeAspect="1"/>
                     </pic:cNvPicPr>
                   </pic:nvPicPr>
                   <pic:blipFill>
-                    <a:blip r:embed="rId45"/>
+                    <a:blip r:embed="rId41"/>
                     <a:stretch>
                       <a:fillRect/>
                     </a:stretch>
@@ -6625,31 +6537,9 @@
         <w:t xml:space="preserve">1.2522E+4，说明表达式结构对稳定性的影响并不会因精度提升而完全消失。</w:t>
       </w:r>
     </w:p>
-    <w:bookmarkEnd w:id="48"/>
-    <w:bookmarkStart w:id="49" w:name="分析-4"/>
-    <w:p>
-      <w:pPr>
-        <w:pStyle w:val="Heading3"/>
-      </w:pPr>
-      <w:r>
-        <w:rPr>
-          <w:rStyle w:val="SectionNumber"/>
-        </w:rPr>
-        <w:t xml:space="preserve">0.5.4</w:t>
-      </w:r>
-      <w:r>
-        <w:tab/>
-      </w:r>
-      <w:r>
-        <w:rPr>
-          <w:rFonts w:hint="eastAsia"/>
-        </w:rPr>
-        <w:t xml:space="preserve">分析</w:t>
-      </w:r>
-    </w:p>
-    <w:p>
-      <w:pPr>
-        <w:pStyle w:val="FirstParagraph"/>
+    <w:p>
+      <w:pPr>
+        <w:pStyle w:val="BodyText"/>
       </w:pPr>
       <w:r>
         <w:rPr>
@@ -7122,9 +7012,9 @@
         <w:t xml:space="preserve">1.7450E+31。图中的针状峰因此是相对误差定义和采样点共同造成的结果，不应理解为原函数出现了真实间断。</w:t>
       </w:r>
     </w:p>
-    <w:bookmarkEnd w:id="49"/>
-    <w:bookmarkEnd w:id="50"/>
-    <w:bookmarkStart w:id="55" w:name="problem-23horner-方法比较"/>
+    <w:bookmarkEnd w:id="44"/>
+    <w:bookmarkEnd w:id="45"/>
+    <w:bookmarkStart w:id="49" w:name="problem-23horner-方法比较"/>
     <w:p>
       <w:pPr>
         <w:pStyle w:val="Heading2"/>
@@ -7176,7 +7066,7 @@
           <w:numId w:val="1006"/>
         </w:numPr>
       </w:pPr>
-      <w:hyperlink r:id="rId33">
+      <w:hyperlink r:id="rId30">
         <w:r>
           <w:rPr>
             <w:rStyle w:val="Hyperlink"/>
@@ -7200,7 +7090,7 @@
           <w:numId w:val="1006"/>
         </w:numPr>
       </w:pPr>
-      <w:hyperlink r:id="rId34">
+      <w:hyperlink r:id="rId31">
         <w:r>
           <w:rPr>
             <w:rStyle w:val="Hyperlink"/>
@@ -7209,7 +7099,7 @@
         </w:r>
       </w:hyperlink>
     </w:p>
-    <w:bookmarkStart w:id="51" w:name="待求问题-5"/>
+    <w:bookmarkStart w:id="46" w:name="待求问题-5"/>
     <w:p>
       <w:pPr>
         <w:pStyle w:val="Heading3"/>
@@ -7276,8 +7166,8 @@
         <w:t xml:space="preserve">邻域出现差异的原因。</w:t>
       </w:r>
     </w:p>
-    <w:bookmarkEnd w:id="51"/>
-    <w:bookmarkStart w:id="52" w:name="解决方式-5"/>
+    <w:bookmarkEnd w:id="46"/>
+    <w:bookmarkStart w:id="47" w:name="解决方式-5"/>
     <w:p>
       <w:pPr>
         <w:pStyle w:val="Heading3"/>
@@ -7475,8 +7365,8 @@
         <w:t xml:space="preserve">进一步统计最大误差、峰值位置与中位误差。</w:t>
       </w:r>
     </w:p>
-    <w:bookmarkEnd w:id="52"/>
-    <w:bookmarkStart w:id="53" w:name="问题答案-5"/>
+    <w:bookmarkEnd w:id="47"/>
+    <w:bookmarkStart w:id="48" w:name="答案-5"/>
     <w:p>
       <w:pPr>
         <w:pStyle w:val="Heading3"/>
@@ -7494,7 +7384,7 @@
         <w:rPr>
           <w:rFonts w:hint="eastAsia"/>
         </w:rPr>
-        <w:t xml:space="preserve">问题答案</w:t>
+        <w:t xml:space="preserve">答案</w:t>
       </w:r>
     </w:p>
     <w:p>
@@ -8040,31 +7930,9 @@
         <w:t xml:space="preserve">。</w:t>
       </w:r>
     </w:p>
-    <w:bookmarkEnd w:id="53"/>
-    <w:bookmarkStart w:id="54" w:name="分析-5"/>
-    <w:p>
-      <w:pPr>
-        <w:pStyle w:val="Heading3"/>
-      </w:pPr>
-      <w:r>
-        <w:rPr>
-          <w:rStyle w:val="SectionNumber"/>
-        </w:rPr>
-        <w:t xml:space="preserve">0.6.4</w:t>
-      </w:r>
-      <w:r>
-        <w:tab/>
-      </w:r>
-      <w:r>
-        <w:rPr>
-          <w:rFonts w:hint="eastAsia"/>
-        </w:rPr>
-        <w:t xml:space="preserve">分析</w:t>
-      </w:r>
-    </w:p>
-    <w:p>
-      <w:pPr>
-        <w:pStyle w:val="FirstParagraph"/>
+    <w:p>
+      <w:pPr>
+        <w:pStyle w:val="BodyText"/>
       </w:pPr>
       <w:r>
         <w:rPr>
@@ -8220,10 +8088,10 @@
         <w:t xml:space="preserve">，或在必须使用展开式时再引入补偿求和、局部重参数化等额外手段。</w:t>
       </w:r>
     </w:p>
-    <w:bookmarkEnd w:id="54"/>
-    <w:bookmarkEnd w:id="55"/>
-    <w:bookmarkEnd w:id="56"/>
-    <w:bookmarkStart w:id="77" w:name="iii.-half-precision-的机器精度与舍入误差"/>
+    <w:bookmarkEnd w:id="48"/>
+    <w:bookmarkEnd w:id="49"/>
+    <w:bookmarkEnd w:id="50"/>
+    <w:bookmarkStart w:id="67" w:name="iii.-half-precision-的机器精度与舍入误差"/>
     <w:p>
       <w:pPr>
         <w:pStyle w:val="Heading1"/>
@@ -8284,7 +8152,7 @@
         <w:t xml:space="preserve">作业要求完成以下两项工作：</w:t>
       </w:r>
     </w:p>
-    <w:bookmarkStart w:id="63" w:name="problem-31基本指标测量"/>
+    <w:bookmarkStart w:id="56" w:name="problem-31基本指标测量"/>
     <w:p>
       <w:pPr>
         <w:pStyle w:val="Heading2"/>
@@ -8327,7 +8195,7 @@
           <w:numId w:val="1007"/>
         </w:numPr>
       </w:pPr>
-      <w:hyperlink r:id="rId57">
+      <w:hyperlink r:id="rId51">
         <w:r>
           <w:rPr>
             <w:rStyle w:val="Hyperlink"/>
@@ -8351,7 +8219,7 @@
           <w:numId w:val="1007"/>
         </w:numPr>
       </w:pPr>
-      <w:hyperlink r:id="rId58">
+      <w:hyperlink r:id="rId52">
         <w:r>
           <w:rPr>
             <w:rStyle w:val="Hyperlink"/>
@@ -8360,7 +8228,7 @@
         </w:r>
       </w:hyperlink>
     </w:p>
-    <w:bookmarkStart w:id="59" w:name="待求问题-6"/>
+    <w:bookmarkStart w:id="53" w:name="待求问题-6"/>
     <w:p>
       <w:pPr>
         <w:pStyle w:val="Heading3"/>
@@ -8410,8 +8278,8 @@
         <w:t xml:space="preserve">precision、数值范围等基本指标。</w:t>
       </w:r>
     </w:p>
-    <w:bookmarkEnd w:id="59"/>
-    <w:bookmarkStart w:id="60" w:name="解决方式-6"/>
+    <w:bookmarkEnd w:id="53"/>
+    <w:bookmarkStart w:id="54" w:name="解决方式-6"/>
     <w:p>
       <w:pPr>
         <w:pStyle w:val="Heading3"/>
@@ -8624,8 +8492,8 @@
         <w:t xml:space="preserve">下的舍入误差放大现象。</w:t>
       </w:r>
     </w:p>
-    <w:bookmarkEnd w:id="60"/>
-    <w:bookmarkStart w:id="61" w:name="问题答案-6"/>
+    <w:bookmarkEnd w:id="54"/>
+    <w:bookmarkStart w:id="55" w:name="答案-6"/>
     <w:p>
       <w:pPr>
         <w:pStyle w:val="Heading3"/>
@@ -8643,7 +8511,7 @@
         <w:rPr>
           <w:rFonts w:hint="eastAsia"/>
         </w:rPr>
-        <w:t xml:space="preserve">问题答案</w:t>
+        <w:t xml:space="preserve">答案</w:t>
       </w:r>
     </w:p>
     <w:p>
@@ -8978,31 +8846,9 @@
         <w:t xml:space="preserve">格式。</w:t>
       </w:r>
     </w:p>
-    <w:bookmarkEnd w:id="61"/>
-    <w:bookmarkStart w:id="62" w:name="分析-6"/>
-    <w:p>
-      <w:pPr>
-        <w:pStyle w:val="Heading3"/>
-      </w:pPr>
-      <w:r>
-        <w:rPr>
-          <w:rStyle w:val="SectionNumber"/>
-        </w:rPr>
-        <w:t xml:space="preserve">0.7.4</w:t>
-      </w:r>
-      <w:r>
-        <w:tab/>
-      </w:r>
-      <w:r>
-        <w:rPr>
-          <w:rFonts w:hint="eastAsia"/>
-        </w:rPr>
-        <w:t xml:space="preserve">分析</w:t>
-      </w:r>
-    </w:p>
-    <w:p>
-      <w:pPr>
-        <w:pStyle w:val="FirstParagraph"/>
+    <w:p>
+      <w:pPr>
+        <w:pStyle w:val="BodyText"/>
       </w:pPr>
       <w:r>
         <w:t xml:space="preserve">half precision </w:t>
@@ -9160,9 +9006,9 @@
         <w:t xml:space="preserve">的舍入行为相一致。由此可见，在低精度格式中，算法结构往往比“理论等价”更重要；对含有相消项的表达式进行代数改写，是避免灾难性误差的关键手段。</w:t>
       </w:r>
     </w:p>
-    <w:bookmarkEnd w:id="62"/>
-    <w:bookmarkEnd w:id="63"/>
-    <w:bookmarkStart w:id="71" w:name="problem-32舍入误差算例"/>
+    <w:bookmarkEnd w:id="55"/>
+    <w:bookmarkEnd w:id="56"/>
+    <w:bookmarkStart w:id="63" w:name="problem-32舍入误差算例"/>
     <w:p>
       <w:pPr>
         <w:pStyle w:val="Heading2"/>
@@ -9205,7 +9051,7 @@
           <w:numId w:val="1008"/>
         </w:numPr>
       </w:pPr>
-      <w:hyperlink r:id="rId57">
+      <w:hyperlink r:id="rId51">
         <w:r>
           <w:rPr>
             <w:rStyle w:val="Hyperlink"/>
@@ -9229,7 +9075,7 @@
           <w:numId w:val="1008"/>
         </w:numPr>
       </w:pPr>
-      <w:hyperlink r:id="rId58">
+      <w:hyperlink r:id="rId52">
         <w:r>
           <w:rPr>
             <w:rStyle w:val="Hyperlink"/>
@@ -9238,7 +9084,7 @@
         </w:r>
       </w:hyperlink>
     </w:p>
-    <w:bookmarkStart w:id="64" w:name="待求问题-7"/>
+    <w:bookmarkStart w:id="57" w:name="待求问题-7"/>
     <w:p>
       <w:pPr>
         <w:pStyle w:val="Heading3"/>
@@ -9279,8 +9125,8 @@
         <w:t xml:space="preserve">可以严重到何种程度。</w:t>
       </w:r>
     </w:p>
-    <w:bookmarkEnd w:id="64"/>
-    <w:bookmarkStart w:id="65" w:name="解决方式-7"/>
+    <w:bookmarkEnd w:id="57"/>
+    <w:bookmarkStart w:id="58" w:name="解决方式-7"/>
     <w:p>
       <w:pPr>
         <w:pStyle w:val="Heading3"/>
@@ -9493,8 +9339,8 @@
         <w:t xml:space="preserve">下的舍入误差放大现象。</w:t>
       </w:r>
     </w:p>
-    <w:bookmarkEnd w:id="65"/>
-    <w:bookmarkStart w:id="69" w:name="问题答案-7"/>
+    <w:bookmarkEnd w:id="58"/>
+    <w:bookmarkStart w:id="62" w:name="答案-7"/>
     <w:p>
       <w:pPr>
         <w:pStyle w:val="Heading3"/>
@@ -9512,7 +9358,7 @@
         <w:rPr>
           <w:rFonts w:hint="eastAsia"/>
         </w:rPr>
-        <w:t xml:space="preserve">问题答案</w:t>
+        <w:t xml:space="preserve">答案</w:t>
       </w:r>
     </w:p>
     <w:p>
@@ -9709,25 +9555,271 @@
     </w:p>
     <w:p>
       <w:pPr>
+        <w:pStyle w:val="BodyText"/>
+      </w:pPr>
+      <w:r>
+        <w:rPr>
+          <w:rFonts w:hint="eastAsia"/>
+        </w:rPr>
+        <w:t xml:space="preserve">图中的跃变来自</w:t>
+      </w:r>
+      <w:r>
+        <w:t xml:space="preserve"> half precision </w:t>
+      </w:r>
+      <w:r>
+        <w:rPr>
+          <w:rFonts w:hint="eastAsia"/>
+        </w:rPr>
+        <w:t xml:space="preserve">的离散舍入阈值。</w:t>
+      </w:r>
+      <m:oMath>
+        <m:r>
+          <m:t>2</m:t>
+        </m:r>
+        <m:r>
+          <m:rPr>
+            <m:sty m:val="p"/>
+          </m:rPr>
+          <m:t>+</m:t>
+        </m:r>
+        <m:r>
+          <m:t>t</m:t>
+        </m:r>
+      </m:oMath>
+      <w:r>
+        <w:t xml:space="preserve"> </w:t>
+      </w:r>
+      <w:r>
+        <w:rPr>
+          <w:rFonts w:hint="eastAsia"/>
+        </w:rPr>
+        <w:t xml:space="preserve">在</w:t>
+      </w:r>
+      <w:r>
+        <w:t xml:space="preserve"> </w:t>
+      </w:r>
+      <m:oMath>
+        <m:r>
+          <m:t>t</m:t>
+        </m:r>
+        <m:r>
+          <m:rPr>
+            <m:sty m:val="p"/>
+          </m:rPr>
+          <m:t>≤</m:t>
+        </m:r>
+        <m:sSup>
+          <m:e>
+            <m:r>
+              <m:t>2</m:t>
+            </m:r>
+          </m:e>
+          <m:sup>
+            <m:r>
+              <m:rPr>
+                <m:sty m:val="p"/>
+              </m:rPr>
+              <m:t>−</m:t>
+            </m:r>
+            <m:r>
+              <m:t>10</m:t>
+            </m:r>
+          </m:sup>
+        </m:sSup>
+      </m:oMath>
+      <w:r>
+        <w:t xml:space="preserve"> </w:t>
+      </w:r>
+      <w:r>
+        <w:rPr>
+          <w:rFonts w:hint="eastAsia"/>
+        </w:rPr>
+        <w:t xml:space="preserve">时会被舍入到</w:t>
+      </w:r>
+      <w:r>
+        <w:t xml:space="preserve"> </w:t>
+      </w:r>
+      <m:oMath>
+        <m:r>
+          <m:t>2</m:t>
+        </m:r>
+      </m:oMath>
+      <w:r>
+        <w:rPr>
+          <w:rFonts w:hint="eastAsia"/>
+        </w:rPr>
+        <w:t xml:space="preserve">；直接表达式更敏感，因为</w:t>
+      </w:r>
+      <w:r>
+        <w:t xml:space="preserve"> </w:t>
+      </w:r>
+      <m:oMath>
+        <m:r>
+          <m:t>1</m:t>
+        </m:r>
+        <m:r>
+          <m:rPr>
+            <m:sty m:val="p"/>
+          </m:rPr>
+          <m:t>+</m:t>
+        </m:r>
+        <m:r>
+          <m:t>t</m:t>
+        </m:r>
+      </m:oMath>
+      <w:r>
+        <w:t xml:space="preserve"> </w:t>
+      </w:r>
+      <w:r>
+        <w:rPr>
+          <w:rFonts w:hint="eastAsia"/>
+        </w:rPr>
+        <w:t xml:space="preserve">在</w:t>
+      </w:r>
+      <w:r>
+        <w:t xml:space="preserve"> </w:t>
+      </w:r>
+      <m:oMath>
+        <m:r>
+          <m:t>t</m:t>
+        </m:r>
+        <m:r>
+          <m:rPr>
+            <m:sty m:val="p"/>
+          </m:rPr>
+          <m:t>≤</m:t>
+        </m:r>
+        <m:sSup>
+          <m:e>
+            <m:r>
+              <m:t>2</m:t>
+            </m:r>
+          </m:e>
+          <m:sup>
+            <m:r>
+              <m:rPr>
+                <m:sty m:val="p"/>
+              </m:rPr>
+              <m:t>−</m:t>
+            </m:r>
+            <m:r>
+              <m:t>11</m:t>
+            </m:r>
+          </m:sup>
+        </m:sSup>
+      </m:oMath>
+      <w:r>
+        <w:t xml:space="preserve"> </w:t>
+      </w:r>
+      <w:r>
+        <w:rPr>
+          <w:rFonts w:hint="eastAsia"/>
+        </w:rPr>
+        <w:t xml:space="preserve">时会先被舍入到</w:t>
+      </w:r>
+      <w:r>
+        <w:t xml:space="preserve"> </w:t>
+      </w:r>
+      <m:oMath>
+        <m:r>
+          <m:t>1</m:t>
+        </m:r>
+      </m:oMath>
+      <w:r>
+        <w:rPr>
+          <w:rFonts w:hint="eastAsia"/>
+        </w:rPr>
+        <w:t xml:space="preserve">，随后</w:t>
+      </w:r>
+      <w:r>
+        <w:t xml:space="preserve"> </w:t>
+      </w:r>
+      <m:oMath>
+        <m:r>
+          <m:rPr>
+            <m:sty m:val="p"/>
+          </m:rPr>
+          <m:t>(</m:t>
+        </m:r>
+        <m:r>
+          <m:t>1</m:t>
+        </m:r>
+        <m:r>
+          <m:rPr>
+            <m:sty m:val="p"/>
+          </m:rPr>
+          <m:t>+</m:t>
+        </m:r>
+        <m:r>
+          <m:t>t</m:t>
+        </m:r>
+        <m:sSup>
+          <m:e>
+            <m:r>
+              <m:rPr>
+                <m:sty m:val="p"/>
+              </m:rPr>
+              <m:t>)</m:t>
+            </m:r>
+          </m:e>
+          <m:sup>
+            <m:r>
+              <m:t>2</m:t>
+            </m:r>
+          </m:sup>
+        </m:sSup>
+        <m:r>
+          <m:rPr>
+            <m:sty m:val="p"/>
+          </m:rPr>
+          <m:t>−</m:t>
+        </m:r>
+        <m:r>
+          <m:t>1</m:t>
+        </m:r>
+      </m:oMath>
+      <w:r>
+        <w:t xml:space="preserve"> </w:t>
+      </w:r>
+      <w:r>
+        <w:rPr>
+          <w:rFonts w:hint="eastAsia"/>
+        </w:rPr>
+        <w:t xml:space="preserve">直接变为</w:t>
+      </w:r>
+      <w:r>
+        <w:t xml:space="preserve"> </w:t>
+      </w:r>
+      <m:oMath>
+        <m:r>
+          <m:t>0</m:t>
+        </m:r>
+      </m:oMath>
+      <w:r>
+        <w:t xml:space="preserve">。</w:t>
+      </w:r>
+    </w:p>
+    <w:p>
+      <w:pPr>
         <w:pStyle w:val="CaptionedFigure"/>
       </w:pPr>
       <w:r>
         <w:drawing>
           <wp:inline>
-            <wp:extent cx="4693920" cy="1805353"/>
+            <wp:extent cx="5120640" cy="5345917"/>
             <wp:effectExtent b="0" l="0" r="0" t="0"/>
-            <wp:docPr descr="Problem 3 roundoff comparison in half precision" title="" id="67" name="Picture"/>
+            <wp:docPr descr="Problem 3 roundoff comparison in half precision" title="" id="60" name="Picture"/>
             <a:graphic>
               <a:graphicData uri="http://schemas.openxmlformats.org/drawingml/2006/picture">
                 <pic:pic>
                   <pic:nvPicPr>
-                    <pic:cNvPr descr="../../result/problem3_roundoff.png" id="68" name="Picture"/>
+                    <pic:cNvPr descr="../../result/problem3_roundoff.png" id="61" name="Picture"/>
                     <pic:cNvPicPr>
                       <a:picLocks noChangeArrowheads="1" noChangeAspect="1"/>
                     </pic:cNvPicPr>
                   </pic:nvPicPr>
                   <pic:blipFill>
-                    <a:blip r:embed="rId66"/>
+                    <a:blip r:embed="rId59"/>
                     <a:stretch>
                       <a:fillRect/>
                     </a:stretch>
@@ -9735,7 +9827,7 @@
                   <pic:spPr bwMode="auto">
                     <a:xfrm>
                       <a:off x="0" y="0"/>
-                      <a:ext cx="4693920" cy="1805353"/>
+                      <a:ext cx="5120640" cy="5345917"/>
                     </a:xfrm>
                     <a:prstGeom prst="rect">
                       <a:avLst/>
@@ -9762,31 +9854,9 @@
         <w:t xml:space="preserve">Problem 3 roundoff comparison in half precision</w:t>
       </w:r>
     </w:p>
-    <w:bookmarkEnd w:id="69"/>
-    <w:bookmarkStart w:id="70" w:name="分析-7"/>
-    <w:p>
-      <w:pPr>
-        <w:pStyle w:val="Heading3"/>
-      </w:pPr>
-      <w:r>
-        <w:rPr>
-          <w:rStyle w:val="SectionNumber"/>
-        </w:rPr>
-        <w:t xml:space="preserve">0.8.4</w:t>
-      </w:r>
-      <w:r>
-        <w:tab/>
-      </w:r>
-      <w:r>
-        <w:rPr>
-          <w:rFonts w:hint="eastAsia"/>
-        </w:rPr>
-        <w:t xml:space="preserve">分析</w:t>
-      </w:r>
-    </w:p>
-    <w:p>
-      <w:pPr>
-        <w:pStyle w:val="FirstParagraph"/>
+    <w:p>
+      <w:pPr>
+        <w:pStyle w:val="BodyText"/>
       </w:pPr>
       <w:r>
         <w:t xml:space="preserve">half precision </w:t>
@@ -9800,43 +9870,118 @@
       <w:r>
         <w:t xml:space="preserve"> </w:t>
       </w:r>
-      <w:r>
-        <w:rPr>
-          <w:rStyle w:val="VerbatimChar"/>
-        </w:rPr>
-        <w:t xml:space="preserve">1</w:t>
-      </w:r>
-      <w:r>
-        <w:t xml:space="preserve"> </w:t>
-      </w:r>
-      <w:r>
-        <w:rPr>
-          <w:rFonts w:hint="eastAsia"/>
-        </w:rPr>
-        <w:t xml:space="preserve">附近的间隔约为</w:t>
-      </w:r>
-      <w:r>
-        <w:t xml:space="preserve"> </w:t>
-      </w:r>
-      <w:r>
-        <w:rPr>
-          <w:rStyle w:val="VerbatimChar"/>
-        </w:rPr>
-        <w:t xml:space="preserve">2^(-10)</w:t>
-      </w:r>
-      <w:r>
-        <w:rPr>
-          <w:rFonts w:hint="eastAsia"/>
-        </w:rPr>
-        <w:t xml:space="preserve">。当</w:t>
-      </w:r>
-      <w:r>
-        <w:t xml:space="preserve"> </w:t>
-      </w:r>
       <m:oMath>
         <m:r>
+          <m:t>1</m:t>
+        </m:r>
+      </m:oMath>
+      <w:r>
+        <w:t xml:space="preserve"> </w:t>
+      </w:r>
+      <w:r>
+        <w:rPr>
+          <w:rFonts w:hint="eastAsia"/>
+        </w:rPr>
+        <w:t xml:space="preserve">附近的相邻间隔为</w:t>
+      </w:r>
+      <w:r>
+        <w:t xml:space="preserve"> </w:t>
+      </w:r>
+      <m:oMath>
+        <m:sSup>
+          <m:e>
+            <m:r>
+              <m:t>2</m:t>
+            </m:r>
+          </m:e>
+          <m:sup>
+            <m:r>
+              <m:rPr>
+                <m:sty m:val="p"/>
+              </m:rPr>
+              <m:t>−</m:t>
+            </m:r>
+            <m:r>
+              <m:t>10</m:t>
+            </m:r>
+          </m:sup>
+        </m:sSup>
+      </m:oMath>
+      <w:r>
+        <w:rPr>
+          <w:rFonts w:hint="eastAsia"/>
+        </w:rPr>
+        <w:t xml:space="preserve">，最近舍入的半间隔为</w:t>
+      </w:r>
+      <w:r>
+        <w:t xml:space="preserve"> </w:t>
+      </w:r>
+      <m:oMath>
+        <m:sSup>
+          <m:e>
+            <m:r>
+              <m:t>2</m:t>
+            </m:r>
+          </m:e>
+          <m:sup>
+            <m:r>
+              <m:rPr>
+                <m:sty m:val="p"/>
+              </m:rPr>
+              <m:t>−</m:t>
+            </m:r>
+            <m:r>
+              <m:t>11</m:t>
+            </m:r>
+          </m:sup>
+        </m:sSup>
+      </m:oMath>
+      <w:r>
+        <w:rPr>
+          <w:rFonts w:hint="eastAsia"/>
+        </w:rPr>
+        <w:t xml:space="preserve">。因此当</w:t>
+      </w:r>
+      <w:r>
+        <w:t xml:space="preserve"> </w:t>
+      </w:r>
+      <m:oMath>
+        <m:r>
           <m:t>t</m:t>
         </m:r>
+        <m:r>
+          <m:rPr>
+            <m:sty m:val="p"/>
+          </m:rPr>
+          <m:t>=</m:t>
+        </m:r>
+        <m:sSup>
+          <m:e>
+            <m:r>
+              <m:t>2</m:t>
+            </m:r>
+          </m:e>
+          <m:sup>
+            <m:r>
+              <m:rPr>
+                <m:sty m:val="p"/>
+              </m:rPr>
+              <m:t>−</m:t>
+            </m:r>
+            <m:r>
+              <m:t>11</m:t>
+            </m:r>
+          </m:sup>
+        </m:sSup>
+        <m:r>
+          <m:rPr>
+            <m:sty m:val="p"/>
+          </m:rPr>
+          <m:t>=</m:t>
+        </m:r>
+        <m:r>
+          <m:t>0.00048828125</m:t>
+        </m:r>
       </m:oMath>
       <w:r>
         <w:t xml:space="preserve"> </w:t>
@@ -9845,32 +9990,39 @@
         <w:rPr>
           <w:rFonts w:hint="eastAsia"/>
         </w:rPr>
-        <w:t xml:space="preserve">小于或接近这一阈值时，</w:t>
-      </w:r>
-      <w:r>
-        <w:rPr>
-          <w:rStyle w:val="VerbatimChar"/>
-        </w:rPr>
-        <w:t xml:space="preserve">1+t</w:t>
-      </w:r>
-      <w:r>
-        <w:t xml:space="preserve"> </w:t>
-      </w:r>
-      <w:r>
-        <w:rPr>
-          <w:rFonts w:hint="eastAsia"/>
-        </w:rPr>
-        <w:t xml:space="preserve">将首先被舍入回</w:t>
-      </w:r>
-      <w:r>
-        <w:t xml:space="preserve"> </w:t>
-      </w:r>
-      <w:r>
-        <w:rPr>
-          <w:rStyle w:val="VerbatimChar"/>
-        </w:rPr>
-        <w:t xml:space="preserve">1</w:t>
-      </w:r>
+        <w:t xml:space="preserve">时，</w:t>
+      </w:r>
+      <m:oMath>
+        <m:r>
+          <m:t>1</m:t>
+        </m:r>
+        <m:r>
+          <m:rPr>
+            <m:sty m:val="p"/>
+          </m:rPr>
+          <m:t>+</m:t>
+        </m:r>
+        <m:r>
+          <m:t>t</m:t>
+        </m:r>
+      </m:oMath>
+      <w:r>
+        <w:t xml:space="preserve"> </w:t>
+      </w:r>
+      <w:r>
+        <w:rPr>
+          <w:rFonts w:hint="eastAsia"/>
+        </w:rPr>
+        <w:t xml:space="preserve">处在舍入边界并被舍入回</w:t>
+      </w:r>
+      <w:r>
+        <w:t xml:space="preserve"> </w:t>
+      </w:r>
+      <m:oMath>
+        <m:r>
+          <m:t>1</m:t>
+        </m:r>
+      </m:oMath>
       <w:r>
         <w:rPr>
           <w:rFonts w:hint="eastAsia"/>
@@ -9880,73 +10032,248 @@
       <w:r>
         <w:t xml:space="preserve"> </w:t>
       </w:r>
-      <w:r>
-        <w:rPr>
-          <w:rStyle w:val="VerbatimChar"/>
-        </w:rPr>
-        <w:t xml:space="preserve">(1+t)^2-1</w:t>
-      </w:r>
-      <w:r>
-        <w:t xml:space="preserve"> </w:t>
-      </w:r>
-      <w:r>
-        <w:rPr>
-          <w:rFonts w:hint="eastAsia"/>
-        </w:rPr>
-        <w:t xml:space="preserve">被舍入为</w:t>
-      </w:r>
-      <w:r>
-        <w:t xml:space="preserve"> </w:t>
-      </w:r>
-      <w:r>
-        <w:rPr>
-          <w:rStyle w:val="VerbatimChar"/>
-        </w:rPr>
-        <w:t xml:space="preserve">0</w:t>
-      </w:r>
-      <w:r>
-        <w:rPr>
-          <w:rFonts w:hint="eastAsia"/>
-        </w:rPr>
-        <w:t xml:space="preserve">。本题中的首个失真点正好出现在</w:t>
-      </w:r>
-      <w:r>
-        <w:t xml:space="preserve"> </w:t>
-      </w:r>
-      <w:r>
-        <w:rPr>
-          <w:rStyle w:val="VerbatimChar"/>
-        </w:rPr>
-        <w:t xml:space="preserve">t=0.00048828125</w:t>
-      </w:r>
-      <w:r>
-        <w:rPr>
-          <w:rFonts w:hint="eastAsia"/>
-        </w:rPr>
-        <w:t xml:space="preserve">，即</w:t>
-      </w:r>
-      <w:r>
-        <w:t xml:space="preserve"> machine epsilon </w:t>
-      </w:r>
-      <w:r>
-        <w:rPr>
-          <w:rFonts w:hint="eastAsia"/>
-        </w:rPr>
-        <w:t xml:space="preserve">的一半附近，这与</w:t>
-      </w:r>
-      <w:r>
-        <w:t xml:space="preserve"> binary16 </w:t>
-      </w:r>
-      <w:r>
-        <w:rPr>
-          <w:rFonts w:hint="eastAsia"/>
-        </w:rPr>
-        <w:t xml:space="preserve">的舍入行为相一致。由此可见，在低精度格式中，算法结构往往比“理论等价”更重要；对含有相消项的表达式进行代数改写，是避免灾难性误差的关键手段。</w:t>
-      </w:r>
-    </w:p>
-    <w:bookmarkEnd w:id="70"/>
-    <w:bookmarkEnd w:id="71"/>
-    <w:bookmarkStart w:id="76" w:name="problem-33误差严重程度结论"/>
+      <m:oMath>
+        <m:r>
+          <m:rPr>
+            <m:sty m:val="p"/>
+          </m:rPr>
+          <m:t>(</m:t>
+        </m:r>
+        <m:r>
+          <m:t>1</m:t>
+        </m:r>
+        <m:r>
+          <m:rPr>
+            <m:sty m:val="p"/>
+          </m:rPr>
+          <m:t>+</m:t>
+        </m:r>
+        <m:r>
+          <m:t>t</m:t>
+        </m:r>
+        <m:sSup>
+          <m:e>
+            <m:r>
+              <m:rPr>
+                <m:sty m:val="p"/>
+              </m:rPr>
+              <m:t>)</m:t>
+            </m:r>
+          </m:e>
+          <m:sup>
+            <m:r>
+              <m:t>2</m:t>
+            </m:r>
+          </m:sup>
+        </m:sSup>
+        <m:r>
+          <m:rPr>
+            <m:sty m:val="p"/>
+          </m:rPr>
+          <m:t>−</m:t>
+        </m:r>
+        <m:r>
+          <m:t>1</m:t>
+        </m:r>
+      </m:oMath>
+      <w:r>
+        <w:t xml:space="preserve"> </w:t>
+      </w:r>
+      <w:r>
+        <w:rPr>
+          <w:rFonts w:hint="eastAsia"/>
+        </w:rPr>
+        <w:t xml:space="preserve">变为</w:t>
+      </w:r>
+      <w:r>
+        <w:t xml:space="preserve"> </w:t>
+      </w:r>
+      <m:oMath>
+        <m:r>
+          <m:t>0</m:t>
+        </m:r>
+      </m:oMath>
+      <w:r>
+        <w:rPr>
+          <w:rFonts w:hint="eastAsia"/>
+        </w:rPr>
+        <w:t xml:space="preserve">，直接表达式的相对误差跃升到</w:t>
+      </w:r>
+      <w:r>
+        <w:t xml:space="preserve"> </w:t>
+      </w:r>
+      <w:r>
+        <w:rPr>
+          <w:rFonts w:hint="eastAsia"/>
+        </w:rPr>
+        <w:t xml:space="preserve">1.0000E+0。另一方面，</w:t>
+      </w:r>
+      <m:oMath>
+        <m:r>
+          <m:t>2</m:t>
+        </m:r>
+      </m:oMath>
+      <w:r>
+        <w:t xml:space="preserve"> </w:t>
+      </w:r>
+      <w:r>
+        <w:rPr>
+          <w:rFonts w:hint="eastAsia"/>
+        </w:rPr>
+        <w:t xml:space="preserve">附近的</w:t>
+      </w:r>
+      <w:r>
+        <w:t xml:space="preserve"> half </w:t>
+      </w:r>
+      <w:r>
+        <w:rPr>
+          <w:rFonts w:hint="eastAsia"/>
+        </w:rPr>
+        <w:t xml:space="preserve">间隔是</w:t>
+      </w:r>
+      <w:r>
+        <w:t xml:space="preserve"> </w:t>
+      </w:r>
+      <m:oMath>
+        <m:sSup>
+          <m:e>
+            <m:r>
+              <m:t>2</m:t>
+            </m:r>
+          </m:e>
+          <m:sup>
+            <m:r>
+              <m:rPr>
+                <m:sty m:val="p"/>
+              </m:rPr>
+              <m:t>−</m:t>
+            </m:r>
+            <m:r>
+              <m:t>9</m:t>
+            </m:r>
+          </m:sup>
+        </m:sSup>
+      </m:oMath>
+      <w:r>
+        <w:rPr>
+          <w:rFonts w:hint="eastAsia"/>
+        </w:rPr>
+        <w:t xml:space="preserve">，其半间隔是</w:t>
+      </w:r>
+      <w:r>
+        <w:t xml:space="preserve"> </w:t>
+      </w:r>
+      <m:oMath>
+        <m:sSup>
+          <m:e>
+            <m:r>
+              <m:t>2</m:t>
+            </m:r>
+          </m:e>
+          <m:sup>
+            <m:r>
+              <m:rPr>
+                <m:sty m:val="p"/>
+              </m:rPr>
+              <m:t>−</m:t>
+            </m:r>
+            <m:r>
+              <m:t>10</m:t>
+            </m:r>
+          </m:sup>
+        </m:sSup>
+      </m:oMath>
+      <w:r>
+        <w:rPr>
+          <w:rFonts w:hint="eastAsia"/>
+        </w:rPr>
+        <w:t xml:space="preserve">；所以</w:t>
+      </w:r>
+      <w:r>
+        <w:t xml:space="preserve"> </w:t>
+      </w:r>
+      <m:oMath>
+        <m:r>
+          <m:t>2</m:t>
+        </m:r>
+        <m:r>
+          <m:rPr>
+            <m:sty m:val="p"/>
+          </m:rPr>
+          <m:t>+</m:t>
+        </m:r>
+        <m:r>
+          <m:t>t</m:t>
+        </m:r>
+      </m:oMath>
+      <w:r>
+        <w:t xml:space="preserve"> </w:t>
+      </w:r>
+      <w:r>
+        <w:rPr>
+          <w:rFonts w:hint="eastAsia"/>
+        </w:rPr>
+        <w:t xml:space="preserve">的改写形式在</w:t>
+      </w:r>
+      <w:r>
+        <w:t xml:space="preserve"> </w:t>
+      </w:r>
+      <m:oMath>
+        <m:r>
+          <m:t>t</m:t>
+        </m:r>
+        <m:r>
+          <m:rPr>
+            <m:sty m:val="p"/>
+          </m:rPr>
+          <m:t>=</m:t>
+        </m:r>
+        <m:sSup>
+          <m:e>
+            <m:r>
+              <m:t>2</m:t>
+            </m:r>
+          </m:e>
+          <m:sup>
+            <m:r>
+              <m:rPr>
+                <m:sty m:val="p"/>
+              </m:rPr>
+              <m:t>−</m:t>
+            </m:r>
+            <m:r>
+              <m:t>10</m:t>
+            </m:r>
+          </m:sup>
+        </m:sSup>
+      </m:oMath>
+      <w:r>
+        <w:t xml:space="preserve"> </w:t>
+      </w:r>
+      <w:r>
+        <w:rPr>
+          <w:rFonts w:hint="eastAsia"/>
+        </w:rPr>
+        <w:t xml:space="preserve">开始被量化为</w:t>
+      </w:r>
+      <w:r>
+        <w:t xml:space="preserve"> </w:t>
+      </w:r>
+      <m:oMath>
+        <m:r>
+          <m:t>2</m:t>
+        </m:r>
+      </m:oMath>
+      <w:r>
+        <w:rPr>
+          <w:rFonts w:hint="eastAsia"/>
+        </w:rPr>
+        <w:t xml:space="preserve">，相对误差也会出现台阶。由此可见，图中的跃变是浮点量化阈值造成的确定性现象，不是随机噪声或绘图错误。</w:t>
+      </w:r>
+    </w:p>
+    <w:bookmarkEnd w:id="62"/>
+    <w:bookmarkEnd w:id="63"/>
+    <w:bookmarkStart w:id="66" w:name="problem-33误差严重程度结论"/>
     <w:p>
       <w:pPr>
         <w:pStyle w:val="Heading2"/>
@@ -9989,7 +10316,7 @@
           <w:numId w:val="1009"/>
         </w:numPr>
       </w:pPr>
-      <w:hyperlink r:id="rId57">
+      <w:hyperlink r:id="rId51">
         <w:r>
           <w:rPr>
             <w:rStyle w:val="Hyperlink"/>
@@ -10013,7 +10340,7 @@
           <w:numId w:val="1009"/>
         </w:numPr>
       </w:pPr>
-      <w:hyperlink r:id="rId58">
+      <w:hyperlink r:id="rId52">
         <w:r>
           <w:rPr>
             <w:rStyle w:val="Hyperlink"/>
@@ -10022,7 +10349,7 @@
         </w:r>
       </w:hyperlink>
     </w:p>
-    <w:bookmarkStart w:id="72" w:name="待求问题-8"/>
+    <w:bookmarkStart w:id="64" w:name="待求问题-8"/>
     <w:p>
       <w:pPr>
         <w:pStyle w:val="Heading3"/>
@@ -10081,8 +10408,8 @@
         <w:t xml:space="preserve">可达到的严重程度。</w:t>
       </w:r>
     </w:p>
-    <w:bookmarkEnd w:id="72"/>
-    <w:bookmarkStart w:id="73" w:name="解决方式-8"/>
+    <w:bookmarkEnd w:id="64"/>
+    <w:bookmarkStart w:id="65" w:name="答案-8"/>
     <w:p>
       <w:pPr>
         <w:pStyle w:val="Heading3"/>
@@ -10100,7 +10427,7 @@
         <w:rPr>
           <w:rFonts w:hint="eastAsia"/>
         </w:rPr>
-        <w:t xml:space="preserve">解决方式</w:t>
+        <w:t xml:space="preserve">答案</w:t>
       </w:r>
     </w:p>
     <w:p>
@@ -10111,133 +10438,112 @@
         <w:rPr>
           <w:rFonts w:hint="eastAsia"/>
         </w:rPr>
-        <w:t xml:space="preserve">本题采用的实验步骤可归纳为如下伪代码：</w:t>
-      </w:r>
-    </w:p>
-    <w:p>
-      <w:pPr>
-        <w:pStyle w:val="SourceCode"/>
-      </w:pPr>
-      <w:r>
-        <w:rPr>
-          <w:rStyle w:val="VerbatimChar"/>
-        </w:rPr>
-        <w:t xml:space="preserve">Input : half type h, parameter set T</w:t>
-      </w:r>
-      <w:r>
-        <w:br/>
-      </w:r>
-      <w:r>
-        <w:rPr>
-          <w:rStyle w:val="VerbatimChar"/>
-        </w:rPr>
-        <w:t xml:space="preserve">Output: metric table and roundoff plot</w:t>
-      </w:r>
-      <w:r>
-        <w:br/>
-      </w:r>
-      <w:r>
-        <w:br/>
-      </w:r>
-      <w:r>
-        <w:rPr>
-          <w:rStyle w:val="VerbatimChar"/>
-        </w:rPr>
-        <w:t xml:space="preserve">probe epsilon(h), min_normal(h)</w:t>
-      </w:r>
-      <w:r>
-        <w:br/>
-      </w:r>
-      <w:r>
-        <w:rPr>
-          <w:rStyle w:val="VerbatimChar"/>
-        </w:rPr>
-        <w:t xml:space="preserve">probe true_min(h), max_finite(h)</w:t>
-      </w:r>
-      <w:r>
-        <w:br/>
-      </w:r>
-      <w:r>
-        <w:br/>
-      </w:r>
-      <w:r>
-        <w:rPr>
-          <w:rStyle w:val="VerbatimChar"/>
-        </w:rPr>
-        <w:t xml:space="preserve">for each t in T do</w:t>
-      </w:r>
-      <w:r>
-        <w:br/>
-      </w:r>
-      <w:r>
-        <w:rPr>
-          <w:rStyle w:val="VerbatimChar"/>
-        </w:rPr>
-        <w:t xml:space="preserve">    y_dir &lt;- ((1 + t)^2 - 1) / t</w:t>
-      </w:r>
-      <w:r>
-        <w:br/>
-      </w:r>
-      <w:r>
-        <w:rPr>
-          <w:rStyle w:val="VerbatimChar"/>
-        </w:rPr>
-        <w:t xml:space="preserve">    y_alt &lt;- 2 + t</w:t>
-      </w:r>
-      <w:r>
-        <w:br/>
-      </w:r>
-      <w:r>
-        <w:rPr>
-          <w:rStyle w:val="VerbatimChar"/>
-        </w:rPr>
-        <w:t xml:space="preserve">    y_ref &lt;- high_precision(2 + t)</w:t>
-      </w:r>
-      <w:r>
-        <w:br/>
-      </w:r>
-      <w:r>
-        <w:rPr>
-          <w:rStyle w:val="VerbatimChar"/>
-        </w:rPr>
-        <w:t xml:space="preserve">    if y_ref != 0 then</w:t>
-      </w:r>
-      <w:r>
-        <w:br/>
-      </w:r>
-      <w:r>
-        <w:rPr>
-          <w:rStyle w:val="VerbatimChar"/>
-        </w:rPr>
-        <w:t xml:space="preserve">        err_dir &lt;- relerr(y_dir, y_ref)</w:t>
-      </w:r>
-      <w:r>
-        <w:br/>
-      </w:r>
-      <w:r>
-        <w:rPr>
-          <w:rStyle w:val="VerbatimChar"/>
-        </w:rPr>
-        <w:t xml:space="preserve">        err_alt &lt;- relerr(y_alt, y_ref)</w:t>
-      </w:r>
-      <w:r>
-        <w:br/>
-      </w:r>
-      <w:r>
-        <w:rPr>
-          <w:rStyle w:val="VerbatimChar"/>
-        </w:rPr>
-        <w:t xml:space="preserve">    end if</w:t>
-      </w:r>
-      <w:r>
-        <w:br/>
-      </w:r>
-      <w:r>
-        <w:rPr>
-          <w:rStyle w:val="VerbatimChar"/>
-        </w:rPr>
-        <w:t xml:space="preserve">end for</w:t>
-      </w:r>
+        <w:t xml:space="preserve">由前两问可直接得到结论：本机半精度的机器精度为</w:t>
+      </w:r>
+      <w:r>
+        <w:t xml:space="preserve"> </w:t>
+      </w:r>
+      <m:oMath>
+        <m:sSup>
+          <m:e>
+            <m:r>
+              <m:t>2</m:t>
+            </m:r>
+          </m:e>
+          <m:sup>
+            <m:r>
+              <m:rPr>
+                <m:sty m:val="p"/>
+              </m:rPr>
+              <m:t>−</m:t>
+            </m:r>
+            <m:r>
+              <m:t>10</m:t>
+            </m:r>
+          </m:sup>
+        </m:sSup>
+        <m:r>
+          <m:rPr>
+            <m:sty m:val="p"/>
+          </m:rPr>
+          <m:t>=</m:t>
+        </m:r>
+        <m:r>
+          <m:t>0.0009765625</m:t>
+        </m:r>
+      </m:oMath>
+      <w:r>
+        <w:rPr>
+          <w:rFonts w:hint="eastAsia"/>
+        </w:rPr>
+        <w:t xml:space="preserve">。在算例</w:t>
+      </w:r>
+    </w:p>
+    <w:p>
+      <w:pPr>
+        <w:pStyle w:val="BodyText"/>
+      </w:pPr>
+      <m:oMathPara>
+        <m:oMathParaPr>
+          <m:jc m:val="center"/>
+        </m:oMathParaPr>
+        <m:oMath>
+          <m:f>
+            <m:fPr>
+              <m:type m:val="bar"/>
+            </m:fPr>
+            <m:num>
+              <m:r>
+                <m:rPr>
+                  <m:sty m:val="p"/>
+                </m:rPr>
+                <m:t>(</m:t>
+              </m:r>
+              <m:r>
+                <m:t>1</m:t>
+              </m:r>
+              <m:r>
+                <m:rPr>
+                  <m:sty m:val="p"/>
+                </m:rPr>
+                <m:t>+</m:t>
+              </m:r>
+              <m:r>
+                <m:t>t</m:t>
+              </m:r>
+              <m:sSup>
+                <m:e>
+                  <m:r>
+                    <m:rPr>
+                      <m:sty m:val="p"/>
+                    </m:rPr>
+                    <m:t>)</m:t>
+                  </m:r>
+                </m:e>
+                <m:sup>
+                  <m:r>
+                    <m:t>2</m:t>
+                  </m:r>
+                </m:sup>
+              </m:sSup>
+              <m:r>
+                <m:rPr>
+                  <m:sty m:val="p"/>
+                </m:rPr>
+                <m:t>−</m:t>
+              </m:r>
+              <m:r>
+                <m:t>1</m:t>
+              </m:r>
+            </m:num>
+            <m:den>
+              <m:r>
+                <m:t>t</m:t>
+              </m:r>
+            </m:den>
+          </m:f>
+        </m:oMath>
+      </m:oMathPara>
     </w:p>
     <w:p>
       <w:pPr>
@@ -10247,43 +10553,169 @@
         <w:rPr>
           <w:rFonts w:hint="eastAsia"/>
         </w:rPr>
-        <w:t xml:space="preserve">通过比较</w:t>
-      </w:r>
-      <w:r>
-        <w:t xml:space="preserve"> </w:t>
-      </w:r>
-      <w:r>
-        <w:rPr>
-          <w:rStyle w:val="VerbatimChar"/>
-        </w:rPr>
-        <w:t xml:space="preserve">y_dir</w:t>
-      </w:r>
-      <w:r>
-        <w:t xml:space="preserve"> </w:t>
-      </w:r>
-      <w:r>
-        <w:rPr>
-          <w:rFonts w:hint="eastAsia"/>
-        </w:rPr>
-        <w:t xml:space="preserve">与</w:t>
-      </w:r>
-      <w:r>
-        <w:t xml:space="preserve"> </w:t>
-      </w:r>
-      <w:r>
-        <w:rPr>
-          <w:rStyle w:val="VerbatimChar"/>
-        </w:rPr>
-        <w:t xml:space="preserve">y_alt</w:t>
-      </w:r>
-      <w:r>
-        <w:t xml:space="preserve"> </w:t>
-      </w:r>
-      <w:r>
-        <w:rPr>
-          <w:rFonts w:hint="eastAsia"/>
-        </w:rPr>
-        <w:t xml:space="preserve">的误差变化，可直接观察</w:t>
+        <w:t xml:space="preserve">中，当</w:t>
+      </w:r>
+      <w:r>
+        <w:t xml:space="preserve"> </w:t>
+      </w:r>
+      <m:oMath>
+        <m:r>
+          <m:t>t</m:t>
+        </m:r>
+        <m:r>
+          <m:rPr>
+            <m:sty m:val="p"/>
+          </m:rPr>
+          <m:t>=</m:t>
+        </m:r>
+        <m:sSup>
+          <m:e>
+            <m:r>
+              <m:t>2</m:t>
+            </m:r>
+          </m:e>
+          <m:sup>
+            <m:r>
+              <m:rPr>
+                <m:sty m:val="p"/>
+              </m:rPr>
+              <m:t>−</m:t>
+            </m:r>
+            <m:r>
+              <m:t>11</m:t>
+            </m:r>
+          </m:sup>
+        </m:sSup>
+        <m:r>
+          <m:rPr>
+            <m:sty m:val="p"/>
+          </m:rPr>
+          <m:t>=</m:t>
+        </m:r>
+        <m:r>
+          <m:t>0.00048828125</m:t>
+        </m:r>
+      </m:oMath>
+      <w:r>
+        <w:t xml:space="preserve"> </w:t>
+      </w:r>
+      <w:r>
+        <w:rPr>
+          <w:rFonts w:hint="eastAsia"/>
+        </w:rPr>
+        <w:t xml:space="preserve">时，半精度直接计算结果为</w:t>
+      </w:r>
+      <w:r>
+        <w:t xml:space="preserve"> </w:t>
+      </w:r>
+      <m:oMath>
+        <m:r>
+          <m:t>0</m:t>
+        </m:r>
+      </m:oMath>
+      <w:r>
+        <w:rPr>
+          <w:rFonts w:hint="eastAsia"/>
+        </w:rPr>
+        <w:t xml:space="preserve">，而精确值仍为</w:t>
+      </w:r>
+      <w:r>
+        <w:t xml:space="preserve"> </w:t>
+      </w:r>
+      <m:oMath>
+        <m:r>
+          <m:t>2.00048828125</m:t>
+        </m:r>
+      </m:oMath>
+      <w:r>
+        <w:rPr>
+          <w:rFonts w:hint="eastAsia"/>
+        </w:rPr>
+        <w:t xml:space="preserve">，相对误差达到</w:t>
+      </w:r>
+      <w:r>
+        <w:t xml:space="preserve"> </w:t>
+      </w:r>
+      <w:r>
+        <w:rPr>
+          <w:rFonts w:hint="eastAsia"/>
+        </w:rPr>
+        <w:t xml:space="preserve">1.0000E+0。也就是说，half</w:t>
+      </w:r>
+      <w:r>
+        <w:t xml:space="preserve"> precision </w:t>
+      </w:r>
+      <w:r>
+        <w:rPr>
+          <w:rFonts w:hint="eastAsia"/>
+        </w:rPr>
+        <w:t xml:space="preserve">下的</w:t>
+      </w:r>
+      <w:r>
+        <w:t xml:space="preserve"> roundoff error </w:t>
+      </w:r>
+      <w:r>
+        <w:rPr>
+          <w:rFonts w:hint="eastAsia"/>
+        </w:rPr>
+        <w:t xml:space="preserve">可以严重到把本应为</w:t>
+      </w:r>
+      <w:r>
+        <w:t xml:space="preserve"> </w:t>
+      </w:r>
+      <m:oMath>
+        <m:r>
+          <m:t>2</m:t>
+        </m:r>
+      </m:oMath>
+      <w:r>
+        <w:t xml:space="preserve"> </w:t>
+      </w:r>
+      <w:r>
+        <w:rPr>
+          <w:rFonts w:hint="eastAsia"/>
+        </w:rPr>
+        <w:t xml:space="preserve">量级的结果直接压成</w:t>
+      </w:r>
+      <w:r>
+        <w:t xml:space="preserve"> </w:t>
+      </w:r>
+      <m:oMath>
+        <m:r>
+          <m:t>0</m:t>
+        </m:r>
+      </m:oMath>
+      <w:r>
+        <w:t xml:space="preserve">。</w:t>
+      </w:r>
+    </w:p>
+    <w:p>
+      <w:pPr>
+        <w:pStyle w:val="BodyText"/>
+      </w:pPr>
+      <w:r>
+        <w:rPr>
+          <w:rFonts w:hint="eastAsia"/>
+        </w:rPr>
+        <w:t xml:space="preserve">该结论直接由</w:t>
+      </w:r>
+      <w:r>
+        <w:t xml:space="preserve"> Problem 3(1) </w:t>
+      </w:r>
+      <w:r>
+        <w:rPr>
+          <w:rFonts w:hint="eastAsia"/>
+        </w:rPr>
+        <w:t xml:space="preserve">和</w:t>
+      </w:r>
+      <w:r>
+        <w:t xml:space="preserve"> Problem 3(2) </w:t>
+      </w:r>
+      <w:r>
+        <w:rPr>
+          <w:rFonts w:hint="eastAsia"/>
+        </w:rPr>
+        <w:t xml:space="preserve">的结果归纳得到。核心事实是</w:t>
       </w:r>
       <w:r>
         <w:t xml:space="preserve"> half precision </w:t>
@@ -10292,290 +10724,253 @@
         <w:rPr>
           <w:rFonts w:hint="eastAsia"/>
         </w:rPr>
-        <w:t xml:space="preserve">下的舍入误差放大现象。</w:t>
-      </w:r>
-    </w:p>
-    <w:bookmarkEnd w:id="73"/>
-    <w:bookmarkStart w:id="74" w:name="问题答案-8"/>
-    <w:p>
-      <w:pPr>
-        <w:pStyle w:val="Heading3"/>
-      </w:pPr>
-      <w:r>
-        <w:rPr>
-          <w:rStyle w:val="SectionNumber"/>
-        </w:rPr>
-        <w:t xml:space="preserve">0.9.3</w:t>
-      </w:r>
-      <w:r>
-        <w:tab/>
-      </w:r>
-      <w:r>
-        <w:rPr>
-          <w:rFonts w:hint="eastAsia"/>
-        </w:rPr>
-        <w:t xml:space="preserve">问题答案</w:t>
-      </w:r>
-    </w:p>
-    <w:p>
-      <w:pPr>
-        <w:pStyle w:val="FirstParagraph"/>
-      </w:pPr>
-      <w:r>
-        <w:rPr>
-          <w:rFonts w:hint="eastAsia"/>
-        </w:rPr>
-        <w:t xml:space="preserve">因此，half</w:t>
-      </w:r>
-      <w:r>
-        <w:t xml:space="preserve"> precision </w:t>
-      </w:r>
-      <w:r>
-        <w:rPr>
-          <w:rFonts w:hint="eastAsia"/>
-        </w:rPr>
-        <w:t xml:space="preserve">的</w:t>
-      </w:r>
-      <w:r>
-        <w:t xml:space="preserve"> machine epsilon </w:t>
-      </w:r>
-      <w:r>
-        <w:rPr>
-          <w:rFonts w:hint="eastAsia"/>
-        </w:rPr>
-        <w:t xml:space="preserve">约为</w:t>
-      </w:r>
-      <w:r>
-        <w:t xml:space="preserve"> </w:t>
-      </w:r>
-      <w:r>
-        <w:rPr>
-          <w:rStyle w:val="VerbatimChar"/>
-        </w:rPr>
-        <w:t xml:space="preserve">2^(-10)</w:t>
-      </w:r>
-      <w:r>
-        <w:rPr>
-          <w:rFonts w:hint="eastAsia"/>
-        </w:rPr>
-        <w:t xml:space="preserve">，有效数字极为有限；一旦表达式包含相消运算，舍入误差完全可能将本应处于</w:t>
-      </w:r>
-      <w:r>
-        <w:t xml:space="preserve"> </w:t>
-      </w:r>
-      <w:r>
-        <w:rPr>
-          <w:rStyle w:val="VerbatimChar"/>
-        </w:rPr>
-        <w:t xml:space="preserve">2</w:t>
-      </w:r>
-      <w:r>
-        <w:t xml:space="preserve"> </w:t>
-      </w:r>
-      <w:r>
-        <w:rPr>
-          <w:rFonts w:hint="eastAsia"/>
-        </w:rPr>
-        <w:t xml:space="preserve">量级的结果直接压缩为</w:t>
-      </w:r>
-      <w:r>
-        <w:t xml:space="preserve"> </w:t>
-      </w:r>
-      <w:r>
-        <w:rPr>
-          <w:rStyle w:val="VerbatimChar"/>
-        </w:rPr>
-        <w:t xml:space="preserve">0</w:t>
-      </w:r>
+        <w:t xml:space="preserve">在</w:t>
+      </w:r>
+      <w:r>
+        <w:t xml:space="preserve"> </w:t>
+      </w:r>
+      <m:oMath>
+        <m:r>
+          <m:t>1</m:t>
+        </m:r>
+      </m:oMath>
+      <w:r>
+        <w:t xml:space="preserve"> </w:t>
+      </w:r>
+      <w:r>
+        <w:rPr>
+          <w:rFonts w:hint="eastAsia"/>
+        </w:rPr>
+        <w:t xml:space="preserve">附近只有约</w:t>
+      </w:r>
+      <w:r>
+        <w:t xml:space="preserve"> </w:t>
+      </w:r>
+      <m:oMath>
+        <m:sSup>
+          <m:e>
+            <m:r>
+              <m:t>2</m:t>
+            </m:r>
+          </m:e>
+          <m:sup>
+            <m:r>
+              <m:rPr>
+                <m:sty m:val="p"/>
+              </m:rPr>
+              <m:t>−</m:t>
+            </m:r>
+            <m:r>
+              <m:t>10</m:t>
+            </m:r>
+          </m:sup>
+        </m:sSup>
+      </m:oMath>
+      <w:r>
+        <w:t xml:space="preserve"> </w:t>
+      </w:r>
+      <w:r>
+        <w:rPr>
+          <w:rFonts w:hint="eastAsia"/>
+        </w:rPr>
+        <w:t xml:space="preserve">的相邻分辨率，因此</w:t>
+      </w:r>
+      <w:r>
+        <w:t xml:space="preserve"> </w:t>
+      </w:r>
+      <m:oMath>
+        <m:r>
+          <m:t>1</m:t>
+        </m:r>
+        <m:r>
+          <m:rPr>
+            <m:sty m:val="p"/>
+          </m:rPr>
+          <m:t>+</m:t>
+        </m:r>
+        <m:r>
+          <m:t>t</m:t>
+        </m:r>
+      </m:oMath>
+      <w:r>
+        <w:t xml:space="preserve"> </w:t>
+      </w:r>
+      <w:r>
+        <w:rPr>
+          <w:rFonts w:hint="eastAsia"/>
+        </w:rPr>
+        <w:t xml:space="preserve">对小扰动并不连续响应；当</w:t>
+      </w:r>
+      <w:r>
+        <w:t xml:space="preserve"> </w:t>
+      </w:r>
+      <m:oMath>
+        <m:r>
+          <m:t>t</m:t>
+        </m:r>
+      </m:oMath>
+      <w:r>
+        <w:t xml:space="preserve"> </w:t>
+      </w:r>
+      <w:r>
+        <w:rPr>
+          <w:rFonts w:hint="eastAsia"/>
+        </w:rPr>
+        <w:t xml:space="preserve">落到半间隔</w:t>
+      </w:r>
+      <w:r>
+        <w:t xml:space="preserve"> </w:t>
+      </w:r>
+      <m:oMath>
+        <m:sSup>
+          <m:e>
+            <m:r>
+              <m:t>2</m:t>
+            </m:r>
+          </m:e>
+          <m:sup>
+            <m:r>
+              <m:rPr>
+                <m:sty m:val="p"/>
+              </m:rPr>
+              <m:t>−</m:t>
+            </m:r>
+            <m:r>
+              <m:t>11</m:t>
+            </m:r>
+          </m:sup>
+        </m:sSup>
+      </m:oMath>
+      <w:r>
+        <w:t xml:space="preserve"> </w:t>
+      </w:r>
+      <w:r>
+        <w:rPr>
+          <w:rFonts w:hint="eastAsia"/>
+        </w:rPr>
+        <w:t xml:space="preserve">附近时，直接表达式会先把</w:t>
+      </w:r>
+      <w:r>
+        <w:t xml:space="preserve"> </w:t>
+      </w:r>
+      <m:oMath>
+        <m:r>
+          <m:t>1</m:t>
+        </m:r>
+        <m:r>
+          <m:rPr>
+            <m:sty m:val="p"/>
+          </m:rPr>
+          <m:t>+</m:t>
+        </m:r>
+        <m:r>
+          <m:t>t</m:t>
+        </m:r>
+      </m:oMath>
+      <w:r>
+        <w:t xml:space="preserve"> </w:t>
+      </w:r>
+      <w:r>
+        <w:rPr>
+          <w:rFonts w:hint="eastAsia"/>
+        </w:rPr>
+        <w:t xml:space="preserve">舍入回</w:t>
+      </w:r>
+      <w:r>
+        <w:t xml:space="preserve"> </w:t>
+      </w:r>
+      <m:oMath>
+        <m:r>
+          <m:t>1</m:t>
+        </m:r>
+      </m:oMath>
+      <w:r>
+        <w:rPr>
+          <w:rFonts w:hint="eastAsia"/>
+        </w:rPr>
+        <w:t xml:space="preserve">，再把整个分子压成</w:t>
+      </w:r>
+      <w:r>
+        <w:t xml:space="preserve"> </w:t>
+      </w:r>
+      <m:oMath>
+        <m:r>
+          <m:t>0</m:t>
+        </m:r>
+      </m:oMath>
+      <w:r>
+        <w:rPr>
+          <w:rFonts w:hint="eastAsia"/>
+        </w:rPr>
+        <w:t xml:space="preserve">。改写为</w:t>
+      </w:r>
+      <w:r>
+        <w:t xml:space="preserve"> </w:t>
+      </w:r>
+      <m:oMath>
+        <m:r>
+          <m:t>2</m:t>
+        </m:r>
+        <m:r>
+          <m:rPr>
+            <m:sty m:val="p"/>
+          </m:rPr>
+          <m:t>+</m:t>
+        </m:r>
+        <m:r>
+          <m:t>t</m:t>
+        </m:r>
+      </m:oMath>
+      <w:r>
+        <w:t xml:space="preserve"> </w:t>
+      </w:r>
+      <w:r>
+        <w:rPr>
+          <w:rFonts w:hint="eastAsia"/>
+        </w:rPr>
+        <w:t xml:space="preserve">后仍有</w:t>
+      </w:r>
+      <w:r>
+        <w:t xml:space="preserve"> half </w:t>
+      </w:r>
+      <w:r>
+        <w:rPr>
+          <w:rFonts w:hint="eastAsia"/>
+        </w:rPr>
+        <w:t xml:space="preserve">量化误差，但不会把结果从</w:t>
+      </w:r>
+      <w:r>
+        <w:t xml:space="preserve"> </w:t>
+      </w:r>
+      <m:oMath>
+        <m:r>
+          <m:t>2</m:t>
+        </m:r>
+      </m:oMath>
+      <w:r>
+        <w:t xml:space="preserve"> </w:t>
+      </w:r>
+      <w:r>
+        <w:rPr>
+          <w:rFonts w:hint="eastAsia"/>
+        </w:rPr>
+        <w:t xml:space="preserve">量级直接压到</w:t>
+      </w:r>
+      <w:r>
+        <w:t xml:space="preserve"> </w:t>
+      </w:r>
+      <m:oMath>
+        <m:r>
+          <m:t>0</m:t>
+        </m:r>
+      </m:oMath>
       <w:r>
         <w:t xml:space="preserve">。</w:t>
       </w:r>
     </w:p>
-    <w:bookmarkEnd w:id="74"/>
-    <w:bookmarkStart w:id="75" w:name="分析-8"/>
-    <w:p>
-      <w:pPr>
-        <w:pStyle w:val="Heading3"/>
-      </w:pPr>
-      <w:r>
-        <w:rPr>
-          <w:rStyle w:val="SectionNumber"/>
-        </w:rPr>
-        <w:t xml:space="preserve">0.9.4</w:t>
-      </w:r>
-      <w:r>
-        <w:tab/>
-      </w:r>
-      <w:r>
-        <w:rPr>
-          <w:rFonts w:hint="eastAsia"/>
-        </w:rPr>
-        <w:t xml:space="preserve">分析</w:t>
-      </w:r>
-    </w:p>
-    <w:p>
-      <w:pPr>
-        <w:pStyle w:val="FirstParagraph"/>
-      </w:pPr>
-      <w:r>
-        <w:t xml:space="preserve">half precision </w:t>
-      </w:r>
-      <w:r>
-        <w:rPr>
-          <w:rFonts w:hint="eastAsia"/>
-        </w:rPr>
-        <w:t xml:space="preserve">在</w:t>
-      </w:r>
-      <w:r>
-        <w:t xml:space="preserve"> </w:t>
-      </w:r>
-      <w:r>
-        <w:rPr>
-          <w:rStyle w:val="VerbatimChar"/>
-        </w:rPr>
-        <w:t xml:space="preserve">1</w:t>
-      </w:r>
-      <w:r>
-        <w:t xml:space="preserve"> </w:t>
-      </w:r>
-      <w:r>
-        <w:rPr>
-          <w:rFonts w:hint="eastAsia"/>
-        </w:rPr>
-        <w:t xml:space="preserve">附近的间隔约为</w:t>
-      </w:r>
-      <w:r>
-        <w:t xml:space="preserve"> </w:t>
-      </w:r>
-      <w:r>
-        <w:rPr>
-          <w:rStyle w:val="VerbatimChar"/>
-        </w:rPr>
-        <w:t xml:space="preserve">2^(-10)</w:t>
-      </w:r>
-      <w:r>
-        <w:rPr>
-          <w:rFonts w:hint="eastAsia"/>
-        </w:rPr>
-        <w:t xml:space="preserve">。当</w:t>
-      </w:r>
-      <w:r>
-        <w:t xml:space="preserve"> </w:t>
-      </w:r>
-      <m:oMath>
-        <m:r>
-          <m:t>t</m:t>
-        </m:r>
-      </m:oMath>
-      <w:r>
-        <w:t xml:space="preserve"> </w:t>
-      </w:r>
-      <w:r>
-        <w:rPr>
-          <w:rFonts w:hint="eastAsia"/>
-        </w:rPr>
-        <w:t xml:space="preserve">小于或接近这一阈值时，</w:t>
-      </w:r>
-      <w:r>
-        <w:rPr>
-          <w:rStyle w:val="VerbatimChar"/>
-        </w:rPr>
-        <w:t xml:space="preserve">1+t</w:t>
-      </w:r>
-      <w:r>
-        <w:t xml:space="preserve"> </w:t>
-      </w:r>
-      <w:r>
-        <w:rPr>
-          <w:rFonts w:hint="eastAsia"/>
-        </w:rPr>
-        <w:t xml:space="preserve">将首先被舍入回</w:t>
-      </w:r>
-      <w:r>
-        <w:t xml:space="preserve"> </w:t>
-      </w:r>
-      <w:r>
-        <w:rPr>
-          <w:rStyle w:val="VerbatimChar"/>
-        </w:rPr>
-        <w:t xml:space="preserve">1</w:t>
-      </w:r>
-      <w:r>
-        <w:rPr>
-          <w:rFonts w:hint="eastAsia"/>
-        </w:rPr>
-        <w:t xml:space="preserve">，进而使</w:t>
-      </w:r>
-      <w:r>
-        <w:t xml:space="preserve"> </w:t>
-      </w:r>
-      <w:r>
-        <w:rPr>
-          <w:rStyle w:val="VerbatimChar"/>
-        </w:rPr>
-        <w:t xml:space="preserve">(1+t)^2-1</w:t>
-      </w:r>
-      <w:r>
-        <w:t xml:space="preserve"> </w:t>
-      </w:r>
-      <w:r>
-        <w:rPr>
-          <w:rFonts w:hint="eastAsia"/>
-        </w:rPr>
-        <w:t xml:space="preserve">被舍入为</w:t>
-      </w:r>
-      <w:r>
-        <w:t xml:space="preserve"> </w:t>
-      </w:r>
-      <w:r>
-        <w:rPr>
-          <w:rStyle w:val="VerbatimChar"/>
-        </w:rPr>
-        <w:t xml:space="preserve">0</w:t>
-      </w:r>
-      <w:r>
-        <w:rPr>
-          <w:rFonts w:hint="eastAsia"/>
-        </w:rPr>
-        <w:t xml:space="preserve">。本题中的首个失真点正好出现在</w:t>
-      </w:r>
-      <w:r>
-        <w:t xml:space="preserve"> </w:t>
-      </w:r>
-      <w:r>
-        <w:rPr>
-          <w:rStyle w:val="VerbatimChar"/>
-        </w:rPr>
-        <w:t xml:space="preserve">t=0.00048828125</w:t>
-      </w:r>
-      <w:r>
-        <w:rPr>
-          <w:rFonts w:hint="eastAsia"/>
-        </w:rPr>
-        <w:t xml:space="preserve">，即</w:t>
-      </w:r>
-      <w:r>
-        <w:t xml:space="preserve"> machine epsilon </w:t>
-      </w:r>
-      <w:r>
-        <w:rPr>
-          <w:rFonts w:hint="eastAsia"/>
-        </w:rPr>
-        <w:t xml:space="preserve">的一半附近，这与</w:t>
-      </w:r>
-      <w:r>
-        <w:t xml:space="preserve"> binary16 </w:t>
-      </w:r>
-      <w:r>
-        <w:rPr>
-          <w:rFonts w:hint="eastAsia"/>
-        </w:rPr>
-        <w:t xml:space="preserve">的舍入行为相一致。由此可见，在低精度格式中，算法结构往往比“理论等价”更重要；对含有相消项的表达式进行代数改写，是避免灾难性误差的关键手段。</w:t>
-      </w:r>
-    </w:p>
-    <w:bookmarkEnd w:id="75"/>
-    <w:bookmarkEnd w:id="76"/>
-    <w:bookmarkEnd w:id="77"/>
+    <w:bookmarkEnd w:id="65"/>
+    <w:bookmarkEnd w:id="66"/>
+    <w:bookmarkEnd w:id="67"/>
     <w:sectPr>
       <w:footnotePr>
         <w:numRestart w:val="eachSect"/>
